--- a/src/assets/report/relatorio_vitaeflux.docx
+++ b/src/assets/report/relatorio_vitaeflux.docx
@@ -161,9 +161,7 @@
     <w:p>
       <w:pPr>
         <w:rPr>
-          <w:rFonts w:ascii="Calibri" w:eastAsia="Calibri" w:hAnsi="Calibri" w:cs="Calibri"/>
-          <w:b/>
-          <w:bCs/>
+          <w:rFonts w:asciiTheme="majorHAnsi" w:eastAsia="Calibri" w:hAnsiTheme="majorHAnsi" w:cstheme="majorHAnsi"/>
           <w:lang w:val="pt-BR"/>
         </w:rPr>
       </w:pPr>
@@ -171,67 +169,48 @@
       <w:bookmarkEnd w:id="0"/>
       <w:r>
         <w:rPr>
-          <w:rFonts w:ascii="Calibri" w:eastAsia="Calibri" w:hAnsi="Calibri" w:cs="Calibri"/>
+          <w:rFonts w:asciiTheme="majorHAnsi" w:eastAsia="Calibri" w:hAnsiTheme="majorHAnsi" w:cstheme="majorHAnsi"/>
+          <w:lang w:val="pt-BR"/>
+        </w:rPr>
+        <w:t xml:space="preserve">A análise de padrões energéticos e funcionais observa a resposta do organismo a diferentes estímulos. </w:t>
+      </w:r>
+      <w:r>
+        <w:rPr>
+          <w:rFonts w:asciiTheme="majorHAnsi" w:eastAsia="Calibri" w:hAnsiTheme="majorHAnsi" w:cstheme="majorHAnsi"/>
           <w:b/>
           <w:bCs/>
           <w:lang w:val="pt-BR"/>
         </w:rPr>
-        <w:t>1.</w:t>
+        <w:t>Não substitui diagnósticos médicos</w:t>
       </w:r>
       <w:r>
         <w:rPr>
-          <w:rFonts w:ascii="Calibri" w:eastAsia="Calibri" w:hAnsi="Calibri" w:cs="Calibri"/>
-          <w:b/>
-          <w:bCs/>
+          <w:rFonts w:asciiTheme="majorHAnsi" w:eastAsia="Calibri" w:hAnsiTheme="majorHAnsi" w:cstheme="majorHAnsi"/>
           <w:lang w:val="pt-BR"/>
         </w:rPr>
-        <w:t xml:space="preserve"> </w:t>
+        <w:t xml:space="preserve">, mas auxilia na identificação de tendências de sobrecarga ou equilíbrio </w:t>
       </w:r>
+      <w:proofErr w:type="gramStart"/>
       <w:r>
         <w:rPr>
-          <w:rFonts w:ascii="Calibri" w:eastAsia="Calibri" w:hAnsi="Calibri" w:cs="Calibri"/>
-          <w:b/>
-          <w:bCs/>
+          <w:rFonts w:asciiTheme="majorHAnsi" w:eastAsia="Calibri" w:hAnsiTheme="majorHAnsi" w:cstheme="majorHAnsi"/>
           <w:lang w:val="pt-BR"/>
         </w:rPr>
-        <w:t>1. ANÁLISE DE BIORRESSONÂNCIA</w:t>
+        <w:t>no seus sistemas</w:t>
+      </w:r>
+      <w:proofErr w:type="gramEnd"/>
+      <w:r>
+        <w:rPr>
+          <w:rFonts w:asciiTheme="majorHAnsi" w:eastAsia="Calibri" w:hAnsiTheme="majorHAnsi" w:cstheme="majorHAnsi"/>
+          <w:lang w:val="pt-BR"/>
+        </w:rPr>
+        <w:t>.</w:t>
       </w:r>
     </w:p>
     <w:p>
       <w:pPr>
         <w:rPr>
-          <w:u w:val="single"/>
-          <w:lang w:val="pt-BR"/>
-        </w:rPr>
-      </w:pPr>
-      <w:r>
-        <w:rPr>
-          <w:lang w:val="pt-BR"/>
-        </w:rPr>
-        <w:t xml:space="preserve">A </w:t>
-      </w:r>
-      <w:proofErr w:type="spellStart"/>
-      <w:r>
-        <w:rPr>
-          <w:lang w:val="pt-BR"/>
-        </w:rPr>
-        <w:t>biorressonância</w:t>
-      </w:r>
-      <w:proofErr w:type="spellEnd"/>
-      <w:r>
-        <w:rPr>
-          <w:lang w:val="pt-BR"/>
-        </w:rPr>
-        <w:t xml:space="preserve"> é uma avaliação funcional e complementar que observa padrões de resposta do organismo a diferentes estímulos. Ela não substitui diagnósticos médicos, mas auxilia na identificação de tendências de sobrecarga ou equilíbrio no funcionamento do corpo. </w:t>
-      </w:r>
-    </w:p>
-    <w:p>
-      <w:pPr>
-        <w:tabs>
-          <w:tab w:val="left" w:pos="3165"/>
-        </w:tabs>
-        <w:rPr>
-          <w:rFonts w:ascii="Calibri" w:eastAsia="Calibri" w:hAnsi="Calibri" w:cs="Calibri"/>
+          <w:rFonts w:asciiTheme="majorHAnsi" w:eastAsia="Calibri" w:hAnsiTheme="majorHAnsi" w:cstheme="majorHAnsi"/>
           <w:b/>
           <w:bCs/>
           <w:lang w:val="pt-BR"/>
@@ -239,79 +218,89 @@
       </w:pPr>
       <w:r>
         <w:rPr>
-          <w:rFonts w:ascii="Calibri" w:eastAsia="Calibri" w:hAnsi="Calibri" w:cs="Calibri"/>
+          <w:rFonts w:asciiTheme="majorHAnsi" w:eastAsia="Calibri" w:hAnsiTheme="majorHAnsi" w:cstheme="majorHAnsi"/>
           <w:b/>
           <w:bCs/>
           <w:lang w:val="pt-BR"/>
         </w:rPr>
-        <w:t>2. CATEGORIAS DA ANÁLISE</w:t>
+        <w:t>1.CATEGORIAS DA ANÁLISE</w:t>
       </w:r>
     </w:p>
     <w:p>
       <w:pPr>
         <w:rPr>
+          <w:rFonts w:asciiTheme="majorHAnsi" w:eastAsia="Calibri" w:hAnsiTheme="majorHAnsi" w:cstheme="majorHAnsi"/>
           <w:lang w:val="pt-BR"/>
         </w:rPr>
       </w:pPr>
       <w:r>
         <w:rPr>
+          <w:rFonts w:asciiTheme="majorHAnsi" w:eastAsia="Calibri" w:hAnsiTheme="majorHAnsi" w:cstheme="majorHAnsi"/>
           <w:b/>
           <w:bCs/>
           <w:lang w:val="pt-BR"/>
         </w:rPr>
-        <w:t xml:space="preserve">2.1. Patologias </w:t>
+        <w:t>1.1. Padrões energéticos alterados</w:t>
       </w:r>
       <w:r>
         <w:rPr>
+          <w:rFonts w:asciiTheme="majorHAnsi" w:eastAsia="Calibri" w:hAnsiTheme="majorHAnsi" w:cstheme="majorHAnsi"/>
           <w:lang w:val="pt-BR"/>
         </w:rPr>
-        <w:t>– identifica possíveis patologias ativas ou em potência ao localizar áreas de sobrecarga ou desequilíbrio, auxiliando na prevenção e no direcionamento de cuidados integrativos.</w:t>
+        <w:t xml:space="preserve"> – identifica as possíveis áreas de sobrecarga ou desequilíbrio do organismo.</w:t>
       </w:r>
     </w:p>
     <w:p>
       <w:pPr>
         <w:rPr>
+          <w:rFonts w:asciiTheme="majorHAnsi" w:eastAsia="Calibri" w:hAnsiTheme="majorHAnsi" w:cstheme="majorHAnsi"/>
           <w:lang w:val="pt-BR"/>
         </w:rPr>
       </w:pPr>
       <w:r>
         <w:rPr>
+          <w:rFonts w:asciiTheme="majorHAnsi" w:eastAsia="Calibri" w:hAnsiTheme="majorHAnsi" w:cstheme="majorHAnsi"/>
           <w:b/>
           <w:bCs/>
           <w:lang w:val="pt-BR"/>
         </w:rPr>
-        <w:t xml:space="preserve">2.2. Microrganismos </w:t>
+        <w:t>1.2. Microrganismos</w:t>
       </w:r>
       <w:r>
         <w:rPr>
+          <w:rFonts w:asciiTheme="majorHAnsi" w:eastAsia="Calibri" w:hAnsiTheme="majorHAnsi" w:cstheme="majorHAnsi"/>
           <w:lang w:val="pt-BR"/>
         </w:rPr>
-        <w:t>- identifica vírus, bactérias, helmintos e protozoários que podem estar afetando o organismo, mas a manifestação varia conforme as particularidades fisiológicas e energéticas individuais, pois podem resultar da combinação sinérgica de cada microrganismo com toxinas e até mesmo com fatores psicoemocionais.</w:t>
+        <w:t xml:space="preserve"> - identifica vírus, bactérias, helmintos e protozoários que podem estar afetando o organismo, mas a manifestação varia conforme as particularidades fisiológicas, pois podem resultar da combinação sinérgica de cada microrganismo com toxinas e até mesmo com fatores psicoemocionais.</w:t>
       </w:r>
     </w:p>
     <w:p>
       <w:pPr>
         <w:rPr>
+          <w:rFonts w:asciiTheme="majorHAnsi" w:eastAsia="Calibri" w:hAnsiTheme="majorHAnsi" w:cstheme="majorHAnsi"/>
           <w:lang w:val="pt-BR"/>
         </w:rPr>
       </w:pPr>
       <w:r>
         <w:rPr>
+          <w:rFonts w:asciiTheme="majorHAnsi" w:eastAsia="Calibri" w:hAnsiTheme="majorHAnsi" w:cstheme="majorHAnsi"/>
           <w:b/>
           <w:bCs/>
           <w:lang w:val="pt-BR"/>
         </w:rPr>
-        <w:t xml:space="preserve">2.3. Toxinas - </w:t>
+        <w:t>1.3. Toxinas</w:t>
       </w:r>
       <w:r>
         <w:rPr>
+          <w:rFonts w:asciiTheme="majorHAnsi" w:eastAsia="Calibri" w:hAnsiTheme="majorHAnsi" w:cstheme="majorHAnsi"/>
           <w:lang w:val="pt-BR"/>
         </w:rPr>
-        <w:t xml:space="preserve">identifica metais pesados, solventes, agrotóxicos, </w:t>
+        <w:t xml:space="preserve"> - identifica a presença de metais pesados, solventes, agrotóxicos, </w:t>
       </w:r>
       <w:proofErr w:type="spellStart"/>
       <w:r>
         <w:rPr>
+          <w:rFonts w:asciiTheme="majorHAnsi" w:eastAsia="Calibri" w:hAnsiTheme="majorHAnsi" w:cstheme="majorHAnsi"/>
           <w:lang w:val="pt-BR"/>
         </w:rPr>
         <w:t>xenoestrógenos</w:t>
@@ -319,28 +308,32 @@
       <w:proofErr w:type="spellEnd"/>
       <w:r>
         <w:rPr>
+          <w:rFonts w:asciiTheme="majorHAnsi" w:eastAsia="Calibri" w:hAnsiTheme="majorHAnsi" w:cstheme="majorHAnsi"/>
           <w:lang w:val="pt-BR"/>
         </w:rPr>
-        <w:t>, radiação, além de toxinas ambientais, alimentares, intestinais, nervosas e farmacológicas. Tais substâncias contribuem para o aumento do estresse oxidativo, desestabilização metabólica e redução da eficiência imunológica, bem como alteram o pH dos tecidos e favorecem a disbiose, facilitando a proliferação de microrganismos oportunistas.</w:t>
+        <w:t>, radiação, além de toxinas ambientais, alimentares, intestinais, nervosas e farmacológicas no organismo. Tais substâncias contribuem para o aumento do estresse oxidativo, desestabilização metabólica e redução da eficiência imunológica, bem como alteram o pH dos tecidos e favorecem a disbiose, facilitando a proliferação de microrganismos oportunistas.</w:t>
       </w:r>
     </w:p>
     <w:p>
       <w:pPr>
         <w:rPr>
+          <w:rFonts w:asciiTheme="majorHAnsi" w:eastAsia="Calibri" w:hAnsiTheme="majorHAnsi" w:cstheme="majorHAnsi"/>
           <w:lang w:val="pt-BR"/>
         </w:rPr>
       </w:pPr>
       <w:r>
         <w:rPr>
+          <w:rFonts w:asciiTheme="majorHAnsi" w:eastAsia="Calibri" w:hAnsiTheme="majorHAnsi" w:cstheme="majorHAnsi"/>
           <w:b/>
           <w:bCs/>
           <w:lang w:val="pt-BR"/>
         </w:rPr>
-        <w:t xml:space="preserve">2.4. Campo </w:t>
+        <w:t xml:space="preserve">1.4. Campo </w:t>
       </w:r>
       <w:proofErr w:type="spellStart"/>
       <w:r>
         <w:rPr>
+          <w:rFonts w:asciiTheme="majorHAnsi" w:eastAsia="Calibri" w:hAnsiTheme="majorHAnsi" w:cstheme="majorHAnsi"/>
           <w:b/>
           <w:bCs/>
           <w:lang w:val="pt-BR"/>
@@ -350,66 +343,64 @@
       <w:proofErr w:type="spellEnd"/>
       <w:r>
         <w:rPr>
-          <w:b/>
-          <w:bCs/>
+          <w:rFonts w:asciiTheme="majorHAnsi" w:eastAsia="Calibri" w:hAnsiTheme="majorHAnsi" w:cstheme="majorHAnsi"/>
           <w:lang w:val="pt-BR"/>
         </w:rPr>
-        <w:t xml:space="preserve"> - </w:t>
-      </w:r>
-      <w:r>
-        <w:rPr>
-          <w:lang w:val="pt-BR"/>
-        </w:rPr>
-        <w:t>identifica padrões associados a conteúdos emocionais recorrentes, compreendidos como experiências internas vividas de forma repetida ou prolongada. Esses estados geram estresse adaptativo no organismo, que se expressa por meio de respostas neurofisiológicas mensuráveis, como alterações na atividade elétrica cerebral, na coerência cardíaca, na função imunológica e na regulação neuroendócrina.</w:t>
+        <w:t xml:space="preserve"> - identifica padrões associados a conteúdos emocionais recorrentes, compreendidos como experiências internas vividas de forma repetida ou prolongada. Esses podem gerar estresse adaptativo no organismo, que se expressa por meio de respostas neurofisiológicas mensuráveis, como alterações na atividade elétrica cerebral, na coerência cardíaca, na função imunológica e na regulação neuroendócrina.</w:t>
       </w:r>
     </w:p>
     <w:p>
       <w:pPr>
         <w:rPr>
+          <w:rFonts w:asciiTheme="majorHAnsi" w:eastAsia="Calibri" w:hAnsiTheme="majorHAnsi" w:cstheme="majorHAnsi"/>
           <w:lang w:val="pt-BR"/>
         </w:rPr>
       </w:pPr>
       <w:r>
         <w:rPr>
+          <w:rFonts w:asciiTheme="majorHAnsi" w:eastAsia="Calibri" w:hAnsiTheme="majorHAnsi" w:cstheme="majorHAnsi"/>
           <w:b/>
           <w:bCs/>
           <w:lang w:val="pt-BR"/>
         </w:rPr>
-        <w:t xml:space="preserve">2.5. Pedras e cristais - </w:t>
+        <w:t>1.5. Pedras e cristais</w:t>
       </w:r>
       <w:r>
         <w:rPr>
+          <w:rFonts w:asciiTheme="majorHAnsi" w:eastAsia="Calibri" w:hAnsiTheme="majorHAnsi" w:cstheme="majorHAnsi"/>
           <w:lang w:val="pt-BR"/>
         </w:rPr>
-        <w:t>possuem padrões vibracionais estáveis que, no contexto biofísico, podem atuar como suportes externos ao equilíbrio funcional do organismo. A afinidade observada sugere um possível apoio à estabilidade física e emocional.</w:t>
+        <w:t xml:space="preserve"> - possuem padrões vibracionais estáveis que, no contexto integrativo, podem atuar como suportes externos ao equilíbrio funcional do organismo.</w:t>
       </w:r>
     </w:p>
     <w:p>
       <w:pPr>
         <w:rPr>
+          <w:rFonts w:asciiTheme="majorHAnsi" w:eastAsia="Calibri" w:hAnsiTheme="majorHAnsi" w:cstheme="majorHAnsi"/>
           <w:lang w:val="pt-BR"/>
         </w:rPr>
       </w:pPr>
       <w:r>
         <w:rPr>
+          <w:rFonts w:asciiTheme="majorHAnsi" w:eastAsia="Calibri" w:hAnsiTheme="majorHAnsi" w:cstheme="majorHAnsi"/>
           <w:b/>
           <w:bCs/>
           <w:lang w:val="pt-BR"/>
         </w:rPr>
-        <w:t xml:space="preserve">2.6. Alimentos - </w:t>
+        <w:t>1.6. Alimentos</w:t>
       </w:r>
       <w:r>
         <w:rPr>
+          <w:rFonts w:asciiTheme="majorHAnsi" w:eastAsia="Calibri" w:hAnsiTheme="majorHAnsi" w:cstheme="majorHAnsi"/>
           <w:lang w:val="pt-BR"/>
         </w:rPr>
-        <w:t>essa análise não substitui orientações nutricionais convencionais, mas indica como o organismo responde aos alimentos testados, os que melhor se adaptam e os que podem causar sobrecarga metabólica. </w:t>
+        <w:t xml:space="preserve"> - essa análise não substitui orientações nutricionais convencionais, mas indica como o organismo responde aos alimentos testados, os que melhor se adaptam e os que podem causar sobrecarga metabólica.</w:t>
       </w:r>
     </w:p>
     <w:p>
       <w:pPr>
-        <w:spacing w:after="120" w:line="240" w:lineRule="auto"/>
         <w:rPr>
-          <w:rFonts w:ascii="Calibri" w:eastAsia="Calibri" w:hAnsi="Calibri" w:cs="Calibri"/>
+          <w:rFonts w:asciiTheme="majorHAnsi" w:eastAsia="Calibri" w:hAnsiTheme="majorHAnsi" w:cstheme="majorHAnsi"/>
           <w:b/>
           <w:bCs/>
           <w:lang w:val="pt-BR"/>
@@ -417,42 +408,24 @@
       </w:pPr>
       <w:r>
         <w:rPr>
-          <w:rFonts w:ascii="Calibri" w:eastAsia="Calibri" w:hAnsi="Calibri" w:cs="Calibri"/>
+          <w:rFonts w:asciiTheme="majorHAnsi" w:eastAsia="Calibri" w:hAnsiTheme="majorHAnsi" w:cstheme="majorHAnsi"/>
           <w:b/>
           <w:bCs/>
           <w:lang w:val="pt-BR"/>
         </w:rPr>
-        <w:t xml:space="preserve">3. INTERPRETAÇÃO </w:t>
-      </w:r>
-      <w:proofErr w:type="gramStart"/>
-      <w:r>
-        <w:rPr>
-          <w:rFonts w:ascii="Calibri" w:eastAsia="Calibri" w:hAnsi="Calibri" w:cs="Calibri"/>
-          <w:b/>
-          <w:bCs/>
-          <w:lang w:val="pt-BR"/>
-        </w:rPr>
-        <w:t>DOS  RESULTADOS</w:t>
-      </w:r>
-      <w:proofErr w:type="gramEnd"/>
-      <w:r>
-        <w:rPr>
-          <w:rFonts w:ascii="Calibri" w:eastAsia="Calibri" w:hAnsi="Calibri" w:cs="Calibri"/>
-          <w:b/>
-          <w:bCs/>
-          <w:lang w:val="pt-BR"/>
-        </w:rPr>
-        <w:t xml:space="preserve"> DAS ANÁLISES</w:t>
+        <w:t>2. INTERPRETAÇÃO DOS RESULTADOS DAS ANÁLISES</w:t>
       </w:r>
     </w:p>
     <w:p>
       <w:pPr>
         <w:rPr>
+          <w:rFonts w:asciiTheme="majorHAnsi" w:eastAsia="Calibri" w:hAnsiTheme="majorHAnsi" w:cstheme="majorHAnsi"/>
           <w:lang w:val="pt-BR"/>
         </w:rPr>
       </w:pPr>
       <w:r>
         <w:rPr>
+          <w:rFonts w:asciiTheme="majorHAnsi" w:eastAsia="Calibri" w:hAnsiTheme="majorHAnsi" w:cstheme="majorHAnsi"/>
           <w:u w:val="single"/>
           <w:lang w:val="pt-BR"/>
         </w:rPr>
@@ -460,19 +433,57 @@
       </w:r>
       <w:r>
         <w:rPr>
+          <w:rFonts w:asciiTheme="majorHAnsi" w:eastAsia="Calibri" w:hAnsiTheme="majorHAnsi" w:cstheme="majorHAnsi"/>
           <w:lang w:val="pt-BR"/>
         </w:rPr>
-        <w:t xml:space="preserve"> entre o padrão de frequência ideal de um órgão, tecido, microrganismo ou substância e a frequência detectada no paciente.  </w:t>
+        <w:t xml:space="preserve"> entre o padrão de frequência ideal de um órgão, tecido, microrganismo ou substância e a frequência detectada no paciente. </w:t>
       </w:r>
     </w:p>
     <w:p>
       <w:pPr>
         <w:rPr>
+          <w:rFonts w:asciiTheme="majorHAnsi" w:eastAsia="Calibri" w:hAnsiTheme="majorHAnsi" w:cstheme="majorHAnsi"/>
           <w:lang w:val="pt-BR"/>
         </w:rPr>
       </w:pPr>
       <w:r>
         <w:rPr>
+          <w:rFonts w:asciiTheme="majorHAnsi" w:eastAsia="Calibri" w:hAnsiTheme="majorHAnsi" w:cstheme="majorHAnsi"/>
+          <w:b/>
+          <w:bCs/>
+          <w:lang w:val="pt-BR"/>
+        </w:rPr>
+        <w:t xml:space="preserve">No sistema </w:t>
+      </w:r>
+      <w:proofErr w:type="spellStart"/>
+      <w:r>
+        <w:rPr>
+          <w:rFonts w:asciiTheme="majorHAnsi" w:eastAsia="Calibri" w:hAnsiTheme="majorHAnsi" w:cstheme="majorHAnsi"/>
+          <w:b/>
+          <w:bCs/>
+          <w:lang w:val="pt-BR"/>
+        </w:rPr>
+        <w:t>ProSync</w:t>
+      </w:r>
+      <w:proofErr w:type="spellEnd"/>
+      <w:r>
+        <w:rPr>
+          <w:rFonts w:asciiTheme="majorHAnsi" w:eastAsia="Calibri" w:hAnsiTheme="majorHAnsi" w:cstheme="majorHAnsi"/>
+          <w:lang w:val="pt-BR"/>
+        </w:rPr>
+        <w:t>, os resultados da análise são apresentados no formato D = X/Y, em que X representa a frequência do microrganismo ou substância analisada e Y a frequência do paciente. É considerada normal uma faixa de variação de ±10%, dentro da qual pequenas diferenças não indicam desequilíbrio. Quando essa diferença ultrapassa essa faixa, o resultado sugere maior reatividade ou desequilíbrio funcional.</w:t>
+      </w:r>
+    </w:p>
+    <w:p>
+      <w:pPr>
+        <w:rPr>
+          <w:rFonts w:asciiTheme="majorHAnsi" w:eastAsia="Calibri" w:hAnsiTheme="majorHAnsi" w:cstheme="majorHAnsi"/>
+          <w:lang w:val="pt-BR"/>
+        </w:rPr>
+      </w:pPr>
+      <w:r>
+        <w:rPr>
+          <w:rFonts w:asciiTheme="majorHAnsi" w:eastAsia="Calibri" w:hAnsiTheme="majorHAnsi" w:cstheme="majorHAnsi"/>
           <w:b/>
           <w:bCs/>
           <w:lang w:val="pt-BR"/>
@@ -481,27 +492,7 @@
       </w:r>
       <w:r>
         <w:rPr>
-          <w:lang w:val="pt-BR"/>
-        </w:rPr>
-        <w:t>, os resultados da análise são apresentados no formato D = X/Y, em que X representa a frequência do microrganismo ou substância analisada e Y a frequência do paciente. É considerada normal uma faixa de variação de ±10%, dentro da qual pequenas diferenças não indicam desequilíbrio. Quando essa diferença ultrapassa essa faixa, o resultado sugere maior reatividade ou desequilíbrio funcional.</w:t>
-      </w:r>
-    </w:p>
-    <w:p>
-      <w:pPr>
-        <w:rPr>
-          <w:lang w:val="pt-BR"/>
-        </w:rPr>
-      </w:pPr>
-      <w:r>
-        <w:rPr>
-          <w:b/>
-          <w:bCs/>
-          <w:lang w:val="pt-BR"/>
-        </w:rPr>
-        <w:t>No sistema NLS</w:t>
-      </w:r>
-      <w:r>
-        <w:rPr>
+          <w:rFonts w:asciiTheme="majorHAnsi" w:eastAsia="Calibri" w:hAnsiTheme="majorHAnsi" w:cstheme="majorHAnsi"/>
           <w:lang w:val="pt-BR"/>
         </w:rPr>
         <w:t>, os resultados da análise seguem as indicações a seguir:</w:t>
@@ -509,9 +500,18 @@
     </w:p>
     <w:p>
       <w:pPr>
-        <w:spacing w:after="120" w:line="240" w:lineRule="auto"/>
         <w:rPr>
-          <w:rFonts w:ascii="Calibri" w:eastAsia="Calibri" w:hAnsi="Calibri" w:cs="Calibri"/>
+          <w:rFonts w:asciiTheme="majorHAnsi" w:eastAsia="Calibri" w:hAnsiTheme="majorHAnsi" w:cstheme="majorHAnsi"/>
+          <w:lang w:val="pt-BR"/>
+        </w:rPr>
+      </w:pPr>
+    </w:p>
+    <w:p>
+      <w:pPr>
+        <w:rPr>
+          <w:rFonts w:asciiTheme="majorHAnsi" w:eastAsia="Calibri" w:hAnsiTheme="majorHAnsi" w:cstheme="majorHAnsi"/>
+          <w:b/>
+          <w:bCs/>
           <w:lang w:val="pt-BR"/>
         </w:rPr>
       </w:pPr>
@@ -519,6 +519,14 @@
     <w:tbl>
       <w:tblPr>
         <w:tblW w:w="0" w:type="auto"/>
+        <w:tblBorders>
+          <w:top w:val="single" w:sz="4" w:space="0" w:color="auto"/>
+          <w:left w:val="single" w:sz="4" w:space="0" w:color="auto"/>
+          <w:bottom w:val="single" w:sz="4" w:space="0" w:color="auto"/>
+          <w:right w:val="single" w:sz="4" w:space="0" w:color="auto"/>
+          <w:insideH w:val="single" w:sz="4" w:space="0" w:color="auto"/>
+          <w:insideV w:val="single" w:sz="4" w:space="0" w:color="auto"/>
+        </w:tblBorders>
         <w:tblCellMar>
           <w:top w:w="15" w:type="dxa"/>
           <w:left w:w="15" w:type="dxa"/>
@@ -528,232 +536,1161 @@
         <w:tblLook w:val="04A0" w:firstRow="1" w:lastRow="0" w:firstColumn="1" w:lastColumn="0" w:noHBand="0" w:noVBand="1"/>
       </w:tblPr>
       <w:tblGrid>
-        <w:gridCol w:w="2158"/>
-        <w:gridCol w:w="1325"/>
-        <w:gridCol w:w="7307"/>
+        <w:gridCol w:w="2299"/>
+        <w:gridCol w:w="1524"/>
+        <w:gridCol w:w="6967"/>
       </w:tblGrid>
       <w:tr>
         <w:trPr>
-          <w:tblHeader/>
+          <w:trHeight w:val="300"/>
         </w:trPr>
         <w:tc>
           <w:tcPr>
             <w:tcW w:w="0" w:type="auto"/>
-            <w:tcBorders>
-              <w:top w:val="single" w:sz="4" w:space="0" w:color="000000"/>
-              <w:left w:val="single" w:sz="4" w:space="0" w:color="000000"/>
-              <w:bottom w:val="single" w:sz="4" w:space="0" w:color="000000"/>
-              <w:right w:val="single" w:sz="4" w:space="0" w:color="000000"/>
-            </w:tcBorders>
             <w:shd w:val="clear" w:color="auto" w:fill="D9D9D9"/>
             <w:tcMar>
               <w:top w:w="0" w:type="dxa"/>
-              <w:left w:w="115" w:type="dxa"/>
+              <w:left w:w="100" w:type="dxa"/>
               <w:bottom w:w="0" w:type="dxa"/>
-              <w:right w:w="115" w:type="dxa"/>
+              <w:right w:w="100" w:type="dxa"/>
             </w:tcMar>
             <w:hideMark/>
           </w:tcPr>
           <w:p>
             <w:pPr>
               <w:rPr>
-                <w:b/>
-                <w:bCs/>
+                <w:rFonts w:asciiTheme="majorHAnsi" w:eastAsia="Calibri" w:hAnsiTheme="majorHAnsi" w:cstheme="majorHAnsi"/>
+                <w:lang w:val="pt-BR"/>
               </w:rPr>
             </w:pPr>
-            <w:proofErr w:type="spellStart"/>
-            <w:r>
+            <w:r>
+              <w:rPr>
+                <w:rFonts w:asciiTheme="majorHAnsi" w:eastAsia="Calibri" w:hAnsiTheme="majorHAnsi" w:cstheme="majorHAnsi"/>
+                <w:lang w:val="pt-BR"/>
+              </w:rPr>
               <w:lastRenderedPageBreak/>
               <w:t>Aspectos</w:t>
+            </w:r>
+          </w:p>
+        </w:tc>
+        <w:tc>
+          <w:tcPr>
+            <w:tcW w:w="1524" w:type="dxa"/>
+            <w:shd w:val="clear" w:color="auto" w:fill="D9D9D9"/>
+            <w:tcMar>
+              <w:top w:w="0" w:type="dxa"/>
+              <w:left w:w="100" w:type="dxa"/>
+              <w:bottom w:w="0" w:type="dxa"/>
+              <w:right w:w="100" w:type="dxa"/>
+            </w:tcMar>
+            <w:hideMark/>
+          </w:tcPr>
+          <w:p>
+            <w:pPr>
+              <w:rPr>
+                <w:rFonts w:asciiTheme="majorHAnsi" w:eastAsia="Calibri" w:hAnsiTheme="majorHAnsi" w:cstheme="majorHAnsi"/>
+                <w:lang w:val="pt-BR"/>
+              </w:rPr>
+            </w:pPr>
+            <w:r>
+              <w:rPr>
+                <w:rFonts w:asciiTheme="majorHAnsi" w:eastAsia="Calibri" w:hAnsiTheme="majorHAnsi" w:cstheme="majorHAnsi"/>
+                <w:lang w:val="pt-BR"/>
+              </w:rPr>
+              <w:t>D</w:t>
+            </w:r>
+          </w:p>
+        </w:tc>
+        <w:tc>
+          <w:tcPr>
+            <w:tcW w:w="6967" w:type="dxa"/>
+            <w:shd w:val="clear" w:color="auto" w:fill="D9D9D9"/>
+            <w:tcMar>
+              <w:top w:w="0" w:type="dxa"/>
+              <w:left w:w="100" w:type="dxa"/>
+              <w:bottom w:w="0" w:type="dxa"/>
+              <w:right w:w="100" w:type="dxa"/>
+            </w:tcMar>
+            <w:hideMark/>
+          </w:tcPr>
+          <w:p>
+            <w:pPr>
+              <w:rPr>
+                <w:rFonts w:asciiTheme="majorHAnsi" w:eastAsia="Calibri" w:hAnsiTheme="majorHAnsi" w:cstheme="majorHAnsi"/>
+                <w:lang w:val="pt-BR"/>
+              </w:rPr>
+            </w:pPr>
+            <w:r>
+              <w:rPr>
+                <w:rFonts w:asciiTheme="majorHAnsi" w:eastAsia="Calibri" w:hAnsiTheme="majorHAnsi" w:cstheme="majorHAnsi"/>
+                <w:lang w:val="pt-BR"/>
+              </w:rPr>
+              <w:t>Interpretação</w:t>
+            </w:r>
+          </w:p>
+        </w:tc>
+      </w:tr>
+      <w:tr>
+        <w:trPr>
+          <w:trHeight w:val="255"/>
+        </w:trPr>
+        <w:tc>
+          <w:tcPr>
+            <w:tcW w:w="0" w:type="auto"/>
+            <w:vMerge w:val="restart"/>
+            <w:tcMar>
+              <w:top w:w="0" w:type="dxa"/>
+              <w:left w:w="100" w:type="dxa"/>
+              <w:bottom w:w="0" w:type="dxa"/>
+              <w:right w:w="100" w:type="dxa"/>
+            </w:tcMar>
+            <w:hideMark/>
+          </w:tcPr>
+          <w:p>
+            <w:pPr>
+              <w:rPr>
+                <w:rFonts w:asciiTheme="majorHAnsi" w:eastAsia="Calibri" w:hAnsiTheme="majorHAnsi" w:cstheme="majorHAnsi"/>
+                <w:lang w:val="pt-BR"/>
+              </w:rPr>
+            </w:pPr>
+            <w:r>
+              <w:rPr>
+                <w:rFonts w:asciiTheme="majorHAnsi" w:eastAsia="Calibri" w:hAnsiTheme="majorHAnsi" w:cstheme="majorHAnsi"/>
+                <w:lang w:val="pt-BR"/>
+              </w:rPr>
+              <w:t>Microrganismos</w:t>
+            </w:r>
+          </w:p>
+        </w:tc>
+        <w:tc>
+          <w:tcPr>
+            <w:tcW w:w="1524" w:type="dxa"/>
+            <w:tcMar>
+              <w:top w:w="0" w:type="dxa"/>
+              <w:left w:w="100" w:type="dxa"/>
+              <w:bottom w:w="0" w:type="dxa"/>
+              <w:right w:w="100" w:type="dxa"/>
+            </w:tcMar>
+            <w:hideMark/>
+          </w:tcPr>
+          <w:p>
+            <w:pPr>
+              <w:rPr>
+                <w:rFonts w:asciiTheme="majorHAnsi" w:eastAsia="Calibri" w:hAnsiTheme="majorHAnsi" w:cstheme="majorHAnsi"/>
+                <w:lang w:val="pt-BR"/>
+              </w:rPr>
+            </w:pPr>
+            <w:r>
+              <w:rPr>
+                <w:rFonts w:asciiTheme="majorHAnsi" w:eastAsia="Calibri" w:hAnsiTheme="majorHAnsi" w:cstheme="majorHAnsi"/>
+                <w:lang w:val="pt-BR"/>
+              </w:rPr>
+              <w:t>0 – 0,300</w:t>
+            </w:r>
+          </w:p>
+        </w:tc>
+        <w:tc>
+          <w:tcPr>
+            <w:tcW w:w="6967" w:type="dxa"/>
+            <w:tcMar>
+              <w:top w:w="0" w:type="dxa"/>
+              <w:left w:w="100" w:type="dxa"/>
+              <w:bottom w:w="0" w:type="dxa"/>
+              <w:right w:w="100" w:type="dxa"/>
+            </w:tcMar>
+            <w:hideMark/>
+          </w:tcPr>
+          <w:p>
+            <w:pPr>
+              <w:rPr>
+                <w:rFonts w:asciiTheme="majorHAnsi" w:eastAsia="Calibri" w:hAnsiTheme="majorHAnsi" w:cstheme="majorHAnsi"/>
+                <w:lang w:val="pt-BR"/>
+              </w:rPr>
+            </w:pPr>
+            <w:r>
+              <w:rPr>
+                <w:rFonts w:asciiTheme="majorHAnsi" w:eastAsia="Calibri" w:hAnsiTheme="majorHAnsi" w:cstheme="majorHAnsi"/>
+                <w:lang w:val="pt-BR"/>
+              </w:rPr>
+              <w:t>Provável presença ativa do microrganismo.</w:t>
+            </w:r>
+          </w:p>
+        </w:tc>
+      </w:tr>
+      <w:tr>
+        <w:trPr>
+          <w:trHeight w:val="255"/>
+        </w:trPr>
+        <w:tc>
+          <w:tcPr>
+            <w:tcW w:w="0" w:type="auto"/>
+            <w:vMerge/>
+            <w:vAlign w:val="center"/>
+            <w:hideMark/>
+          </w:tcPr>
+          <w:p>
+            <w:pPr>
+              <w:rPr>
+                <w:rFonts w:asciiTheme="majorHAnsi" w:eastAsia="Calibri" w:hAnsiTheme="majorHAnsi" w:cstheme="majorHAnsi"/>
+                <w:lang w:val="pt-BR"/>
+              </w:rPr>
+            </w:pPr>
+          </w:p>
+        </w:tc>
+        <w:tc>
+          <w:tcPr>
+            <w:tcW w:w="1524" w:type="dxa"/>
+            <w:tcMar>
+              <w:top w:w="0" w:type="dxa"/>
+              <w:left w:w="100" w:type="dxa"/>
+              <w:bottom w:w="0" w:type="dxa"/>
+              <w:right w:w="100" w:type="dxa"/>
+            </w:tcMar>
+            <w:hideMark/>
+          </w:tcPr>
+          <w:p>
+            <w:pPr>
+              <w:rPr>
+                <w:rFonts w:asciiTheme="majorHAnsi" w:eastAsia="Calibri" w:hAnsiTheme="majorHAnsi" w:cstheme="majorHAnsi"/>
+                <w:lang w:val="pt-BR"/>
+              </w:rPr>
+            </w:pPr>
+            <w:r>
+              <w:rPr>
+                <w:rFonts w:asciiTheme="majorHAnsi" w:eastAsia="Calibri" w:hAnsiTheme="majorHAnsi" w:cstheme="majorHAnsi"/>
+                <w:lang w:val="pt-BR"/>
+              </w:rPr>
+              <w:t>0,310 – 0,710</w:t>
+            </w:r>
+          </w:p>
+        </w:tc>
+        <w:tc>
+          <w:tcPr>
+            <w:tcW w:w="6967" w:type="dxa"/>
+            <w:tcMar>
+              <w:top w:w="0" w:type="dxa"/>
+              <w:left w:w="100" w:type="dxa"/>
+              <w:bottom w:w="0" w:type="dxa"/>
+              <w:right w:w="100" w:type="dxa"/>
+            </w:tcMar>
+            <w:hideMark/>
+          </w:tcPr>
+          <w:p>
+            <w:pPr>
+              <w:rPr>
+                <w:rFonts w:asciiTheme="majorHAnsi" w:eastAsia="Calibri" w:hAnsiTheme="majorHAnsi" w:cstheme="majorHAnsi"/>
+                <w:lang w:val="pt-BR"/>
+              </w:rPr>
+            </w:pPr>
+            <w:r>
+              <w:rPr>
+                <w:rFonts w:asciiTheme="majorHAnsi" w:eastAsia="Calibri" w:hAnsiTheme="majorHAnsi" w:cstheme="majorHAnsi"/>
+                <w:lang w:val="pt-BR"/>
+              </w:rPr>
+              <w:t>Possível presença, podendo estar inativo ou em baixa atividade.</w:t>
+            </w:r>
+          </w:p>
+        </w:tc>
+      </w:tr>
+      <w:tr>
+        <w:trPr>
+          <w:trHeight w:val="244"/>
+        </w:trPr>
+        <w:tc>
+          <w:tcPr>
+            <w:tcW w:w="0" w:type="auto"/>
+            <w:vMerge/>
+            <w:vAlign w:val="center"/>
+            <w:hideMark/>
+          </w:tcPr>
+          <w:p>
+            <w:pPr>
+              <w:rPr>
+                <w:rFonts w:asciiTheme="majorHAnsi" w:eastAsia="Calibri" w:hAnsiTheme="majorHAnsi" w:cstheme="majorHAnsi"/>
+                <w:lang w:val="pt-BR"/>
+              </w:rPr>
+            </w:pPr>
+          </w:p>
+        </w:tc>
+        <w:tc>
+          <w:tcPr>
+            <w:tcW w:w="1524" w:type="dxa"/>
+            <w:tcMar>
+              <w:top w:w="0" w:type="dxa"/>
+              <w:left w:w="100" w:type="dxa"/>
+              <w:bottom w:w="0" w:type="dxa"/>
+              <w:right w:w="100" w:type="dxa"/>
+            </w:tcMar>
+            <w:hideMark/>
+          </w:tcPr>
+          <w:p>
+            <w:pPr>
+              <w:rPr>
+                <w:rFonts w:asciiTheme="majorHAnsi" w:eastAsia="Calibri" w:hAnsiTheme="majorHAnsi" w:cstheme="majorHAnsi"/>
+                <w:lang w:val="pt-BR"/>
+              </w:rPr>
+            </w:pPr>
+            <w:r>
+              <w:rPr>
+                <w:rFonts w:asciiTheme="majorHAnsi" w:eastAsia="Calibri" w:hAnsiTheme="majorHAnsi" w:cstheme="majorHAnsi"/>
+                <w:lang w:val="pt-BR"/>
+              </w:rPr>
+              <w:t>&gt; 0,710</w:t>
+            </w:r>
+          </w:p>
+        </w:tc>
+        <w:tc>
+          <w:tcPr>
+            <w:tcW w:w="6967" w:type="dxa"/>
+            <w:tcMar>
+              <w:top w:w="0" w:type="dxa"/>
+              <w:left w:w="100" w:type="dxa"/>
+              <w:bottom w:w="0" w:type="dxa"/>
+              <w:right w:w="100" w:type="dxa"/>
+            </w:tcMar>
+            <w:hideMark/>
+          </w:tcPr>
+          <w:p>
+            <w:pPr>
+              <w:rPr>
+                <w:rFonts w:asciiTheme="majorHAnsi" w:eastAsia="Calibri" w:hAnsiTheme="majorHAnsi" w:cstheme="majorHAnsi"/>
+                <w:lang w:val="pt-BR"/>
+              </w:rPr>
+            </w:pPr>
+            <w:r>
+              <w:rPr>
+                <w:rFonts w:asciiTheme="majorHAnsi" w:eastAsia="Calibri" w:hAnsiTheme="majorHAnsi" w:cstheme="majorHAnsi"/>
+                <w:lang w:val="pt-BR"/>
+              </w:rPr>
+              <w:t>Compatibilidade fraca, indicando memória energética ou irrelevante.</w:t>
+            </w:r>
+          </w:p>
+        </w:tc>
+      </w:tr>
+      <w:tr>
+        <w:trPr>
+          <w:trHeight w:val="495"/>
+        </w:trPr>
+        <w:tc>
+          <w:tcPr>
+            <w:tcW w:w="0" w:type="auto"/>
+            <w:vMerge w:val="restart"/>
+            <w:shd w:val="clear" w:color="auto" w:fill="D9D9D9"/>
+            <w:tcMar>
+              <w:top w:w="0" w:type="dxa"/>
+              <w:left w:w="100" w:type="dxa"/>
+              <w:bottom w:w="0" w:type="dxa"/>
+              <w:right w:w="100" w:type="dxa"/>
+            </w:tcMar>
+            <w:hideMark/>
+          </w:tcPr>
+          <w:p>
+            <w:pPr>
+              <w:rPr>
+                <w:rFonts w:asciiTheme="majorHAnsi" w:eastAsia="Calibri" w:hAnsiTheme="majorHAnsi" w:cstheme="majorHAnsi"/>
+                <w:lang w:val="pt-BR"/>
+              </w:rPr>
+            </w:pPr>
+            <w:r>
+              <w:rPr>
+                <w:rFonts w:asciiTheme="majorHAnsi" w:eastAsia="Calibri" w:hAnsiTheme="majorHAnsi" w:cstheme="majorHAnsi"/>
+                <w:lang w:val="pt-BR"/>
+              </w:rPr>
+              <w:t>Toxinas</w:t>
+            </w:r>
+          </w:p>
+        </w:tc>
+        <w:tc>
+          <w:tcPr>
+            <w:tcW w:w="1524" w:type="dxa"/>
+            <w:shd w:val="clear" w:color="auto" w:fill="D9D9D9"/>
+            <w:tcMar>
+              <w:top w:w="0" w:type="dxa"/>
+              <w:left w:w="100" w:type="dxa"/>
+              <w:bottom w:w="0" w:type="dxa"/>
+              <w:right w:w="100" w:type="dxa"/>
+            </w:tcMar>
+            <w:hideMark/>
+          </w:tcPr>
+          <w:p>
+            <w:pPr>
+              <w:rPr>
+                <w:rFonts w:asciiTheme="majorHAnsi" w:eastAsia="Calibri" w:hAnsiTheme="majorHAnsi" w:cstheme="majorHAnsi"/>
+                <w:lang w:val="pt-BR"/>
+              </w:rPr>
+            </w:pPr>
+            <w:r>
+              <w:rPr>
+                <w:rFonts w:asciiTheme="majorHAnsi" w:eastAsia="Calibri" w:hAnsiTheme="majorHAnsi" w:cstheme="majorHAnsi"/>
+                <w:lang w:val="pt-BR"/>
+              </w:rPr>
+              <w:t>0 – 0,300</w:t>
+            </w:r>
+          </w:p>
+        </w:tc>
+        <w:tc>
+          <w:tcPr>
+            <w:tcW w:w="6967" w:type="dxa"/>
+            <w:shd w:val="clear" w:color="auto" w:fill="D9D9D9"/>
+            <w:tcMar>
+              <w:top w:w="0" w:type="dxa"/>
+              <w:left w:w="100" w:type="dxa"/>
+              <w:bottom w:w="0" w:type="dxa"/>
+              <w:right w:w="100" w:type="dxa"/>
+            </w:tcMar>
+            <w:hideMark/>
+          </w:tcPr>
+          <w:p>
+            <w:pPr>
+              <w:rPr>
+                <w:rFonts w:asciiTheme="majorHAnsi" w:eastAsia="Calibri" w:hAnsiTheme="majorHAnsi" w:cstheme="majorHAnsi"/>
+                <w:lang w:val="pt-BR"/>
+              </w:rPr>
+            </w:pPr>
+            <w:r>
+              <w:rPr>
+                <w:rFonts w:asciiTheme="majorHAnsi" w:eastAsia="Calibri" w:hAnsiTheme="majorHAnsi" w:cstheme="majorHAnsi"/>
+                <w:lang w:val="pt-BR"/>
+              </w:rPr>
+              <w:t>Alta ressonância – forte impacto no organismo. Indica sobrecarga tóxica ou intoxicação ativa.</w:t>
+            </w:r>
+          </w:p>
+        </w:tc>
+      </w:tr>
+      <w:tr>
+        <w:trPr>
+          <w:trHeight w:val="300"/>
+        </w:trPr>
+        <w:tc>
+          <w:tcPr>
+            <w:tcW w:w="0" w:type="auto"/>
+            <w:vMerge/>
+            <w:vAlign w:val="center"/>
+            <w:hideMark/>
+          </w:tcPr>
+          <w:p>
+            <w:pPr>
+              <w:rPr>
+                <w:rFonts w:asciiTheme="majorHAnsi" w:eastAsia="Calibri" w:hAnsiTheme="majorHAnsi" w:cstheme="majorHAnsi"/>
+                <w:lang w:val="pt-BR"/>
+              </w:rPr>
+            </w:pPr>
+          </w:p>
+        </w:tc>
+        <w:tc>
+          <w:tcPr>
+            <w:tcW w:w="1524" w:type="dxa"/>
+            <w:shd w:val="clear" w:color="auto" w:fill="D9D9D9"/>
+            <w:tcMar>
+              <w:top w:w="0" w:type="dxa"/>
+              <w:left w:w="100" w:type="dxa"/>
+              <w:bottom w:w="0" w:type="dxa"/>
+              <w:right w:w="100" w:type="dxa"/>
+            </w:tcMar>
+            <w:hideMark/>
+          </w:tcPr>
+          <w:p>
+            <w:pPr>
+              <w:rPr>
+                <w:rFonts w:asciiTheme="majorHAnsi" w:eastAsia="Calibri" w:hAnsiTheme="majorHAnsi" w:cstheme="majorHAnsi"/>
+                <w:lang w:val="pt-BR"/>
+              </w:rPr>
+            </w:pPr>
+            <w:r>
+              <w:rPr>
+                <w:rFonts w:asciiTheme="majorHAnsi" w:eastAsia="Calibri" w:hAnsiTheme="majorHAnsi" w:cstheme="majorHAnsi"/>
+                <w:lang w:val="pt-BR"/>
+              </w:rPr>
+              <w:t>0,300 – 0,700</w:t>
+            </w:r>
+          </w:p>
+        </w:tc>
+        <w:tc>
+          <w:tcPr>
+            <w:tcW w:w="6967" w:type="dxa"/>
+            <w:shd w:val="clear" w:color="auto" w:fill="D9D9D9"/>
+            <w:tcMar>
+              <w:top w:w="0" w:type="dxa"/>
+              <w:left w:w="100" w:type="dxa"/>
+              <w:bottom w:w="0" w:type="dxa"/>
+              <w:right w:w="100" w:type="dxa"/>
+            </w:tcMar>
+            <w:hideMark/>
+          </w:tcPr>
+          <w:p>
+            <w:pPr>
+              <w:rPr>
+                <w:rFonts w:asciiTheme="majorHAnsi" w:eastAsia="Calibri" w:hAnsiTheme="majorHAnsi" w:cstheme="majorHAnsi"/>
+                <w:lang w:val="pt-BR"/>
+              </w:rPr>
+            </w:pPr>
+            <w:r>
+              <w:rPr>
+                <w:rFonts w:asciiTheme="majorHAnsi" w:eastAsia="Calibri" w:hAnsiTheme="majorHAnsi" w:cstheme="majorHAnsi"/>
+                <w:lang w:val="pt-BR"/>
+              </w:rPr>
+              <w:t>Ressonância moderada – há sinais de influência ativa no campo biológico. </w:t>
+            </w:r>
+          </w:p>
+        </w:tc>
+      </w:tr>
+      <w:tr>
+        <w:trPr>
+          <w:trHeight w:val="300"/>
+        </w:trPr>
+        <w:tc>
+          <w:tcPr>
+            <w:tcW w:w="0" w:type="auto"/>
+            <w:vMerge/>
+            <w:vAlign w:val="center"/>
+            <w:hideMark/>
+          </w:tcPr>
+          <w:p>
+            <w:pPr>
+              <w:rPr>
+                <w:rFonts w:asciiTheme="majorHAnsi" w:eastAsia="Calibri" w:hAnsiTheme="majorHAnsi" w:cstheme="majorHAnsi"/>
+                <w:lang w:val="pt-BR"/>
+              </w:rPr>
+            </w:pPr>
+          </w:p>
+        </w:tc>
+        <w:tc>
+          <w:tcPr>
+            <w:tcW w:w="1524" w:type="dxa"/>
+            <w:shd w:val="clear" w:color="auto" w:fill="D9D9D9"/>
+            <w:tcMar>
+              <w:top w:w="0" w:type="dxa"/>
+              <w:left w:w="100" w:type="dxa"/>
+              <w:bottom w:w="0" w:type="dxa"/>
+              <w:right w:w="100" w:type="dxa"/>
+            </w:tcMar>
+            <w:hideMark/>
+          </w:tcPr>
+          <w:p>
+            <w:pPr>
+              <w:rPr>
+                <w:rFonts w:asciiTheme="majorHAnsi" w:eastAsia="Calibri" w:hAnsiTheme="majorHAnsi" w:cstheme="majorHAnsi"/>
+                <w:lang w:val="pt-BR"/>
+              </w:rPr>
+            </w:pPr>
+            <w:r>
+              <w:rPr>
+                <w:rFonts w:asciiTheme="majorHAnsi" w:eastAsia="Calibri" w:hAnsiTheme="majorHAnsi" w:cstheme="majorHAnsi"/>
+                <w:lang w:val="pt-BR"/>
+              </w:rPr>
+              <w:t>0,710 -1,000</w:t>
+            </w:r>
+          </w:p>
+        </w:tc>
+        <w:tc>
+          <w:tcPr>
+            <w:tcW w:w="6967" w:type="dxa"/>
+            <w:shd w:val="clear" w:color="auto" w:fill="D9D9D9"/>
+            <w:tcMar>
+              <w:top w:w="0" w:type="dxa"/>
+              <w:left w:w="100" w:type="dxa"/>
+              <w:bottom w:w="0" w:type="dxa"/>
+              <w:right w:w="100" w:type="dxa"/>
+            </w:tcMar>
+            <w:hideMark/>
+          </w:tcPr>
+          <w:p>
+            <w:pPr>
+              <w:rPr>
+                <w:rFonts w:asciiTheme="majorHAnsi" w:eastAsia="Calibri" w:hAnsiTheme="majorHAnsi" w:cstheme="majorHAnsi"/>
+                <w:lang w:val="pt-BR"/>
+              </w:rPr>
+            </w:pPr>
+            <w:r>
+              <w:rPr>
+                <w:rFonts w:asciiTheme="majorHAnsi" w:eastAsia="Calibri" w:hAnsiTheme="majorHAnsi" w:cstheme="majorHAnsi"/>
+                <w:lang w:val="pt-BR"/>
+              </w:rPr>
+              <w:t>Baixa ressonância – possível exposição passada, mas pouco ativa.</w:t>
+            </w:r>
+          </w:p>
+        </w:tc>
+      </w:tr>
+      <w:tr>
+        <w:trPr>
+          <w:trHeight w:val="132"/>
+        </w:trPr>
+        <w:tc>
+          <w:tcPr>
+            <w:tcW w:w="0" w:type="auto"/>
+            <w:vMerge/>
+            <w:vAlign w:val="center"/>
+            <w:hideMark/>
+          </w:tcPr>
+          <w:p>
+            <w:pPr>
+              <w:rPr>
+                <w:rFonts w:asciiTheme="majorHAnsi" w:eastAsia="Calibri" w:hAnsiTheme="majorHAnsi" w:cstheme="majorHAnsi"/>
+                <w:lang w:val="pt-BR"/>
+              </w:rPr>
+            </w:pPr>
+          </w:p>
+        </w:tc>
+        <w:tc>
+          <w:tcPr>
+            <w:tcW w:w="1524" w:type="dxa"/>
+            <w:shd w:val="clear" w:color="auto" w:fill="D9D9D9"/>
+            <w:tcMar>
+              <w:top w:w="0" w:type="dxa"/>
+              <w:left w:w="100" w:type="dxa"/>
+              <w:bottom w:w="0" w:type="dxa"/>
+              <w:right w:w="100" w:type="dxa"/>
+            </w:tcMar>
+            <w:hideMark/>
+          </w:tcPr>
+          <w:p>
+            <w:pPr>
+              <w:rPr>
+                <w:rFonts w:asciiTheme="majorHAnsi" w:eastAsia="Calibri" w:hAnsiTheme="majorHAnsi" w:cstheme="majorHAnsi"/>
+                <w:lang w:val="pt-BR"/>
+              </w:rPr>
+            </w:pPr>
+            <w:r>
+              <w:rPr>
+                <w:rFonts w:asciiTheme="majorHAnsi" w:eastAsia="Calibri" w:hAnsiTheme="majorHAnsi" w:cstheme="majorHAnsi"/>
+                <w:lang w:val="pt-BR"/>
+              </w:rPr>
+              <w:t>&gt;1,000</w:t>
+            </w:r>
+          </w:p>
+        </w:tc>
+        <w:tc>
+          <w:tcPr>
+            <w:tcW w:w="6967" w:type="dxa"/>
+            <w:shd w:val="clear" w:color="auto" w:fill="D9D9D9"/>
+            <w:tcMar>
+              <w:top w:w="0" w:type="dxa"/>
+              <w:left w:w="100" w:type="dxa"/>
+              <w:bottom w:w="0" w:type="dxa"/>
+              <w:right w:w="100" w:type="dxa"/>
+            </w:tcMar>
+            <w:hideMark/>
+          </w:tcPr>
+          <w:p>
+            <w:pPr>
+              <w:rPr>
+                <w:rFonts w:asciiTheme="majorHAnsi" w:eastAsia="Calibri" w:hAnsiTheme="majorHAnsi" w:cstheme="majorHAnsi"/>
+                <w:lang w:val="pt-BR"/>
+              </w:rPr>
+            </w:pPr>
+            <w:r>
+              <w:rPr>
+                <w:rFonts w:asciiTheme="majorHAnsi" w:eastAsia="Calibri" w:hAnsiTheme="majorHAnsi" w:cstheme="majorHAnsi"/>
+                <w:lang w:val="pt-BR"/>
+              </w:rPr>
+              <w:t>Não ressoa com o organismo. Ausência de carga tóxica.</w:t>
+            </w:r>
+          </w:p>
+        </w:tc>
+      </w:tr>
+      <w:tr>
+        <w:trPr>
+          <w:trHeight w:val="495"/>
+        </w:trPr>
+        <w:tc>
+          <w:tcPr>
+            <w:tcW w:w="0" w:type="auto"/>
+            <w:vMerge w:val="restart"/>
+            <w:tcMar>
+              <w:top w:w="0" w:type="dxa"/>
+              <w:left w:w="100" w:type="dxa"/>
+              <w:bottom w:w="0" w:type="dxa"/>
+              <w:right w:w="100" w:type="dxa"/>
+            </w:tcMar>
+            <w:hideMark/>
+          </w:tcPr>
+          <w:p>
+            <w:pPr>
+              <w:rPr>
+                <w:rFonts w:asciiTheme="majorHAnsi" w:eastAsia="Calibri" w:hAnsiTheme="majorHAnsi" w:cstheme="majorHAnsi"/>
+                <w:lang w:val="pt-BR"/>
+              </w:rPr>
+            </w:pPr>
+            <w:r>
+              <w:rPr>
+                <w:rFonts w:asciiTheme="majorHAnsi" w:eastAsia="Calibri" w:hAnsiTheme="majorHAnsi" w:cstheme="majorHAnsi"/>
+                <w:lang w:val="pt-BR"/>
+              </w:rPr>
+              <w:t xml:space="preserve">Campo </w:t>
+            </w:r>
+            <w:proofErr w:type="spellStart"/>
+            <w:r>
+              <w:rPr>
+                <w:rFonts w:asciiTheme="majorHAnsi" w:eastAsia="Calibri" w:hAnsiTheme="majorHAnsi" w:cstheme="majorHAnsi"/>
+                <w:lang w:val="pt-BR"/>
+              </w:rPr>
+              <w:t>morfogenético</w:t>
             </w:r>
             <w:proofErr w:type="spellEnd"/>
           </w:p>
         </w:tc>
         <w:tc>
           <w:tcPr>
-            <w:tcW w:w="0" w:type="auto"/>
-            <w:tcBorders>
-              <w:top w:val="single" w:sz="4" w:space="0" w:color="000000"/>
-              <w:left w:val="single" w:sz="4" w:space="0" w:color="000000"/>
-              <w:bottom w:val="single" w:sz="4" w:space="0" w:color="000000"/>
-              <w:right w:val="single" w:sz="4" w:space="0" w:color="000000"/>
-            </w:tcBorders>
-            <w:shd w:val="clear" w:color="auto" w:fill="D9D9D9"/>
+            <w:tcW w:w="1524" w:type="dxa"/>
             <w:tcMar>
               <w:top w:w="0" w:type="dxa"/>
-              <w:left w:w="108" w:type="dxa"/>
+              <w:left w:w="100" w:type="dxa"/>
               <w:bottom w:w="0" w:type="dxa"/>
-              <w:right w:w="108" w:type="dxa"/>
+              <w:right w:w="100" w:type="dxa"/>
             </w:tcMar>
             <w:hideMark/>
           </w:tcPr>
           <w:p>
             <w:pPr>
               <w:rPr>
-                <w:b/>
-                <w:bCs/>
+                <w:rFonts w:asciiTheme="majorHAnsi" w:eastAsia="Calibri" w:hAnsiTheme="majorHAnsi" w:cstheme="majorHAnsi"/>
+                <w:lang w:val="pt-BR"/>
               </w:rPr>
             </w:pPr>
             <w:r>
-              <w:t>D</w:t>
+              <w:rPr>
+                <w:rFonts w:asciiTheme="majorHAnsi" w:eastAsia="Calibri" w:hAnsiTheme="majorHAnsi" w:cstheme="majorHAnsi"/>
+                <w:lang w:val="pt-BR"/>
+              </w:rPr>
+              <w:t>0 – 0,300</w:t>
             </w:r>
           </w:p>
         </w:tc>
         <w:tc>
           <w:tcPr>
-            <w:tcW w:w="0" w:type="auto"/>
-            <w:tcBorders>
-              <w:top w:val="single" w:sz="4" w:space="0" w:color="000000"/>
-              <w:left w:val="single" w:sz="4" w:space="0" w:color="000000"/>
-              <w:bottom w:val="single" w:sz="4" w:space="0" w:color="000000"/>
-              <w:right w:val="single" w:sz="4" w:space="0" w:color="000000"/>
-            </w:tcBorders>
-            <w:shd w:val="clear" w:color="auto" w:fill="D9D9D9"/>
+            <w:tcW w:w="6967" w:type="dxa"/>
             <w:tcMar>
               <w:top w:w="0" w:type="dxa"/>
-              <w:left w:w="108" w:type="dxa"/>
+              <w:left w:w="100" w:type="dxa"/>
               <w:bottom w:w="0" w:type="dxa"/>
-              <w:right w:w="108" w:type="dxa"/>
+              <w:right w:w="100" w:type="dxa"/>
             </w:tcMar>
             <w:hideMark/>
           </w:tcPr>
           <w:p>
             <w:pPr>
               <w:rPr>
-                <w:b/>
-                <w:bCs/>
+                <w:rFonts w:asciiTheme="majorHAnsi" w:eastAsia="Calibri" w:hAnsiTheme="majorHAnsi" w:cstheme="majorHAnsi"/>
+                <w:lang w:val="pt-BR"/>
               </w:rPr>
             </w:pPr>
-            <w:proofErr w:type="spellStart"/>
-            <w:r>
-              <w:t>Interpretação</w:t>
-            </w:r>
-            <w:proofErr w:type="spellEnd"/>
+            <w:r>
+              <w:rPr>
+                <w:rFonts w:asciiTheme="majorHAnsi" w:eastAsia="Calibri" w:hAnsiTheme="majorHAnsi" w:cstheme="majorHAnsi"/>
+                <w:lang w:val="pt-BR"/>
+              </w:rPr>
+              <w:t>Emoção ativa e ressoante que está afetando os campos emocional/mental no momento.</w:t>
+            </w:r>
           </w:p>
         </w:tc>
       </w:tr>
       <w:tr>
         <w:trPr>
-          <w:tblHeader/>
+          <w:trHeight w:val="495"/>
+        </w:trPr>
+        <w:tc>
+          <w:tcPr>
+            <w:tcW w:w="0" w:type="auto"/>
+            <w:vMerge/>
+            <w:vAlign w:val="center"/>
+            <w:hideMark/>
+          </w:tcPr>
+          <w:p>
+            <w:pPr>
+              <w:rPr>
+                <w:rFonts w:asciiTheme="majorHAnsi" w:eastAsia="Calibri" w:hAnsiTheme="majorHAnsi" w:cstheme="majorHAnsi"/>
+                <w:lang w:val="pt-BR"/>
+              </w:rPr>
+            </w:pPr>
+          </w:p>
+        </w:tc>
+        <w:tc>
+          <w:tcPr>
+            <w:tcW w:w="1524" w:type="dxa"/>
+            <w:tcMar>
+              <w:top w:w="0" w:type="dxa"/>
+              <w:left w:w="100" w:type="dxa"/>
+              <w:bottom w:w="0" w:type="dxa"/>
+              <w:right w:w="100" w:type="dxa"/>
+            </w:tcMar>
+            <w:hideMark/>
+          </w:tcPr>
+          <w:p>
+            <w:pPr>
+              <w:rPr>
+                <w:rFonts w:asciiTheme="majorHAnsi" w:eastAsia="Calibri" w:hAnsiTheme="majorHAnsi" w:cstheme="majorHAnsi"/>
+                <w:lang w:val="pt-BR"/>
+              </w:rPr>
+            </w:pPr>
+            <w:r>
+              <w:rPr>
+                <w:rFonts w:asciiTheme="majorHAnsi" w:eastAsia="Calibri" w:hAnsiTheme="majorHAnsi" w:cstheme="majorHAnsi"/>
+                <w:lang w:val="pt-BR"/>
+              </w:rPr>
+              <w:t>0,300 – 0,700</w:t>
+            </w:r>
+          </w:p>
+        </w:tc>
+        <w:tc>
+          <w:tcPr>
+            <w:tcW w:w="6967" w:type="dxa"/>
+            <w:tcMar>
+              <w:top w:w="0" w:type="dxa"/>
+              <w:left w:w="100" w:type="dxa"/>
+              <w:bottom w:w="0" w:type="dxa"/>
+              <w:right w:w="100" w:type="dxa"/>
+            </w:tcMar>
+            <w:hideMark/>
+          </w:tcPr>
+          <w:p>
+            <w:pPr>
+              <w:rPr>
+                <w:rFonts w:asciiTheme="majorHAnsi" w:eastAsia="Calibri" w:hAnsiTheme="majorHAnsi" w:cstheme="majorHAnsi"/>
+                <w:lang w:val="pt-BR"/>
+              </w:rPr>
+            </w:pPr>
+            <w:r>
+              <w:rPr>
+                <w:rFonts w:asciiTheme="majorHAnsi" w:eastAsia="Calibri" w:hAnsiTheme="majorHAnsi" w:cstheme="majorHAnsi"/>
+                <w:lang w:val="pt-BR"/>
+              </w:rPr>
+              <w:t>Emoção latente. Ainda exerce influência, embora com menor intensidade. Pode estar ligada a memórias ou padrões recorrentes.</w:t>
+            </w:r>
+          </w:p>
+        </w:tc>
+      </w:tr>
+      <w:tr>
+        <w:trPr>
+          <w:trHeight w:val="300"/>
+        </w:trPr>
+        <w:tc>
+          <w:tcPr>
+            <w:tcW w:w="0" w:type="auto"/>
+            <w:vMerge/>
+            <w:vAlign w:val="center"/>
+            <w:hideMark/>
+          </w:tcPr>
+          <w:p>
+            <w:pPr>
+              <w:rPr>
+                <w:rFonts w:asciiTheme="majorHAnsi" w:eastAsia="Calibri" w:hAnsiTheme="majorHAnsi" w:cstheme="majorHAnsi"/>
+                <w:lang w:val="pt-BR"/>
+              </w:rPr>
+            </w:pPr>
+          </w:p>
+        </w:tc>
+        <w:tc>
+          <w:tcPr>
+            <w:tcW w:w="1524" w:type="dxa"/>
+            <w:tcMar>
+              <w:top w:w="0" w:type="dxa"/>
+              <w:left w:w="100" w:type="dxa"/>
+              <w:bottom w:w="0" w:type="dxa"/>
+              <w:right w:w="100" w:type="dxa"/>
+            </w:tcMar>
+            <w:hideMark/>
+          </w:tcPr>
+          <w:p>
+            <w:pPr>
+              <w:rPr>
+                <w:rFonts w:asciiTheme="majorHAnsi" w:eastAsia="Calibri" w:hAnsiTheme="majorHAnsi" w:cstheme="majorHAnsi"/>
+                <w:lang w:val="pt-BR"/>
+              </w:rPr>
+            </w:pPr>
+            <w:r>
+              <w:rPr>
+                <w:rFonts w:asciiTheme="majorHAnsi" w:eastAsia="Calibri" w:hAnsiTheme="majorHAnsi" w:cstheme="majorHAnsi"/>
+                <w:lang w:val="pt-BR"/>
+              </w:rPr>
+              <w:t>0,710 -1,000</w:t>
+            </w:r>
+          </w:p>
+        </w:tc>
+        <w:tc>
+          <w:tcPr>
+            <w:tcW w:w="6967" w:type="dxa"/>
+            <w:tcMar>
+              <w:top w:w="0" w:type="dxa"/>
+              <w:left w:w="100" w:type="dxa"/>
+              <w:bottom w:w="0" w:type="dxa"/>
+              <w:right w:w="100" w:type="dxa"/>
+            </w:tcMar>
+            <w:hideMark/>
+          </w:tcPr>
+          <w:p>
+            <w:pPr>
+              <w:rPr>
+                <w:rFonts w:asciiTheme="majorHAnsi" w:eastAsia="Calibri" w:hAnsiTheme="majorHAnsi" w:cstheme="majorHAnsi"/>
+                <w:lang w:val="pt-BR"/>
+              </w:rPr>
+            </w:pPr>
+            <w:r>
+              <w:rPr>
+                <w:rFonts w:asciiTheme="majorHAnsi" w:eastAsia="Calibri" w:hAnsiTheme="majorHAnsi" w:cstheme="majorHAnsi"/>
+                <w:lang w:val="pt-BR"/>
+              </w:rPr>
+              <w:t>Emoção em transição ou enfraquecida. Pode estar sendo processada ou superada.</w:t>
+            </w:r>
+          </w:p>
+        </w:tc>
+      </w:tr>
+      <w:tr>
+        <w:trPr>
+          <w:trHeight w:val="300"/>
+        </w:trPr>
+        <w:tc>
+          <w:tcPr>
+            <w:tcW w:w="0" w:type="auto"/>
+            <w:vMerge/>
+            <w:vAlign w:val="center"/>
+            <w:hideMark/>
+          </w:tcPr>
+          <w:p>
+            <w:pPr>
+              <w:rPr>
+                <w:rFonts w:asciiTheme="majorHAnsi" w:eastAsia="Calibri" w:hAnsiTheme="majorHAnsi" w:cstheme="majorHAnsi"/>
+                <w:lang w:val="pt-BR"/>
+              </w:rPr>
+            </w:pPr>
+          </w:p>
+        </w:tc>
+        <w:tc>
+          <w:tcPr>
+            <w:tcW w:w="1524" w:type="dxa"/>
+            <w:tcMar>
+              <w:top w:w="0" w:type="dxa"/>
+              <w:left w:w="100" w:type="dxa"/>
+              <w:bottom w:w="0" w:type="dxa"/>
+              <w:right w:w="100" w:type="dxa"/>
+            </w:tcMar>
+            <w:hideMark/>
+          </w:tcPr>
+          <w:p>
+            <w:pPr>
+              <w:rPr>
+                <w:rFonts w:asciiTheme="majorHAnsi" w:eastAsia="Calibri" w:hAnsiTheme="majorHAnsi" w:cstheme="majorHAnsi"/>
+                <w:lang w:val="pt-BR"/>
+              </w:rPr>
+            </w:pPr>
+            <w:r>
+              <w:rPr>
+                <w:rFonts w:asciiTheme="majorHAnsi" w:eastAsia="Calibri" w:hAnsiTheme="majorHAnsi" w:cstheme="majorHAnsi"/>
+                <w:lang w:val="pt-BR"/>
+              </w:rPr>
+              <w:t>&gt;1,000</w:t>
+            </w:r>
+          </w:p>
+        </w:tc>
+        <w:tc>
+          <w:tcPr>
+            <w:tcW w:w="6967" w:type="dxa"/>
+            <w:tcMar>
+              <w:top w:w="0" w:type="dxa"/>
+              <w:left w:w="100" w:type="dxa"/>
+              <w:bottom w:w="0" w:type="dxa"/>
+              <w:right w:w="100" w:type="dxa"/>
+            </w:tcMar>
+            <w:hideMark/>
+          </w:tcPr>
+          <w:p>
+            <w:pPr>
+              <w:rPr>
+                <w:rFonts w:asciiTheme="majorHAnsi" w:eastAsia="Calibri" w:hAnsiTheme="majorHAnsi" w:cstheme="majorHAnsi"/>
+                <w:lang w:val="pt-BR"/>
+              </w:rPr>
+            </w:pPr>
+            <w:r>
+              <w:rPr>
+                <w:rFonts w:asciiTheme="majorHAnsi" w:eastAsia="Calibri" w:hAnsiTheme="majorHAnsi" w:cstheme="majorHAnsi"/>
+                <w:lang w:val="pt-BR"/>
+              </w:rPr>
+              <w:t>Geralmente não ressoa mais com o campo atual. Foi ressignificada e/ou superada.</w:t>
+            </w:r>
+          </w:p>
+        </w:tc>
+      </w:tr>
+      <w:tr>
+        <w:trPr>
+          <w:trHeight w:val="255"/>
         </w:trPr>
         <w:tc>
           <w:tcPr>
             <w:tcW w:w="0" w:type="auto"/>
             <w:vMerge w:val="restart"/>
-            <w:tcBorders>
-              <w:top w:val="single" w:sz="4" w:space="0" w:color="000000"/>
-              <w:left w:val="single" w:sz="4" w:space="0" w:color="000000"/>
-              <w:bottom w:val="single" w:sz="4" w:space="0" w:color="000000"/>
-              <w:right w:val="single" w:sz="4" w:space="0" w:color="000000"/>
-            </w:tcBorders>
+            <w:shd w:val="clear" w:color="auto" w:fill="D9D9D9"/>
             <w:tcMar>
               <w:top w:w="0" w:type="dxa"/>
-              <w:left w:w="115" w:type="dxa"/>
+              <w:left w:w="100" w:type="dxa"/>
               <w:bottom w:w="0" w:type="dxa"/>
-              <w:right w:w="115" w:type="dxa"/>
+              <w:right w:w="100" w:type="dxa"/>
             </w:tcMar>
+            <w:hideMark/>
+          </w:tcPr>
+          <w:p>
+            <w:pPr>
+              <w:rPr>
+                <w:rFonts w:asciiTheme="majorHAnsi" w:eastAsia="Calibri" w:hAnsiTheme="majorHAnsi" w:cstheme="majorHAnsi"/>
+                <w:lang w:val="pt-BR"/>
+              </w:rPr>
+            </w:pPr>
+            <w:r>
+              <w:rPr>
+                <w:rFonts w:asciiTheme="majorHAnsi" w:eastAsia="Calibri" w:hAnsiTheme="majorHAnsi" w:cstheme="majorHAnsi"/>
+                <w:lang w:val="pt-BR"/>
+              </w:rPr>
+              <w:t>Alimentos</w:t>
+            </w:r>
+          </w:p>
+        </w:tc>
+        <w:tc>
+          <w:tcPr>
+            <w:tcW w:w="1524" w:type="dxa"/>
+            <w:shd w:val="clear" w:color="auto" w:fill="D9D9D9"/>
+            <w:tcMar>
+              <w:top w:w="0" w:type="dxa"/>
+              <w:left w:w="100" w:type="dxa"/>
+              <w:bottom w:w="0" w:type="dxa"/>
+              <w:right w:w="100" w:type="dxa"/>
+            </w:tcMar>
+            <w:hideMark/>
+          </w:tcPr>
+          <w:p>
+            <w:pPr>
+              <w:rPr>
+                <w:rFonts w:asciiTheme="majorHAnsi" w:eastAsia="Calibri" w:hAnsiTheme="majorHAnsi" w:cstheme="majorHAnsi"/>
+                <w:lang w:val="pt-BR"/>
+              </w:rPr>
+            </w:pPr>
+            <w:r>
+              <w:rPr>
+                <w:rFonts w:asciiTheme="majorHAnsi" w:eastAsia="Calibri" w:hAnsiTheme="majorHAnsi" w:cstheme="majorHAnsi"/>
+                <w:lang w:val="pt-BR"/>
+              </w:rPr>
+              <w:t>0 – 0,300</w:t>
+            </w:r>
+          </w:p>
+        </w:tc>
+        <w:tc>
+          <w:tcPr>
+            <w:tcW w:w="6967" w:type="dxa"/>
+            <w:shd w:val="clear" w:color="auto" w:fill="D9D9D9"/>
+            <w:tcMar>
+              <w:top w:w="0" w:type="dxa"/>
+              <w:left w:w="100" w:type="dxa"/>
+              <w:bottom w:w="0" w:type="dxa"/>
+              <w:right w:w="100" w:type="dxa"/>
+            </w:tcMar>
+            <w:hideMark/>
+          </w:tcPr>
+          <w:p>
+            <w:pPr>
+              <w:rPr>
+                <w:rFonts w:asciiTheme="majorHAnsi" w:eastAsia="Calibri" w:hAnsiTheme="majorHAnsi" w:cstheme="majorHAnsi"/>
+                <w:lang w:val="pt-BR"/>
+              </w:rPr>
+            </w:pPr>
+            <w:r>
+              <w:rPr>
+                <w:rFonts w:asciiTheme="majorHAnsi" w:eastAsia="Calibri" w:hAnsiTheme="majorHAnsi" w:cstheme="majorHAnsi"/>
+                <w:lang w:val="pt-BR"/>
+              </w:rPr>
+              <w:t>Altamente compatível – alimento benéfico, harmonizador.</w:t>
+            </w:r>
+          </w:p>
+        </w:tc>
+      </w:tr>
+      <w:tr>
+        <w:trPr>
+          <w:trHeight w:val="255"/>
+        </w:trPr>
+        <w:tc>
+          <w:tcPr>
+            <w:tcW w:w="0" w:type="auto"/>
+            <w:vMerge/>
             <w:vAlign w:val="center"/>
             <w:hideMark/>
           </w:tcPr>
           <w:p>
             <w:pPr>
               <w:rPr>
-                <w:b/>
-                <w:bCs/>
+                <w:rFonts w:asciiTheme="majorHAnsi" w:eastAsia="Calibri" w:hAnsiTheme="majorHAnsi" w:cstheme="majorHAnsi"/>
+                <w:lang w:val="pt-BR"/>
               </w:rPr>
             </w:pPr>
-            <w:proofErr w:type="spellStart"/>
-            <w:r>
-              <w:t>Microrganismos</w:t>
-            </w:r>
-            <w:proofErr w:type="spellEnd"/>
           </w:p>
         </w:tc>
         <w:tc>
           <w:tcPr>
-            <w:tcW w:w="0" w:type="auto"/>
-            <w:tcBorders>
-              <w:top w:val="single" w:sz="4" w:space="0" w:color="000000"/>
-              <w:left w:val="single" w:sz="4" w:space="0" w:color="000000"/>
-              <w:bottom w:val="single" w:sz="4" w:space="0" w:color="000000"/>
-              <w:right w:val="single" w:sz="4" w:space="0" w:color="000000"/>
-            </w:tcBorders>
+            <w:tcW w:w="1524" w:type="dxa"/>
+            <w:shd w:val="clear" w:color="auto" w:fill="D9D9D9"/>
             <w:tcMar>
               <w:top w:w="0" w:type="dxa"/>
-              <w:left w:w="108" w:type="dxa"/>
+              <w:left w:w="100" w:type="dxa"/>
               <w:bottom w:w="0" w:type="dxa"/>
-              <w:right w:w="108" w:type="dxa"/>
+              <w:right w:w="100" w:type="dxa"/>
             </w:tcMar>
             <w:hideMark/>
           </w:tcPr>
           <w:p>
             <w:pPr>
               <w:rPr>
-                <w:b/>
-                <w:bCs/>
+                <w:rFonts w:asciiTheme="majorHAnsi" w:eastAsia="Calibri" w:hAnsiTheme="majorHAnsi" w:cstheme="majorHAnsi"/>
+                <w:lang w:val="pt-BR"/>
               </w:rPr>
             </w:pPr>
             <w:r>
-              <w:t>0 – 0,425</w:t>
+              <w:rPr>
+                <w:rFonts w:asciiTheme="majorHAnsi" w:eastAsia="Calibri" w:hAnsiTheme="majorHAnsi" w:cstheme="majorHAnsi"/>
+                <w:lang w:val="pt-BR"/>
+              </w:rPr>
+              <w:t>0,300 – 0,700</w:t>
             </w:r>
           </w:p>
         </w:tc>
         <w:tc>
           <w:tcPr>
-            <w:tcW w:w="0" w:type="auto"/>
-            <w:tcBorders>
-              <w:top w:val="single" w:sz="4" w:space="0" w:color="000000"/>
-              <w:left w:val="single" w:sz="4" w:space="0" w:color="000000"/>
-              <w:bottom w:val="single" w:sz="4" w:space="0" w:color="000000"/>
-              <w:right w:val="single" w:sz="4" w:space="0" w:color="000000"/>
-            </w:tcBorders>
+            <w:tcW w:w="6967" w:type="dxa"/>
+            <w:shd w:val="clear" w:color="auto" w:fill="D9D9D9"/>
             <w:tcMar>
               <w:top w:w="0" w:type="dxa"/>
-              <w:left w:w="108" w:type="dxa"/>
+              <w:left w:w="100" w:type="dxa"/>
               <w:bottom w:w="0" w:type="dxa"/>
-              <w:right w:w="108" w:type="dxa"/>
+              <w:right w:w="100" w:type="dxa"/>
             </w:tcMar>
             <w:hideMark/>
           </w:tcPr>
           <w:p>
             <w:pPr>
               <w:rPr>
-                <w:b/>
-                <w:bCs/>
+                <w:rFonts w:asciiTheme="majorHAnsi" w:eastAsia="Calibri" w:hAnsiTheme="majorHAnsi" w:cstheme="majorHAnsi"/>
                 <w:lang w:val="pt-BR"/>
               </w:rPr>
             </w:pPr>
             <w:r>
               <w:rPr>
+                <w:rFonts w:asciiTheme="majorHAnsi" w:eastAsia="Calibri" w:hAnsiTheme="majorHAnsi" w:cstheme="majorHAnsi"/>
                 <w:lang w:val="pt-BR"/>
               </w:rPr>
-              <w:t>Provável presença ativa do microrganismo</w:t>
+              <w:t>Compatível – pode ser consumido com moderação.</w:t>
             </w:r>
           </w:p>
         </w:tc>
       </w:tr>
       <w:tr>
         <w:trPr>
-          <w:tblHeader/>
+          <w:trHeight w:val="270"/>
         </w:trPr>
         <w:tc>
           <w:tcPr>
             <w:tcW w:w="0" w:type="auto"/>
             <w:vMerge/>
-            <w:tcBorders>
-              <w:top w:val="single" w:sz="4" w:space="0" w:color="000000"/>
-              <w:left w:val="single" w:sz="4" w:space="0" w:color="000000"/>
-              <w:bottom w:val="single" w:sz="4" w:space="0" w:color="000000"/>
-              <w:right w:val="single" w:sz="4" w:space="0" w:color="000000"/>
-            </w:tcBorders>
             <w:vAlign w:val="center"/>
             <w:hideMark/>
           </w:tcPr>
           <w:p>
             <w:pPr>
               <w:rPr>
-                <w:b/>
-                <w:bCs/>
+                <w:rFonts w:asciiTheme="majorHAnsi" w:eastAsia="Calibri" w:hAnsiTheme="majorHAnsi" w:cstheme="majorHAnsi"/>
                 <w:lang w:val="pt-BR"/>
               </w:rPr>
             </w:pPr>
@@ -761,89 +1698,76 @@
         </w:tc>
         <w:tc>
           <w:tcPr>
-            <w:tcW w:w="0" w:type="auto"/>
-            <w:tcBorders>
-              <w:top w:val="single" w:sz="4" w:space="0" w:color="000000"/>
-              <w:left w:val="single" w:sz="4" w:space="0" w:color="000000"/>
-              <w:bottom w:val="single" w:sz="4" w:space="0" w:color="000000"/>
-              <w:right w:val="single" w:sz="4" w:space="0" w:color="000000"/>
-            </w:tcBorders>
+            <w:tcW w:w="1524" w:type="dxa"/>
+            <w:shd w:val="clear" w:color="auto" w:fill="D9D9D9"/>
             <w:tcMar>
               <w:top w:w="0" w:type="dxa"/>
-              <w:left w:w="108" w:type="dxa"/>
+              <w:left w:w="100" w:type="dxa"/>
               <w:bottom w:w="0" w:type="dxa"/>
-              <w:right w:w="108" w:type="dxa"/>
+              <w:right w:w="100" w:type="dxa"/>
             </w:tcMar>
             <w:hideMark/>
           </w:tcPr>
           <w:p>
             <w:pPr>
               <w:rPr>
-                <w:b/>
-                <w:bCs/>
+                <w:rFonts w:asciiTheme="majorHAnsi" w:eastAsia="Calibri" w:hAnsiTheme="majorHAnsi" w:cstheme="majorHAnsi"/>
+                <w:lang w:val="pt-BR"/>
               </w:rPr>
             </w:pPr>
             <w:r>
-              <w:t>0,426 – 0,750</w:t>
+              <w:rPr>
+                <w:rFonts w:asciiTheme="majorHAnsi" w:eastAsia="Calibri" w:hAnsiTheme="majorHAnsi" w:cstheme="majorHAnsi"/>
+                <w:lang w:val="pt-BR"/>
+              </w:rPr>
+              <w:t>0,710 -1,000</w:t>
             </w:r>
           </w:p>
         </w:tc>
         <w:tc>
           <w:tcPr>
-            <w:tcW w:w="0" w:type="auto"/>
-            <w:tcBorders>
-              <w:top w:val="single" w:sz="4" w:space="0" w:color="000000"/>
-              <w:left w:val="single" w:sz="4" w:space="0" w:color="000000"/>
-              <w:bottom w:val="single" w:sz="4" w:space="0" w:color="000000"/>
-              <w:right w:val="single" w:sz="4" w:space="0" w:color="000000"/>
-            </w:tcBorders>
+            <w:tcW w:w="6967" w:type="dxa"/>
+            <w:shd w:val="clear" w:color="auto" w:fill="D9D9D9"/>
             <w:tcMar>
               <w:top w:w="0" w:type="dxa"/>
-              <w:left w:w="108" w:type="dxa"/>
+              <w:left w:w="100" w:type="dxa"/>
               <w:bottom w:w="0" w:type="dxa"/>
-              <w:right w:w="108" w:type="dxa"/>
+              <w:right w:w="100" w:type="dxa"/>
             </w:tcMar>
             <w:hideMark/>
           </w:tcPr>
           <w:p>
             <w:pPr>
               <w:rPr>
-                <w:b/>
-                <w:bCs/>
+                <w:rFonts w:asciiTheme="majorHAnsi" w:eastAsia="Calibri" w:hAnsiTheme="majorHAnsi" w:cstheme="majorHAnsi"/>
                 <w:lang w:val="pt-BR"/>
               </w:rPr>
             </w:pPr>
             <w:r>
               <w:rPr>
+                <w:rFonts w:asciiTheme="majorHAnsi" w:eastAsia="Calibri" w:hAnsiTheme="majorHAnsi" w:cstheme="majorHAnsi"/>
                 <w:lang w:val="pt-BR"/>
               </w:rPr>
-              <w:t>Possível presença, podendo estar inativo ou em baixa atividade.</w:t>
+              <w:t>Pouco compatível – pode gerar leve estresse biológico.</w:t>
             </w:r>
           </w:p>
         </w:tc>
       </w:tr>
       <w:tr>
         <w:trPr>
-          <w:tblHeader/>
+          <w:trHeight w:val="255"/>
         </w:trPr>
         <w:tc>
           <w:tcPr>
             <w:tcW w:w="0" w:type="auto"/>
             <w:vMerge/>
-            <w:tcBorders>
-              <w:top w:val="single" w:sz="4" w:space="0" w:color="000000"/>
-              <w:left w:val="single" w:sz="4" w:space="0" w:color="000000"/>
-              <w:bottom w:val="single" w:sz="4" w:space="0" w:color="000000"/>
-              <w:right w:val="single" w:sz="4" w:space="0" w:color="000000"/>
-            </w:tcBorders>
             <w:vAlign w:val="center"/>
             <w:hideMark/>
           </w:tcPr>
           <w:p>
             <w:pPr>
               <w:rPr>
-                <w:b/>
-                <w:bCs/>
+                <w:rFonts w:asciiTheme="majorHAnsi" w:eastAsia="Calibri" w:hAnsiTheme="majorHAnsi" w:cstheme="majorHAnsi"/>
                 <w:lang w:val="pt-BR"/>
               </w:rPr>
             </w:pPr>
@@ -851,194 +1775,238 @@
         </w:tc>
         <w:tc>
           <w:tcPr>
-            <w:tcW w:w="0" w:type="auto"/>
-            <w:tcBorders>
-              <w:top w:val="single" w:sz="4" w:space="0" w:color="000000"/>
-              <w:left w:val="single" w:sz="4" w:space="0" w:color="000000"/>
-              <w:bottom w:val="single" w:sz="4" w:space="0" w:color="000000"/>
-              <w:right w:val="single" w:sz="4" w:space="0" w:color="000000"/>
-            </w:tcBorders>
+            <w:tcW w:w="1524" w:type="dxa"/>
+            <w:shd w:val="clear" w:color="auto" w:fill="D9D9D9"/>
             <w:tcMar>
               <w:top w:w="0" w:type="dxa"/>
-              <w:left w:w="108" w:type="dxa"/>
+              <w:left w:w="100" w:type="dxa"/>
               <w:bottom w:w="0" w:type="dxa"/>
-              <w:right w:w="108" w:type="dxa"/>
+              <w:right w:w="100" w:type="dxa"/>
             </w:tcMar>
             <w:hideMark/>
           </w:tcPr>
           <w:p>
             <w:pPr>
               <w:rPr>
-                <w:b/>
-                <w:bCs/>
+                <w:rFonts w:asciiTheme="majorHAnsi" w:eastAsia="Calibri" w:hAnsiTheme="majorHAnsi" w:cstheme="majorHAnsi"/>
+                <w:lang w:val="pt-BR"/>
               </w:rPr>
             </w:pPr>
             <w:r>
-              <w:t>&gt; 0,750</w:t>
+              <w:rPr>
+                <w:rFonts w:asciiTheme="majorHAnsi" w:eastAsia="Calibri" w:hAnsiTheme="majorHAnsi" w:cstheme="majorHAnsi"/>
+                <w:lang w:val="pt-BR"/>
+              </w:rPr>
+              <w:t>&gt;1,000</w:t>
             </w:r>
           </w:p>
         </w:tc>
         <w:tc>
           <w:tcPr>
-            <w:tcW w:w="0" w:type="auto"/>
-            <w:tcBorders>
-              <w:top w:val="single" w:sz="4" w:space="0" w:color="000000"/>
-              <w:left w:val="single" w:sz="4" w:space="0" w:color="000000"/>
-              <w:bottom w:val="single" w:sz="4" w:space="0" w:color="000000"/>
-              <w:right w:val="single" w:sz="4" w:space="0" w:color="000000"/>
-            </w:tcBorders>
+            <w:tcW w:w="6967" w:type="dxa"/>
+            <w:shd w:val="clear" w:color="auto" w:fill="D9D9D9"/>
             <w:tcMar>
               <w:top w:w="0" w:type="dxa"/>
-              <w:left w:w="108" w:type="dxa"/>
+              <w:left w:w="100" w:type="dxa"/>
               <w:bottom w:w="0" w:type="dxa"/>
-              <w:right w:w="108" w:type="dxa"/>
+              <w:right w:w="100" w:type="dxa"/>
             </w:tcMar>
             <w:hideMark/>
           </w:tcPr>
           <w:p>
             <w:pPr>
               <w:rPr>
-                <w:b/>
-                <w:bCs/>
+                <w:rFonts w:asciiTheme="majorHAnsi" w:eastAsia="Calibri" w:hAnsiTheme="majorHAnsi" w:cstheme="majorHAnsi"/>
                 <w:lang w:val="pt-BR"/>
               </w:rPr>
             </w:pPr>
             <w:r>
               <w:rPr>
+                <w:rFonts w:asciiTheme="majorHAnsi" w:eastAsia="Calibri" w:hAnsiTheme="majorHAnsi" w:cstheme="majorHAnsi"/>
                 <w:lang w:val="pt-BR"/>
               </w:rPr>
-              <w:t>Compatibilidade fraca, indicando memória energética ou irrelevante.</w:t>
+              <w:t>Incompatível – potencial alergênico, inflamatório ou intoxicante.</w:t>
             </w:r>
           </w:p>
         </w:tc>
       </w:tr>
       <w:tr>
         <w:trPr>
-          <w:trHeight w:val="314"/>
-          <w:tblHeader/>
+          <w:trHeight w:val="255"/>
         </w:trPr>
         <w:tc>
           <w:tcPr>
             <w:tcW w:w="0" w:type="auto"/>
             <w:vMerge w:val="restart"/>
-            <w:tcBorders>
-              <w:top w:val="single" w:sz="4" w:space="0" w:color="000000"/>
-              <w:left w:val="single" w:sz="4" w:space="0" w:color="000000"/>
-              <w:bottom w:val="single" w:sz="4" w:space="0" w:color="000000"/>
-              <w:right w:val="single" w:sz="4" w:space="0" w:color="000000"/>
-            </w:tcBorders>
-            <w:shd w:val="clear" w:color="auto" w:fill="D9D9D9"/>
             <w:tcMar>
               <w:top w:w="0" w:type="dxa"/>
-              <w:left w:w="115" w:type="dxa"/>
+              <w:left w:w="100" w:type="dxa"/>
               <w:bottom w:w="0" w:type="dxa"/>
-              <w:right w:w="115" w:type="dxa"/>
+              <w:right w:w="100" w:type="dxa"/>
             </w:tcMar>
+            <w:hideMark/>
+          </w:tcPr>
+          <w:p>
+            <w:pPr>
+              <w:rPr>
+                <w:rFonts w:asciiTheme="majorHAnsi" w:eastAsia="Calibri" w:hAnsiTheme="majorHAnsi" w:cstheme="majorHAnsi"/>
+                <w:lang w:val="pt-BR"/>
+              </w:rPr>
+            </w:pPr>
+            <w:r>
+              <w:rPr>
+                <w:rFonts w:asciiTheme="majorHAnsi" w:eastAsia="Calibri" w:hAnsiTheme="majorHAnsi" w:cstheme="majorHAnsi"/>
+                <w:lang w:val="pt-BR"/>
+              </w:rPr>
+              <w:t>Padrões energéticos alterados</w:t>
+            </w:r>
+          </w:p>
+        </w:tc>
+        <w:tc>
+          <w:tcPr>
+            <w:tcW w:w="1524" w:type="dxa"/>
+            <w:tcMar>
+              <w:top w:w="0" w:type="dxa"/>
+              <w:left w:w="100" w:type="dxa"/>
+              <w:bottom w:w="0" w:type="dxa"/>
+              <w:right w:w="100" w:type="dxa"/>
+            </w:tcMar>
+            <w:hideMark/>
+          </w:tcPr>
+          <w:p>
+            <w:pPr>
+              <w:rPr>
+                <w:rFonts w:asciiTheme="majorHAnsi" w:eastAsia="Calibri" w:hAnsiTheme="majorHAnsi" w:cstheme="majorHAnsi"/>
+                <w:lang w:val="pt-BR"/>
+              </w:rPr>
+            </w:pPr>
+            <w:r>
+              <w:rPr>
+                <w:rFonts w:asciiTheme="majorHAnsi" w:eastAsia="Calibri" w:hAnsiTheme="majorHAnsi" w:cstheme="majorHAnsi"/>
+                <w:lang w:val="pt-BR"/>
+              </w:rPr>
+              <w:t>0 – 0,300</w:t>
+            </w:r>
+          </w:p>
+        </w:tc>
+        <w:tc>
+          <w:tcPr>
+            <w:tcW w:w="6967" w:type="dxa"/>
+            <w:tcMar>
+              <w:top w:w="0" w:type="dxa"/>
+              <w:left w:w="100" w:type="dxa"/>
+              <w:bottom w:w="0" w:type="dxa"/>
+              <w:right w:w="100" w:type="dxa"/>
+            </w:tcMar>
+            <w:hideMark/>
+          </w:tcPr>
+          <w:p>
+            <w:pPr>
+              <w:rPr>
+                <w:rFonts w:asciiTheme="majorHAnsi" w:eastAsia="Calibri" w:hAnsiTheme="majorHAnsi" w:cstheme="majorHAnsi"/>
+                <w:lang w:val="pt-BR"/>
+              </w:rPr>
+            </w:pPr>
+            <w:r>
+              <w:rPr>
+                <w:rFonts w:asciiTheme="majorHAnsi" w:eastAsia="Calibri" w:hAnsiTheme="majorHAnsi" w:cstheme="majorHAnsi"/>
+                <w:lang w:val="pt-BR"/>
+              </w:rPr>
+              <w:t>Processo altamente provável. Pode haver sintomas visíveis.</w:t>
+            </w:r>
+          </w:p>
+        </w:tc>
+      </w:tr>
+      <w:tr>
+        <w:trPr>
+          <w:trHeight w:val="255"/>
+        </w:trPr>
+        <w:tc>
+          <w:tcPr>
+            <w:tcW w:w="0" w:type="auto"/>
+            <w:vMerge/>
             <w:vAlign w:val="center"/>
             <w:hideMark/>
           </w:tcPr>
           <w:p>
             <w:pPr>
               <w:rPr>
-                <w:b/>
-                <w:bCs/>
+                <w:rFonts w:asciiTheme="majorHAnsi" w:eastAsia="Calibri" w:hAnsiTheme="majorHAnsi" w:cstheme="majorHAnsi"/>
+                <w:lang w:val="pt-BR"/>
               </w:rPr>
             </w:pPr>
-            <w:proofErr w:type="spellStart"/>
-            <w:r>
-              <w:t>Toxinas</w:t>
-            </w:r>
-            <w:proofErr w:type="spellEnd"/>
           </w:p>
         </w:tc>
         <w:tc>
           <w:tcPr>
-            <w:tcW w:w="0" w:type="auto"/>
-            <w:tcBorders>
-              <w:top w:val="single" w:sz="4" w:space="0" w:color="000000"/>
-              <w:left w:val="single" w:sz="4" w:space="0" w:color="000000"/>
-              <w:bottom w:val="single" w:sz="4" w:space="0" w:color="000000"/>
-              <w:right w:val="single" w:sz="4" w:space="0" w:color="000000"/>
-            </w:tcBorders>
-            <w:shd w:val="clear" w:color="auto" w:fill="D9D9D9"/>
+            <w:tcW w:w="1524" w:type="dxa"/>
             <w:tcMar>
               <w:top w:w="0" w:type="dxa"/>
-              <w:left w:w="108" w:type="dxa"/>
+              <w:left w:w="100" w:type="dxa"/>
               <w:bottom w:w="0" w:type="dxa"/>
-              <w:right w:w="108" w:type="dxa"/>
+              <w:right w:w="100" w:type="dxa"/>
             </w:tcMar>
             <w:hideMark/>
           </w:tcPr>
           <w:p>
             <w:pPr>
               <w:rPr>
-                <w:b/>
-                <w:bCs/>
+                <w:rFonts w:asciiTheme="majorHAnsi" w:eastAsia="Calibri" w:hAnsiTheme="majorHAnsi" w:cstheme="majorHAnsi"/>
+                <w:lang w:val="pt-BR"/>
               </w:rPr>
             </w:pPr>
             <w:r>
-              <w:t>0 – 0,425</w:t>
+              <w:rPr>
+                <w:rFonts w:asciiTheme="majorHAnsi" w:eastAsia="Calibri" w:hAnsiTheme="majorHAnsi" w:cstheme="majorHAnsi"/>
+                <w:lang w:val="pt-BR"/>
+              </w:rPr>
+              <w:t>0,300 – 0,700</w:t>
             </w:r>
           </w:p>
         </w:tc>
         <w:tc>
           <w:tcPr>
-            <w:tcW w:w="0" w:type="auto"/>
-            <w:tcBorders>
-              <w:top w:val="single" w:sz="4" w:space="0" w:color="000000"/>
-              <w:left w:val="single" w:sz="4" w:space="0" w:color="000000"/>
-              <w:bottom w:val="single" w:sz="4" w:space="0" w:color="000000"/>
-              <w:right w:val="single" w:sz="4" w:space="0" w:color="000000"/>
-            </w:tcBorders>
-            <w:shd w:val="clear" w:color="auto" w:fill="D9D9D9"/>
+            <w:tcW w:w="6967" w:type="dxa"/>
             <w:tcMar>
               <w:top w:w="0" w:type="dxa"/>
-              <w:left w:w="115" w:type="dxa"/>
+              <w:left w:w="100" w:type="dxa"/>
               <w:bottom w:w="0" w:type="dxa"/>
-              <w:right w:w="115" w:type="dxa"/>
+              <w:right w:w="100" w:type="dxa"/>
             </w:tcMar>
             <w:hideMark/>
           </w:tcPr>
           <w:p>
             <w:pPr>
               <w:rPr>
-                <w:b/>
-                <w:bCs/>
+                <w:rFonts w:asciiTheme="majorHAnsi" w:eastAsia="Calibri" w:hAnsiTheme="majorHAnsi" w:cstheme="majorHAnsi"/>
                 <w:lang w:val="pt-BR"/>
               </w:rPr>
             </w:pPr>
             <w:r>
               <w:rPr>
+                <w:rFonts w:asciiTheme="majorHAnsi" w:eastAsia="Calibri" w:hAnsiTheme="majorHAnsi" w:cstheme="majorHAnsi"/>
                 <w:lang w:val="pt-BR"/>
               </w:rPr>
-              <w:t>Alta ressonância – forte impacto no organismo. Indica sobrecarga tóxica ou intoxicação ativa.</w:t>
+              <w:t>Fase de desenvolvimento inicial, subclínica.</w:t>
             </w:r>
           </w:p>
         </w:tc>
       </w:tr>
       <w:tr>
         <w:trPr>
-          <w:trHeight w:val="293"/>
-          <w:tblHeader/>
+          <w:trHeight w:val="255"/>
         </w:trPr>
         <w:tc>
           <w:tcPr>
             <w:tcW w:w="0" w:type="auto"/>
             <w:vMerge/>
-            <w:tcBorders>
-              <w:top w:val="single" w:sz="4" w:space="0" w:color="000000"/>
-              <w:left w:val="single" w:sz="4" w:space="0" w:color="000000"/>
-              <w:bottom w:val="single" w:sz="4" w:space="0" w:color="000000"/>
-              <w:right w:val="single" w:sz="4" w:space="0" w:color="000000"/>
-            </w:tcBorders>
             <w:vAlign w:val="center"/>
             <w:hideMark/>
           </w:tcPr>
           <w:p>
             <w:pPr>
               <w:rPr>
-                <w:b/>
-                <w:bCs/>
+                <w:rFonts w:asciiTheme="majorHAnsi" w:eastAsia="Calibri" w:hAnsiTheme="majorHAnsi" w:cstheme="majorHAnsi"/>
                 <w:lang w:val="pt-BR"/>
               </w:rPr>
             </w:pPr>
@@ -1046,904 +2014,144 @@
         </w:tc>
         <w:tc>
           <w:tcPr>
-            <w:tcW w:w="0" w:type="auto"/>
-            <w:tcBorders>
-              <w:top w:val="single" w:sz="4" w:space="0" w:color="000000"/>
-              <w:left w:val="single" w:sz="4" w:space="0" w:color="000000"/>
-              <w:bottom w:val="single" w:sz="4" w:space="0" w:color="000000"/>
-              <w:right w:val="single" w:sz="4" w:space="0" w:color="000000"/>
-            </w:tcBorders>
-            <w:shd w:val="clear" w:color="auto" w:fill="D9D9D9"/>
+            <w:tcW w:w="1524" w:type="dxa"/>
             <w:tcMar>
               <w:top w:w="0" w:type="dxa"/>
-              <w:left w:w="108" w:type="dxa"/>
+              <w:left w:w="100" w:type="dxa"/>
               <w:bottom w:w="0" w:type="dxa"/>
-              <w:right w:w="108" w:type="dxa"/>
+              <w:right w:w="100" w:type="dxa"/>
             </w:tcMar>
             <w:hideMark/>
           </w:tcPr>
           <w:p>
             <w:pPr>
               <w:rPr>
-                <w:b/>
-                <w:bCs/>
+                <w:rFonts w:asciiTheme="majorHAnsi" w:eastAsia="Calibri" w:hAnsiTheme="majorHAnsi" w:cstheme="majorHAnsi"/>
+                <w:lang w:val="pt-BR"/>
               </w:rPr>
             </w:pPr>
             <w:r>
-              <w:t>0,426 – 0,750</w:t>
+              <w:rPr>
+                <w:rFonts w:asciiTheme="majorHAnsi" w:eastAsia="Calibri" w:hAnsiTheme="majorHAnsi" w:cstheme="majorHAnsi"/>
+                <w:lang w:val="pt-BR"/>
+              </w:rPr>
+              <w:t>0,710 -1,000</w:t>
             </w:r>
           </w:p>
         </w:tc>
         <w:tc>
           <w:tcPr>
-            <w:tcW w:w="0" w:type="auto"/>
-            <w:tcBorders>
-              <w:top w:val="single" w:sz="4" w:space="0" w:color="000000"/>
-              <w:left w:val="single" w:sz="4" w:space="0" w:color="000000"/>
-              <w:bottom w:val="single" w:sz="4" w:space="0" w:color="000000"/>
-              <w:right w:val="single" w:sz="4" w:space="0" w:color="000000"/>
-            </w:tcBorders>
-            <w:shd w:val="clear" w:color="auto" w:fill="D9D9D9"/>
+            <w:tcW w:w="6967" w:type="dxa"/>
             <w:tcMar>
               <w:top w:w="0" w:type="dxa"/>
-              <w:left w:w="115" w:type="dxa"/>
+              <w:left w:w="100" w:type="dxa"/>
               <w:bottom w:w="0" w:type="dxa"/>
-              <w:right w:w="115" w:type="dxa"/>
+              <w:right w:w="100" w:type="dxa"/>
             </w:tcMar>
             <w:hideMark/>
           </w:tcPr>
           <w:p>
             <w:pPr>
               <w:rPr>
-                <w:b/>
-                <w:bCs/>
+                <w:rFonts w:asciiTheme="majorHAnsi" w:eastAsia="Calibri" w:hAnsiTheme="majorHAnsi" w:cstheme="majorHAnsi"/>
                 <w:lang w:val="pt-BR"/>
               </w:rPr>
             </w:pPr>
             <w:r>
               <w:rPr>
+                <w:rFonts w:asciiTheme="majorHAnsi" w:eastAsia="Calibri" w:hAnsiTheme="majorHAnsi" w:cstheme="majorHAnsi"/>
                 <w:lang w:val="pt-BR"/>
               </w:rPr>
-              <w:t>Ressonância moderada – há sinais de influência ativa no campo biológico. </w:t>
+              <w:t>Sem expressão ativa, mas pode ser um traço genético.</w:t>
             </w:r>
           </w:p>
         </w:tc>
       </w:tr>
       <w:tr>
         <w:trPr>
-          <w:trHeight w:val="293"/>
-          <w:tblHeader/>
+          <w:trHeight w:val="255"/>
         </w:trPr>
         <w:tc>
           <w:tcPr>
             <w:tcW w:w="0" w:type="auto"/>
-            <w:vMerge/>
-            <w:tcBorders>
-              <w:top w:val="single" w:sz="4" w:space="0" w:color="000000"/>
-              <w:left w:val="single" w:sz="4" w:space="0" w:color="000000"/>
-              <w:bottom w:val="single" w:sz="4" w:space="0" w:color="000000"/>
-              <w:right w:val="single" w:sz="4" w:space="0" w:color="000000"/>
-            </w:tcBorders>
-            <w:vAlign w:val="center"/>
-            <w:hideMark/>
-          </w:tcPr>
-          <w:p>
-            <w:pPr>
-              <w:rPr>
-                <w:b/>
-                <w:bCs/>
-                <w:lang w:val="pt-BR"/>
-              </w:rPr>
-            </w:pPr>
-          </w:p>
-        </w:tc>
-        <w:tc>
-          <w:tcPr>
-            <w:tcW w:w="0" w:type="auto"/>
-            <w:tcBorders>
-              <w:top w:val="single" w:sz="4" w:space="0" w:color="000000"/>
-              <w:left w:val="single" w:sz="4" w:space="0" w:color="000000"/>
-              <w:bottom w:val="single" w:sz="4" w:space="0" w:color="000000"/>
-              <w:right w:val="single" w:sz="4" w:space="0" w:color="000000"/>
-            </w:tcBorders>
             <w:shd w:val="clear" w:color="auto" w:fill="D9D9D9"/>
             <w:tcMar>
               <w:top w:w="0" w:type="dxa"/>
-              <w:left w:w="108" w:type="dxa"/>
+              <w:left w:w="100" w:type="dxa"/>
               <w:bottom w:w="0" w:type="dxa"/>
-              <w:right w:w="108" w:type="dxa"/>
+              <w:right w:w="100" w:type="dxa"/>
             </w:tcMar>
             <w:hideMark/>
           </w:tcPr>
           <w:p>
             <w:pPr>
               <w:rPr>
-                <w:b/>
-                <w:bCs/>
+                <w:rFonts w:asciiTheme="majorHAnsi" w:eastAsia="Calibri" w:hAnsiTheme="majorHAnsi" w:cstheme="majorHAnsi"/>
+                <w:lang w:val="pt-BR"/>
               </w:rPr>
             </w:pPr>
             <w:r>
-              <w:t>&gt; 0,750</w:t>
+              <w:rPr>
+                <w:rFonts w:asciiTheme="majorHAnsi" w:eastAsia="Calibri" w:hAnsiTheme="majorHAnsi" w:cstheme="majorHAnsi"/>
+                <w:lang w:val="pt-BR"/>
+              </w:rPr>
+              <w:t>Pedras/Cristais</w:t>
             </w:r>
           </w:p>
         </w:tc>
         <w:tc>
           <w:tcPr>
-            <w:tcW w:w="0" w:type="auto"/>
-            <w:tcBorders>
-              <w:top w:val="single" w:sz="4" w:space="0" w:color="000000"/>
-              <w:left w:val="single" w:sz="4" w:space="0" w:color="000000"/>
-              <w:bottom w:val="single" w:sz="4" w:space="0" w:color="000000"/>
-              <w:right w:val="single" w:sz="4" w:space="0" w:color="000000"/>
-            </w:tcBorders>
+            <w:tcW w:w="1524" w:type="dxa"/>
             <w:shd w:val="clear" w:color="auto" w:fill="D9D9D9"/>
             <w:tcMar>
               <w:top w:w="0" w:type="dxa"/>
-              <w:left w:w="115" w:type="dxa"/>
+              <w:left w:w="100" w:type="dxa"/>
               <w:bottom w:w="0" w:type="dxa"/>
-              <w:right w:w="115" w:type="dxa"/>
+              <w:right w:w="100" w:type="dxa"/>
             </w:tcMar>
             <w:hideMark/>
           </w:tcPr>
           <w:p>
             <w:pPr>
               <w:rPr>
-                <w:b/>
-                <w:bCs/>
+                <w:rFonts w:asciiTheme="majorHAnsi" w:eastAsia="Calibri" w:hAnsiTheme="majorHAnsi" w:cstheme="majorHAnsi"/>
                 <w:lang w:val="pt-BR"/>
               </w:rPr>
             </w:pPr>
             <w:r>
               <w:rPr>
+                <w:rFonts w:asciiTheme="majorHAnsi" w:eastAsia="Calibri" w:hAnsiTheme="majorHAnsi" w:cstheme="majorHAnsi"/>
                 <w:lang w:val="pt-BR"/>
               </w:rPr>
-              <w:t>Baixa ressonância – possível exposição passada, mas pouco ativa.</w:t>
-            </w:r>
-          </w:p>
-        </w:tc>
-      </w:tr>
-      <w:tr>
-        <w:trPr>
-          <w:trHeight w:val="293"/>
-        </w:trPr>
-        <w:tc>
-          <w:tcPr>
-            <w:tcW w:w="0" w:type="auto"/>
-            <w:vMerge w:val="restart"/>
-            <w:tcBorders>
-              <w:top w:val="single" w:sz="4" w:space="0" w:color="000000"/>
-              <w:left w:val="single" w:sz="4" w:space="0" w:color="000000"/>
-              <w:bottom w:val="single" w:sz="4" w:space="0" w:color="000000"/>
-              <w:right w:val="single" w:sz="4" w:space="0" w:color="000000"/>
-            </w:tcBorders>
-            <w:tcMar>
-              <w:top w:w="0" w:type="dxa"/>
-              <w:left w:w="115" w:type="dxa"/>
-              <w:bottom w:w="0" w:type="dxa"/>
-              <w:right w:w="115" w:type="dxa"/>
-            </w:tcMar>
-            <w:vAlign w:val="center"/>
-            <w:hideMark/>
-          </w:tcPr>
-          <w:p>
-            <w:r>
-              <w:t xml:space="preserve">Campo </w:t>
-            </w:r>
-            <w:proofErr w:type="spellStart"/>
-            <w:r>
-              <w:t>morfogenético</w:t>
-            </w:r>
-            <w:proofErr w:type="spellEnd"/>
+              <w:t>&lt;0,300</w:t>
+            </w:r>
           </w:p>
         </w:tc>
         <w:tc>
           <w:tcPr>
-            <w:tcW w:w="0" w:type="auto"/>
-            <w:tcBorders>
-              <w:top w:val="single" w:sz="4" w:space="0" w:color="000000"/>
-              <w:left w:val="single" w:sz="4" w:space="0" w:color="000000"/>
-              <w:bottom w:val="single" w:sz="4" w:space="0" w:color="000000"/>
-              <w:right w:val="single" w:sz="4" w:space="0" w:color="000000"/>
-            </w:tcBorders>
-            <w:tcMar>
-              <w:top w:w="0" w:type="dxa"/>
-              <w:left w:w="108" w:type="dxa"/>
-              <w:bottom w:w="0" w:type="dxa"/>
-              <w:right w:w="108" w:type="dxa"/>
-            </w:tcMar>
-            <w:hideMark/>
-          </w:tcPr>
-          <w:p>
-            <w:r>
-              <w:t>0 – 0,425</w:t>
-            </w:r>
-          </w:p>
-        </w:tc>
-        <w:tc>
-          <w:tcPr>
-            <w:tcW w:w="0" w:type="auto"/>
-            <w:tcBorders>
-              <w:top w:val="single" w:sz="4" w:space="0" w:color="000000"/>
-              <w:left w:val="single" w:sz="4" w:space="0" w:color="000000"/>
-              <w:bottom w:val="single" w:sz="4" w:space="0" w:color="000000"/>
-              <w:right w:val="single" w:sz="4" w:space="0" w:color="000000"/>
-            </w:tcBorders>
-            <w:tcMar>
-              <w:top w:w="0" w:type="dxa"/>
-              <w:left w:w="115" w:type="dxa"/>
-              <w:bottom w:w="0" w:type="dxa"/>
-              <w:right w:w="115" w:type="dxa"/>
-            </w:tcMar>
-            <w:vAlign w:val="center"/>
-            <w:hideMark/>
-          </w:tcPr>
-          <w:p>
-            <w:pPr>
-              <w:rPr>
-                <w:lang w:val="pt-BR"/>
-              </w:rPr>
-            </w:pPr>
-            <w:r>
-              <w:rPr>
-                <w:lang w:val="pt-BR"/>
-              </w:rPr>
-              <w:t xml:space="preserve">Emoção ativa e ressoante que está afetando os </w:t>
-            </w:r>
-            <w:proofErr w:type="gramStart"/>
-            <w:r>
-              <w:rPr>
-                <w:lang w:val="pt-BR"/>
-              </w:rPr>
-              <w:t>campos  emocional</w:t>
-            </w:r>
-            <w:proofErr w:type="gramEnd"/>
-            <w:r>
-              <w:rPr>
-                <w:lang w:val="pt-BR"/>
-              </w:rPr>
-              <w:t>/mental no momento.</w:t>
-            </w:r>
-          </w:p>
-        </w:tc>
-      </w:tr>
-      <w:tr>
-        <w:trPr>
-          <w:trHeight w:val="293"/>
-        </w:trPr>
-        <w:tc>
-          <w:tcPr>
-            <w:tcW w:w="0" w:type="auto"/>
-            <w:vMerge/>
-            <w:tcBorders>
-              <w:top w:val="single" w:sz="4" w:space="0" w:color="000000"/>
-              <w:left w:val="single" w:sz="4" w:space="0" w:color="000000"/>
-              <w:bottom w:val="single" w:sz="4" w:space="0" w:color="000000"/>
-              <w:right w:val="single" w:sz="4" w:space="0" w:color="000000"/>
-            </w:tcBorders>
-            <w:vAlign w:val="center"/>
-            <w:hideMark/>
-          </w:tcPr>
-          <w:p>
-            <w:pPr>
-              <w:rPr>
-                <w:lang w:val="pt-BR"/>
-              </w:rPr>
-            </w:pPr>
-          </w:p>
-        </w:tc>
-        <w:tc>
-          <w:tcPr>
-            <w:tcW w:w="0" w:type="auto"/>
-            <w:tcBorders>
-              <w:top w:val="single" w:sz="4" w:space="0" w:color="000000"/>
-              <w:left w:val="single" w:sz="4" w:space="0" w:color="000000"/>
-              <w:bottom w:val="single" w:sz="4" w:space="0" w:color="000000"/>
-              <w:right w:val="single" w:sz="4" w:space="0" w:color="000000"/>
-            </w:tcBorders>
-            <w:tcMar>
-              <w:top w:w="0" w:type="dxa"/>
-              <w:left w:w="108" w:type="dxa"/>
-              <w:bottom w:w="0" w:type="dxa"/>
-              <w:right w:w="108" w:type="dxa"/>
-            </w:tcMar>
-            <w:hideMark/>
-          </w:tcPr>
-          <w:p>
-            <w:r>
-              <w:t>0,426 -0,750</w:t>
-            </w:r>
-          </w:p>
-        </w:tc>
-        <w:tc>
-          <w:tcPr>
-            <w:tcW w:w="0" w:type="auto"/>
-            <w:tcBorders>
-              <w:top w:val="single" w:sz="4" w:space="0" w:color="000000"/>
-              <w:left w:val="single" w:sz="4" w:space="0" w:color="000000"/>
-              <w:bottom w:val="single" w:sz="4" w:space="0" w:color="000000"/>
-              <w:right w:val="single" w:sz="4" w:space="0" w:color="000000"/>
-            </w:tcBorders>
-            <w:tcMar>
-              <w:top w:w="0" w:type="dxa"/>
-              <w:left w:w="115" w:type="dxa"/>
-              <w:bottom w:w="0" w:type="dxa"/>
-              <w:right w:w="115" w:type="dxa"/>
-            </w:tcMar>
-            <w:vAlign w:val="center"/>
-            <w:hideMark/>
-          </w:tcPr>
-          <w:p>
-            <w:pPr>
-              <w:rPr>
-                <w:lang w:val="pt-BR"/>
-              </w:rPr>
-            </w:pPr>
-            <w:r>
-              <w:rPr>
-                <w:lang w:val="pt-BR"/>
-              </w:rPr>
-              <w:t>Emoção em transição ou enfraquecida. Pode estar sendo processada ou superada.</w:t>
-            </w:r>
-          </w:p>
-        </w:tc>
-      </w:tr>
-      <w:tr>
-        <w:trPr>
-          <w:trHeight w:val="293"/>
-        </w:trPr>
-        <w:tc>
-          <w:tcPr>
-            <w:tcW w:w="0" w:type="auto"/>
-            <w:vMerge/>
-            <w:tcBorders>
-              <w:top w:val="single" w:sz="4" w:space="0" w:color="000000"/>
-              <w:left w:val="single" w:sz="4" w:space="0" w:color="000000"/>
-              <w:bottom w:val="single" w:sz="4" w:space="0" w:color="000000"/>
-              <w:right w:val="single" w:sz="4" w:space="0" w:color="000000"/>
-            </w:tcBorders>
-            <w:vAlign w:val="center"/>
-            <w:hideMark/>
-          </w:tcPr>
-          <w:p>
-            <w:pPr>
-              <w:rPr>
-                <w:lang w:val="pt-BR"/>
-              </w:rPr>
-            </w:pPr>
-          </w:p>
-        </w:tc>
-        <w:tc>
-          <w:tcPr>
-            <w:tcW w:w="0" w:type="auto"/>
-            <w:tcBorders>
-              <w:top w:val="single" w:sz="4" w:space="0" w:color="000000"/>
-              <w:left w:val="single" w:sz="4" w:space="0" w:color="000000"/>
-              <w:bottom w:val="single" w:sz="4" w:space="0" w:color="000000"/>
-              <w:right w:val="single" w:sz="4" w:space="0" w:color="000000"/>
-            </w:tcBorders>
-            <w:tcMar>
-              <w:top w:w="0" w:type="dxa"/>
-              <w:left w:w="108" w:type="dxa"/>
-              <w:bottom w:w="0" w:type="dxa"/>
-              <w:right w:w="108" w:type="dxa"/>
-            </w:tcMar>
-            <w:hideMark/>
-          </w:tcPr>
-          <w:p>
-            <w:r>
-              <w:t>&gt;0,750</w:t>
-            </w:r>
-          </w:p>
-        </w:tc>
-        <w:tc>
-          <w:tcPr>
-            <w:tcW w:w="0" w:type="auto"/>
-            <w:tcBorders>
-              <w:top w:val="single" w:sz="4" w:space="0" w:color="000000"/>
-              <w:left w:val="single" w:sz="4" w:space="0" w:color="000000"/>
-              <w:bottom w:val="single" w:sz="4" w:space="0" w:color="000000"/>
-              <w:right w:val="single" w:sz="4" w:space="0" w:color="000000"/>
-            </w:tcBorders>
-            <w:tcMar>
-              <w:top w:w="0" w:type="dxa"/>
-              <w:left w:w="115" w:type="dxa"/>
-              <w:bottom w:w="0" w:type="dxa"/>
-              <w:right w:w="115" w:type="dxa"/>
-            </w:tcMar>
-            <w:vAlign w:val="center"/>
-            <w:hideMark/>
-          </w:tcPr>
-          <w:p>
-            <w:pPr>
-              <w:rPr>
-                <w:lang w:val="pt-BR"/>
-              </w:rPr>
-            </w:pPr>
-            <w:r>
-              <w:rPr>
-                <w:lang w:val="pt-BR"/>
-              </w:rPr>
-              <w:t>Geralmente não ressoa mais com o campo atual. Foi ressignificada e/ou superada.</w:t>
-            </w:r>
-          </w:p>
-        </w:tc>
-      </w:tr>
-      <w:tr>
-        <w:tc>
-          <w:tcPr>
-            <w:tcW w:w="0" w:type="auto"/>
-            <w:vMerge w:val="restart"/>
-            <w:tcBorders>
-              <w:top w:val="single" w:sz="4" w:space="0" w:color="000000"/>
-              <w:left w:val="single" w:sz="4" w:space="0" w:color="000000"/>
-              <w:bottom w:val="single" w:sz="4" w:space="0" w:color="000000"/>
-              <w:right w:val="single" w:sz="4" w:space="0" w:color="000000"/>
-            </w:tcBorders>
+            <w:tcW w:w="6967" w:type="dxa"/>
             <w:shd w:val="clear" w:color="auto" w:fill="D9D9D9"/>
             <w:tcMar>
               <w:top w:w="0" w:type="dxa"/>
-              <w:left w:w="115" w:type="dxa"/>
+              <w:left w:w="100" w:type="dxa"/>
               <w:bottom w:w="0" w:type="dxa"/>
-              <w:right w:w="115" w:type="dxa"/>
-            </w:tcMar>
-            <w:vAlign w:val="center"/>
-            <w:hideMark/>
-          </w:tcPr>
-          <w:p>
-            <w:r>
-              <w:t>Alimentos</w:t>
-            </w:r>
-          </w:p>
-        </w:tc>
-        <w:tc>
-          <w:tcPr>
-            <w:tcW w:w="0" w:type="auto"/>
-            <w:tcBorders>
-              <w:top w:val="single" w:sz="4" w:space="0" w:color="000000"/>
-              <w:left w:val="single" w:sz="4" w:space="0" w:color="000000"/>
-              <w:bottom w:val="single" w:sz="4" w:space="0" w:color="000000"/>
-              <w:right w:val="single" w:sz="4" w:space="0" w:color="000000"/>
-            </w:tcBorders>
-            <w:tcMar>
-              <w:top w:w="0" w:type="dxa"/>
-              <w:left w:w="108" w:type="dxa"/>
-              <w:bottom w:w="0" w:type="dxa"/>
-              <w:right w:w="108" w:type="dxa"/>
-            </w:tcMar>
-            <w:hideMark/>
-          </w:tcPr>
-          <w:p>
-            <w:r>
-              <w:t>0 – 0,425</w:t>
-            </w:r>
-          </w:p>
-        </w:tc>
-        <w:tc>
-          <w:tcPr>
-            <w:tcW w:w="0" w:type="auto"/>
-            <w:tcBorders>
-              <w:top w:val="single" w:sz="4" w:space="0" w:color="000000"/>
-              <w:left w:val="single" w:sz="4" w:space="0" w:color="000000"/>
-              <w:bottom w:val="single" w:sz="4" w:space="0" w:color="000000"/>
-              <w:right w:val="single" w:sz="4" w:space="0" w:color="000000"/>
-            </w:tcBorders>
-            <w:shd w:val="clear" w:color="auto" w:fill="D9D9D9"/>
-            <w:tcMar>
-              <w:top w:w="0" w:type="dxa"/>
-              <w:left w:w="108" w:type="dxa"/>
-              <w:bottom w:w="0" w:type="dxa"/>
-              <w:right w:w="108" w:type="dxa"/>
-            </w:tcMar>
-            <w:vAlign w:val="center"/>
-            <w:hideMark/>
-          </w:tcPr>
-          <w:p>
-            <w:pPr>
-              <w:rPr>
-                <w:lang w:val="pt-BR"/>
-              </w:rPr>
-            </w:pPr>
-            <w:r>
-              <w:rPr>
-                <w:lang w:val="pt-BR"/>
-              </w:rPr>
-              <w:t>Altamente compatível – alimento benéfico, harmonizador.</w:t>
-            </w:r>
-          </w:p>
-        </w:tc>
-      </w:tr>
-      <w:tr>
-        <w:tc>
-          <w:tcPr>
-            <w:tcW w:w="0" w:type="auto"/>
-            <w:vMerge/>
-            <w:tcBorders>
-              <w:top w:val="single" w:sz="4" w:space="0" w:color="000000"/>
-              <w:left w:val="single" w:sz="4" w:space="0" w:color="000000"/>
-              <w:bottom w:val="single" w:sz="4" w:space="0" w:color="000000"/>
-              <w:right w:val="single" w:sz="4" w:space="0" w:color="000000"/>
-            </w:tcBorders>
-            <w:vAlign w:val="center"/>
-            <w:hideMark/>
-          </w:tcPr>
-          <w:p>
-            <w:pPr>
-              <w:rPr>
-                <w:lang w:val="pt-BR"/>
-              </w:rPr>
-            </w:pPr>
-          </w:p>
-        </w:tc>
-        <w:tc>
-          <w:tcPr>
-            <w:tcW w:w="0" w:type="auto"/>
-            <w:tcBorders>
-              <w:top w:val="single" w:sz="4" w:space="0" w:color="000000"/>
-              <w:left w:val="single" w:sz="4" w:space="0" w:color="000000"/>
-              <w:bottom w:val="single" w:sz="4" w:space="0" w:color="000000"/>
-              <w:right w:val="single" w:sz="4" w:space="0" w:color="000000"/>
-            </w:tcBorders>
-            <w:tcMar>
-              <w:top w:w="0" w:type="dxa"/>
-              <w:left w:w="108" w:type="dxa"/>
-              <w:bottom w:w="0" w:type="dxa"/>
-              <w:right w:w="108" w:type="dxa"/>
-            </w:tcMar>
-            <w:hideMark/>
-          </w:tcPr>
-          <w:p>
-            <w:r>
-              <w:t>0,426 -0,750</w:t>
-            </w:r>
-          </w:p>
-        </w:tc>
-        <w:tc>
-          <w:tcPr>
-            <w:tcW w:w="0" w:type="auto"/>
-            <w:tcBorders>
-              <w:top w:val="single" w:sz="4" w:space="0" w:color="000000"/>
-              <w:left w:val="single" w:sz="4" w:space="0" w:color="000000"/>
-              <w:bottom w:val="single" w:sz="4" w:space="0" w:color="000000"/>
-              <w:right w:val="single" w:sz="4" w:space="0" w:color="000000"/>
-            </w:tcBorders>
-            <w:shd w:val="clear" w:color="auto" w:fill="D9D9D9"/>
-            <w:tcMar>
-              <w:top w:w="0" w:type="dxa"/>
-              <w:left w:w="108" w:type="dxa"/>
-              <w:bottom w:w="0" w:type="dxa"/>
-              <w:right w:w="108" w:type="dxa"/>
-            </w:tcMar>
-            <w:vAlign w:val="center"/>
-            <w:hideMark/>
-          </w:tcPr>
-          <w:p>
-            <w:pPr>
-              <w:rPr>
-                <w:lang w:val="pt-BR"/>
-              </w:rPr>
-            </w:pPr>
-            <w:r>
-              <w:rPr>
-                <w:lang w:val="pt-BR"/>
-              </w:rPr>
-              <w:t>Compatível – pode ser consumido com moderação.</w:t>
-            </w:r>
-          </w:p>
-        </w:tc>
-      </w:tr>
-      <w:tr>
-        <w:tc>
-          <w:tcPr>
-            <w:tcW w:w="0" w:type="auto"/>
-            <w:vMerge/>
-            <w:tcBorders>
-              <w:top w:val="single" w:sz="4" w:space="0" w:color="000000"/>
-              <w:left w:val="single" w:sz="4" w:space="0" w:color="000000"/>
-              <w:bottom w:val="single" w:sz="4" w:space="0" w:color="000000"/>
-              <w:right w:val="single" w:sz="4" w:space="0" w:color="000000"/>
-            </w:tcBorders>
-            <w:vAlign w:val="center"/>
-            <w:hideMark/>
-          </w:tcPr>
-          <w:p>
-            <w:pPr>
-              <w:rPr>
-                <w:lang w:val="pt-BR"/>
-              </w:rPr>
-            </w:pPr>
-          </w:p>
-        </w:tc>
-        <w:tc>
-          <w:tcPr>
-            <w:tcW w:w="0" w:type="auto"/>
-            <w:tcBorders>
-              <w:top w:val="single" w:sz="4" w:space="0" w:color="000000"/>
-              <w:left w:val="single" w:sz="4" w:space="0" w:color="000000"/>
-              <w:bottom w:val="single" w:sz="4" w:space="0" w:color="000000"/>
-              <w:right w:val="single" w:sz="4" w:space="0" w:color="000000"/>
-            </w:tcBorders>
-            <w:tcMar>
-              <w:top w:w="0" w:type="dxa"/>
-              <w:left w:w="108" w:type="dxa"/>
-              <w:bottom w:w="0" w:type="dxa"/>
-              <w:right w:w="108" w:type="dxa"/>
-            </w:tcMar>
-            <w:hideMark/>
-          </w:tcPr>
-          <w:p>
-            <w:r>
-              <w:t>&gt;0,750</w:t>
-            </w:r>
-          </w:p>
-        </w:tc>
-        <w:tc>
-          <w:tcPr>
-            <w:tcW w:w="0" w:type="auto"/>
-            <w:tcBorders>
-              <w:top w:val="single" w:sz="4" w:space="0" w:color="000000"/>
-              <w:left w:val="single" w:sz="4" w:space="0" w:color="000000"/>
-              <w:bottom w:val="single" w:sz="4" w:space="0" w:color="000000"/>
-              <w:right w:val="single" w:sz="4" w:space="0" w:color="000000"/>
-            </w:tcBorders>
-            <w:shd w:val="clear" w:color="auto" w:fill="D9D9D9"/>
-            <w:tcMar>
-              <w:top w:w="0" w:type="dxa"/>
-              <w:left w:w="108" w:type="dxa"/>
-              <w:bottom w:w="0" w:type="dxa"/>
-              <w:right w:w="108" w:type="dxa"/>
-            </w:tcMar>
-            <w:vAlign w:val="center"/>
-            <w:hideMark/>
-          </w:tcPr>
-          <w:p>
-            <w:pPr>
-              <w:rPr>
-                <w:lang w:val="pt-BR"/>
-              </w:rPr>
-            </w:pPr>
-            <w:r>
-              <w:rPr>
-                <w:lang w:val="pt-BR"/>
-              </w:rPr>
-              <w:t>Incompatível – potencial alergênico, inflamatório ou intoxicante.</w:t>
-            </w:r>
-          </w:p>
-        </w:tc>
-      </w:tr>
-      <w:tr>
-        <w:tc>
-          <w:tcPr>
-            <w:tcW w:w="0" w:type="auto"/>
-            <w:vMerge w:val="restart"/>
-            <w:tcBorders>
-              <w:top w:val="single" w:sz="4" w:space="0" w:color="000000"/>
-              <w:left w:val="single" w:sz="4" w:space="0" w:color="000000"/>
-              <w:bottom w:val="single" w:sz="4" w:space="0" w:color="000000"/>
-              <w:right w:val="single" w:sz="4" w:space="0" w:color="000000"/>
-            </w:tcBorders>
-            <w:tcMar>
-              <w:top w:w="0" w:type="dxa"/>
-              <w:left w:w="115" w:type="dxa"/>
-              <w:bottom w:w="0" w:type="dxa"/>
-              <w:right w:w="115" w:type="dxa"/>
-            </w:tcMar>
-            <w:vAlign w:val="center"/>
-            <w:hideMark/>
-          </w:tcPr>
-          <w:p>
-            <w:proofErr w:type="spellStart"/>
-            <w:r>
-              <w:t>Patologias</w:t>
-            </w:r>
-            <w:proofErr w:type="spellEnd"/>
-          </w:p>
-        </w:tc>
-        <w:tc>
-          <w:tcPr>
-            <w:tcW w:w="0" w:type="auto"/>
-            <w:tcBorders>
-              <w:top w:val="single" w:sz="4" w:space="0" w:color="000000"/>
-              <w:left w:val="single" w:sz="4" w:space="0" w:color="000000"/>
-              <w:bottom w:val="single" w:sz="4" w:space="0" w:color="000000"/>
-              <w:right w:val="single" w:sz="4" w:space="0" w:color="000000"/>
-            </w:tcBorders>
-            <w:tcMar>
-              <w:top w:w="0" w:type="dxa"/>
-              <w:left w:w="108" w:type="dxa"/>
-              <w:bottom w:w="0" w:type="dxa"/>
-              <w:right w:w="108" w:type="dxa"/>
-            </w:tcMar>
-            <w:hideMark/>
-          </w:tcPr>
-          <w:p>
-            <w:r>
-              <w:t>0 – 0,450</w:t>
-            </w:r>
-          </w:p>
-        </w:tc>
-        <w:tc>
-          <w:tcPr>
-            <w:tcW w:w="0" w:type="auto"/>
-            <w:tcBorders>
-              <w:top w:val="single" w:sz="4" w:space="0" w:color="000000"/>
-              <w:left w:val="single" w:sz="4" w:space="0" w:color="000000"/>
-              <w:bottom w:val="single" w:sz="4" w:space="0" w:color="000000"/>
-              <w:right w:val="single" w:sz="4" w:space="0" w:color="000000"/>
-            </w:tcBorders>
-            <w:tcMar>
-              <w:top w:w="0" w:type="dxa"/>
-              <w:left w:w="108" w:type="dxa"/>
-              <w:bottom w:w="0" w:type="dxa"/>
-              <w:right w:w="108" w:type="dxa"/>
+              <w:right w:w="100" w:type="dxa"/>
             </w:tcMar>
             <w:hideMark/>
           </w:tcPr>
           <w:p>
             <w:pPr>
               <w:rPr>
+                <w:rFonts w:asciiTheme="majorHAnsi" w:eastAsia="Calibri" w:hAnsiTheme="majorHAnsi" w:cstheme="majorHAnsi"/>
                 <w:lang w:val="pt-BR"/>
               </w:rPr>
             </w:pPr>
             <w:r>
               <w:rPr>
+                <w:rFonts w:asciiTheme="majorHAnsi" w:eastAsia="Calibri" w:hAnsiTheme="majorHAnsi" w:cstheme="majorHAnsi"/>
                 <w:lang w:val="pt-BR"/>
               </w:rPr>
-              <w:t>Processo altamente provável. Pode haver sintomas visíveis.</w:t>
-            </w:r>
-          </w:p>
-        </w:tc>
-      </w:tr>
-      <w:tr>
-        <w:tc>
-          <w:tcPr>
-            <w:tcW w:w="0" w:type="auto"/>
-            <w:vMerge/>
-            <w:tcBorders>
-              <w:top w:val="single" w:sz="4" w:space="0" w:color="000000"/>
-              <w:left w:val="single" w:sz="4" w:space="0" w:color="000000"/>
-              <w:bottom w:val="single" w:sz="4" w:space="0" w:color="000000"/>
-              <w:right w:val="single" w:sz="4" w:space="0" w:color="000000"/>
-            </w:tcBorders>
-            <w:vAlign w:val="center"/>
-            <w:hideMark/>
-          </w:tcPr>
-          <w:p>
-            <w:pPr>
-              <w:rPr>
-                <w:lang w:val="pt-BR"/>
-              </w:rPr>
-            </w:pPr>
-          </w:p>
-        </w:tc>
-        <w:tc>
-          <w:tcPr>
-            <w:tcW w:w="0" w:type="auto"/>
-            <w:tcBorders>
-              <w:top w:val="single" w:sz="4" w:space="0" w:color="000000"/>
-              <w:left w:val="single" w:sz="4" w:space="0" w:color="000000"/>
-              <w:bottom w:val="single" w:sz="4" w:space="0" w:color="000000"/>
-              <w:right w:val="single" w:sz="4" w:space="0" w:color="000000"/>
-            </w:tcBorders>
-            <w:tcMar>
-              <w:top w:w="0" w:type="dxa"/>
-              <w:left w:w="108" w:type="dxa"/>
-              <w:bottom w:w="0" w:type="dxa"/>
-              <w:right w:w="108" w:type="dxa"/>
-            </w:tcMar>
-            <w:hideMark/>
-          </w:tcPr>
-          <w:p>
-            <w:r>
-              <w:t>0,450 – 0,700</w:t>
-            </w:r>
-          </w:p>
-        </w:tc>
-        <w:tc>
-          <w:tcPr>
-            <w:tcW w:w="0" w:type="auto"/>
-            <w:tcBorders>
-              <w:top w:val="single" w:sz="4" w:space="0" w:color="000000"/>
-              <w:left w:val="single" w:sz="4" w:space="0" w:color="000000"/>
-              <w:bottom w:val="single" w:sz="4" w:space="0" w:color="000000"/>
-              <w:right w:val="single" w:sz="4" w:space="0" w:color="000000"/>
-            </w:tcBorders>
-            <w:tcMar>
-              <w:top w:w="0" w:type="dxa"/>
-              <w:left w:w="108" w:type="dxa"/>
-              <w:bottom w:w="0" w:type="dxa"/>
-              <w:right w:w="108" w:type="dxa"/>
-            </w:tcMar>
-            <w:hideMark/>
-          </w:tcPr>
-          <w:p>
-            <w:pPr>
-              <w:rPr>
-                <w:lang w:val="pt-BR"/>
-              </w:rPr>
-            </w:pPr>
-            <w:r>
-              <w:rPr>
-                <w:lang w:val="pt-BR"/>
-              </w:rPr>
-              <w:t>Fase de desenvolvimento inicial, subclínica.</w:t>
-            </w:r>
-          </w:p>
-        </w:tc>
-      </w:tr>
-      <w:tr>
-        <w:tc>
-          <w:tcPr>
-            <w:tcW w:w="0" w:type="auto"/>
-            <w:vMerge/>
-            <w:tcBorders>
-              <w:top w:val="single" w:sz="4" w:space="0" w:color="000000"/>
-              <w:left w:val="single" w:sz="4" w:space="0" w:color="000000"/>
-              <w:bottom w:val="single" w:sz="4" w:space="0" w:color="000000"/>
-              <w:right w:val="single" w:sz="4" w:space="0" w:color="000000"/>
-            </w:tcBorders>
-            <w:vAlign w:val="center"/>
-            <w:hideMark/>
-          </w:tcPr>
-          <w:p>
-            <w:pPr>
-              <w:rPr>
-                <w:lang w:val="pt-BR"/>
-              </w:rPr>
-            </w:pPr>
-          </w:p>
-        </w:tc>
-        <w:tc>
-          <w:tcPr>
-            <w:tcW w:w="0" w:type="auto"/>
-            <w:tcBorders>
-              <w:top w:val="single" w:sz="4" w:space="0" w:color="000000"/>
-              <w:left w:val="single" w:sz="4" w:space="0" w:color="000000"/>
-              <w:bottom w:val="single" w:sz="4" w:space="0" w:color="000000"/>
-              <w:right w:val="single" w:sz="4" w:space="0" w:color="000000"/>
-            </w:tcBorders>
-            <w:tcMar>
-              <w:top w:w="0" w:type="dxa"/>
-              <w:left w:w="108" w:type="dxa"/>
-              <w:bottom w:w="0" w:type="dxa"/>
-              <w:right w:w="108" w:type="dxa"/>
-            </w:tcMar>
-            <w:hideMark/>
-          </w:tcPr>
-          <w:p>
-            <w:r>
-              <w:t>&gt;0,750</w:t>
-            </w:r>
-          </w:p>
-          <w:p/>
-        </w:tc>
-        <w:tc>
-          <w:tcPr>
-            <w:tcW w:w="0" w:type="auto"/>
-            <w:tcBorders>
-              <w:top w:val="single" w:sz="4" w:space="0" w:color="000000"/>
-              <w:left w:val="single" w:sz="4" w:space="0" w:color="000000"/>
-              <w:bottom w:val="single" w:sz="4" w:space="0" w:color="000000"/>
-              <w:right w:val="single" w:sz="4" w:space="0" w:color="000000"/>
-            </w:tcBorders>
-            <w:tcMar>
-              <w:top w:w="0" w:type="dxa"/>
-              <w:left w:w="108" w:type="dxa"/>
-              <w:bottom w:w="0" w:type="dxa"/>
-              <w:right w:w="108" w:type="dxa"/>
-            </w:tcMar>
-            <w:hideMark/>
-          </w:tcPr>
-          <w:p>
-            <w:pPr>
-              <w:rPr>
-                <w:lang w:val="pt-BR"/>
-              </w:rPr>
-            </w:pPr>
-            <w:r>
-              <w:rPr>
-                <w:lang w:val="pt-BR"/>
-              </w:rPr>
-              <w:t>Sem expressão ativa, mas pode estar em latência ou ser um traço genético.</w:t>
+              <w:t>Altamente benéfica, tanto no aspecto físico como no emocional.</w:t>
             </w:r>
           </w:p>
         </w:tc>
@@ -1955,7 +2163,24 @@
           <w:rFonts w:ascii="Calibri" w:eastAsia="Calibri" w:hAnsi="Calibri" w:cs="Calibri"/>
           <w:b/>
           <w:bCs/>
-          <w:lang w:val="pt-BR"/>
+        </w:rPr>
+      </w:pPr>
+    </w:p>
+    <w:p>
+      <w:pPr>
+        <w:rPr>
+          <w:rFonts w:ascii="Calibri" w:eastAsia="Calibri" w:hAnsi="Calibri" w:cs="Calibri"/>
+          <w:b/>
+          <w:bCs/>
+        </w:rPr>
+      </w:pPr>
+    </w:p>
+    <w:p>
+      <w:pPr>
+        <w:rPr>
+          <w:rFonts w:ascii="Calibri" w:eastAsia="Calibri" w:hAnsi="Calibri" w:cs="Calibri"/>
+          <w:b/>
+          <w:bCs/>
         </w:rPr>
       </w:pPr>
     </w:p>
@@ -1973,15 +2198,14 @@
           <w:b/>
           <w:bCs/>
         </w:rPr>
+        <w:lastRenderedPageBreak/>
         <w:t>4. RESULTADOS DAS ANÁLISES</w:t>
       </w:r>
     </w:p>
     <w:tbl>
       <w:tblPr>
-        <w:tblStyle w:val="affffffff5"/>
-        <w:tblpPr w:leftFromText="141" w:rightFromText="141" w:vertAnchor="text" w:horzAnchor="margin" w:tblpX="-147" w:tblpY="195"/>
-        <w:tblW w:w="10627" w:type="dxa"/>
-        <w:tblInd w:w="0" w:type="dxa"/>
+        <w:tblpPr w:leftFromText="141" w:rightFromText="141" w:vertAnchor="text" w:horzAnchor="margin" w:tblpX="-10" w:tblpY="195"/>
+        <w:tblW w:w="10915" w:type="dxa"/>
         <w:tblBorders>
           <w:top w:val="single" w:sz="4" w:space="0" w:color="000000"/>
           <w:left w:val="single" w:sz="4" w:space="0" w:color="000000"/>
@@ -1994,8 +2218,8 @@
         <w:tblLook w:val="0400" w:firstRow="0" w:lastRow="0" w:firstColumn="0" w:lastColumn="0" w:noHBand="0" w:noVBand="1"/>
       </w:tblPr>
       <w:tblGrid>
-        <w:gridCol w:w="9220"/>
-        <w:gridCol w:w="1407"/>
+        <w:gridCol w:w="9923"/>
+        <w:gridCol w:w="992"/>
       </w:tblGrid>
       <w:tr>
         <w:trPr>
@@ -2003,7 +2227,7 @@
         </w:trPr>
         <w:tc>
           <w:tcPr>
-            <w:tcW w:w="9220" w:type="dxa"/>
+            <w:tcW w:w="9923" w:type="dxa"/>
             <w:tcBorders>
               <w:top w:val="single" w:sz="4" w:space="0" w:color="000000"/>
               <w:left w:val="single" w:sz="4" w:space="0" w:color="000000"/>
@@ -2015,12 +2239,12 @@
           <w:p>
             <w:pPr>
               <w:widowControl w:val="0"/>
-              <w:spacing w:line="276" w:lineRule="auto"/>
               <w:jc w:val="center"/>
               <w:rPr>
                 <w:rFonts w:ascii="Calibri" w:eastAsia="Calibri" w:hAnsi="Calibri" w:cs="Calibri"/>
                 <w:b/>
                 <w:bCs/>
+                <w:lang w:val="pt-BR"/>
               </w:rPr>
             </w:pPr>
             <w:r>
@@ -2029,13 +2253,21 @@
                 <w:b/>
                 <w:bCs/>
               </w:rPr>
-              <w:t>PATOLOGIAS</w:t>
+              <w:t> PADRÕES ENERGÉTICOS ALTERADO</w:t>
+            </w:r>
+            <w:r>
+              <w:rPr>
+                <w:rFonts w:ascii="Calibri" w:eastAsia="Calibri" w:hAnsi="Calibri" w:cs="Calibri"/>
+                <w:b/>
+                <w:bCs/>
+              </w:rPr>
+              <w:t>S</w:t>
             </w:r>
           </w:p>
         </w:tc>
         <w:tc>
           <w:tcPr>
-            <w:tcW w:w="1407" w:type="dxa"/>
+            <w:tcW w:w="992" w:type="dxa"/>
             <w:tcBorders>
               <w:top w:val="single" w:sz="4" w:space="0" w:color="000000"/>
               <w:left w:val="single" w:sz="4" w:space="0" w:color="000000"/>
@@ -2047,7 +2279,6 @@
           <w:p>
             <w:pPr>
               <w:widowControl w:val="0"/>
-              <w:spacing w:line="276" w:lineRule="auto"/>
               <w:jc w:val="center"/>
               <w:rPr>
                 <w:rFonts w:ascii="Calibri" w:eastAsia="Calibri" w:hAnsi="Calibri" w:cs="Calibri"/>
@@ -2069,7 +2300,7 @@
       <w:tr>
         <w:tc>
           <w:tcPr>
-            <w:tcW w:w="10627" w:type="dxa"/>
+            <w:tcW w:w="10915" w:type="dxa"/>
             <w:gridSpan w:val="2"/>
             <w:tcBorders>
               <w:top w:val="single" w:sz="4" w:space="0" w:color="000000"/>
@@ -2081,7 +2312,6 @@
           <w:p>
             <w:pPr>
               <w:widowControl w:val="0"/>
-              <w:spacing w:line="276" w:lineRule="auto"/>
               <w:rPr>
                 <w:rFonts w:ascii="Calibri" w:eastAsia="Calibri" w:hAnsi="Calibri" w:cs="Calibri"/>
                 <w:lang w:val="en-US"/>
@@ -2143,7 +2373,7 @@
       <w:tr>
         <w:tc>
           <w:tcPr>
-            <w:tcW w:w="9220" w:type="dxa"/>
+            <w:tcW w:w="9923" w:type="dxa"/>
             <w:tcBorders>
               <w:top w:val="single" w:sz="4" w:space="0" w:color="000000"/>
               <w:left w:val="single" w:sz="4" w:space="0" w:color="000000"/>
@@ -2154,7 +2384,6 @@
           <w:p>
             <w:pPr>
               <w:widowControl w:val="0"/>
-              <w:spacing w:line="276" w:lineRule="auto"/>
               <w:rPr>
                 <w:rFonts w:ascii="Calibri" w:eastAsia="Calibri" w:hAnsi="Calibri" w:cs="Calibri"/>
               </w:rPr>
@@ -2169,7 +2398,7 @@
         </w:tc>
         <w:tc>
           <w:tcPr>
-            <w:tcW w:w="1407" w:type="dxa"/>
+            <w:tcW w:w="992" w:type="dxa"/>
             <w:tcBorders>
               <w:top w:val="single" w:sz="4" w:space="0" w:color="000000"/>
               <w:left w:val="single" w:sz="4" w:space="0" w:color="000000"/>
@@ -2180,7 +2409,6 @@
           <w:p>
             <w:pPr>
               <w:widowControl w:val="0"/>
-              <w:spacing w:line="276" w:lineRule="auto"/>
               <w:jc w:val="center"/>
               <w:rPr>
                 <w:rFonts w:ascii="Calibri" w:eastAsia="Calibri" w:hAnsi="Calibri" w:cs="Calibri"/>
@@ -2198,7 +2426,7 @@
       <w:tr>
         <w:tc>
           <w:tcPr>
-            <w:tcW w:w="10627" w:type="dxa"/>
+            <w:tcW w:w="10915" w:type="dxa"/>
             <w:gridSpan w:val="2"/>
             <w:tcBorders>
               <w:top w:val="single" w:sz="4" w:space="0" w:color="000000"/>
@@ -2210,7 +2438,6 @@
           <w:p>
             <w:pPr>
               <w:widowControl w:val="0"/>
-              <w:spacing w:line="276" w:lineRule="auto"/>
               <w:rPr>
                 <w:rFonts w:ascii="Calibri" w:eastAsia="Calibri" w:hAnsi="Calibri" w:cs="Calibri"/>
               </w:rPr>
@@ -2250,9 +2477,8 @@
     </w:p>
     <w:tbl>
       <w:tblPr>
-        <w:tblStyle w:val="affffffff3"/>
-        <w:tblW w:w="10593" w:type="dxa"/>
-        <w:tblInd w:w="-108" w:type="dxa"/>
+        <w:tblW w:w="10915" w:type="dxa"/>
+        <w:tblInd w:w="-5" w:type="dxa"/>
         <w:tblBorders>
           <w:top w:val="single" w:sz="4" w:space="0" w:color="000000"/>
           <w:left w:val="single" w:sz="4" w:space="0" w:color="000000"/>
@@ -2265,8 +2491,8 @@
         <w:tblLook w:val="0400" w:firstRow="0" w:lastRow="0" w:firstColumn="0" w:lastColumn="0" w:noHBand="0" w:noVBand="1"/>
       </w:tblPr>
       <w:tblGrid>
-        <w:gridCol w:w="9459"/>
-        <w:gridCol w:w="1134"/>
+        <w:gridCol w:w="9923"/>
+        <w:gridCol w:w="992"/>
       </w:tblGrid>
       <w:tr>
         <w:trPr>
@@ -2275,7 +2501,7 @@
         </w:trPr>
         <w:tc>
           <w:tcPr>
-            <w:tcW w:w="9459" w:type="dxa"/>
+            <w:tcW w:w="9923" w:type="dxa"/>
             <w:shd w:val="clear" w:color="auto" w:fill="D9D9D9"/>
           </w:tcPr>
           <w:p>
@@ -2296,68 +2522,13 @@
                 <w:bCs/>
                 <w:lang w:val="pt-BR"/>
               </w:rPr>
-              <w:lastRenderedPageBreak/>
-              <w:t>MICRORGANISMOS DETECTADOS NO OBERON/META HUNTER</w:t>
-            </w:r>
-            <w:r>
-              <w:rPr>
-                <w:rFonts w:ascii="Calibri" w:eastAsia="Calibri" w:hAnsi="Calibri" w:cs="Calibri"/>
-                <w:b/>
-                <w:bCs/>
-                <w:lang w:val="pt-BR"/>
-              </w:rPr>
-              <w:t xml:space="preserve"> </w:t>
-            </w:r>
-            <w:r>
-              <w:rPr>
-                <w:rFonts w:ascii="Calibri" w:eastAsia="Calibri" w:hAnsi="Calibri" w:cs="Calibri"/>
-                <w:b/>
-                <w:bCs/>
-                <w:lang w:val="pt-BR"/>
-              </w:rPr>
-              <w:t>–</w:t>
-            </w:r>
-            <w:r>
-              <w:rPr>
-                <w:rFonts w:ascii="Calibri" w:eastAsia="Calibri" w:hAnsi="Calibri" w:cs="Calibri"/>
-                <w:b/>
-                <w:bCs/>
-                <w:lang w:val="pt-BR"/>
-              </w:rPr>
-              <w:t xml:space="preserve"> TIPO</w:t>
-            </w:r>
-            <w:r>
-              <w:rPr>
-                <w:rFonts w:ascii="Calibri" w:eastAsia="Calibri" w:hAnsi="Calibri" w:cs="Calibri"/>
-                <w:b/>
-                <w:bCs/>
-                <w:lang w:val="pt-BR"/>
-              </w:rPr>
-              <w:t xml:space="preserve"> </w:t>
-            </w:r>
-            <w:r>
-              <w:rPr>
-                <w:rFonts w:ascii="Calibri" w:eastAsia="Calibri" w:hAnsi="Calibri" w:cs="Calibri"/>
-                <w:b/>
-                <w:bCs/>
-                <w:lang w:val="pt-BR"/>
-              </w:rPr>
-              <w:t>–</w:t>
-            </w:r>
-            <w:r>
-              <w:rPr>
-                <w:rFonts w:ascii="Calibri" w:eastAsia="Calibri" w:hAnsi="Calibri" w:cs="Calibri"/>
-                <w:b/>
-                <w:bCs/>
-                <w:lang w:val="pt-BR"/>
-              </w:rPr>
-              <w:t xml:space="preserve"> SINTOMAS FREQUENTES</w:t>
+              <w:t> MICRORGANISMOS PARTE 1 – TIPO – SINTOMAS FREQUENTES</w:t>
             </w:r>
           </w:p>
         </w:tc>
         <w:tc>
           <w:tcPr>
-            <w:tcW w:w="1134" w:type="dxa"/>
+            <w:tcW w:w="992" w:type="dxa"/>
             <w:shd w:val="clear" w:color="auto" w:fill="D9D9D9"/>
           </w:tcPr>
           <w:p>
@@ -2387,7 +2558,7 @@
         </w:trPr>
         <w:tc>
           <w:tcPr>
-            <w:tcW w:w="10593" w:type="dxa"/>
+            <w:tcW w:w="10915" w:type="dxa"/>
             <w:gridSpan w:val="2"/>
           </w:tcPr>
           <w:p>
@@ -2427,7 +2598,7 @@
         </w:trPr>
         <w:tc>
           <w:tcPr>
-            <w:tcW w:w="9459" w:type="dxa"/>
+            <w:tcW w:w="9923" w:type="dxa"/>
           </w:tcPr>
           <w:p>
             <w:pPr>
@@ -2468,13 +2639,7 @@
               <w:rPr>
                 <w:rFonts w:ascii="Calibri" w:eastAsia="Calibri" w:hAnsi="Calibri" w:cs="Calibri"/>
               </w:rPr>
-              <w:t xml:space="preserve"> – </w:t>
-            </w:r>
-            <w:r>
-              <w:rPr>
-                <w:rFonts w:ascii="Calibri" w:eastAsia="Calibri" w:hAnsi="Calibri" w:cs="Calibri"/>
-              </w:rPr>
-              <w:t>{{</w:t>
+              <w:t xml:space="preserve"> – {{</w:t>
             </w:r>
             <w:proofErr w:type="spellStart"/>
             <w:proofErr w:type="gramStart"/>
@@ -2490,13 +2655,7 @@
               <w:rPr>
                 <w:rFonts w:ascii="Calibri" w:eastAsia="Calibri" w:hAnsi="Calibri" w:cs="Calibri"/>
               </w:rPr>
-              <w:t>}}</w:t>
-            </w:r>
-            <w:r>
-              <w:rPr>
-                <w:rFonts w:ascii="Calibri" w:eastAsia="Calibri" w:hAnsi="Calibri" w:cs="Calibri"/>
-              </w:rPr>
-              <w:t xml:space="preserve"> </w:t>
+              <w:t xml:space="preserve">}} </w:t>
             </w:r>
             <w:r>
               <w:rPr>
@@ -2508,13 +2667,7 @@
               <w:rPr>
                 <w:rFonts w:ascii="Calibri" w:eastAsia="Calibri" w:hAnsi="Calibri" w:cs="Calibri"/>
               </w:rPr>
-              <w:t xml:space="preserve"> </w:t>
-            </w:r>
-            <w:r>
-              <w:rPr>
-                <w:rFonts w:ascii="Calibri" w:eastAsia="Calibri" w:hAnsi="Calibri" w:cs="Calibri"/>
-              </w:rPr>
-              <w:t>{{</w:t>
+              <w:t xml:space="preserve"> {{</w:t>
             </w:r>
             <w:proofErr w:type="spellStart"/>
             <w:proofErr w:type="gramStart"/>
@@ -2536,7 +2689,7 @@
         </w:tc>
         <w:tc>
           <w:tcPr>
-            <w:tcW w:w="1134" w:type="dxa"/>
+            <w:tcW w:w="992" w:type="dxa"/>
           </w:tcPr>
           <w:p>
             <w:pPr>
@@ -2577,7 +2730,7 @@
         </w:trPr>
         <w:tc>
           <w:tcPr>
-            <w:tcW w:w="10593" w:type="dxa"/>
+            <w:tcW w:w="10915" w:type="dxa"/>
             <w:gridSpan w:val="2"/>
           </w:tcPr>
           <w:p>
@@ -2634,43 +2787,10 @@
         </w:rPr>
       </w:pPr>
     </w:p>
-    <w:p>
-      <w:pPr>
-        <w:widowControl w:val="0"/>
-        <w:spacing w:after="0"/>
-        <w:rPr>
-          <w:rFonts w:ascii="Calibri" w:eastAsia="Calibri" w:hAnsi="Calibri" w:cs="Calibri"/>
-          <w:sz w:val="12"/>
-          <w:szCs w:val="12"/>
-        </w:rPr>
-      </w:pPr>
-    </w:p>
-    <w:p>
-      <w:pPr>
-        <w:widowControl w:val="0"/>
-        <w:spacing w:after="0"/>
-        <w:rPr>
-          <w:rFonts w:ascii="Calibri" w:eastAsia="Calibri" w:hAnsi="Calibri" w:cs="Calibri"/>
-          <w:sz w:val="12"/>
-          <w:szCs w:val="12"/>
-        </w:rPr>
-      </w:pPr>
-    </w:p>
-    <w:p>
-      <w:pPr>
-        <w:widowControl w:val="0"/>
-        <w:spacing w:after="0"/>
-        <w:rPr>
-          <w:rFonts w:ascii="Calibri" w:eastAsia="Calibri" w:hAnsi="Calibri" w:cs="Calibri"/>
-          <w:sz w:val="12"/>
-          <w:szCs w:val="12"/>
-        </w:rPr>
-      </w:pPr>
-    </w:p>
     <w:tbl>
       <w:tblPr>
-        <w:tblW w:w="10593" w:type="dxa"/>
-        <w:tblInd w:w="-108" w:type="dxa"/>
+        <w:tblW w:w="10915" w:type="dxa"/>
+        <w:tblInd w:w="-5" w:type="dxa"/>
         <w:tblBorders>
           <w:top w:val="single" w:sz="4" w:space="0" w:color="000000"/>
           <w:left w:val="single" w:sz="4" w:space="0" w:color="000000"/>
@@ -2683,8 +2803,8 @@
         <w:tblLook w:val="0400" w:firstRow="0" w:lastRow="0" w:firstColumn="0" w:lastColumn="0" w:noHBand="0" w:noVBand="1"/>
       </w:tblPr>
       <w:tblGrid>
-        <w:gridCol w:w="9459"/>
-        <w:gridCol w:w="1134"/>
+        <w:gridCol w:w="9923"/>
+        <w:gridCol w:w="992"/>
       </w:tblGrid>
       <w:tr>
         <w:trPr>
@@ -2693,7 +2813,7 @@
         </w:trPr>
         <w:tc>
           <w:tcPr>
-            <w:tcW w:w="9459" w:type="dxa"/>
+            <w:tcW w:w="9923" w:type="dxa"/>
             <w:shd w:val="clear" w:color="auto" w:fill="D9D9D9"/>
           </w:tcPr>
           <w:p>
@@ -2714,7 +2834,7 @@
                 <w:bCs/>
                 <w:lang w:val="pt-BR"/>
               </w:rPr>
-              <w:t xml:space="preserve">MICRORGANISMOS DETECTADOS NO </w:t>
+              <w:t>MICRORGANISMOS PARTE 2 – TIPO – SINTOMAS FREQUENTE</w:t>
             </w:r>
             <w:r>
               <w:rPr>
@@ -2723,31 +2843,13 @@
                 <w:bCs/>
                 <w:lang w:val="pt-BR"/>
               </w:rPr>
-              <w:t xml:space="preserve">PROSYNC – TIPO </w:t>
-            </w:r>
-            <w:r>
-              <w:rPr>
-                <w:rFonts w:ascii="Calibri" w:eastAsia="Calibri" w:hAnsi="Calibri" w:cs="Calibri"/>
-                <w:b/>
-                <w:bCs/>
-                <w:lang w:val="pt-BR"/>
-              </w:rPr>
-              <w:t xml:space="preserve">– </w:t>
-            </w:r>
-            <w:r>
-              <w:rPr>
-                <w:rFonts w:ascii="Calibri" w:eastAsia="Calibri" w:hAnsi="Calibri" w:cs="Calibri"/>
-                <w:b/>
-                <w:bCs/>
-                <w:lang w:val="pt-BR"/>
-              </w:rPr>
-              <w:t>SINTOMAS FREQUENTES</w:t>
+              <w:t>S</w:t>
             </w:r>
           </w:p>
         </w:tc>
         <w:tc>
           <w:tcPr>
-            <w:tcW w:w="1134" w:type="dxa"/>
+            <w:tcW w:w="992" w:type="dxa"/>
             <w:shd w:val="clear" w:color="auto" w:fill="D9D9D9"/>
           </w:tcPr>
           <w:p>
@@ -2777,7 +2879,7 @@
         </w:trPr>
         <w:tc>
           <w:tcPr>
-            <w:tcW w:w="10593" w:type="dxa"/>
+            <w:tcW w:w="10915" w:type="dxa"/>
             <w:gridSpan w:val="2"/>
           </w:tcPr>
           <w:p>
@@ -2823,7 +2925,7 @@
         </w:trPr>
         <w:tc>
           <w:tcPr>
-            <w:tcW w:w="9459" w:type="dxa"/>
+            <w:tcW w:w="9923" w:type="dxa"/>
           </w:tcPr>
           <w:p>
             <w:pPr>
@@ -2914,7 +3016,7 @@
         </w:tc>
         <w:tc>
           <w:tcPr>
-            <w:tcW w:w="1134" w:type="dxa"/>
+            <w:tcW w:w="992" w:type="dxa"/>
           </w:tcPr>
           <w:p>
             <w:pPr>
@@ -2955,7 +3057,7 @@
         </w:trPr>
         <w:tc>
           <w:tcPr>
-            <w:tcW w:w="10593" w:type="dxa"/>
+            <w:tcW w:w="10915" w:type="dxa"/>
             <w:gridSpan w:val="2"/>
           </w:tcPr>
           <w:p>
@@ -3012,33 +3114,10 @@
         </w:rPr>
       </w:pPr>
     </w:p>
-    <w:p>
-      <w:pPr>
-        <w:widowControl w:val="0"/>
-        <w:spacing w:after="0"/>
-        <w:rPr>
-          <w:rFonts w:ascii="Calibri" w:eastAsia="Calibri" w:hAnsi="Calibri" w:cs="Calibri"/>
-          <w:sz w:val="12"/>
-          <w:szCs w:val="12"/>
-        </w:rPr>
-      </w:pPr>
-    </w:p>
-    <w:p>
-      <w:pPr>
-        <w:widowControl w:val="0"/>
-        <w:spacing w:after="0"/>
-        <w:rPr>
-          <w:rFonts w:ascii="Calibri" w:eastAsia="Calibri" w:hAnsi="Calibri" w:cs="Calibri"/>
-          <w:sz w:val="12"/>
-          <w:szCs w:val="12"/>
-        </w:rPr>
-      </w:pPr>
-    </w:p>
     <w:tbl>
       <w:tblPr>
-        <w:tblStyle w:val="affffffff4"/>
-        <w:tblW w:w="10637" w:type="dxa"/>
-        <w:tblInd w:w="-147" w:type="dxa"/>
+        <w:tblW w:w="10915" w:type="dxa"/>
+        <w:tblInd w:w="-5" w:type="dxa"/>
         <w:tblBorders>
           <w:top w:val="single" w:sz="4" w:space="0" w:color="000000"/>
           <w:left w:val="single" w:sz="4" w:space="0" w:color="000000"/>
@@ -3051,8 +3130,8 @@
         <w:tblLook w:val="0400" w:firstRow="0" w:lastRow="0" w:firstColumn="0" w:lastColumn="0" w:noHBand="0" w:noVBand="1"/>
       </w:tblPr>
       <w:tblGrid>
-        <w:gridCol w:w="9498"/>
-        <w:gridCol w:w="1139"/>
+        <w:gridCol w:w="9923"/>
+        <w:gridCol w:w="992"/>
       </w:tblGrid>
       <w:tr>
         <w:trPr>
@@ -3060,7 +3139,7 @@
         </w:trPr>
         <w:tc>
           <w:tcPr>
-            <w:tcW w:w="9498" w:type="dxa"/>
+            <w:tcW w:w="9923" w:type="dxa"/>
             <w:shd w:val="clear" w:color="auto" w:fill="D9D9D9"/>
           </w:tcPr>
           <w:p>
@@ -3087,7 +3166,7 @@
         </w:tc>
         <w:tc>
           <w:tcPr>
-            <w:tcW w:w="1139" w:type="dxa"/>
+            <w:tcW w:w="992" w:type="dxa"/>
             <w:shd w:val="clear" w:color="auto" w:fill="D9D9D9"/>
           </w:tcPr>
           <w:p>
@@ -3114,7 +3193,7 @@
       <w:tr>
         <w:tc>
           <w:tcPr>
-            <w:tcW w:w="10637" w:type="dxa"/>
+            <w:tcW w:w="10915" w:type="dxa"/>
             <w:gridSpan w:val="2"/>
           </w:tcPr>
           <w:p>
@@ -3151,7 +3230,7 @@
       <w:tr>
         <w:tc>
           <w:tcPr>
-            <w:tcW w:w="9498" w:type="dxa"/>
+            <w:tcW w:w="9923" w:type="dxa"/>
           </w:tcPr>
           <w:p>
             <w:pPr>
@@ -3238,7 +3317,7 @@
         </w:tc>
         <w:tc>
           <w:tcPr>
-            <w:tcW w:w="1139" w:type="dxa"/>
+            <w:tcW w:w="992" w:type="dxa"/>
           </w:tcPr>
           <w:p>
             <w:pPr>
@@ -3276,7 +3355,7 @@
       <w:tr>
         <w:tc>
           <w:tcPr>
-            <w:tcW w:w="10637" w:type="dxa"/>
+            <w:tcW w:w="10915" w:type="dxa"/>
             <w:gridSpan w:val="2"/>
           </w:tcPr>
           <w:p>
@@ -3323,8 +3402,8 @@
     </w:p>
     <w:tbl>
       <w:tblPr>
-        <w:tblW w:w="10632" w:type="dxa"/>
-        <w:tblInd w:w="-147" w:type="dxa"/>
+        <w:tblW w:w="10915" w:type="dxa"/>
+        <w:tblInd w:w="-5" w:type="dxa"/>
         <w:tblBorders>
           <w:top w:val="single" w:sz="4" w:space="0" w:color="000000"/>
           <w:left w:val="single" w:sz="4" w:space="0" w:color="000000"/>
@@ -3337,12 +3416,12 @@
         <w:tblLook w:val="0400" w:firstRow="0" w:lastRow="0" w:firstColumn="0" w:lastColumn="0" w:noHBand="0" w:noVBand="1"/>
       </w:tblPr>
       <w:tblGrid>
-        <w:gridCol w:w="2837"/>
-        <w:gridCol w:w="850"/>
-        <w:gridCol w:w="2553"/>
-        <w:gridCol w:w="850"/>
-        <w:gridCol w:w="2694"/>
-        <w:gridCol w:w="848"/>
+        <w:gridCol w:w="2977"/>
+        <w:gridCol w:w="567"/>
+        <w:gridCol w:w="2835"/>
+        <w:gridCol w:w="709"/>
+        <w:gridCol w:w="2835"/>
+        <w:gridCol w:w="992"/>
       </w:tblGrid>
       <w:tr>
         <w:trPr>
@@ -3350,7 +3429,7 @@
         </w:trPr>
         <w:tc>
           <w:tcPr>
-            <w:tcW w:w="10632" w:type="dxa"/>
+            <w:tcW w:w="10915" w:type="dxa"/>
             <w:gridSpan w:val="6"/>
             <w:tcBorders>
               <w:top w:val="single" w:sz="4" w:space="0" w:color="000000"/>
@@ -3389,7 +3468,7 @@
         </w:trPr>
         <w:tc>
           <w:tcPr>
-            <w:tcW w:w="2837" w:type="dxa"/>
+            <w:tcW w:w="2977" w:type="dxa"/>
             <w:tcBorders>
               <w:top w:val="single" w:sz="4" w:space="0" w:color="000000"/>
               <w:left w:val="single" w:sz="4" w:space="0" w:color="000000"/>
@@ -3422,7 +3501,7 @@
         </w:tc>
         <w:tc>
           <w:tcPr>
-            <w:tcW w:w="850" w:type="dxa"/>
+            <w:tcW w:w="567" w:type="dxa"/>
             <w:tcBorders>
               <w:top w:val="single" w:sz="4" w:space="0" w:color="000000"/>
               <w:left w:val="single" w:sz="4" w:space="0" w:color="000000"/>
@@ -3455,7 +3534,7 @@
         </w:tc>
         <w:tc>
           <w:tcPr>
-            <w:tcW w:w="2553" w:type="dxa"/>
+            <w:tcW w:w="2835" w:type="dxa"/>
             <w:tcBorders>
               <w:top w:val="single" w:sz="4" w:space="0" w:color="000000"/>
               <w:left w:val="single" w:sz="4" w:space="0" w:color="000000"/>
@@ -3488,7 +3567,7 @@
         </w:tc>
         <w:tc>
           <w:tcPr>
-            <w:tcW w:w="850" w:type="dxa"/>
+            <w:tcW w:w="709" w:type="dxa"/>
             <w:tcBorders>
               <w:top w:val="single" w:sz="4" w:space="0" w:color="000000"/>
               <w:left w:val="single" w:sz="4" w:space="0" w:color="000000"/>
@@ -3521,7 +3600,7 @@
         </w:tc>
         <w:tc>
           <w:tcPr>
-            <w:tcW w:w="2694" w:type="dxa"/>
+            <w:tcW w:w="2835" w:type="dxa"/>
             <w:tcBorders>
               <w:top w:val="single" w:sz="4" w:space="0" w:color="000000"/>
               <w:left w:val="single" w:sz="4" w:space="0" w:color="000000"/>
@@ -3564,7 +3643,7 @@
         </w:tc>
         <w:tc>
           <w:tcPr>
-            <w:tcW w:w="848" w:type="dxa"/>
+            <w:tcW w:w="992" w:type="dxa"/>
             <w:tcBorders>
               <w:top w:val="single" w:sz="4" w:space="0" w:color="000000"/>
               <w:left w:val="single" w:sz="4" w:space="0" w:color="000000"/>
@@ -3602,7 +3681,7 @@
         </w:trPr>
         <w:tc>
           <w:tcPr>
-            <w:tcW w:w="10632" w:type="dxa"/>
+            <w:tcW w:w="10915" w:type="dxa"/>
             <w:gridSpan w:val="6"/>
             <w:tcBorders>
               <w:top w:val="single" w:sz="4" w:space="0" w:color="000000"/>
@@ -3666,7 +3745,7 @@
       <w:tr>
         <w:tc>
           <w:tcPr>
-            <w:tcW w:w="2837" w:type="dxa"/>
+            <w:tcW w:w="2977" w:type="dxa"/>
             <w:tcBorders>
               <w:top w:val="single" w:sz="4" w:space="0" w:color="000000"/>
               <w:left w:val="single" w:sz="4" w:space="0" w:color="000000"/>
@@ -3693,13 +3772,7 @@
               <w:rPr>
                 <w:rFonts w:ascii="Calibri" w:eastAsia="Calibri" w:hAnsi="Calibri" w:cs="Calibri"/>
               </w:rPr>
-              <w:t>row</w:t>
-            </w:r>
-            <w:r>
-              <w:rPr>
-                <w:rFonts w:ascii="Calibri" w:eastAsia="Calibri" w:hAnsi="Calibri" w:cs="Calibri"/>
-              </w:rPr>
-              <w:t>[</w:t>
+              <w:t>row[</w:t>
             </w:r>
             <w:proofErr w:type="gramEnd"/>
             <w:r>
@@ -3718,7 +3791,7 @@
         </w:tc>
         <w:tc>
           <w:tcPr>
-            <w:tcW w:w="850" w:type="dxa"/>
+            <w:tcW w:w="567" w:type="dxa"/>
             <w:tcBorders>
               <w:top w:val="single" w:sz="4" w:space="0" w:color="000000"/>
               <w:left w:val="single" w:sz="4" w:space="0" w:color="000000"/>
@@ -3764,7 +3837,7 @@
         </w:tc>
         <w:tc>
           <w:tcPr>
-            <w:tcW w:w="2553" w:type="dxa"/>
+            <w:tcW w:w="2835" w:type="dxa"/>
             <w:tcBorders>
               <w:top w:val="single" w:sz="4" w:space="0" w:color="000000"/>
               <w:left w:val="single" w:sz="4" w:space="0" w:color="000000"/>
@@ -3798,19 +3871,13 @@
               <w:rPr>
                 <w:rFonts w:ascii="Calibri" w:eastAsia="Calibri" w:hAnsi="Calibri" w:cs="Calibri"/>
               </w:rPr>
-              <w:t>2]</w:t>
-            </w:r>
-            <w:r>
-              <w:rPr>
-                <w:rFonts w:ascii="Calibri" w:eastAsia="Calibri" w:hAnsi="Calibri" w:cs="Calibri"/>
-              </w:rPr>
-              <w:t>}}</w:t>
+              <w:t>2]}}</w:t>
             </w:r>
           </w:p>
         </w:tc>
         <w:tc>
           <w:tcPr>
-            <w:tcW w:w="850" w:type="dxa"/>
+            <w:tcW w:w="709" w:type="dxa"/>
             <w:tcBorders>
               <w:top w:val="single" w:sz="4" w:space="0" w:color="000000"/>
               <w:left w:val="single" w:sz="4" w:space="0" w:color="000000"/>
@@ -3856,7 +3923,7 @@
         </w:tc>
         <w:tc>
           <w:tcPr>
-            <w:tcW w:w="2694" w:type="dxa"/>
+            <w:tcW w:w="2835" w:type="dxa"/>
             <w:tcBorders>
               <w:top w:val="single" w:sz="4" w:space="0" w:color="000000"/>
               <w:left w:val="single" w:sz="4" w:space="0" w:color="000000"/>
@@ -3902,7 +3969,7 @@
         </w:tc>
         <w:tc>
           <w:tcPr>
-            <w:tcW w:w="848" w:type="dxa"/>
+            <w:tcW w:w="992" w:type="dxa"/>
             <w:tcBorders>
               <w:top w:val="single" w:sz="4" w:space="0" w:color="000000"/>
               <w:left w:val="single" w:sz="4" w:space="0" w:color="000000"/>
@@ -3950,7 +4017,7 @@
       <w:tr>
         <w:tc>
           <w:tcPr>
-            <w:tcW w:w="10632" w:type="dxa"/>
+            <w:tcW w:w="10915" w:type="dxa"/>
             <w:gridSpan w:val="6"/>
             <w:tcBorders>
               <w:top w:val="single" w:sz="4" w:space="0" w:color="000000"/>
@@ -4006,10 +4073,8 @@
     </w:p>
     <w:tbl>
       <w:tblPr>
-        <w:tblStyle w:val="affffffff6"/>
-        <w:tblpPr w:leftFromText="141" w:rightFromText="141" w:vertAnchor="text" w:horzAnchor="margin" w:tblpX="-147" w:tblpY="-34"/>
-        <w:tblW w:w="10632" w:type="dxa"/>
-        <w:tblInd w:w="0" w:type="dxa"/>
+        <w:tblpPr w:leftFromText="141" w:rightFromText="141" w:vertAnchor="text" w:horzAnchor="margin" w:tblpX="-10" w:tblpY="-34"/>
+        <w:tblW w:w="10915" w:type="dxa"/>
         <w:tblBorders>
           <w:top w:val="single" w:sz="4" w:space="0" w:color="000000"/>
           <w:left w:val="single" w:sz="4" w:space="0" w:color="000000"/>
@@ -4022,7 +4087,7 @@
         <w:tblLook w:val="0400" w:firstRow="0" w:lastRow="0" w:firstColumn="0" w:lastColumn="0" w:noHBand="0" w:noVBand="1"/>
       </w:tblPr>
       <w:tblGrid>
-        <w:gridCol w:w="10632"/>
+        <w:gridCol w:w="10915"/>
       </w:tblGrid>
       <w:tr>
         <w:trPr>
@@ -4030,7 +4095,7 @@
         </w:trPr>
         <w:tc>
           <w:tcPr>
-            <w:tcW w:w="10632" w:type="dxa"/>
+            <w:tcW w:w="10915" w:type="dxa"/>
             <w:shd w:val="clear" w:color="auto" w:fill="D9D9D9"/>
             <w:vAlign w:val="center"/>
           </w:tcPr>
@@ -4061,7 +4126,7 @@
       <w:tr>
         <w:tc>
           <w:tcPr>
-            <w:tcW w:w="10632" w:type="dxa"/>
+            <w:tcW w:w="10915" w:type="dxa"/>
           </w:tcPr>
           <w:p>
             <w:pPr>
@@ -4109,9 +4174,8 @@
     </w:p>
     <w:tbl>
       <w:tblPr>
-        <w:tblStyle w:val="affffffff5"/>
-        <w:tblW w:w="10632" w:type="dxa"/>
-        <w:tblInd w:w="-147" w:type="dxa"/>
+        <w:tblW w:w="10915" w:type="dxa"/>
+        <w:tblInd w:w="-5" w:type="dxa"/>
         <w:tblBorders>
           <w:top w:val="single" w:sz="4" w:space="0" w:color="000000"/>
           <w:left w:val="single" w:sz="4" w:space="0" w:color="000000"/>
@@ -4124,8 +4188,8 @@
         <w:tblLook w:val="0400" w:firstRow="0" w:lastRow="0" w:firstColumn="0" w:lastColumn="0" w:noHBand="0" w:noVBand="1"/>
       </w:tblPr>
       <w:tblGrid>
-        <w:gridCol w:w="9073"/>
-        <w:gridCol w:w="1559"/>
+        <w:gridCol w:w="9923"/>
+        <w:gridCol w:w="992"/>
       </w:tblGrid>
       <w:tr>
         <w:trPr>
@@ -4133,7 +4197,7 @@
         </w:trPr>
         <w:tc>
           <w:tcPr>
-            <w:tcW w:w="9073" w:type="dxa"/>
+            <w:tcW w:w="9923" w:type="dxa"/>
             <w:tcBorders>
               <w:top w:val="single" w:sz="4" w:space="0" w:color="000000"/>
               <w:left w:val="single" w:sz="4" w:space="0" w:color="000000"/>
@@ -4145,7 +4209,6 @@
           <w:p>
             <w:pPr>
               <w:widowControl w:val="0"/>
-              <w:spacing w:line="276" w:lineRule="auto"/>
               <w:jc w:val="center"/>
               <w:rPr>
                 <w:rFonts w:ascii="Calibri" w:eastAsia="Calibri" w:hAnsi="Calibri" w:cs="Calibri"/>
@@ -4159,6 +4222,7 @@
                 <w:b/>
                 <w:bCs/>
               </w:rPr>
+              <w:lastRenderedPageBreak/>
               <w:t xml:space="preserve">CAMPO </w:t>
             </w:r>
             <w:r>
@@ -4173,7 +4237,7 @@
         </w:tc>
         <w:tc>
           <w:tcPr>
-            <w:tcW w:w="1559" w:type="dxa"/>
+            <w:tcW w:w="992" w:type="dxa"/>
             <w:tcBorders>
               <w:top w:val="single" w:sz="4" w:space="0" w:color="000000"/>
               <w:left w:val="single" w:sz="4" w:space="0" w:color="000000"/>
@@ -4185,7 +4249,6 @@
           <w:p>
             <w:pPr>
               <w:widowControl w:val="0"/>
-              <w:spacing w:line="276" w:lineRule="auto"/>
               <w:jc w:val="center"/>
               <w:rPr>
                 <w:rFonts w:ascii="Calibri" w:eastAsia="Calibri" w:hAnsi="Calibri" w:cs="Calibri"/>
@@ -4207,7 +4270,7 @@
       <w:tr>
         <w:tc>
           <w:tcPr>
-            <w:tcW w:w="10632" w:type="dxa"/>
+            <w:tcW w:w="10915" w:type="dxa"/>
             <w:gridSpan w:val="2"/>
             <w:tcBorders>
               <w:top w:val="single" w:sz="4" w:space="0" w:color="000000"/>
@@ -4219,7 +4282,6 @@
           <w:p>
             <w:pPr>
               <w:widowControl w:val="0"/>
-              <w:spacing w:line="276" w:lineRule="auto"/>
               <w:rPr>
                 <w:rFonts w:ascii="Calibri" w:eastAsia="Calibri" w:hAnsi="Calibri" w:cs="Calibri"/>
               </w:rPr>
@@ -4264,7 +4326,7 @@
       <w:tr>
         <w:tc>
           <w:tcPr>
-            <w:tcW w:w="9073" w:type="dxa"/>
+            <w:tcW w:w="9923" w:type="dxa"/>
             <w:tcBorders>
               <w:top w:val="single" w:sz="4" w:space="0" w:color="000000"/>
               <w:left w:val="single" w:sz="4" w:space="0" w:color="000000"/>
@@ -4275,7 +4337,6 @@
           <w:p>
             <w:pPr>
               <w:widowControl w:val="0"/>
-              <w:spacing w:line="276" w:lineRule="auto"/>
               <w:rPr>
                 <w:rFonts w:ascii="Calibri" w:eastAsia="Calibri" w:hAnsi="Calibri" w:cs="Calibri"/>
               </w:rPr>
@@ -4290,7 +4351,7 @@
         </w:tc>
         <w:tc>
           <w:tcPr>
-            <w:tcW w:w="1559" w:type="dxa"/>
+            <w:tcW w:w="992" w:type="dxa"/>
             <w:tcBorders>
               <w:top w:val="single" w:sz="4" w:space="0" w:color="000000"/>
               <w:left w:val="single" w:sz="4" w:space="0" w:color="000000"/>
@@ -4301,7 +4362,6 @@
           <w:p>
             <w:pPr>
               <w:widowControl w:val="0"/>
-              <w:spacing w:line="276" w:lineRule="auto"/>
               <w:jc w:val="center"/>
               <w:rPr>
                 <w:rFonts w:ascii="Calibri" w:eastAsia="Calibri" w:hAnsi="Calibri" w:cs="Calibri"/>
@@ -4319,7 +4379,7 @@
       <w:tr>
         <w:tc>
           <w:tcPr>
-            <w:tcW w:w="10632" w:type="dxa"/>
+            <w:tcW w:w="10915" w:type="dxa"/>
             <w:gridSpan w:val="2"/>
             <w:tcBorders>
               <w:top w:val="single" w:sz="4" w:space="0" w:color="000000"/>
@@ -4331,7 +4391,6 @@
           <w:p>
             <w:pPr>
               <w:widowControl w:val="0"/>
-              <w:spacing w:line="276" w:lineRule="auto"/>
               <w:rPr>
                 <w:rFonts w:ascii="Calibri" w:eastAsia="Calibri" w:hAnsi="Calibri" w:cs="Calibri"/>
               </w:rPr>
@@ -4355,6 +4414,430 @@
                 <w:rFonts w:ascii="Calibri" w:eastAsia="Calibri" w:hAnsi="Calibri" w:cs="Calibri"/>
               </w:rPr>
               <w:t xml:space="preserve"> %}</w:t>
+            </w:r>
+          </w:p>
+        </w:tc>
+      </w:tr>
+    </w:tbl>
+    <w:tbl>
+      <w:tblPr>
+        <w:tblpPr w:leftFromText="141" w:rightFromText="141" w:vertAnchor="text" w:horzAnchor="margin" w:tblpY="522"/>
+        <w:tblW w:w="10910" w:type="dxa"/>
+        <w:tblBorders>
+          <w:top w:val="single" w:sz="4" w:space="0" w:color="000000"/>
+          <w:left w:val="single" w:sz="4" w:space="0" w:color="000000"/>
+          <w:bottom w:val="single" w:sz="4" w:space="0" w:color="000000"/>
+          <w:right w:val="single" w:sz="4" w:space="0" w:color="000000"/>
+          <w:insideH w:val="single" w:sz="4" w:space="0" w:color="000000"/>
+          <w:insideV w:val="single" w:sz="4" w:space="0" w:color="000000"/>
+        </w:tblBorders>
+        <w:tblLayout w:type="fixed"/>
+        <w:tblLook w:val="0400" w:firstRow="0" w:lastRow="0" w:firstColumn="0" w:lastColumn="0" w:noHBand="0" w:noVBand="1"/>
+      </w:tblPr>
+      <w:tblGrid>
+        <w:gridCol w:w="1796"/>
+        <w:gridCol w:w="3391"/>
+        <w:gridCol w:w="4557"/>
+        <w:gridCol w:w="1166"/>
+      </w:tblGrid>
+      <w:tr>
+        <w:trPr>
+          <w:trHeight w:val="263"/>
+          <w:tblHeader/>
+        </w:trPr>
+        <w:tc>
+          <w:tcPr>
+            <w:tcW w:w="1796" w:type="dxa"/>
+            <w:tcBorders>
+              <w:top w:val="single" w:sz="4" w:space="0" w:color="000000"/>
+              <w:left w:val="single" w:sz="4" w:space="0" w:color="000000"/>
+              <w:bottom w:val="single" w:sz="4" w:space="0" w:color="000000"/>
+              <w:right w:val="single" w:sz="4" w:space="0" w:color="000000"/>
+            </w:tcBorders>
+            <w:shd w:val="clear" w:color="auto" w:fill="D9D9D9"/>
+          </w:tcPr>
+          <w:p>
+            <w:pPr>
+              <w:jc w:val="center"/>
+              <w:rPr>
+                <w:rFonts w:ascii="Calibri" w:eastAsia="Calibri" w:hAnsi="Calibri" w:cs="Calibri"/>
+                <w:b/>
+                <w:bCs/>
+              </w:rPr>
+            </w:pPr>
+            <w:r>
+              <w:rPr>
+                <w:rFonts w:ascii="Calibri" w:eastAsia="Calibri" w:hAnsi="Calibri" w:cs="Calibri"/>
+                <w:b/>
+                <w:bCs/>
+              </w:rPr>
+              <w:t>PEDRA/CRISTAL</w:t>
+            </w:r>
+          </w:p>
+        </w:tc>
+        <w:tc>
+          <w:tcPr>
+            <w:tcW w:w="3391" w:type="dxa"/>
+            <w:tcBorders>
+              <w:top w:val="single" w:sz="4" w:space="0" w:color="000000"/>
+              <w:left w:val="single" w:sz="4" w:space="0" w:color="000000"/>
+              <w:bottom w:val="single" w:sz="4" w:space="0" w:color="000000"/>
+              <w:right w:val="single" w:sz="4" w:space="0" w:color="000000"/>
+            </w:tcBorders>
+            <w:shd w:val="clear" w:color="auto" w:fill="D9D9D9"/>
+          </w:tcPr>
+          <w:p>
+            <w:pPr>
+              <w:jc w:val="center"/>
+              <w:rPr>
+                <w:rFonts w:ascii="Calibri" w:eastAsia="Calibri" w:hAnsi="Calibri" w:cs="Calibri"/>
+                <w:b/>
+                <w:bCs/>
+              </w:rPr>
+            </w:pPr>
+            <w:r>
+              <w:rPr>
+                <w:rFonts w:ascii="Calibri" w:eastAsia="Calibri" w:hAnsi="Calibri" w:cs="Calibri"/>
+                <w:b/>
+                <w:bCs/>
+              </w:rPr>
+              <w:t>BENEFÍCIOS FÍSICOS</w:t>
+            </w:r>
+          </w:p>
+        </w:tc>
+        <w:tc>
+          <w:tcPr>
+            <w:tcW w:w="4557" w:type="dxa"/>
+            <w:tcBorders>
+              <w:top w:val="single" w:sz="4" w:space="0" w:color="000000"/>
+              <w:left w:val="single" w:sz="4" w:space="0" w:color="000000"/>
+              <w:bottom w:val="single" w:sz="4" w:space="0" w:color="000000"/>
+              <w:right w:val="single" w:sz="4" w:space="0" w:color="000000"/>
+            </w:tcBorders>
+            <w:shd w:val="clear" w:color="auto" w:fill="D9D9D9"/>
+          </w:tcPr>
+          <w:p>
+            <w:pPr>
+              <w:jc w:val="center"/>
+              <w:rPr>
+                <w:rFonts w:ascii="Calibri" w:eastAsia="Calibri" w:hAnsi="Calibri" w:cs="Calibri"/>
+                <w:b/>
+                <w:bCs/>
+              </w:rPr>
+            </w:pPr>
+            <w:r>
+              <w:rPr>
+                <w:rFonts w:ascii="Calibri" w:eastAsia="Calibri" w:hAnsi="Calibri" w:cs="Calibri"/>
+                <w:b/>
+                <w:bCs/>
+              </w:rPr>
+              <w:t>BENEFÍCIOS EMOCIONAIS</w:t>
+            </w:r>
+          </w:p>
+        </w:tc>
+        <w:tc>
+          <w:tcPr>
+            <w:tcW w:w="1166" w:type="dxa"/>
+            <w:tcBorders>
+              <w:top w:val="single" w:sz="4" w:space="0" w:color="000000"/>
+              <w:left w:val="single" w:sz="4" w:space="0" w:color="000000"/>
+              <w:bottom w:val="single" w:sz="4" w:space="0" w:color="000000"/>
+              <w:right w:val="single" w:sz="4" w:space="0" w:color="000000"/>
+            </w:tcBorders>
+            <w:shd w:val="clear" w:color="auto" w:fill="D9D9D9"/>
+          </w:tcPr>
+          <w:p>
+            <w:pPr>
+              <w:jc w:val="center"/>
+              <w:rPr>
+                <w:rFonts w:ascii="Calibri" w:eastAsia="Calibri" w:hAnsi="Calibri" w:cs="Calibri"/>
+                <w:b/>
+                <w:bCs/>
+              </w:rPr>
+            </w:pPr>
+            <w:r>
+              <w:rPr>
+                <w:rFonts w:ascii="Calibri" w:eastAsia="Calibri" w:hAnsi="Calibri" w:cs="Calibri"/>
+                <w:b/>
+                <w:bCs/>
+              </w:rPr>
+              <w:t>D</w:t>
+            </w:r>
+          </w:p>
+        </w:tc>
+      </w:tr>
+      <w:tr>
+        <w:trPr>
+          <w:trHeight w:val="255"/>
+        </w:trPr>
+        <w:tc>
+          <w:tcPr>
+            <w:tcW w:w="10910" w:type="dxa"/>
+            <w:gridSpan w:val="4"/>
+            <w:tcBorders>
+              <w:top w:val="single" w:sz="4" w:space="0" w:color="000000"/>
+              <w:left w:val="single" w:sz="4" w:space="0" w:color="000000"/>
+              <w:bottom w:val="single" w:sz="4" w:space="0" w:color="000000"/>
+              <w:right w:val="single" w:sz="4" w:space="0" w:color="000000"/>
+            </w:tcBorders>
+          </w:tcPr>
+          <w:p>
+            <w:pPr>
+              <w:rPr>
+                <w:rFonts w:ascii="Calibri" w:eastAsia="Calibri" w:hAnsi="Calibri" w:cs="Calibri"/>
+              </w:rPr>
+            </w:pPr>
+            <w:r>
+              <w:rPr>
+                <w:rFonts w:ascii="Calibri" w:eastAsia="Calibri" w:hAnsi="Calibri" w:cs="Calibri"/>
+              </w:rPr>
+              <w:t xml:space="preserve">{%tr for item in </w:t>
+            </w:r>
+            <w:proofErr w:type="spellStart"/>
+            <w:r>
+              <w:rPr>
+                <w:rFonts w:ascii="Calibri" w:eastAsia="Calibri" w:hAnsi="Calibri" w:cs="Calibri"/>
+              </w:rPr>
+              <w:t>table_crystals</w:t>
+            </w:r>
+            <w:proofErr w:type="spellEnd"/>
+            <w:r>
+              <w:rPr>
+                <w:rFonts w:ascii="Calibri" w:eastAsia="Calibri" w:hAnsi="Calibri" w:cs="Calibri"/>
+              </w:rPr>
+              <w:t>%}</w:t>
+            </w:r>
+          </w:p>
+        </w:tc>
+      </w:tr>
+      <w:tr>
+        <w:trPr>
+          <w:trHeight w:val="520"/>
+        </w:trPr>
+        <w:tc>
+          <w:tcPr>
+            <w:tcW w:w="1796" w:type="dxa"/>
+            <w:tcBorders>
+              <w:top w:val="single" w:sz="4" w:space="0" w:color="000000"/>
+              <w:left w:val="single" w:sz="4" w:space="0" w:color="000000"/>
+              <w:bottom w:val="single" w:sz="4" w:space="0" w:color="000000"/>
+              <w:right w:val="single" w:sz="4" w:space="0" w:color="000000"/>
+            </w:tcBorders>
+          </w:tcPr>
+          <w:p>
+            <w:pPr>
+              <w:rPr>
+                <w:rFonts w:ascii="Calibri" w:eastAsia="Calibri" w:hAnsi="Calibri" w:cs="Calibri"/>
+              </w:rPr>
+            </w:pPr>
+            <w:r>
+              <w:rPr>
+                <w:rFonts w:ascii="Calibri" w:eastAsia="Calibri" w:hAnsi="Calibri" w:cs="Calibri"/>
+              </w:rPr>
+              <w:t>{{</w:t>
+            </w:r>
+            <w:proofErr w:type="spellStart"/>
+            <w:proofErr w:type="gramStart"/>
+            <w:r>
+              <w:rPr>
+                <w:rFonts w:ascii="Calibri" w:eastAsia="Calibri" w:hAnsi="Calibri" w:cs="Calibri"/>
+              </w:rPr>
+              <w:t>item.cristal</w:t>
+            </w:r>
+            <w:proofErr w:type="spellEnd"/>
+            <w:proofErr w:type="gramEnd"/>
+            <w:r>
+              <w:rPr>
+                <w:rFonts w:ascii="Calibri" w:eastAsia="Calibri" w:hAnsi="Calibri" w:cs="Calibri"/>
+              </w:rPr>
+              <w:t>}}</w:t>
+            </w:r>
+          </w:p>
+        </w:tc>
+        <w:tc>
+          <w:tcPr>
+            <w:tcW w:w="3391" w:type="dxa"/>
+            <w:tcBorders>
+              <w:top w:val="single" w:sz="4" w:space="0" w:color="000000"/>
+              <w:left w:val="single" w:sz="4" w:space="0" w:color="000000"/>
+              <w:bottom w:val="single" w:sz="4" w:space="0" w:color="000000"/>
+              <w:right w:val="single" w:sz="4" w:space="0" w:color="000000"/>
+            </w:tcBorders>
+          </w:tcPr>
+          <w:p>
+            <w:pPr>
+              <w:rPr>
+                <w:rFonts w:ascii="Calibri" w:eastAsia="Calibri" w:hAnsi="Calibri" w:cs="Calibri"/>
+                <w:lang w:val="pt-BR"/>
+              </w:rPr>
+            </w:pPr>
+            <w:r>
+              <w:rPr>
+                <w:rFonts w:ascii="Calibri" w:eastAsia="Calibri" w:hAnsi="Calibri" w:cs="Calibri"/>
+                <w:lang w:val="pt-BR"/>
+              </w:rPr>
+              <w:t>{{</w:t>
+            </w:r>
+            <w:proofErr w:type="spellStart"/>
+            <w:proofErr w:type="gramStart"/>
+            <w:r>
+              <w:rPr>
+                <w:rFonts w:ascii="Calibri" w:eastAsia="Calibri" w:hAnsi="Calibri" w:cs="Calibri"/>
+                <w:lang w:val="pt-BR"/>
+              </w:rPr>
+              <w:t>item.beneficios</w:t>
+            </w:r>
+            <w:proofErr w:type="gramEnd"/>
+            <w:r>
+              <w:rPr>
+                <w:rFonts w:ascii="Calibri" w:eastAsia="Calibri" w:hAnsi="Calibri" w:cs="Calibri"/>
+                <w:lang w:val="pt-BR"/>
+              </w:rPr>
+              <w:t>_fisicos</w:t>
+            </w:r>
+            <w:proofErr w:type="spellEnd"/>
+            <w:r>
+              <w:rPr>
+                <w:rFonts w:ascii="Calibri" w:eastAsia="Calibri" w:hAnsi="Calibri" w:cs="Calibri"/>
+                <w:lang w:val="pt-BR"/>
+              </w:rPr>
+              <w:t>}}</w:t>
+            </w:r>
+          </w:p>
+        </w:tc>
+        <w:tc>
+          <w:tcPr>
+            <w:tcW w:w="4557" w:type="dxa"/>
+            <w:tcBorders>
+              <w:top w:val="single" w:sz="4" w:space="0" w:color="000000"/>
+              <w:left w:val="single" w:sz="4" w:space="0" w:color="000000"/>
+              <w:bottom w:val="single" w:sz="4" w:space="0" w:color="000000"/>
+              <w:right w:val="single" w:sz="4" w:space="0" w:color="000000"/>
+            </w:tcBorders>
+          </w:tcPr>
+          <w:p>
+            <w:pPr>
+              <w:rPr>
+                <w:rFonts w:ascii="Calibri" w:eastAsia="Calibri" w:hAnsi="Calibri" w:cs="Calibri"/>
+                <w:lang w:val="pt-BR"/>
+              </w:rPr>
+            </w:pPr>
+            <w:r>
+              <w:rPr>
+                <w:rFonts w:ascii="Calibri" w:eastAsia="Calibri" w:hAnsi="Calibri" w:cs="Calibri"/>
+                <w:lang w:val="pt-BR"/>
+              </w:rPr>
+              <w:t>{{</w:t>
+            </w:r>
+            <w:proofErr w:type="spellStart"/>
+            <w:proofErr w:type="gramStart"/>
+            <w:r>
+              <w:rPr>
+                <w:rFonts w:ascii="Calibri" w:eastAsia="Calibri" w:hAnsi="Calibri" w:cs="Calibri"/>
+                <w:lang w:val="pt-BR"/>
+              </w:rPr>
+              <w:t>item.beneficios</w:t>
+            </w:r>
+            <w:proofErr w:type="gramEnd"/>
+            <w:r>
+              <w:rPr>
+                <w:rFonts w:ascii="Calibri" w:eastAsia="Calibri" w:hAnsi="Calibri" w:cs="Calibri"/>
+                <w:lang w:val="pt-BR"/>
+              </w:rPr>
+              <w:t>_emocionais</w:t>
+            </w:r>
+            <w:proofErr w:type="spellEnd"/>
+            <w:r>
+              <w:rPr>
+                <w:rFonts w:ascii="Calibri" w:eastAsia="Calibri" w:hAnsi="Calibri" w:cs="Calibri"/>
+                <w:lang w:val="pt-BR"/>
+              </w:rPr>
+              <w:t>}}</w:t>
+            </w:r>
+          </w:p>
+        </w:tc>
+        <w:tc>
+          <w:tcPr>
+            <w:tcW w:w="1166" w:type="dxa"/>
+            <w:tcBorders>
+              <w:top w:val="single" w:sz="4" w:space="0" w:color="000000"/>
+              <w:left w:val="single" w:sz="4" w:space="0" w:color="000000"/>
+              <w:bottom w:val="single" w:sz="4" w:space="0" w:color="000000"/>
+              <w:right w:val="single" w:sz="4" w:space="0" w:color="000000"/>
+            </w:tcBorders>
+          </w:tcPr>
+          <w:p>
+            <w:pPr>
+              <w:jc w:val="center"/>
+              <w:rPr>
+                <w:rFonts w:ascii="Calibri" w:eastAsia="Calibri" w:hAnsi="Calibri" w:cs="Calibri"/>
+              </w:rPr>
+            </w:pPr>
+            <w:r>
+              <w:rPr>
+                <w:rFonts w:ascii="Calibri" w:eastAsia="Calibri" w:hAnsi="Calibri" w:cs="Calibri"/>
+              </w:rPr>
+              <w:t>{{</w:t>
+            </w:r>
+            <w:proofErr w:type="spellStart"/>
+            <w:proofErr w:type="gramStart"/>
+            <w:r>
+              <w:rPr>
+                <w:rFonts w:ascii="Calibri" w:eastAsia="Calibri" w:hAnsi="Calibri" w:cs="Calibri"/>
+              </w:rPr>
+              <w:t>item.D</w:t>
+            </w:r>
+            <w:proofErr w:type="spellEnd"/>
+            <w:proofErr w:type="gramEnd"/>
+            <w:r>
+              <w:rPr>
+                <w:rFonts w:ascii="Calibri" w:eastAsia="Calibri" w:hAnsi="Calibri" w:cs="Calibri"/>
+              </w:rPr>
+              <w:t>}}</w:t>
+            </w:r>
+          </w:p>
+        </w:tc>
+      </w:tr>
+      <w:tr>
+        <w:trPr>
+          <w:trHeight w:val="263"/>
+        </w:trPr>
+        <w:tc>
+          <w:tcPr>
+            <w:tcW w:w="10910" w:type="dxa"/>
+            <w:gridSpan w:val="4"/>
+            <w:tcBorders>
+              <w:top w:val="single" w:sz="4" w:space="0" w:color="000000"/>
+              <w:left w:val="single" w:sz="4" w:space="0" w:color="000000"/>
+              <w:bottom w:val="single" w:sz="4" w:space="0" w:color="000000"/>
+              <w:right w:val="single" w:sz="4" w:space="0" w:color="000000"/>
+            </w:tcBorders>
+          </w:tcPr>
+          <w:p>
+            <w:pPr>
+              <w:rPr>
+                <w:rFonts w:ascii="Calibri" w:eastAsia="Calibri" w:hAnsi="Calibri" w:cs="Calibri"/>
+              </w:rPr>
+            </w:pPr>
+            <w:r>
+              <w:rPr>
+                <w:rFonts w:ascii="Calibri" w:eastAsia="Calibri" w:hAnsi="Calibri" w:cs="Calibri"/>
+              </w:rPr>
+              <w:t xml:space="preserve">{%tr </w:t>
+            </w:r>
+            <w:proofErr w:type="spellStart"/>
+            <w:r>
+              <w:rPr>
+                <w:rFonts w:ascii="Calibri" w:eastAsia="Calibri" w:hAnsi="Calibri" w:cs="Calibri"/>
+              </w:rPr>
+              <w:t>endfor</w:t>
+            </w:r>
+            <w:proofErr w:type="spellEnd"/>
+            <w:r>
+              <w:rPr>
+                <w:rFonts w:ascii="Calibri" w:eastAsia="Calibri" w:hAnsi="Calibri" w:cs="Calibri"/>
+              </w:rPr>
+              <w:t>%}</w:t>
             </w:r>
           </w:p>
         </w:tc>
@@ -4391,445 +4874,12 @@
         <w:spacing w:after="0"/>
         <w:rPr>
           <w:rFonts w:ascii="Calibri" w:eastAsia="Calibri" w:hAnsi="Calibri" w:cs="Calibri"/>
-          <w:sz w:val="4"/>
-          <w:szCs w:val="4"/>
-        </w:rPr>
-      </w:pPr>
-    </w:p>
-    <w:p>
-      <w:pPr>
-        <w:widowControl w:val="0"/>
-        <w:pBdr>
-          <w:top w:val="nil"/>
-          <w:left w:val="nil"/>
-          <w:bottom w:val="nil"/>
-          <w:right w:val="nil"/>
-          <w:between w:val="nil"/>
-        </w:pBdr>
-        <w:spacing w:after="0"/>
-        <w:rPr>
-          <w:rFonts w:ascii="Calibri" w:eastAsia="Calibri" w:hAnsi="Calibri" w:cs="Calibri"/>
           <w:sz w:val="12"/>
           <w:szCs w:val="12"/>
           <w:lang w:val="pt-BR"/>
         </w:rPr>
       </w:pPr>
     </w:p>
-    <w:tbl>
-      <w:tblPr>
-        <w:tblStyle w:val="affffffff7"/>
-        <w:tblW w:w="10632" w:type="dxa"/>
-        <w:tblInd w:w="-572" w:type="dxa"/>
-        <w:tblBorders>
-          <w:top w:val="single" w:sz="4" w:space="0" w:color="000000"/>
-          <w:left w:val="single" w:sz="4" w:space="0" w:color="000000"/>
-          <w:bottom w:val="single" w:sz="4" w:space="0" w:color="000000"/>
-          <w:right w:val="single" w:sz="4" w:space="0" w:color="000000"/>
-          <w:insideH w:val="single" w:sz="4" w:space="0" w:color="000000"/>
-          <w:insideV w:val="single" w:sz="4" w:space="0" w:color="000000"/>
-        </w:tblBorders>
-        <w:tblLayout w:type="fixed"/>
-        <w:tblLook w:val="0400" w:firstRow="0" w:lastRow="0" w:firstColumn="0" w:lastColumn="0" w:noHBand="0" w:noVBand="1"/>
-      </w:tblPr>
-      <w:tblGrid>
-        <w:gridCol w:w="1701"/>
-        <w:gridCol w:w="3686"/>
-        <w:gridCol w:w="3685"/>
-        <w:gridCol w:w="1560"/>
-      </w:tblGrid>
-      <w:tr>
-        <w:trPr>
-          <w:tblHeader/>
-        </w:trPr>
-        <w:tc>
-          <w:tcPr>
-            <w:tcW w:w="1701" w:type="dxa"/>
-            <w:tcBorders>
-              <w:top w:val="single" w:sz="4" w:space="0" w:color="000000"/>
-              <w:left w:val="single" w:sz="4" w:space="0" w:color="000000"/>
-              <w:bottom w:val="single" w:sz="4" w:space="0" w:color="000000"/>
-              <w:right w:val="single" w:sz="4" w:space="0" w:color="000000"/>
-            </w:tcBorders>
-            <w:shd w:val="clear" w:color="auto" w:fill="D9D9D9"/>
-          </w:tcPr>
-          <w:p>
-            <w:pPr>
-              <w:jc w:val="center"/>
-              <w:rPr>
-                <w:rFonts w:ascii="Calibri" w:eastAsia="Calibri" w:hAnsi="Calibri" w:cs="Calibri"/>
-                <w:b/>
-                <w:bCs/>
-              </w:rPr>
-            </w:pPr>
-            <w:r>
-              <w:rPr>
-                <w:rFonts w:ascii="Calibri" w:eastAsia="Calibri" w:hAnsi="Calibri" w:cs="Calibri"/>
-                <w:b/>
-                <w:bCs/>
-              </w:rPr>
-              <w:t>PEDRA/CRISTAL</w:t>
-            </w:r>
-          </w:p>
-        </w:tc>
-        <w:tc>
-          <w:tcPr>
-            <w:tcW w:w="3686" w:type="dxa"/>
-            <w:tcBorders>
-              <w:top w:val="single" w:sz="4" w:space="0" w:color="000000"/>
-              <w:left w:val="single" w:sz="4" w:space="0" w:color="000000"/>
-              <w:bottom w:val="single" w:sz="4" w:space="0" w:color="000000"/>
-              <w:right w:val="single" w:sz="4" w:space="0" w:color="000000"/>
-            </w:tcBorders>
-            <w:shd w:val="clear" w:color="auto" w:fill="D9D9D9"/>
-          </w:tcPr>
-          <w:p>
-            <w:pPr>
-              <w:jc w:val="center"/>
-              <w:rPr>
-                <w:rFonts w:ascii="Calibri" w:eastAsia="Calibri" w:hAnsi="Calibri" w:cs="Calibri"/>
-                <w:b/>
-                <w:bCs/>
-              </w:rPr>
-            </w:pPr>
-            <w:r>
-              <w:rPr>
-                <w:rFonts w:ascii="Calibri" w:eastAsia="Calibri" w:hAnsi="Calibri" w:cs="Calibri"/>
-                <w:b/>
-                <w:bCs/>
-              </w:rPr>
-              <w:t>BENEFÍCIOS FÍSICOS</w:t>
-            </w:r>
-          </w:p>
-        </w:tc>
-        <w:tc>
-          <w:tcPr>
-            <w:tcW w:w="3685" w:type="dxa"/>
-            <w:tcBorders>
-              <w:top w:val="single" w:sz="4" w:space="0" w:color="000000"/>
-              <w:left w:val="single" w:sz="4" w:space="0" w:color="000000"/>
-              <w:bottom w:val="single" w:sz="4" w:space="0" w:color="000000"/>
-              <w:right w:val="single" w:sz="4" w:space="0" w:color="000000"/>
-            </w:tcBorders>
-            <w:shd w:val="clear" w:color="auto" w:fill="D9D9D9"/>
-          </w:tcPr>
-          <w:p>
-            <w:pPr>
-              <w:jc w:val="center"/>
-              <w:rPr>
-                <w:rFonts w:ascii="Calibri" w:eastAsia="Calibri" w:hAnsi="Calibri" w:cs="Calibri"/>
-                <w:b/>
-                <w:bCs/>
-              </w:rPr>
-            </w:pPr>
-            <w:r>
-              <w:rPr>
-                <w:rFonts w:ascii="Calibri" w:eastAsia="Calibri" w:hAnsi="Calibri" w:cs="Calibri"/>
-                <w:b/>
-                <w:bCs/>
-              </w:rPr>
-              <w:t>BENEFÍCIOS EMOCIONAIS</w:t>
-            </w:r>
-          </w:p>
-        </w:tc>
-        <w:tc>
-          <w:tcPr>
-            <w:tcW w:w="1560" w:type="dxa"/>
-            <w:tcBorders>
-              <w:top w:val="single" w:sz="4" w:space="0" w:color="000000"/>
-              <w:left w:val="single" w:sz="4" w:space="0" w:color="000000"/>
-              <w:bottom w:val="single" w:sz="4" w:space="0" w:color="000000"/>
-              <w:right w:val="single" w:sz="4" w:space="0" w:color="000000"/>
-            </w:tcBorders>
-            <w:shd w:val="clear" w:color="auto" w:fill="D9D9D9"/>
-          </w:tcPr>
-          <w:p>
-            <w:pPr>
-              <w:jc w:val="center"/>
-              <w:rPr>
-                <w:rFonts w:ascii="Calibri" w:eastAsia="Calibri" w:hAnsi="Calibri" w:cs="Calibri"/>
-                <w:b/>
-                <w:bCs/>
-              </w:rPr>
-            </w:pPr>
-            <w:r>
-              <w:rPr>
-                <w:rFonts w:ascii="Calibri" w:eastAsia="Calibri" w:hAnsi="Calibri" w:cs="Calibri"/>
-                <w:b/>
-                <w:bCs/>
-              </w:rPr>
-              <w:t>D</w:t>
-            </w:r>
-          </w:p>
-        </w:tc>
-      </w:tr>
-      <w:tr>
-        <w:tc>
-          <w:tcPr>
-            <w:tcW w:w="10632" w:type="dxa"/>
-            <w:gridSpan w:val="4"/>
-            <w:tcBorders>
-              <w:top w:val="single" w:sz="4" w:space="0" w:color="000000"/>
-              <w:left w:val="single" w:sz="4" w:space="0" w:color="000000"/>
-              <w:bottom w:val="single" w:sz="4" w:space="0" w:color="000000"/>
-              <w:right w:val="single" w:sz="4" w:space="0" w:color="000000"/>
-            </w:tcBorders>
-          </w:tcPr>
-          <w:p>
-            <w:pPr>
-              <w:rPr>
-                <w:rFonts w:ascii="Calibri" w:eastAsia="Calibri" w:hAnsi="Calibri" w:cs="Calibri"/>
-              </w:rPr>
-            </w:pPr>
-            <w:r>
-              <w:rPr>
-                <w:rFonts w:ascii="Calibri" w:eastAsia="Calibri" w:hAnsi="Calibri" w:cs="Calibri"/>
-              </w:rPr>
-              <w:t xml:space="preserve">{%tr for item in </w:t>
-            </w:r>
-            <w:proofErr w:type="spellStart"/>
-            <w:r>
-              <w:rPr>
-                <w:rFonts w:ascii="Calibri" w:eastAsia="Calibri" w:hAnsi="Calibri" w:cs="Calibri"/>
-              </w:rPr>
-              <w:t>table_crystals</w:t>
-            </w:r>
-            <w:proofErr w:type="spellEnd"/>
-            <w:r>
-              <w:rPr>
-                <w:rFonts w:ascii="Calibri" w:eastAsia="Calibri" w:hAnsi="Calibri" w:cs="Calibri"/>
-              </w:rPr>
-              <w:t>%}</w:t>
-            </w:r>
-          </w:p>
-        </w:tc>
-      </w:tr>
-      <w:tr>
-        <w:tc>
-          <w:tcPr>
-            <w:tcW w:w="1701" w:type="dxa"/>
-            <w:tcBorders>
-              <w:top w:val="single" w:sz="4" w:space="0" w:color="000000"/>
-              <w:left w:val="single" w:sz="4" w:space="0" w:color="000000"/>
-              <w:bottom w:val="single" w:sz="4" w:space="0" w:color="000000"/>
-              <w:right w:val="single" w:sz="4" w:space="0" w:color="000000"/>
-            </w:tcBorders>
-          </w:tcPr>
-          <w:p>
-            <w:pPr>
-              <w:rPr>
-                <w:rFonts w:ascii="Calibri" w:eastAsia="Calibri" w:hAnsi="Calibri" w:cs="Calibri"/>
-              </w:rPr>
-            </w:pPr>
-            <w:r>
-              <w:rPr>
-                <w:rFonts w:ascii="Calibri" w:eastAsia="Calibri" w:hAnsi="Calibri" w:cs="Calibri"/>
-              </w:rPr>
-              <w:t>{{</w:t>
-            </w:r>
-            <w:proofErr w:type="spellStart"/>
-            <w:proofErr w:type="gramStart"/>
-            <w:r>
-              <w:rPr>
-                <w:rFonts w:ascii="Calibri" w:eastAsia="Calibri" w:hAnsi="Calibri" w:cs="Calibri"/>
-              </w:rPr>
-              <w:t>item.cristal</w:t>
-            </w:r>
-            <w:proofErr w:type="spellEnd"/>
-            <w:proofErr w:type="gramEnd"/>
-            <w:r>
-              <w:rPr>
-                <w:rFonts w:ascii="Calibri" w:eastAsia="Calibri" w:hAnsi="Calibri" w:cs="Calibri"/>
-              </w:rPr>
-              <w:t>}}</w:t>
-            </w:r>
-          </w:p>
-        </w:tc>
-        <w:tc>
-          <w:tcPr>
-            <w:tcW w:w="3686" w:type="dxa"/>
-            <w:tcBorders>
-              <w:top w:val="single" w:sz="4" w:space="0" w:color="000000"/>
-              <w:left w:val="single" w:sz="4" w:space="0" w:color="000000"/>
-              <w:bottom w:val="single" w:sz="4" w:space="0" w:color="000000"/>
-              <w:right w:val="single" w:sz="4" w:space="0" w:color="000000"/>
-            </w:tcBorders>
-          </w:tcPr>
-          <w:p>
-            <w:pPr>
-              <w:rPr>
-                <w:rFonts w:ascii="Calibri" w:eastAsia="Calibri" w:hAnsi="Calibri" w:cs="Calibri"/>
-                <w:lang w:val="pt-BR"/>
-              </w:rPr>
-            </w:pPr>
-            <w:r>
-              <w:rPr>
-                <w:rFonts w:ascii="Calibri" w:eastAsia="Calibri" w:hAnsi="Calibri" w:cs="Calibri"/>
-                <w:lang w:val="pt-BR"/>
-              </w:rPr>
-              <w:t>{{</w:t>
-            </w:r>
-            <w:proofErr w:type="spellStart"/>
-            <w:proofErr w:type="gramStart"/>
-            <w:r>
-              <w:rPr>
-                <w:rFonts w:ascii="Calibri" w:eastAsia="Calibri" w:hAnsi="Calibri" w:cs="Calibri"/>
-                <w:lang w:val="pt-BR"/>
-              </w:rPr>
-              <w:t>item.beneficios</w:t>
-            </w:r>
-            <w:proofErr w:type="gramEnd"/>
-            <w:r>
-              <w:rPr>
-                <w:rFonts w:ascii="Calibri" w:eastAsia="Calibri" w:hAnsi="Calibri" w:cs="Calibri"/>
-                <w:lang w:val="pt-BR"/>
-              </w:rPr>
-              <w:t>_fisicos</w:t>
-            </w:r>
-            <w:proofErr w:type="spellEnd"/>
-            <w:r>
-              <w:rPr>
-                <w:rFonts w:ascii="Calibri" w:eastAsia="Calibri" w:hAnsi="Calibri" w:cs="Calibri"/>
-                <w:lang w:val="pt-BR"/>
-              </w:rPr>
-              <w:t>}}</w:t>
-            </w:r>
-          </w:p>
-        </w:tc>
-        <w:tc>
-          <w:tcPr>
-            <w:tcW w:w="3685" w:type="dxa"/>
-            <w:tcBorders>
-              <w:top w:val="single" w:sz="4" w:space="0" w:color="000000"/>
-              <w:left w:val="single" w:sz="4" w:space="0" w:color="000000"/>
-              <w:bottom w:val="single" w:sz="4" w:space="0" w:color="000000"/>
-              <w:right w:val="single" w:sz="4" w:space="0" w:color="000000"/>
-            </w:tcBorders>
-          </w:tcPr>
-          <w:p>
-            <w:pPr>
-              <w:rPr>
-                <w:rFonts w:ascii="Calibri" w:eastAsia="Calibri" w:hAnsi="Calibri" w:cs="Calibri"/>
-                <w:lang w:val="pt-BR"/>
-              </w:rPr>
-            </w:pPr>
-            <w:r>
-              <w:rPr>
-                <w:rFonts w:ascii="Calibri" w:eastAsia="Calibri" w:hAnsi="Calibri" w:cs="Calibri"/>
-                <w:lang w:val="pt-BR"/>
-              </w:rPr>
-              <w:t>{{</w:t>
-            </w:r>
-            <w:proofErr w:type="spellStart"/>
-            <w:proofErr w:type="gramStart"/>
-            <w:r>
-              <w:rPr>
-                <w:rFonts w:ascii="Calibri" w:eastAsia="Calibri" w:hAnsi="Calibri" w:cs="Calibri"/>
-                <w:lang w:val="pt-BR"/>
-              </w:rPr>
-              <w:t>item.beneficios</w:t>
-            </w:r>
-            <w:proofErr w:type="gramEnd"/>
-            <w:r>
-              <w:rPr>
-                <w:rFonts w:ascii="Calibri" w:eastAsia="Calibri" w:hAnsi="Calibri" w:cs="Calibri"/>
-                <w:lang w:val="pt-BR"/>
-              </w:rPr>
-              <w:t>_emocionais</w:t>
-            </w:r>
-            <w:proofErr w:type="spellEnd"/>
-            <w:r>
-              <w:rPr>
-                <w:rFonts w:ascii="Calibri" w:eastAsia="Calibri" w:hAnsi="Calibri" w:cs="Calibri"/>
-                <w:lang w:val="pt-BR"/>
-              </w:rPr>
-              <w:t>}}</w:t>
-            </w:r>
-          </w:p>
-        </w:tc>
-        <w:tc>
-          <w:tcPr>
-            <w:tcW w:w="1560" w:type="dxa"/>
-            <w:tcBorders>
-              <w:top w:val="single" w:sz="4" w:space="0" w:color="000000"/>
-              <w:left w:val="single" w:sz="4" w:space="0" w:color="000000"/>
-              <w:bottom w:val="single" w:sz="4" w:space="0" w:color="000000"/>
-              <w:right w:val="single" w:sz="4" w:space="0" w:color="000000"/>
-            </w:tcBorders>
-          </w:tcPr>
-          <w:p>
-            <w:pPr>
-              <w:jc w:val="center"/>
-              <w:rPr>
-                <w:rFonts w:ascii="Calibri" w:eastAsia="Calibri" w:hAnsi="Calibri" w:cs="Calibri"/>
-              </w:rPr>
-            </w:pPr>
-            <w:r>
-              <w:rPr>
-                <w:rFonts w:ascii="Calibri" w:eastAsia="Calibri" w:hAnsi="Calibri" w:cs="Calibri"/>
-              </w:rPr>
-              <w:t>{{</w:t>
-            </w:r>
-            <w:proofErr w:type="spellStart"/>
-            <w:proofErr w:type="gramStart"/>
-            <w:r>
-              <w:rPr>
-                <w:rFonts w:ascii="Calibri" w:eastAsia="Calibri" w:hAnsi="Calibri" w:cs="Calibri"/>
-              </w:rPr>
-              <w:t>item.D</w:t>
-            </w:r>
-            <w:proofErr w:type="spellEnd"/>
-            <w:proofErr w:type="gramEnd"/>
-            <w:r>
-              <w:rPr>
-                <w:rFonts w:ascii="Calibri" w:eastAsia="Calibri" w:hAnsi="Calibri" w:cs="Calibri"/>
-              </w:rPr>
-              <w:t>}}</w:t>
-            </w:r>
-          </w:p>
-        </w:tc>
-      </w:tr>
-      <w:tr>
-        <w:tc>
-          <w:tcPr>
-            <w:tcW w:w="10632" w:type="dxa"/>
-            <w:gridSpan w:val="4"/>
-            <w:tcBorders>
-              <w:top w:val="single" w:sz="4" w:space="0" w:color="000000"/>
-              <w:left w:val="single" w:sz="4" w:space="0" w:color="000000"/>
-              <w:bottom w:val="single" w:sz="4" w:space="0" w:color="000000"/>
-              <w:right w:val="single" w:sz="4" w:space="0" w:color="000000"/>
-            </w:tcBorders>
-          </w:tcPr>
-          <w:p>
-            <w:pPr>
-              <w:rPr>
-                <w:rFonts w:ascii="Calibri" w:eastAsia="Calibri" w:hAnsi="Calibri" w:cs="Calibri"/>
-              </w:rPr>
-            </w:pPr>
-            <w:r>
-              <w:rPr>
-                <w:rFonts w:ascii="Calibri" w:eastAsia="Calibri" w:hAnsi="Calibri" w:cs="Calibri"/>
-              </w:rPr>
-              <w:t xml:space="preserve">{%tr </w:t>
-            </w:r>
-            <w:proofErr w:type="spellStart"/>
-            <w:r>
-              <w:rPr>
-                <w:rFonts w:ascii="Calibri" w:eastAsia="Calibri" w:hAnsi="Calibri" w:cs="Calibri"/>
-              </w:rPr>
-              <w:t>endfor</w:t>
-            </w:r>
-            <w:proofErr w:type="spellEnd"/>
-            <w:r>
-              <w:rPr>
-                <w:rFonts w:ascii="Calibri" w:eastAsia="Calibri" w:hAnsi="Calibri" w:cs="Calibri"/>
-              </w:rPr>
-              <w:t>%}</w:t>
-            </w:r>
-          </w:p>
-        </w:tc>
-      </w:tr>
-    </w:tbl>
     <w:p>
       <w:pPr>
         <w:spacing w:after="0" w:line="240" w:lineRule="auto"/>
@@ -4839,6 +4889,39 @@
           <w:bCs/>
           <w:sz w:val="28"/>
           <w:szCs w:val="28"/>
+        </w:rPr>
+      </w:pPr>
+    </w:p>
+    <w:p>
+      <w:pPr>
+        <w:spacing w:after="0" w:line="240" w:lineRule="auto"/>
+        <w:rPr>
+          <w:rFonts w:ascii="Calibri" w:eastAsia="Calibri" w:hAnsi="Calibri" w:cs="Calibri"/>
+          <w:b/>
+          <w:bCs/>
+          <w:lang w:val="pt-BR"/>
+        </w:rPr>
+      </w:pPr>
+      <w:r>
+        <w:rPr>
+          <w:rFonts w:ascii="Calibri" w:eastAsia="Calibri" w:hAnsi="Calibri" w:cs="Calibri"/>
+          <w:b/>
+          <w:bCs/>
+          <w:lang w:val="pt-BR"/>
+        </w:rPr>
+        <w:t>ANÁLISE DE CORRELAÇÃO MENTE-CORPO: BASES DA METAMEDICINA</w:t>
+      </w:r>
+    </w:p>
+    <w:p>
+      <w:pPr>
+        <w:spacing w:after="0" w:line="240" w:lineRule="auto"/>
+        <w:rPr>
+          <w:rFonts w:ascii="Calibri" w:eastAsia="Calibri" w:hAnsi="Calibri" w:cs="Calibri"/>
+          <w:b/>
+          <w:bCs/>
+          <w:sz w:val="28"/>
+          <w:szCs w:val="28"/>
+          <w:lang w:val="pt-BR"/>
         </w:rPr>
       </w:pPr>
     </w:p>
@@ -4971,6 +5054,7 @@
       </w:r>
     </w:p>
     <w:sectPr>
+      <w:headerReference w:type="default" r:id="rId10"/>
       <w:type w:val="continuous"/>
       <w:pgSz w:w="12240" w:h="15840"/>
       <w:pgMar w:top="1440" w:right="1080" w:bottom="1440" w:left="1080" w:header="720" w:footer="720" w:gutter="0"/>
@@ -5032,6 +5116,157 @@
 </file>
 
 <file path=word/header1.xml><?xml version="1.0" encoding="utf-8"?>
+<w:hdr xmlns:wpc="http://schemas.microsoft.com/office/word/2010/wordprocessingCanvas" xmlns:cx="http://schemas.microsoft.com/office/drawing/2014/chartex" xmlns:cx1="http://schemas.microsoft.com/office/drawing/2015/9/8/chartex" xmlns:cx2="http://schemas.microsoft.com/office/drawing/2015/10/21/chartex" xmlns:cx3="http://schemas.microsoft.com/office/drawing/2016/5/9/chartex" xmlns:cx4="http://schemas.microsoft.com/office/drawing/2016/5/10/chartex" xmlns:cx5="http://schemas.microsoft.com/office/drawing/2016/5/11/chartex" xmlns:cx6="http://schemas.microsoft.com/office/drawing/2016/5/12/chartex" xmlns:cx7="http://schemas.microsoft.com/office/drawing/2016/5/13/chartex" xmlns:cx8="http://schemas.microsoft.com/office/drawing/2016/5/14/chartex" xmlns:mc="http://schemas.openxmlformats.org/markup-compatibility/2006" xmlns:aink="http://schemas.microsoft.com/office/drawing/2016/ink" xmlns:am3d="http://schemas.microsoft.com/office/drawing/2017/model3d" xmlns:o="urn:schemas-microsoft-com:office:office" xmlns:oel="http://schemas.microsoft.com/office/2019/extlst" xmlns:r="http://schemas.openxmlformats.org/officeDocument/2006/relationships" xmlns:m="http://schemas.openxmlformats.org/officeDocument/2006/math" xmlns:v="urn:schemas-microsoft-com:vml" xmlns:wp14="http://schemas.microsoft.com/office/word/2010/wordprocessingDrawing" xmlns:wp="http://schemas.openxmlformats.org/drawingml/2006/wordprocessingDrawing" xmlns:w10="urn:schemas-microsoft-com:office:word" xmlns:w="http://schemas.openxmlformats.org/wordprocessingml/2006/main" xmlns:w14="http://schemas.microsoft.com/office/word/2010/wordml" xmlns:w15="http://schemas.microsoft.com/office/word/2012/wordml" xmlns:w16cex="http://schemas.microsoft.com/office/word/2018/wordml/cex" xmlns:w16cid="http://schemas.microsoft.com/office/word/2016/wordml/cid" xmlns:w16="http://schemas.microsoft.com/office/word/2018/wordml" xmlns:w16du="http://schemas.microsoft.com/office/word/2023/wordml/word16du" xmlns:w16sdtdh="http://schemas.microsoft.com/office/word/2020/wordml/sdtdatahash" xmlns:w16sdtfl="http://schemas.microsoft.com/office/word/2024/wordml/sdtformatlock" xmlns:w16se="http://schemas.microsoft.com/office/word/2015/wordml/symex" xmlns:wpg="http://schemas.microsoft.com/office/word/2010/wordprocessingGroup" xmlns:wpi="http://schemas.microsoft.com/office/word/2010/wordprocessingInk" xmlns:wne="http://schemas.microsoft.com/office/word/2006/wordml" xmlns:wps="http://schemas.microsoft.com/office/word/2010/wordprocessingShape" mc:Ignorable="w14 w15 w16se w16cid w16 w16cex w16sdtdh w16sdtfl w16du wp14">
+  <w:p>
+    <w:pPr>
+      <w:pBdr>
+        <w:top w:val="nil"/>
+        <w:left w:val="nil"/>
+        <w:bottom w:val="nil"/>
+        <w:right w:val="nil"/>
+        <w:between w:val="nil"/>
+      </w:pBdr>
+      <w:tabs>
+        <w:tab w:val="center" w:pos="4680"/>
+        <w:tab w:val="right" w:pos="9360"/>
+      </w:tabs>
+      <w:spacing w:after="0" w:line="240" w:lineRule="auto"/>
+      <w:jc w:val="right"/>
+      <w:rPr>
+        <w:rFonts w:ascii="Calibri" w:eastAsia="Calibri" w:hAnsi="Calibri" w:cs="Calibri"/>
+        <w:color w:val="000000"/>
+      </w:rPr>
+    </w:pPr>
+    <w:r>
+      <w:rPr>
+        <w:rFonts w:ascii="Calibri" w:eastAsia="Calibri" w:hAnsi="Calibri" w:cs="Calibri"/>
+        <w:color w:val="000000"/>
+      </w:rPr>
+      <w:t xml:space="preserve">Página </w:t>
+    </w:r>
+    <w:r>
+      <w:rPr>
+        <w:rFonts w:ascii="Calibri" w:eastAsia="Calibri" w:hAnsi="Calibri" w:cs="Calibri"/>
+        <w:b/>
+        <w:bCs/>
+        <w:color w:val="000000"/>
+      </w:rPr>
+      <w:fldChar w:fldCharType="begin"/>
+    </w:r>
+    <w:r>
+      <w:rPr>
+        <w:rFonts w:ascii="Calibri" w:eastAsia="Calibri" w:hAnsi="Calibri" w:cs="Calibri"/>
+        <w:b/>
+        <w:bCs/>
+        <w:color w:val="000000"/>
+      </w:rPr>
+      <w:instrText>PAGE</w:instrText>
+    </w:r>
+    <w:r>
+      <w:rPr>
+        <w:rFonts w:ascii="Calibri" w:eastAsia="Calibri" w:hAnsi="Calibri" w:cs="Calibri"/>
+        <w:b/>
+        <w:bCs/>
+        <w:color w:val="000000"/>
+      </w:rPr>
+      <w:fldChar w:fldCharType="separate"/>
+    </w:r>
+    <w:r>
+      <w:rPr>
+        <w:rFonts w:ascii="Calibri" w:eastAsia="Calibri" w:hAnsi="Calibri" w:cs="Calibri"/>
+        <w:b/>
+        <w:bCs/>
+        <w:noProof/>
+        <w:color w:val="000000"/>
+      </w:rPr>
+      <w:t>1</w:t>
+    </w:r>
+    <w:r>
+      <w:rPr>
+        <w:rFonts w:ascii="Calibri" w:eastAsia="Calibri" w:hAnsi="Calibri" w:cs="Calibri"/>
+        <w:b/>
+        <w:bCs/>
+        <w:color w:val="000000"/>
+      </w:rPr>
+      <w:fldChar w:fldCharType="end"/>
+    </w:r>
+    <w:r>
+      <w:rPr>
+        <w:rFonts w:ascii="Calibri" w:eastAsia="Calibri" w:hAnsi="Calibri" w:cs="Calibri"/>
+        <w:color w:val="000000"/>
+      </w:rPr>
+      <w:t xml:space="preserve"> de </w:t>
+    </w:r>
+    <w:r>
+      <w:rPr>
+        <w:rFonts w:ascii="Calibri" w:eastAsia="Calibri" w:hAnsi="Calibri" w:cs="Calibri"/>
+        <w:b/>
+        <w:bCs/>
+        <w:color w:val="000000"/>
+      </w:rPr>
+      <w:fldChar w:fldCharType="begin"/>
+    </w:r>
+    <w:r>
+      <w:rPr>
+        <w:rFonts w:ascii="Calibri" w:eastAsia="Calibri" w:hAnsi="Calibri" w:cs="Calibri"/>
+        <w:b/>
+        <w:bCs/>
+        <w:color w:val="000000"/>
+      </w:rPr>
+      <w:instrText>NUMPAGES</w:instrText>
+    </w:r>
+    <w:r>
+      <w:rPr>
+        <w:rFonts w:ascii="Calibri" w:eastAsia="Calibri" w:hAnsi="Calibri" w:cs="Calibri"/>
+        <w:b/>
+        <w:bCs/>
+        <w:color w:val="000000"/>
+      </w:rPr>
+      <w:fldChar w:fldCharType="separate"/>
+    </w:r>
+    <w:r>
+      <w:rPr>
+        <w:rFonts w:ascii="Calibri" w:eastAsia="Calibri" w:hAnsi="Calibri" w:cs="Calibri"/>
+        <w:b/>
+        <w:bCs/>
+        <w:noProof/>
+        <w:color w:val="000000"/>
+      </w:rPr>
+      <w:t>2</w:t>
+    </w:r>
+    <w:r>
+      <w:rPr>
+        <w:rFonts w:ascii="Calibri" w:eastAsia="Calibri" w:hAnsi="Calibri" w:cs="Calibri"/>
+        <w:b/>
+        <w:bCs/>
+        <w:color w:val="000000"/>
+      </w:rPr>
+      <w:fldChar w:fldCharType="end"/>
+    </w:r>
+  </w:p>
+  <w:p>
+    <w:pPr>
+      <w:pBdr>
+        <w:top w:val="nil"/>
+        <w:left w:val="nil"/>
+        <w:bottom w:val="nil"/>
+        <w:right w:val="nil"/>
+        <w:between w:val="nil"/>
+      </w:pBdr>
+      <w:tabs>
+        <w:tab w:val="center" w:pos="4680"/>
+        <w:tab w:val="right" w:pos="9360"/>
+      </w:tabs>
+      <w:spacing w:after="0" w:line="240" w:lineRule="auto"/>
+      <w:rPr>
+        <w:color w:val="000000"/>
+      </w:rPr>
+    </w:pPr>
+  </w:p>
+</w:hdr>
+</file>
+
+<file path=word/header2.xml><?xml version="1.0" encoding="utf-8"?>
 <w:hdr xmlns:wpc="http://schemas.microsoft.com/office/word/2010/wordprocessingCanvas" xmlns:cx="http://schemas.microsoft.com/office/drawing/2014/chartex" xmlns:cx1="http://schemas.microsoft.com/office/drawing/2015/9/8/chartex" xmlns:cx2="http://schemas.microsoft.com/office/drawing/2015/10/21/chartex" xmlns:cx3="http://schemas.microsoft.com/office/drawing/2016/5/9/chartex" xmlns:cx4="http://schemas.microsoft.com/office/drawing/2016/5/10/chartex" xmlns:cx5="http://schemas.microsoft.com/office/drawing/2016/5/11/chartex" xmlns:cx6="http://schemas.microsoft.com/office/drawing/2016/5/12/chartex" xmlns:cx7="http://schemas.microsoft.com/office/drawing/2016/5/13/chartex" xmlns:cx8="http://schemas.microsoft.com/office/drawing/2016/5/14/chartex" xmlns:mc="http://schemas.openxmlformats.org/markup-compatibility/2006" xmlns:aink="http://schemas.microsoft.com/office/drawing/2016/ink" xmlns:am3d="http://schemas.microsoft.com/office/drawing/2017/model3d" xmlns:o="urn:schemas-microsoft-com:office:office" xmlns:oel="http://schemas.microsoft.com/office/2019/extlst" xmlns:r="http://schemas.openxmlformats.org/officeDocument/2006/relationships" xmlns:m="http://schemas.openxmlformats.org/officeDocument/2006/math" xmlns:v="urn:schemas-microsoft-com:vml" xmlns:wp14="http://schemas.microsoft.com/office/word/2010/wordprocessingDrawing" xmlns:wp="http://schemas.openxmlformats.org/drawingml/2006/wordprocessingDrawing" xmlns:w10="urn:schemas-microsoft-com:office:word" xmlns:w="http://schemas.openxmlformats.org/wordprocessingml/2006/main" xmlns:w14="http://schemas.microsoft.com/office/word/2010/wordml" xmlns:w15="http://schemas.microsoft.com/office/word/2012/wordml" xmlns:w16cex="http://schemas.microsoft.com/office/word/2018/wordml/cex" xmlns:w16cid="http://schemas.microsoft.com/office/word/2016/wordml/cid" xmlns:w16="http://schemas.microsoft.com/office/word/2018/wordml" xmlns:w16du="http://schemas.microsoft.com/office/word/2023/wordml/word16du" xmlns:w16sdtdh="http://schemas.microsoft.com/office/word/2020/wordml/sdtdatahash" xmlns:w16sdtfl="http://schemas.microsoft.com/office/word/2024/wordml/sdtformatlock" xmlns:w16se="http://schemas.microsoft.com/office/word/2015/wordml/symex" xmlns:wpg="http://schemas.microsoft.com/office/word/2010/wordprocessingGroup" xmlns:wpi="http://schemas.microsoft.com/office/word/2010/wordprocessingInk" xmlns:wne="http://schemas.microsoft.com/office/word/2006/wordml" xmlns:wps="http://schemas.microsoft.com/office/word/2010/wordprocessingShape" mc:Ignorable="w14 w15 w16se w16cid w16 w16cex w16sdtdh w16sdtfl w16du wp14">
   <w:p>
     <w:pPr>

--- a/src/assets/report/relatorio_vitaeflux.docx
+++ b/src/assets/report/relatorio_vitaeflux.docx
@@ -167,12 +167,20 @@
       </w:pPr>
       <w:bookmarkStart w:id="0" w:name="_heading=h.1c1ocwgpu34w" w:colFirst="0" w:colLast="0"/>
       <w:bookmarkEnd w:id="0"/>
+    </w:p>
+    <w:p>
+      <w:pPr>
+        <w:rPr>
+          <w:rFonts w:asciiTheme="majorHAnsi" w:eastAsia="Calibri" w:hAnsiTheme="majorHAnsi" w:cstheme="majorHAnsi"/>
+          <w:lang w:val="pt-BR"/>
+        </w:rPr>
+      </w:pPr>
       <w:r>
         <w:rPr>
           <w:rFonts w:asciiTheme="majorHAnsi" w:eastAsia="Calibri" w:hAnsiTheme="majorHAnsi" w:cstheme="majorHAnsi"/>
           <w:lang w:val="pt-BR"/>
         </w:rPr>
-        <w:t xml:space="preserve">A análise de padrões energéticos e funcionais observa a resposta do organismo a diferentes estímulos. </w:t>
+        <w:t>A análise de padrões energéticos e funcionais observa a resposta do organismo a diferentes estímulos</w:t>
       </w:r>
       <w:r>
         <w:rPr>
@@ -181,38 +189,20 @@
           <w:bCs/>
           <w:lang w:val="pt-BR"/>
         </w:rPr>
-        <w:t>Não substitui diagnósticos médicos</w:t>
+        <w:t>. Não substitui diagnósticos médicos,</w:t>
       </w:r>
       <w:r>
         <w:rPr>
           <w:rFonts w:asciiTheme="majorHAnsi" w:eastAsia="Calibri" w:hAnsiTheme="majorHAnsi" w:cstheme="majorHAnsi"/>
           <w:lang w:val="pt-BR"/>
         </w:rPr>
-        <w:t xml:space="preserve">, mas auxilia na identificação de tendências de sobrecarga ou equilíbrio </w:t>
-      </w:r>
-      <w:proofErr w:type="gramStart"/>
-      <w:r>
-        <w:rPr>
-          <w:rFonts w:asciiTheme="majorHAnsi" w:eastAsia="Calibri" w:hAnsiTheme="majorHAnsi" w:cstheme="majorHAnsi"/>
-          <w:lang w:val="pt-BR"/>
-        </w:rPr>
-        <w:t>no seus sistemas</w:t>
-      </w:r>
-      <w:proofErr w:type="gramEnd"/>
-      <w:r>
-        <w:rPr>
-          <w:rFonts w:asciiTheme="majorHAnsi" w:eastAsia="Calibri" w:hAnsiTheme="majorHAnsi" w:cstheme="majorHAnsi"/>
-          <w:lang w:val="pt-BR"/>
-        </w:rPr>
-        <w:t>.</w:t>
+        <w:t xml:space="preserve"> mas auxilia na identificação de tendências de sobrecarga ou equilíbrio no seu sistema.</w:t>
       </w:r>
     </w:p>
     <w:p>
       <w:pPr>
         <w:rPr>
           <w:rFonts w:asciiTheme="majorHAnsi" w:eastAsia="Calibri" w:hAnsiTheme="majorHAnsi" w:cstheme="majorHAnsi"/>
-          <w:b/>
-          <w:bCs/>
           <w:lang w:val="pt-BR"/>
         </w:rPr>
       </w:pPr>
@@ -240,14 +230,14 @@
           <w:bCs/>
           <w:lang w:val="pt-BR"/>
         </w:rPr>
-        <w:t>1.1. Padrões energéticos alterados</w:t>
+        <w:t xml:space="preserve">1.1. Padrões energéticos alterados </w:t>
       </w:r>
       <w:r>
         <w:rPr>
           <w:rFonts w:asciiTheme="majorHAnsi" w:eastAsia="Calibri" w:hAnsiTheme="majorHAnsi" w:cstheme="majorHAnsi"/>
           <w:lang w:val="pt-BR"/>
         </w:rPr>
-        <w:t xml:space="preserve"> – identifica as possíveis áreas de sobrecarga ou desequilíbrio do organismo.</w:t>
+        <w:t>– identifica as possíveis áreas de sobrecarga ou desequilíbrio do organismo.</w:t>
       </w:r>
     </w:p>
     <w:p>
@@ -264,14 +254,14 @@
           <w:bCs/>
           <w:lang w:val="pt-BR"/>
         </w:rPr>
-        <w:t>1.2. Microrganismos</w:t>
+        <w:t xml:space="preserve">1.2. Microrganismos </w:t>
       </w:r>
       <w:r>
         <w:rPr>
           <w:rFonts w:asciiTheme="majorHAnsi" w:eastAsia="Calibri" w:hAnsiTheme="majorHAnsi" w:cstheme="majorHAnsi"/>
           <w:lang w:val="pt-BR"/>
         </w:rPr>
-        <w:t xml:space="preserve"> - identifica vírus, bactérias, helmintos e protozoários que podem estar afetando o organismo, mas a manifestação varia conforme as particularidades fisiológicas, pois podem resultar da combinação sinérgica de cada microrganismo com toxinas e até mesmo com fatores psicoemocionais.</w:t>
+        <w:t>- identifica vírus, bactérias, helmintos e protozoários que podem estar afetando o organismo, mas a manifestação varia conforme as particularidades fisiológicas, pois podem resultar da combinação sinérgica de cada microrganismo com toxinas e até mesmo com fatores psicoemocionais.</w:t>
       </w:r>
     </w:p>
     <w:p>
@@ -288,14 +278,14 @@
           <w:bCs/>
           <w:lang w:val="pt-BR"/>
         </w:rPr>
-        <w:t>1.3. Toxinas</w:t>
+        <w:t xml:space="preserve">1.3. Toxinas - </w:t>
       </w:r>
       <w:r>
         <w:rPr>
           <w:rFonts w:asciiTheme="majorHAnsi" w:eastAsia="Calibri" w:hAnsiTheme="majorHAnsi" w:cstheme="majorHAnsi"/>
           <w:lang w:val="pt-BR"/>
         </w:rPr>
-        <w:t xml:space="preserve"> - identifica a presença de metais pesados, solventes, agrotóxicos, </w:t>
+        <w:t xml:space="preserve">identifica a presença de metais pesados, solventes, agrotóxicos, </w:t>
       </w:r>
       <w:proofErr w:type="spellStart"/>
       <w:r>
@@ -344,9 +334,18 @@
       <w:r>
         <w:rPr>
           <w:rFonts w:asciiTheme="majorHAnsi" w:eastAsia="Calibri" w:hAnsiTheme="majorHAnsi" w:cstheme="majorHAnsi"/>
+          <w:b/>
+          <w:bCs/>
           <w:lang w:val="pt-BR"/>
         </w:rPr>
-        <w:t xml:space="preserve"> - identifica padrões associados a conteúdos emocionais recorrentes, compreendidos como experiências internas vividas de forma repetida ou prolongada. Esses podem gerar estresse adaptativo no organismo, que se expressa por meio de respostas neurofisiológicas mensuráveis, como alterações na atividade elétrica cerebral, na coerência cardíaca, na função imunológica e na regulação neuroendócrina.</w:t>
+        <w:t xml:space="preserve"> - </w:t>
+      </w:r>
+      <w:r>
+        <w:rPr>
+          <w:rFonts w:asciiTheme="majorHAnsi" w:eastAsia="Calibri" w:hAnsiTheme="majorHAnsi" w:cstheme="majorHAnsi"/>
+          <w:lang w:val="pt-BR"/>
+        </w:rPr>
+        <w:t>identifica padrões associados a conteúdos emocionais recorrentes, compreendidos como experiências internas vividas de forma repetida ou prolongada. Esses podem gerar estresse adaptativo no organismo, que se expressa por meio de respostas neurofisiológicas mensuráveis, como alterações na atividade elétrica cerebral, na coerência cardíaca, na função imunológica e na regulação neuroendócrina.</w:t>
       </w:r>
     </w:p>
     <w:p>
@@ -363,14 +362,14 @@
           <w:bCs/>
           <w:lang w:val="pt-BR"/>
         </w:rPr>
-        <w:t>1.5. Pedras e cristais</w:t>
+        <w:t xml:space="preserve">1.5. Pedras e cristais - </w:t>
       </w:r>
       <w:r>
         <w:rPr>
           <w:rFonts w:asciiTheme="majorHAnsi" w:eastAsia="Calibri" w:hAnsiTheme="majorHAnsi" w:cstheme="majorHAnsi"/>
           <w:lang w:val="pt-BR"/>
         </w:rPr>
-        <w:t xml:space="preserve"> - possuem padrões vibracionais estáveis que, no contexto integrativo, podem atuar como suportes externos ao equilíbrio funcional do organismo.</w:t>
+        <w:t>possuem padrões vibracionais estáveis que, no contexto integrativo, podem atuar como suportes externos ao equilíbrio funcional do organismo.</w:t>
       </w:r>
     </w:p>
     <w:p>
@@ -387,22 +386,20 @@
           <w:bCs/>
           <w:lang w:val="pt-BR"/>
         </w:rPr>
-        <w:t>1.6. Alimentos</w:t>
+        <w:t xml:space="preserve">1.6. Alimentos - </w:t>
       </w:r>
       <w:r>
         <w:rPr>
           <w:rFonts w:asciiTheme="majorHAnsi" w:eastAsia="Calibri" w:hAnsiTheme="majorHAnsi" w:cstheme="majorHAnsi"/>
           <w:lang w:val="pt-BR"/>
         </w:rPr>
-        <w:t xml:space="preserve"> - essa análise não substitui orientações nutricionais convencionais, mas indica como o organismo responde aos alimentos testados, os que melhor se adaptam e os que podem causar sobrecarga metabólica.</w:t>
+        <w:t>essa análise não substitui orientações nutricionais convencionais, mas indica como o organismo responde aos alimentos testados, os que melhor se adaptam e os que podem causar sobrecarga metabólica.</w:t>
       </w:r>
     </w:p>
     <w:p>
       <w:pPr>
         <w:rPr>
           <w:rFonts w:asciiTheme="majorHAnsi" w:eastAsia="Calibri" w:hAnsiTheme="majorHAnsi" w:cstheme="majorHAnsi"/>
-          <w:b/>
-          <w:bCs/>
           <w:lang w:val="pt-BR"/>
         </w:rPr>
       </w:pPr>
@@ -413,7 +410,7 @@
           <w:bCs/>
           <w:lang w:val="pt-BR"/>
         </w:rPr>
-        <w:t>2. INTERPRETAÇÃO DOS RESULTADOS DAS ANÁLISES</w:t>
+        <w:t>2. INTERPRETAÇÃO DOS RESULTADOS DAS ANÁLISES</w:t>
       </w:r>
     </w:p>
     <w:p>
@@ -436,7 +433,7 @@
           <w:rFonts w:asciiTheme="majorHAnsi" w:eastAsia="Calibri" w:hAnsiTheme="majorHAnsi" w:cstheme="majorHAnsi"/>
           <w:lang w:val="pt-BR"/>
         </w:rPr>
-        <w:t xml:space="preserve"> entre o padrão de frequência ideal de um órgão, tecido, microrganismo ou substância e a frequência detectada no paciente. </w:t>
+        <w:t xml:space="preserve"> entre o padrão de frequência ideal de um órgão, tecido, microrganismo ou substância e a frequência detectada no paciente.</w:t>
       </w:r>
     </w:p>
     <w:p>
@@ -506,27 +503,9 @@
         </w:rPr>
       </w:pPr>
     </w:p>
-    <w:p>
-      <w:pPr>
-        <w:rPr>
-          <w:rFonts w:asciiTheme="majorHAnsi" w:eastAsia="Calibri" w:hAnsiTheme="majorHAnsi" w:cstheme="majorHAnsi"/>
-          <w:b/>
-          <w:bCs/>
-          <w:lang w:val="pt-BR"/>
-        </w:rPr>
-      </w:pPr>
-    </w:p>
     <w:tbl>
       <w:tblPr>
         <w:tblW w:w="0" w:type="auto"/>
-        <w:tblBorders>
-          <w:top w:val="single" w:sz="4" w:space="0" w:color="auto"/>
-          <w:left w:val="single" w:sz="4" w:space="0" w:color="auto"/>
-          <w:bottom w:val="single" w:sz="4" w:space="0" w:color="auto"/>
-          <w:right w:val="single" w:sz="4" w:space="0" w:color="auto"/>
-          <w:insideH w:val="single" w:sz="4" w:space="0" w:color="auto"/>
-          <w:insideV w:val="single" w:sz="4" w:space="0" w:color="auto"/>
-        </w:tblBorders>
         <w:tblCellMar>
           <w:top w:w="15" w:type="dxa"/>
           <w:left w:w="15" w:type="dxa"/>
@@ -536,23 +515,29 @@
         <w:tblLook w:val="04A0" w:firstRow="1" w:lastRow="0" w:firstColumn="1" w:lastColumn="0" w:noHBand="0" w:noVBand="1"/>
       </w:tblPr>
       <w:tblGrid>
-        <w:gridCol w:w="2299"/>
-        <w:gridCol w:w="1524"/>
-        <w:gridCol w:w="6967"/>
+        <w:gridCol w:w="2588"/>
+        <w:gridCol w:w="1263"/>
+        <w:gridCol w:w="6939"/>
       </w:tblGrid>
       <w:tr>
         <w:trPr>
-          <w:trHeight w:val="300"/>
+          <w:tblHeader/>
         </w:trPr>
         <w:tc>
           <w:tcPr>
             <w:tcW w:w="0" w:type="auto"/>
+            <w:tcBorders>
+              <w:top w:val="single" w:sz="4" w:space="0" w:color="000000"/>
+              <w:left w:val="single" w:sz="4" w:space="0" w:color="000000"/>
+              <w:bottom w:val="single" w:sz="4" w:space="0" w:color="000000"/>
+              <w:right w:val="single" w:sz="4" w:space="0" w:color="000000"/>
+            </w:tcBorders>
             <w:shd w:val="clear" w:color="auto" w:fill="D9D9D9"/>
             <w:tcMar>
               <w:top w:w="0" w:type="dxa"/>
-              <w:left w:w="100" w:type="dxa"/>
+              <w:left w:w="115" w:type="dxa"/>
               <w:bottom w:w="0" w:type="dxa"/>
-              <w:right w:w="100" w:type="dxa"/>
+              <w:right w:w="115" w:type="dxa"/>
             </w:tcMar>
             <w:hideMark/>
           </w:tcPr>
@@ -560,6 +545,8 @@
             <w:pPr>
               <w:rPr>
                 <w:rFonts w:asciiTheme="majorHAnsi" w:eastAsia="Calibri" w:hAnsiTheme="majorHAnsi" w:cstheme="majorHAnsi"/>
+                <w:b/>
+                <w:bCs/>
                 <w:lang w:val="pt-BR"/>
               </w:rPr>
             </w:pPr>
@@ -575,13 +562,19 @@
         </w:tc>
         <w:tc>
           <w:tcPr>
-            <w:tcW w:w="1524" w:type="dxa"/>
+            <w:tcW w:w="0" w:type="auto"/>
+            <w:tcBorders>
+              <w:top w:val="single" w:sz="4" w:space="0" w:color="000000"/>
+              <w:left w:val="single" w:sz="4" w:space="0" w:color="000000"/>
+              <w:bottom w:val="single" w:sz="4" w:space="0" w:color="000000"/>
+              <w:right w:val="single" w:sz="4" w:space="0" w:color="000000"/>
+            </w:tcBorders>
             <w:shd w:val="clear" w:color="auto" w:fill="D9D9D9"/>
             <w:tcMar>
               <w:top w:w="0" w:type="dxa"/>
-              <w:left w:w="100" w:type="dxa"/>
+              <w:left w:w="108" w:type="dxa"/>
               <w:bottom w:w="0" w:type="dxa"/>
-              <w:right w:w="100" w:type="dxa"/>
+              <w:right w:w="108" w:type="dxa"/>
             </w:tcMar>
             <w:hideMark/>
           </w:tcPr>
@@ -589,6 +582,8 @@
             <w:pPr>
               <w:rPr>
                 <w:rFonts w:asciiTheme="majorHAnsi" w:eastAsia="Calibri" w:hAnsiTheme="majorHAnsi" w:cstheme="majorHAnsi"/>
+                <w:b/>
+                <w:bCs/>
                 <w:lang w:val="pt-BR"/>
               </w:rPr>
             </w:pPr>
@@ -603,13 +598,19 @@
         </w:tc>
         <w:tc>
           <w:tcPr>
-            <w:tcW w:w="6967" w:type="dxa"/>
+            <w:tcW w:w="0" w:type="auto"/>
+            <w:tcBorders>
+              <w:top w:val="single" w:sz="4" w:space="0" w:color="000000"/>
+              <w:left w:val="single" w:sz="4" w:space="0" w:color="000000"/>
+              <w:bottom w:val="single" w:sz="4" w:space="0" w:color="000000"/>
+              <w:right w:val="single" w:sz="4" w:space="0" w:color="000000"/>
+            </w:tcBorders>
             <w:shd w:val="clear" w:color="auto" w:fill="D9D9D9"/>
             <w:tcMar>
               <w:top w:w="0" w:type="dxa"/>
-              <w:left w:w="100" w:type="dxa"/>
+              <w:left w:w="108" w:type="dxa"/>
               <w:bottom w:w="0" w:type="dxa"/>
-              <w:right w:w="100" w:type="dxa"/>
+              <w:right w:w="108" w:type="dxa"/>
             </w:tcMar>
             <w:hideMark/>
           </w:tcPr>
@@ -617,6 +618,8 @@
             <w:pPr>
               <w:rPr>
                 <w:rFonts w:asciiTheme="majorHAnsi" w:eastAsia="Calibri" w:hAnsiTheme="majorHAnsi" w:cstheme="majorHAnsi"/>
+                <w:b/>
+                <w:bCs/>
                 <w:lang w:val="pt-BR"/>
               </w:rPr>
             </w:pPr>
@@ -632,17 +635,59 @@
       </w:tr>
       <w:tr>
         <w:trPr>
-          <w:trHeight w:val="255"/>
+          <w:tblHeader/>
         </w:trPr>
         <w:tc>
           <w:tcPr>
             <w:tcW w:w="0" w:type="auto"/>
             <w:vMerge w:val="restart"/>
+            <w:tcBorders>
+              <w:top w:val="single" w:sz="4" w:space="0" w:color="000000"/>
+              <w:left w:val="single" w:sz="4" w:space="0" w:color="000000"/>
+              <w:bottom w:val="single" w:sz="4" w:space="0" w:color="000000"/>
+              <w:right w:val="single" w:sz="4" w:space="0" w:color="000000"/>
+            </w:tcBorders>
             <w:tcMar>
               <w:top w:w="0" w:type="dxa"/>
-              <w:left w:w="100" w:type="dxa"/>
+              <w:left w:w="115" w:type="dxa"/>
               <w:bottom w:w="0" w:type="dxa"/>
-              <w:right w:w="100" w:type="dxa"/>
+              <w:right w:w="115" w:type="dxa"/>
+            </w:tcMar>
+            <w:vAlign w:val="center"/>
+            <w:hideMark/>
+          </w:tcPr>
+          <w:p>
+            <w:pPr>
+              <w:rPr>
+                <w:rFonts w:asciiTheme="majorHAnsi" w:eastAsia="Calibri" w:hAnsiTheme="majorHAnsi" w:cstheme="majorHAnsi"/>
+                <w:b/>
+                <w:bCs/>
+                <w:lang w:val="pt-BR"/>
+              </w:rPr>
+            </w:pPr>
+            <w:r>
+              <w:rPr>
+                <w:rFonts w:asciiTheme="majorHAnsi" w:eastAsia="Calibri" w:hAnsiTheme="majorHAnsi" w:cstheme="majorHAnsi"/>
+                <w:lang w:val="pt-BR"/>
+              </w:rPr>
+              <w:t>Microrganismos</w:t>
+            </w:r>
+          </w:p>
+        </w:tc>
+        <w:tc>
+          <w:tcPr>
+            <w:tcW w:w="0" w:type="auto"/>
+            <w:tcBorders>
+              <w:top w:val="single" w:sz="4" w:space="0" w:color="000000"/>
+              <w:left w:val="single" w:sz="4" w:space="0" w:color="000000"/>
+              <w:bottom w:val="single" w:sz="4" w:space="0" w:color="000000"/>
+              <w:right w:val="single" w:sz="4" w:space="0" w:color="000000"/>
+            </w:tcBorders>
+            <w:tcMar>
+              <w:top w:w="0" w:type="dxa"/>
+              <w:left w:w="108" w:type="dxa"/>
+              <w:bottom w:w="0" w:type="dxa"/>
+              <w:right w:w="108" w:type="dxa"/>
             </w:tcMar>
             <w:hideMark/>
           </w:tcPr>
@@ -650,6 +695,8 @@
             <w:pPr>
               <w:rPr>
                 <w:rFonts w:asciiTheme="majorHAnsi" w:eastAsia="Calibri" w:hAnsiTheme="majorHAnsi" w:cstheme="majorHAnsi"/>
+                <w:b/>
+                <w:bCs/>
                 <w:lang w:val="pt-BR"/>
               </w:rPr>
             </w:pPr>
@@ -658,18 +705,24 @@
                 <w:rFonts w:asciiTheme="majorHAnsi" w:eastAsia="Calibri" w:hAnsiTheme="majorHAnsi" w:cstheme="majorHAnsi"/>
                 <w:lang w:val="pt-BR"/>
               </w:rPr>
-              <w:t>Microrganismos</w:t>
+              <w:t>0 – 0,425</w:t>
             </w:r>
           </w:p>
         </w:tc>
         <w:tc>
           <w:tcPr>
-            <w:tcW w:w="1524" w:type="dxa"/>
+            <w:tcW w:w="0" w:type="auto"/>
+            <w:tcBorders>
+              <w:top w:val="single" w:sz="4" w:space="0" w:color="000000"/>
+              <w:left w:val="single" w:sz="4" w:space="0" w:color="000000"/>
+              <w:bottom w:val="single" w:sz="4" w:space="0" w:color="000000"/>
+              <w:right w:val="single" w:sz="4" w:space="0" w:color="000000"/>
+            </w:tcBorders>
             <w:tcMar>
               <w:top w:w="0" w:type="dxa"/>
-              <w:left w:w="100" w:type="dxa"/>
+              <w:left w:w="108" w:type="dxa"/>
               <w:bottom w:w="0" w:type="dxa"/>
-              <w:right w:w="100" w:type="dxa"/>
+              <w:right w:w="108" w:type="dxa"/>
             </w:tcMar>
             <w:hideMark/>
           </w:tcPr>
@@ -677,6 +730,8 @@
             <w:pPr>
               <w:rPr>
                 <w:rFonts w:asciiTheme="majorHAnsi" w:eastAsia="Calibri" w:hAnsiTheme="majorHAnsi" w:cstheme="majorHAnsi"/>
+                <w:b/>
+                <w:bCs/>
                 <w:lang w:val="pt-BR"/>
               </w:rPr>
             </w:pPr>
@@ -685,18 +740,53 @@
                 <w:rFonts w:asciiTheme="majorHAnsi" w:eastAsia="Calibri" w:hAnsiTheme="majorHAnsi" w:cstheme="majorHAnsi"/>
                 <w:lang w:val="pt-BR"/>
               </w:rPr>
-              <w:t>0 – 0,300</w:t>
-            </w:r>
+              <w:t>Provável presença ativa do microrganismo</w:t>
+            </w:r>
+          </w:p>
+        </w:tc>
+      </w:tr>
+      <w:tr>
+        <w:trPr>
+          <w:tblHeader/>
+        </w:trPr>
+        <w:tc>
+          <w:tcPr>
+            <w:tcW w:w="0" w:type="auto"/>
+            <w:vMerge/>
+            <w:tcBorders>
+              <w:top w:val="single" w:sz="4" w:space="0" w:color="000000"/>
+              <w:left w:val="single" w:sz="4" w:space="0" w:color="000000"/>
+              <w:bottom w:val="single" w:sz="4" w:space="0" w:color="000000"/>
+              <w:right w:val="single" w:sz="4" w:space="0" w:color="000000"/>
+            </w:tcBorders>
+            <w:vAlign w:val="center"/>
+            <w:hideMark/>
+          </w:tcPr>
+          <w:p>
+            <w:pPr>
+              <w:rPr>
+                <w:rFonts w:asciiTheme="majorHAnsi" w:eastAsia="Calibri" w:hAnsiTheme="majorHAnsi" w:cstheme="majorHAnsi"/>
+                <w:b/>
+                <w:bCs/>
+                <w:lang w:val="pt-BR"/>
+              </w:rPr>
+            </w:pPr>
           </w:p>
         </w:tc>
         <w:tc>
           <w:tcPr>
-            <w:tcW w:w="6967" w:type="dxa"/>
+            <w:tcW w:w="0" w:type="auto"/>
+            <w:tcBorders>
+              <w:top w:val="single" w:sz="4" w:space="0" w:color="000000"/>
+              <w:left w:val="single" w:sz="4" w:space="0" w:color="000000"/>
+              <w:bottom w:val="single" w:sz="4" w:space="0" w:color="000000"/>
+              <w:right w:val="single" w:sz="4" w:space="0" w:color="000000"/>
+            </w:tcBorders>
             <w:tcMar>
               <w:top w:w="0" w:type="dxa"/>
-              <w:left w:w="100" w:type="dxa"/>
+              <w:left w:w="108" w:type="dxa"/>
               <w:bottom w:w="0" w:type="dxa"/>
-              <w:right w:w="100" w:type="dxa"/>
+              <w:right w:w="108" w:type="dxa"/>
             </w:tcMar>
             <w:hideMark/>
           </w:tcPr>
@@ -704,6 +794,8 @@
             <w:pPr>
               <w:rPr>
                 <w:rFonts w:asciiTheme="majorHAnsi" w:eastAsia="Calibri" w:hAnsiTheme="majorHAnsi" w:cstheme="majorHAnsi"/>
+                <w:b/>
+                <w:bCs/>
                 <w:lang w:val="pt-BR"/>
               </w:rPr>
             </w:pPr>
@@ -712,19 +804,60 @@
                 <w:rFonts w:asciiTheme="majorHAnsi" w:eastAsia="Calibri" w:hAnsiTheme="majorHAnsi" w:cstheme="majorHAnsi"/>
                 <w:lang w:val="pt-BR"/>
               </w:rPr>
-              <w:t>Provável presença ativa do microrganismo.</w:t>
+              <w:t>0,426 – 0,750</w:t>
+            </w:r>
+          </w:p>
+        </w:tc>
+        <w:tc>
+          <w:tcPr>
+            <w:tcW w:w="0" w:type="auto"/>
+            <w:tcBorders>
+              <w:top w:val="single" w:sz="4" w:space="0" w:color="000000"/>
+              <w:left w:val="single" w:sz="4" w:space="0" w:color="000000"/>
+              <w:bottom w:val="single" w:sz="4" w:space="0" w:color="000000"/>
+              <w:right w:val="single" w:sz="4" w:space="0" w:color="000000"/>
+            </w:tcBorders>
+            <w:tcMar>
+              <w:top w:w="0" w:type="dxa"/>
+              <w:left w:w="108" w:type="dxa"/>
+              <w:bottom w:w="0" w:type="dxa"/>
+              <w:right w:w="108" w:type="dxa"/>
+            </w:tcMar>
+            <w:hideMark/>
+          </w:tcPr>
+          <w:p>
+            <w:pPr>
+              <w:rPr>
+                <w:rFonts w:asciiTheme="majorHAnsi" w:eastAsia="Calibri" w:hAnsiTheme="majorHAnsi" w:cstheme="majorHAnsi"/>
+                <w:b/>
+                <w:bCs/>
+                <w:lang w:val="pt-BR"/>
+              </w:rPr>
+            </w:pPr>
+            <w:r>
+              <w:rPr>
+                <w:rFonts w:asciiTheme="majorHAnsi" w:eastAsia="Calibri" w:hAnsiTheme="majorHAnsi" w:cstheme="majorHAnsi"/>
+                <w:lang w:val="pt-BR"/>
+              </w:rPr>
+              <w:t>Possível presença, podendo estar inativo ou em baixa atividade.</w:t>
             </w:r>
           </w:p>
         </w:tc>
       </w:tr>
       <w:tr>
         <w:trPr>
-          <w:trHeight w:val="255"/>
+          <w:tblHeader/>
         </w:trPr>
         <w:tc>
           <w:tcPr>
             <w:tcW w:w="0" w:type="auto"/>
             <w:vMerge/>
+            <w:tcBorders>
+              <w:top w:val="single" w:sz="4" w:space="0" w:color="000000"/>
+              <w:left w:val="single" w:sz="4" w:space="0" w:color="000000"/>
+              <w:bottom w:val="single" w:sz="4" w:space="0" w:color="000000"/>
+              <w:right w:val="single" w:sz="4" w:space="0" w:color="000000"/>
+            </w:tcBorders>
             <w:vAlign w:val="center"/>
             <w:hideMark/>
           </w:tcPr>
@@ -732,6 +865,8 @@
             <w:pPr>
               <w:rPr>
                 <w:rFonts w:asciiTheme="majorHAnsi" w:eastAsia="Calibri" w:hAnsiTheme="majorHAnsi" w:cstheme="majorHAnsi"/>
+                <w:b/>
+                <w:bCs/>
                 <w:lang w:val="pt-BR"/>
               </w:rPr>
             </w:pPr>
@@ -739,12 +874,18 @@
         </w:tc>
         <w:tc>
           <w:tcPr>
-            <w:tcW w:w="1524" w:type="dxa"/>
+            <w:tcW w:w="0" w:type="auto"/>
+            <w:tcBorders>
+              <w:top w:val="single" w:sz="4" w:space="0" w:color="000000"/>
+              <w:left w:val="single" w:sz="4" w:space="0" w:color="000000"/>
+              <w:bottom w:val="single" w:sz="4" w:space="0" w:color="000000"/>
+              <w:right w:val="single" w:sz="4" w:space="0" w:color="000000"/>
+            </w:tcBorders>
             <w:tcMar>
               <w:top w:w="0" w:type="dxa"/>
-              <w:left w:w="100" w:type="dxa"/>
+              <w:left w:w="108" w:type="dxa"/>
               <w:bottom w:w="0" w:type="dxa"/>
-              <w:right w:w="100" w:type="dxa"/>
+              <w:right w:w="108" w:type="dxa"/>
             </w:tcMar>
             <w:hideMark/>
           </w:tcPr>
@@ -752,6 +893,8 @@
             <w:pPr>
               <w:rPr>
                 <w:rFonts w:asciiTheme="majorHAnsi" w:eastAsia="Calibri" w:hAnsiTheme="majorHAnsi" w:cstheme="majorHAnsi"/>
+                <w:b/>
+                <w:bCs/>
                 <w:lang w:val="pt-BR"/>
               </w:rPr>
             </w:pPr>
@@ -760,18 +903,24 @@
                 <w:rFonts w:asciiTheme="majorHAnsi" w:eastAsia="Calibri" w:hAnsiTheme="majorHAnsi" w:cstheme="majorHAnsi"/>
                 <w:lang w:val="pt-BR"/>
               </w:rPr>
-              <w:t>0,310 – 0,710</w:t>
+              <w:t>&gt; 0,750</w:t>
             </w:r>
           </w:p>
         </w:tc>
         <w:tc>
           <w:tcPr>
-            <w:tcW w:w="6967" w:type="dxa"/>
+            <w:tcW w:w="0" w:type="auto"/>
+            <w:tcBorders>
+              <w:top w:val="single" w:sz="4" w:space="0" w:color="000000"/>
+              <w:left w:val="single" w:sz="4" w:space="0" w:color="000000"/>
+              <w:bottom w:val="single" w:sz="4" w:space="0" w:color="000000"/>
+              <w:right w:val="single" w:sz="4" w:space="0" w:color="000000"/>
+            </w:tcBorders>
             <w:tcMar>
               <w:top w:w="0" w:type="dxa"/>
-              <w:left w:w="100" w:type="dxa"/>
+              <w:left w:w="108" w:type="dxa"/>
               <w:bottom w:w="0" w:type="dxa"/>
-              <w:right w:w="100" w:type="dxa"/>
+              <w:right w:w="108" w:type="dxa"/>
             </w:tcMar>
             <w:hideMark/>
           </w:tcPr>
@@ -779,6 +928,8 @@
             <w:pPr>
               <w:rPr>
                 <w:rFonts w:asciiTheme="majorHAnsi" w:eastAsia="Calibri" w:hAnsiTheme="majorHAnsi" w:cstheme="majorHAnsi"/>
+                <w:b/>
+                <w:bCs/>
                 <w:lang w:val="pt-BR"/>
               </w:rPr>
             </w:pPr>
@@ -787,19 +938,142 @@
                 <w:rFonts w:asciiTheme="majorHAnsi" w:eastAsia="Calibri" w:hAnsiTheme="majorHAnsi" w:cstheme="majorHAnsi"/>
                 <w:lang w:val="pt-BR"/>
               </w:rPr>
-              <w:t>Possível presença, podendo estar inativo ou em baixa atividade.</w:t>
+              <w:t>Compatibilidade fraca, indicando memória energética ou irrelevante.</w:t>
             </w:r>
           </w:p>
         </w:tc>
       </w:tr>
       <w:tr>
         <w:trPr>
-          <w:trHeight w:val="244"/>
+          <w:trHeight w:val="314"/>
+          <w:tblHeader/>
+        </w:trPr>
+        <w:tc>
+          <w:tcPr>
+            <w:tcW w:w="0" w:type="auto"/>
+            <w:vMerge w:val="restart"/>
+            <w:tcBorders>
+              <w:top w:val="single" w:sz="4" w:space="0" w:color="000000"/>
+              <w:left w:val="single" w:sz="4" w:space="0" w:color="000000"/>
+              <w:bottom w:val="single" w:sz="4" w:space="0" w:color="000000"/>
+              <w:right w:val="single" w:sz="4" w:space="0" w:color="000000"/>
+            </w:tcBorders>
+            <w:shd w:val="clear" w:color="auto" w:fill="D9D9D9"/>
+            <w:tcMar>
+              <w:top w:w="0" w:type="dxa"/>
+              <w:left w:w="115" w:type="dxa"/>
+              <w:bottom w:w="0" w:type="dxa"/>
+              <w:right w:w="115" w:type="dxa"/>
+            </w:tcMar>
+            <w:vAlign w:val="center"/>
+            <w:hideMark/>
+          </w:tcPr>
+          <w:p>
+            <w:pPr>
+              <w:rPr>
+                <w:rFonts w:asciiTheme="majorHAnsi" w:eastAsia="Calibri" w:hAnsiTheme="majorHAnsi" w:cstheme="majorHAnsi"/>
+                <w:b/>
+                <w:bCs/>
+                <w:lang w:val="pt-BR"/>
+              </w:rPr>
+            </w:pPr>
+            <w:r>
+              <w:rPr>
+                <w:rFonts w:asciiTheme="majorHAnsi" w:eastAsia="Calibri" w:hAnsiTheme="majorHAnsi" w:cstheme="majorHAnsi"/>
+                <w:lang w:val="pt-BR"/>
+              </w:rPr>
+              <w:t>Toxinas</w:t>
+            </w:r>
+          </w:p>
+        </w:tc>
+        <w:tc>
+          <w:tcPr>
+            <w:tcW w:w="0" w:type="auto"/>
+            <w:tcBorders>
+              <w:top w:val="single" w:sz="4" w:space="0" w:color="000000"/>
+              <w:left w:val="single" w:sz="4" w:space="0" w:color="000000"/>
+              <w:bottom w:val="single" w:sz="4" w:space="0" w:color="000000"/>
+              <w:right w:val="single" w:sz="4" w:space="0" w:color="000000"/>
+            </w:tcBorders>
+            <w:shd w:val="clear" w:color="auto" w:fill="D9D9D9"/>
+            <w:tcMar>
+              <w:top w:w="0" w:type="dxa"/>
+              <w:left w:w="108" w:type="dxa"/>
+              <w:bottom w:w="0" w:type="dxa"/>
+              <w:right w:w="108" w:type="dxa"/>
+            </w:tcMar>
+            <w:hideMark/>
+          </w:tcPr>
+          <w:p>
+            <w:pPr>
+              <w:rPr>
+                <w:rFonts w:asciiTheme="majorHAnsi" w:eastAsia="Calibri" w:hAnsiTheme="majorHAnsi" w:cstheme="majorHAnsi"/>
+                <w:b/>
+                <w:bCs/>
+                <w:lang w:val="pt-BR"/>
+              </w:rPr>
+            </w:pPr>
+            <w:r>
+              <w:rPr>
+                <w:rFonts w:asciiTheme="majorHAnsi" w:eastAsia="Calibri" w:hAnsiTheme="majorHAnsi" w:cstheme="majorHAnsi"/>
+                <w:lang w:val="pt-BR"/>
+              </w:rPr>
+              <w:t>0 – 0,425</w:t>
+            </w:r>
+          </w:p>
+        </w:tc>
+        <w:tc>
+          <w:tcPr>
+            <w:tcW w:w="0" w:type="auto"/>
+            <w:tcBorders>
+              <w:top w:val="single" w:sz="4" w:space="0" w:color="000000"/>
+              <w:left w:val="single" w:sz="4" w:space="0" w:color="000000"/>
+              <w:bottom w:val="single" w:sz="4" w:space="0" w:color="000000"/>
+              <w:right w:val="single" w:sz="4" w:space="0" w:color="000000"/>
+            </w:tcBorders>
+            <w:shd w:val="clear" w:color="auto" w:fill="D9D9D9"/>
+            <w:tcMar>
+              <w:top w:w="0" w:type="dxa"/>
+              <w:left w:w="115" w:type="dxa"/>
+              <w:bottom w:w="0" w:type="dxa"/>
+              <w:right w:w="115" w:type="dxa"/>
+            </w:tcMar>
+            <w:hideMark/>
+          </w:tcPr>
+          <w:p>
+            <w:pPr>
+              <w:rPr>
+                <w:rFonts w:asciiTheme="majorHAnsi" w:eastAsia="Calibri" w:hAnsiTheme="majorHAnsi" w:cstheme="majorHAnsi"/>
+                <w:b/>
+                <w:bCs/>
+                <w:lang w:val="pt-BR"/>
+              </w:rPr>
+            </w:pPr>
+            <w:r>
+              <w:rPr>
+                <w:rFonts w:asciiTheme="majorHAnsi" w:eastAsia="Calibri" w:hAnsiTheme="majorHAnsi" w:cstheme="majorHAnsi"/>
+                <w:lang w:val="pt-BR"/>
+              </w:rPr>
+              <w:t>Alta ressonância – forte impacto no organismo. Indica sobrecarga tóxica ou intoxicação ativa.</w:t>
+            </w:r>
+          </w:p>
+        </w:tc>
+      </w:tr>
+      <w:tr>
+        <w:trPr>
+          <w:trHeight w:val="293"/>
+          <w:tblHeader/>
         </w:trPr>
         <w:tc>
           <w:tcPr>
             <w:tcW w:w="0" w:type="auto"/>
             <w:vMerge/>
+            <w:tcBorders>
+              <w:top w:val="single" w:sz="4" w:space="0" w:color="000000"/>
+              <w:left w:val="single" w:sz="4" w:space="0" w:color="000000"/>
+              <w:bottom w:val="single" w:sz="4" w:space="0" w:color="000000"/>
+              <w:right w:val="single" w:sz="4" w:space="0" w:color="000000"/>
+            </w:tcBorders>
             <w:vAlign w:val="center"/>
             <w:hideMark/>
           </w:tcPr>
@@ -807,6 +1081,8 @@
             <w:pPr>
               <w:rPr>
                 <w:rFonts w:asciiTheme="majorHAnsi" w:eastAsia="Calibri" w:hAnsiTheme="majorHAnsi" w:cstheme="majorHAnsi"/>
+                <w:b/>
+                <w:bCs/>
                 <w:lang w:val="pt-BR"/>
               </w:rPr>
             </w:pPr>
@@ -814,12 +1090,19 @@
         </w:tc>
         <w:tc>
           <w:tcPr>
-            <w:tcW w:w="1524" w:type="dxa"/>
+            <w:tcW w:w="0" w:type="auto"/>
+            <w:tcBorders>
+              <w:top w:val="single" w:sz="4" w:space="0" w:color="000000"/>
+              <w:left w:val="single" w:sz="4" w:space="0" w:color="000000"/>
+              <w:bottom w:val="single" w:sz="4" w:space="0" w:color="000000"/>
+              <w:right w:val="single" w:sz="4" w:space="0" w:color="000000"/>
+            </w:tcBorders>
+            <w:shd w:val="clear" w:color="auto" w:fill="D9D9D9"/>
             <w:tcMar>
               <w:top w:w="0" w:type="dxa"/>
-              <w:left w:w="100" w:type="dxa"/>
+              <w:left w:w="108" w:type="dxa"/>
               <w:bottom w:w="0" w:type="dxa"/>
-              <w:right w:w="100" w:type="dxa"/>
+              <w:right w:w="108" w:type="dxa"/>
             </w:tcMar>
             <w:hideMark/>
           </w:tcPr>
@@ -827,6 +1110,8 @@
             <w:pPr>
               <w:rPr>
                 <w:rFonts w:asciiTheme="majorHAnsi" w:eastAsia="Calibri" w:hAnsiTheme="majorHAnsi" w:cstheme="majorHAnsi"/>
+                <w:b/>
+                <w:bCs/>
                 <w:lang w:val="pt-BR"/>
               </w:rPr>
             </w:pPr>
@@ -835,18 +1120,25 @@
                 <w:rFonts w:asciiTheme="majorHAnsi" w:eastAsia="Calibri" w:hAnsiTheme="majorHAnsi" w:cstheme="majorHAnsi"/>
                 <w:lang w:val="pt-BR"/>
               </w:rPr>
-              <w:t>&gt; 0,710</w:t>
+              <w:t>0,426 – 0,750</w:t>
             </w:r>
           </w:p>
         </w:tc>
         <w:tc>
           <w:tcPr>
-            <w:tcW w:w="6967" w:type="dxa"/>
+            <w:tcW w:w="0" w:type="auto"/>
+            <w:tcBorders>
+              <w:top w:val="single" w:sz="4" w:space="0" w:color="000000"/>
+              <w:left w:val="single" w:sz="4" w:space="0" w:color="000000"/>
+              <w:bottom w:val="single" w:sz="4" w:space="0" w:color="000000"/>
+              <w:right w:val="single" w:sz="4" w:space="0" w:color="000000"/>
+            </w:tcBorders>
+            <w:shd w:val="clear" w:color="auto" w:fill="D9D9D9"/>
             <w:tcMar>
               <w:top w:w="0" w:type="dxa"/>
-              <w:left w:w="100" w:type="dxa"/>
+              <w:left w:w="115" w:type="dxa"/>
               <w:bottom w:w="0" w:type="dxa"/>
-              <w:right w:w="100" w:type="dxa"/>
+              <w:right w:w="115" w:type="dxa"/>
             </w:tcMar>
             <w:hideMark/>
           </w:tcPr>
@@ -854,6 +1146,8 @@
             <w:pPr>
               <w:rPr>
                 <w:rFonts w:asciiTheme="majorHAnsi" w:eastAsia="Calibri" w:hAnsiTheme="majorHAnsi" w:cstheme="majorHAnsi"/>
+                <w:b/>
+                <w:bCs/>
                 <w:lang w:val="pt-BR"/>
               </w:rPr>
             </w:pPr>
@@ -862,25 +1156,175 @@
                 <w:rFonts w:asciiTheme="majorHAnsi" w:eastAsia="Calibri" w:hAnsiTheme="majorHAnsi" w:cstheme="majorHAnsi"/>
                 <w:lang w:val="pt-BR"/>
               </w:rPr>
-              <w:t>Compatibilidade fraca, indicando memória energética ou irrelevante.</w:t>
+              <w:t>Ressonância moderada – há sinais de influência ativa no campo biológico. </w:t>
             </w:r>
           </w:p>
         </w:tc>
       </w:tr>
       <w:tr>
         <w:trPr>
-          <w:trHeight w:val="495"/>
+          <w:trHeight w:val="293"/>
+          <w:tblHeader/>
+        </w:trPr>
+        <w:tc>
+          <w:tcPr>
+            <w:tcW w:w="0" w:type="auto"/>
+            <w:vMerge/>
+            <w:tcBorders>
+              <w:top w:val="single" w:sz="4" w:space="0" w:color="000000"/>
+              <w:left w:val="single" w:sz="4" w:space="0" w:color="000000"/>
+              <w:bottom w:val="single" w:sz="4" w:space="0" w:color="000000"/>
+              <w:right w:val="single" w:sz="4" w:space="0" w:color="000000"/>
+            </w:tcBorders>
+            <w:vAlign w:val="center"/>
+            <w:hideMark/>
+          </w:tcPr>
+          <w:p>
+            <w:pPr>
+              <w:rPr>
+                <w:rFonts w:asciiTheme="majorHAnsi" w:eastAsia="Calibri" w:hAnsiTheme="majorHAnsi" w:cstheme="majorHAnsi"/>
+                <w:b/>
+                <w:bCs/>
+                <w:lang w:val="pt-BR"/>
+              </w:rPr>
+            </w:pPr>
+          </w:p>
+        </w:tc>
+        <w:tc>
+          <w:tcPr>
+            <w:tcW w:w="0" w:type="auto"/>
+            <w:tcBorders>
+              <w:top w:val="single" w:sz="4" w:space="0" w:color="000000"/>
+              <w:left w:val="single" w:sz="4" w:space="0" w:color="000000"/>
+              <w:bottom w:val="single" w:sz="4" w:space="0" w:color="000000"/>
+              <w:right w:val="single" w:sz="4" w:space="0" w:color="000000"/>
+            </w:tcBorders>
+            <w:shd w:val="clear" w:color="auto" w:fill="D9D9D9"/>
+            <w:tcMar>
+              <w:top w:w="0" w:type="dxa"/>
+              <w:left w:w="108" w:type="dxa"/>
+              <w:bottom w:w="0" w:type="dxa"/>
+              <w:right w:w="108" w:type="dxa"/>
+            </w:tcMar>
+            <w:hideMark/>
+          </w:tcPr>
+          <w:p>
+            <w:pPr>
+              <w:rPr>
+                <w:rFonts w:asciiTheme="majorHAnsi" w:eastAsia="Calibri" w:hAnsiTheme="majorHAnsi" w:cstheme="majorHAnsi"/>
+                <w:b/>
+                <w:bCs/>
+                <w:lang w:val="pt-BR"/>
+              </w:rPr>
+            </w:pPr>
+            <w:r>
+              <w:rPr>
+                <w:rFonts w:asciiTheme="majorHAnsi" w:eastAsia="Calibri" w:hAnsiTheme="majorHAnsi" w:cstheme="majorHAnsi"/>
+                <w:lang w:val="pt-BR"/>
+              </w:rPr>
+              <w:t>&gt; 0,750</w:t>
+            </w:r>
+          </w:p>
+        </w:tc>
+        <w:tc>
+          <w:tcPr>
+            <w:tcW w:w="0" w:type="auto"/>
+            <w:tcBorders>
+              <w:top w:val="single" w:sz="4" w:space="0" w:color="000000"/>
+              <w:left w:val="single" w:sz="4" w:space="0" w:color="000000"/>
+              <w:bottom w:val="single" w:sz="4" w:space="0" w:color="000000"/>
+              <w:right w:val="single" w:sz="4" w:space="0" w:color="000000"/>
+            </w:tcBorders>
+            <w:shd w:val="clear" w:color="auto" w:fill="D9D9D9"/>
+            <w:tcMar>
+              <w:top w:w="0" w:type="dxa"/>
+              <w:left w:w="115" w:type="dxa"/>
+              <w:bottom w:w="0" w:type="dxa"/>
+              <w:right w:w="115" w:type="dxa"/>
+            </w:tcMar>
+            <w:hideMark/>
+          </w:tcPr>
+          <w:p>
+            <w:pPr>
+              <w:rPr>
+                <w:rFonts w:asciiTheme="majorHAnsi" w:eastAsia="Calibri" w:hAnsiTheme="majorHAnsi" w:cstheme="majorHAnsi"/>
+                <w:b/>
+                <w:bCs/>
+                <w:lang w:val="pt-BR"/>
+              </w:rPr>
+            </w:pPr>
+            <w:r>
+              <w:rPr>
+                <w:rFonts w:asciiTheme="majorHAnsi" w:eastAsia="Calibri" w:hAnsiTheme="majorHAnsi" w:cstheme="majorHAnsi"/>
+                <w:lang w:val="pt-BR"/>
+              </w:rPr>
+              <w:t>Baixa ressonância – possível exposição passada, mas pouco ativa.</w:t>
+            </w:r>
+          </w:p>
+        </w:tc>
+      </w:tr>
+      <w:tr>
+        <w:trPr>
+          <w:trHeight w:val="293"/>
         </w:trPr>
         <w:tc>
           <w:tcPr>
             <w:tcW w:w="0" w:type="auto"/>
             <w:vMerge w:val="restart"/>
-            <w:shd w:val="clear" w:color="auto" w:fill="D9D9D9"/>
+            <w:tcBorders>
+              <w:top w:val="single" w:sz="4" w:space="0" w:color="000000"/>
+              <w:left w:val="single" w:sz="4" w:space="0" w:color="000000"/>
+              <w:bottom w:val="single" w:sz="4" w:space="0" w:color="000000"/>
+              <w:right w:val="single" w:sz="4" w:space="0" w:color="000000"/>
+            </w:tcBorders>
             <w:tcMar>
               <w:top w:w="0" w:type="dxa"/>
-              <w:left w:w="100" w:type="dxa"/>
+              <w:left w:w="115" w:type="dxa"/>
               <w:bottom w:w="0" w:type="dxa"/>
-              <w:right w:w="100" w:type="dxa"/>
+              <w:right w:w="115" w:type="dxa"/>
+            </w:tcMar>
+            <w:vAlign w:val="center"/>
+            <w:hideMark/>
+          </w:tcPr>
+          <w:p>
+            <w:pPr>
+              <w:rPr>
+                <w:rFonts w:asciiTheme="majorHAnsi" w:eastAsia="Calibri" w:hAnsiTheme="majorHAnsi" w:cstheme="majorHAnsi"/>
+                <w:lang w:val="pt-BR"/>
+              </w:rPr>
+            </w:pPr>
+            <w:r>
+              <w:rPr>
+                <w:rFonts w:asciiTheme="majorHAnsi" w:eastAsia="Calibri" w:hAnsiTheme="majorHAnsi" w:cstheme="majorHAnsi"/>
+                <w:lang w:val="pt-BR"/>
+              </w:rPr>
+              <w:t xml:space="preserve">Campo </w:t>
+            </w:r>
+            <w:proofErr w:type="spellStart"/>
+            <w:r>
+              <w:rPr>
+                <w:rFonts w:asciiTheme="majorHAnsi" w:eastAsia="Calibri" w:hAnsiTheme="majorHAnsi" w:cstheme="majorHAnsi"/>
+                <w:lang w:val="pt-BR"/>
+              </w:rPr>
+              <w:t>morfogenético</w:t>
+            </w:r>
+            <w:proofErr w:type="spellEnd"/>
+          </w:p>
+        </w:tc>
+        <w:tc>
+          <w:tcPr>
+            <w:tcW w:w="0" w:type="auto"/>
+            <w:tcBorders>
+              <w:top w:val="single" w:sz="4" w:space="0" w:color="000000"/>
+              <w:left w:val="single" w:sz="4" w:space="0" w:color="000000"/>
+              <w:bottom w:val="single" w:sz="4" w:space="0" w:color="000000"/>
+              <w:right w:val="single" w:sz="4" w:space="0" w:color="000000"/>
+            </w:tcBorders>
+            <w:tcMar>
+              <w:top w:w="0" w:type="dxa"/>
+              <w:left w:w="108" w:type="dxa"/>
+              <w:bottom w:w="0" w:type="dxa"/>
+              <w:right w:w="108" w:type="dxa"/>
             </w:tcMar>
             <w:hideMark/>
           </w:tcPr>
@@ -896,19 +1340,101 @@
                 <w:rFonts w:asciiTheme="majorHAnsi" w:eastAsia="Calibri" w:hAnsiTheme="majorHAnsi" w:cstheme="majorHAnsi"/>
                 <w:lang w:val="pt-BR"/>
               </w:rPr>
-              <w:t>Toxinas</w:t>
+              <w:t>0 – 0,425</w:t>
             </w:r>
           </w:p>
         </w:tc>
         <w:tc>
           <w:tcPr>
-            <w:tcW w:w="1524" w:type="dxa"/>
-            <w:shd w:val="clear" w:color="auto" w:fill="D9D9D9"/>
+            <w:tcW w:w="0" w:type="auto"/>
+            <w:tcBorders>
+              <w:top w:val="single" w:sz="4" w:space="0" w:color="000000"/>
+              <w:left w:val="single" w:sz="4" w:space="0" w:color="000000"/>
+              <w:bottom w:val="single" w:sz="4" w:space="0" w:color="000000"/>
+              <w:right w:val="single" w:sz="4" w:space="0" w:color="000000"/>
+            </w:tcBorders>
             <w:tcMar>
               <w:top w:w="0" w:type="dxa"/>
-              <w:left w:w="100" w:type="dxa"/>
+              <w:left w:w="115" w:type="dxa"/>
               <w:bottom w:w="0" w:type="dxa"/>
-              <w:right w:w="100" w:type="dxa"/>
+              <w:right w:w="115" w:type="dxa"/>
+            </w:tcMar>
+            <w:vAlign w:val="center"/>
+            <w:hideMark/>
+          </w:tcPr>
+          <w:p>
+            <w:pPr>
+              <w:rPr>
+                <w:rFonts w:asciiTheme="majorHAnsi" w:eastAsia="Calibri" w:hAnsiTheme="majorHAnsi" w:cstheme="majorHAnsi"/>
+                <w:lang w:val="pt-BR"/>
+              </w:rPr>
+            </w:pPr>
+            <w:r>
+              <w:rPr>
+                <w:rFonts w:asciiTheme="majorHAnsi" w:eastAsia="Calibri" w:hAnsiTheme="majorHAnsi" w:cstheme="majorHAnsi"/>
+                <w:lang w:val="pt-BR"/>
+              </w:rPr>
+              <w:t xml:space="preserve">Emoção ativa e ressoante que está afetando os </w:t>
+            </w:r>
+            <w:proofErr w:type="gramStart"/>
+            <w:r>
+              <w:rPr>
+                <w:rFonts w:asciiTheme="majorHAnsi" w:eastAsia="Calibri" w:hAnsiTheme="majorHAnsi" w:cstheme="majorHAnsi"/>
+                <w:lang w:val="pt-BR"/>
+              </w:rPr>
+              <w:t>campos  emocional</w:t>
+            </w:r>
+            <w:proofErr w:type="gramEnd"/>
+            <w:r>
+              <w:rPr>
+                <w:rFonts w:asciiTheme="majorHAnsi" w:eastAsia="Calibri" w:hAnsiTheme="majorHAnsi" w:cstheme="majorHAnsi"/>
+                <w:lang w:val="pt-BR"/>
+              </w:rPr>
+              <w:t>/mental no momento.</w:t>
+            </w:r>
+          </w:p>
+        </w:tc>
+      </w:tr>
+      <w:tr>
+        <w:trPr>
+          <w:trHeight w:val="293"/>
+        </w:trPr>
+        <w:tc>
+          <w:tcPr>
+            <w:tcW w:w="0" w:type="auto"/>
+            <w:vMerge/>
+            <w:tcBorders>
+              <w:top w:val="single" w:sz="4" w:space="0" w:color="000000"/>
+              <w:left w:val="single" w:sz="4" w:space="0" w:color="000000"/>
+              <w:bottom w:val="single" w:sz="4" w:space="0" w:color="000000"/>
+              <w:right w:val="single" w:sz="4" w:space="0" w:color="000000"/>
+            </w:tcBorders>
+            <w:vAlign w:val="center"/>
+            <w:hideMark/>
+          </w:tcPr>
+          <w:p>
+            <w:pPr>
+              <w:rPr>
+                <w:rFonts w:asciiTheme="majorHAnsi" w:eastAsia="Calibri" w:hAnsiTheme="majorHAnsi" w:cstheme="majorHAnsi"/>
+                <w:lang w:val="pt-BR"/>
+              </w:rPr>
+            </w:pPr>
+          </w:p>
+        </w:tc>
+        <w:tc>
+          <w:tcPr>
+            <w:tcW w:w="0" w:type="auto"/>
+            <w:tcBorders>
+              <w:top w:val="single" w:sz="4" w:space="0" w:color="000000"/>
+              <w:left w:val="single" w:sz="4" w:space="0" w:color="000000"/>
+              <w:bottom w:val="single" w:sz="4" w:space="0" w:color="000000"/>
+              <w:right w:val="single" w:sz="4" w:space="0" w:color="000000"/>
+            </w:tcBorders>
+            <w:tcMar>
+              <w:top w:w="0" w:type="dxa"/>
+              <w:left w:w="108" w:type="dxa"/>
+              <w:bottom w:w="0" w:type="dxa"/>
+              <w:right w:w="108" w:type="dxa"/>
             </w:tcMar>
             <w:hideMark/>
           </w:tcPr>
@@ -924,19 +1450,85 @@
                 <w:rFonts w:asciiTheme="majorHAnsi" w:eastAsia="Calibri" w:hAnsiTheme="majorHAnsi" w:cstheme="majorHAnsi"/>
                 <w:lang w:val="pt-BR"/>
               </w:rPr>
-              <w:t>0 – 0,300</w:t>
+              <w:t>0,426 -0,750</w:t>
             </w:r>
           </w:p>
         </w:tc>
         <w:tc>
           <w:tcPr>
-            <w:tcW w:w="6967" w:type="dxa"/>
-            <w:shd w:val="clear" w:color="auto" w:fill="D9D9D9"/>
+            <w:tcW w:w="0" w:type="auto"/>
+            <w:tcBorders>
+              <w:top w:val="single" w:sz="4" w:space="0" w:color="000000"/>
+              <w:left w:val="single" w:sz="4" w:space="0" w:color="000000"/>
+              <w:bottom w:val="single" w:sz="4" w:space="0" w:color="000000"/>
+              <w:right w:val="single" w:sz="4" w:space="0" w:color="000000"/>
+            </w:tcBorders>
             <w:tcMar>
               <w:top w:w="0" w:type="dxa"/>
-              <w:left w:w="100" w:type="dxa"/>
+              <w:left w:w="115" w:type="dxa"/>
               <w:bottom w:w="0" w:type="dxa"/>
-              <w:right w:w="100" w:type="dxa"/>
+              <w:right w:w="115" w:type="dxa"/>
+            </w:tcMar>
+            <w:vAlign w:val="center"/>
+            <w:hideMark/>
+          </w:tcPr>
+          <w:p>
+            <w:pPr>
+              <w:rPr>
+                <w:rFonts w:asciiTheme="majorHAnsi" w:eastAsia="Calibri" w:hAnsiTheme="majorHAnsi" w:cstheme="majorHAnsi"/>
+                <w:lang w:val="pt-BR"/>
+              </w:rPr>
+            </w:pPr>
+            <w:r>
+              <w:rPr>
+                <w:rFonts w:asciiTheme="majorHAnsi" w:eastAsia="Calibri" w:hAnsiTheme="majorHAnsi" w:cstheme="majorHAnsi"/>
+                <w:lang w:val="pt-BR"/>
+              </w:rPr>
+              <w:t>Emoção em transição ou enfraquecida. Pode estar sendo processada ou superada.</w:t>
+            </w:r>
+          </w:p>
+        </w:tc>
+      </w:tr>
+      <w:tr>
+        <w:trPr>
+          <w:trHeight w:val="293"/>
+        </w:trPr>
+        <w:tc>
+          <w:tcPr>
+            <w:tcW w:w="0" w:type="auto"/>
+            <w:vMerge/>
+            <w:tcBorders>
+              <w:top w:val="single" w:sz="4" w:space="0" w:color="000000"/>
+              <w:left w:val="single" w:sz="4" w:space="0" w:color="000000"/>
+              <w:bottom w:val="single" w:sz="4" w:space="0" w:color="000000"/>
+              <w:right w:val="single" w:sz="4" w:space="0" w:color="000000"/>
+            </w:tcBorders>
+            <w:vAlign w:val="center"/>
+            <w:hideMark/>
+          </w:tcPr>
+          <w:p>
+            <w:pPr>
+              <w:rPr>
+                <w:rFonts w:asciiTheme="majorHAnsi" w:eastAsia="Calibri" w:hAnsiTheme="majorHAnsi" w:cstheme="majorHAnsi"/>
+                <w:lang w:val="pt-BR"/>
+              </w:rPr>
+            </w:pPr>
+          </w:p>
+        </w:tc>
+        <w:tc>
+          <w:tcPr>
+            <w:tcW w:w="0" w:type="auto"/>
+            <w:tcBorders>
+              <w:top w:val="single" w:sz="4" w:space="0" w:color="000000"/>
+              <w:left w:val="single" w:sz="4" w:space="0" w:color="000000"/>
+              <w:bottom w:val="single" w:sz="4" w:space="0" w:color="000000"/>
+              <w:right w:val="single" w:sz="4" w:space="0" w:color="000000"/>
+            </w:tcBorders>
+            <w:tcMar>
+              <w:top w:w="0" w:type="dxa"/>
+              <w:left w:w="108" w:type="dxa"/>
+              <w:bottom w:w="0" w:type="dxa"/>
+              <w:right w:w="108" w:type="dxa"/>
             </w:tcMar>
             <w:hideMark/>
           </w:tcPr>
@@ -952,19 +1544,25 @@
                 <w:rFonts w:asciiTheme="majorHAnsi" w:eastAsia="Calibri" w:hAnsiTheme="majorHAnsi" w:cstheme="majorHAnsi"/>
                 <w:lang w:val="pt-BR"/>
               </w:rPr>
-              <w:t>Alta ressonância – forte impacto no organismo. Indica sobrecarga tóxica ou intoxicação ativa.</w:t>
+              <w:t>&gt;0,750</w:t>
             </w:r>
           </w:p>
         </w:tc>
-      </w:tr>
-      <w:tr>
-        <w:trPr>
-          <w:trHeight w:val="300"/>
-        </w:trPr>
         <w:tc>
           <w:tcPr>
             <w:tcW w:w="0" w:type="auto"/>
-            <w:vMerge/>
+            <w:tcBorders>
+              <w:top w:val="single" w:sz="4" w:space="0" w:color="000000"/>
+              <w:left w:val="single" w:sz="4" w:space="0" w:color="000000"/>
+              <w:bottom w:val="single" w:sz="4" w:space="0" w:color="000000"/>
+              <w:right w:val="single" w:sz="4" w:space="0" w:color="000000"/>
+            </w:tcBorders>
+            <w:tcMar>
+              <w:top w:w="0" w:type="dxa"/>
+              <w:left w:w="115" w:type="dxa"/>
+              <w:bottom w:w="0" w:type="dxa"/>
+              <w:right w:w="115" w:type="dxa"/>
+            </w:tcMar>
             <w:vAlign w:val="center"/>
             <w:hideMark/>
           </w:tcPr>
@@ -975,17 +1573,67 @@
                 <w:lang w:val="pt-BR"/>
               </w:rPr>
             </w:pPr>
+            <w:r>
+              <w:rPr>
+                <w:rFonts w:asciiTheme="majorHAnsi" w:eastAsia="Calibri" w:hAnsiTheme="majorHAnsi" w:cstheme="majorHAnsi"/>
+                <w:lang w:val="pt-BR"/>
+              </w:rPr>
+              <w:t>Geralmente não ressoa mais com o campo atual. Foi ressignificada e/ou superada.</w:t>
+            </w:r>
+          </w:p>
+        </w:tc>
+      </w:tr>
+      <w:tr>
+        <w:tc>
+          <w:tcPr>
+            <w:tcW w:w="0" w:type="auto"/>
+            <w:vMerge w:val="restart"/>
+            <w:tcBorders>
+              <w:top w:val="single" w:sz="4" w:space="0" w:color="000000"/>
+              <w:left w:val="single" w:sz="4" w:space="0" w:color="000000"/>
+              <w:bottom w:val="single" w:sz="4" w:space="0" w:color="000000"/>
+              <w:right w:val="single" w:sz="4" w:space="0" w:color="000000"/>
+            </w:tcBorders>
+            <w:shd w:val="clear" w:color="auto" w:fill="D9D9D9"/>
+            <w:tcMar>
+              <w:top w:w="0" w:type="dxa"/>
+              <w:left w:w="115" w:type="dxa"/>
+              <w:bottom w:w="0" w:type="dxa"/>
+              <w:right w:w="115" w:type="dxa"/>
+            </w:tcMar>
+            <w:vAlign w:val="center"/>
+            <w:hideMark/>
+          </w:tcPr>
+          <w:p>
+            <w:pPr>
+              <w:rPr>
+                <w:rFonts w:asciiTheme="majorHAnsi" w:eastAsia="Calibri" w:hAnsiTheme="majorHAnsi" w:cstheme="majorHAnsi"/>
+                <w:lang w:val="pt-BR"/>
+              </w:rPr>
+            </w:pPr>
+            <w:r>
+              <w:rPr>
+                <w:rFonts w:asciiTheme="majorHAnsi" w:eastAsia="Calibri" w:hAnsiTheme="majorHAnsi" w:cstheme="majorHAnsi"/>
+                <w:lang w:val="pt-BR"/>
+              </w:rPr>
+              <w:t>Alimentos</w:t>
+            </w:r>
           </w:p>
         </w:tc>
         <w:tc>
           <w:tcPr>
-            <w:tcW w:w="1524" w:type="dxa"/>
-            <w:shd w:val="clear" w:color="auto" w:fill="D9D9D9"/>
+            <w:tcW w:w="0" w:type="auto"/>
+            <w:tcBorders>
+              <w:top w:val="single" w:sz="4" w:space="0" w:color="000000"/>
+              <w:left w:val="single" w:sz="4" w:space="0" w:color="000000"/>
+              <w:bottom w:val="single" w:sz="4" w:space="0" w:color="000000"/>
+              <w:right w:val="single" w:sz="4" w:space="0" w:color="000000"/>
+            </w:tcBorders>
             <w:tcMar>
               <w:top w:w="0" w:type="dxa"/>
-              <w:left w:w="100" w:type="dxa"/>
+              <w:left w:w="108" w:type="dxa"/>
               <w:bottom w:w="0" w:type="dxa"/>
-              <w:right w:w="100" w:type="dxa"/>
+              <w:right w:w="108" w:type="dxa"/>
             </w:tcMar>
             <w:hideMark/>
           </w:tcPr>
@@ -1001,19 +1649,83 @@
                 <w:rFonts w:asciiTheme="majorHAnsi" w:eastAsia="Calibri" w:hAnsiTheme="majorHAnsi" w:cstheme="majorHAnsi"/>
                 <w:lang w:val="pt-BR"/>
               </w:rPr>
-              <w:t>0,300 – 0,700</w:t>
+              <w:t>0 – 0,425</w:t>
             </w:r>
           </w:p>
         </w:tc>
         <w:tc>
           <w:tcPr>
-            <w:tcW w:w="6967" w:type="dxa"/>
+            <w:tcW w:w="0" w:type="auto"/>
+            <w:tcBorders>
+              <w:top w:val="single" w:sz="4" w:space="0" w:color="000000"/>
+              <w:left w:val="single" w:sz="4" w:space="0" w:color="000000"/>
+              <w:bottom w:val="single" w:sz="4" w:space="0" w:color="000000"/>
+              <w:right w:val="single" w:sz="4" w:space="0" w:color="000000"/>
+            </w:tcBorders>
             <w:shd w:val="clear" w:color="auto" w:fill="D9D9D9"/>
             <w:tcMar>
               <w:top w:w="0" w:type="dxa"/>
-              <w:left w:w="100" w:type="dxa"/>
+              <w:left w:w="108" w:type="dxa"/>
               <w:bottom w:w="0" w:type="dxa"/>
-              <w:right w:w="100" w:type="dxa"/>
+              <w:right w:w="108" w:type="dxa"/>
+            </w:tcMar>
+            <w:vAlign w:val="center"/>
+            <w:hideMark/>
+          </w:tcPr>
+          <w:p>
+            <w:pPr>
+              <w:rPr>
+                <w:rFonts w:asciiTheme="majorHAnsi" w:eastAsia="Calibri" w:hAnsiTheme="majorHAnsi" w:cstheme="majorHAnsi"/>
+                <w:lang w:val="pt-BR"/>
+              </w:rPr>
+            </w:pPr>
+            <w:r>
+              <w:rPr>
+                <w:rFonts w:asciiTheme="majorHAnsi" w:eastAsia="Calibri" w:hAnsiTheme="majorHAnsi" w:cstheme="majorHAnsi"/>
+                <w:lang w:val="pt-BR"/>
+              </w:rPr>
+              <w:t>Altamente compatível – alimento benéfico, harmonizador.</w:t>
+            </w:r>
+          </w:p>
+        </w:tc>
+      </w:tr>
+      <w:tr>
+        <w:tc>
+          <w:tcPr>
+            <w:tcW w:w="0" w:type="auto"/>
+            <w:vMerge/>
+            <w:tcBorders>
+              <w:top w:val="single" w:sz="4" w:space="0" w:color="000000"/>
+              <w:left w:val="single" w:sz="4" w:space="0" w:color="000000"/>
+              <w:bottom w:val="single" w:sz="4" w:space="0" w:color="000000"/>
+              <w:right w:val="single" w:sz="4" w:space="0" w:color="000000"/>
+            </w:tcBorders>
+            <w:vAlign w:val="center"/>
+            <w:hideMark/>
+          </w:tcPr>
+          <w:p>
+            <w:pPr>
+              <w:rPr>
+                <w:rFonts w:asciiTheme="majorHAnsi" w:eastAsia="Calibri" w:hAnsiTheme="majorHAnsi" w:cstheme="majorHAnsi"/>
+                <w:lang w:val="pt-BR"/>
+              </w:rPr>
+            </w:pPr>
+          </w:p>
+        </w:tc>
+        <w:tc>
+          <w:tcPr>
+            <w:tcW w:w="0" w:type="auto"/>
+            <w:tcBorders>
+              <w:top w:val="single" w:sz="4" w:space="0" w:color="000000"/>
+              <w:left w:val="single" w:sz="4" w:space="0" w:color="000000"/>
+              <w:bottom w:val="single" w:sz="4" w:space="0" w:color="000000"/>
+              <w:right w:val="single" w:sz="4" w:space="0" w:color="000000"/>
+            </w:tcBorders>
+            <w:tcMar>
+              <w:top w:w="0" w:type="dxa"/>
+              <w:left w:w="108" w:type="dxa"/>
+              <w:bottom w:w="0" w:type="dxa"/>
+              <w:right w:w="108" w:type="dxa"/>
             </w:tcMar>
             <w:hideMark/>
           </w:tcPr>
@@ -1029,19 +1741,26 @@
                 <w:rFonts w:asciiTheme="majorHAnsi" w:eastAsia="Calibri" w:hAnsiTheme="majorHAnsi" w:cstheme="majorHAnsi"/>
                 <w:lang w:val="pt-BR"/>
               </w:rPr>
-              <w:t>Ressonância moderada – há sinais de influência ativa no campo biológico. </w:t>
+              <w:t>0,426 -0,750</w:t>
             </w:r>
           </w:p>
         </w:tc>
-      </w:tr>
-      <w:tr>
-        <w:trPr>
-          <w:trHeight w:val="300"/>
-        </w:trPr>
         <w:tc>
           <w:tcPr>
             <w:tcW w:w="0" w:type="auto"/>
-            <w:vMerge/>
+            <w:tcBorders>
+              <w:top w:val="single" w:sz="4" w:space="0" w:color="000000"/>
+              <w:left w:val="single" w:sz="4" w:space="0" w:color="000000"/>
+              <w:bottom w:val="single" w:sz="4" w:space="0" w:color="000000"/>
+              <w:right w:val="single" w:sz="4" w:space="0" w:color="000000"/>
+            </w:tcBorders>
+            <w:shd w:val="clear" w:color="auto" w:fill="D9D9D9"/>
+            <w:tcMar>
+              <w:top w:w="0" w:type="dxa"/>
+              <w:left w:w="108" w:type="dxa"/>
+              <w:bottom w:w="0" w:type="dxa"/>
+              <w:right w:w="108" w:type="dxa"/>
+            </w:tcMar>
             <w:vAlign w:val="center"/>
             <w:hideMark/>
           </w:tcPr>
@@ -1052,17 +1771,53 @@
                 <w:lang w:val="pt-BR"/>
               </w:rPr>
             </w:pPr>
+            <w:r>
+              <w:rPr>
+                <w:rFonts w:asciiTheme="majorHAnsi" w:eastAsia="Calibri" w:hAnsiTheme="majorHAnsi" w:cstheme="majorHAnsi"/>
+                <w:lang w:val="pt-BR"/>
+              </w:rPr>
+              <w:t>Compatível – pode ser consumido com moderação.</w:t>
+            </w:r>
+          </w:p>
+        </w:tc>
+      </w:tr>
+      <w:tr>
+        <w:tc>
+          <w:tcPr>
+            <w:tcW w:w="0" w:type="auto"/>
+            <w:vMerge/>
+            <w:tcBorders>
+              <w:top w:val="single" w:sz="4" w:space="0" w:color="000000"/>
+              <w:left w:val="single" w:sz="4" w:space="0" w:color="000000"/>
+              <w:bottom w:val="single" w:sz="4" w:space="0" w:color="000000"/>
+              <w:right w:val="single" w:sz="4" w:space="0" w:color="000000"/>
+            </w:tcBorders>
+            <w:vAlign w:val="center"/>
+            <w:hideMark/>
+          </w:tcPr>
+          <w:p>
+            <w:pPr>
+              <w:rPr>
+                <w:rFonts w:asciiTheme="majorHAnsi" w:eastAsia="Calibri" w:hAnsiTheme="majorHAnsi" w:cstheme="majorHAnsi"/>
+                <w:lang w:val="pt-BR"/>
+              </w:rPr>
+            </w:pPr>
           </w:p>
         </w:tc>
         <w:tc>
           <w:tcPr>
-            <w:tcW w:w="1524" w:type="dxa"/>
-            <w:shd w:val="clear" w:color="auto" w:fill="D9D9D9"/>
+            <w:tcW w:w="0" w:type="auto"/>
+            <w:tcBorders>
+              <w:top w:val="single" w:sz="4" w:space="0" w:color="000000"/>
+              <w:left w:val="single" w:sz="4" w:space="0" w:color="000000"/>
+              <w:bottom w:val="single" w:sz="4" w:space="0" w:color="000000"/>
+              <w:right w:val="single" w:sz="4" w:space="0" w:color="000000"/>
+            </w:tcBorders>
             <w:tcMar>
               <w:top w:w="0" w:type="dxa"/>
-              <w:left w:w="100" w:type="dxa"/>
+              <w:left w:w="108" w:type="dxa"/>
               <w:bottom w:w="0" w:type="dxa"/>
-              <w:right w:w="100" w:type="dxa"/>
+              <w:right w:w="108" w:type="dxa"/>
             </w:tcMar>
             <w:hideMark/>
           </w:tcPr>
@@ -1078,19 +1833,96 @@
                 <w:rFonts w:asciiTheme="majorHAnsi" w:eastAsia="Calibri" w:hAnsiTheme="majorHAnsi" w:cstheme="majorHAnsi"/>
                 <w:lang w:val="pt-BR"/>
               </w:rPr>
-              <w:t>0,710 -1,000</w:t>
+              <w:t>&gt;0,750</w:t>
             </w:r>
           </w:p>
         </w:tc>
         <w:tc>
           <w:tcPr>
-            <w:tcW w:w="6967" w:type="dxa"/>
+            <w:tcW w:w="0" w:type="auto"/>
+            <w:tcBorders>
+              <w:top w:val="single" w:sz="4" w:space="0" w:color="000000"/>
+              <w:left w:val="single" w:sz="4" w:space="0" w:color="000000"/>
+              <w:bottom w:val="single" w:sz="4" w:space="0" w:color="000000"/>
+              <w:right w:val="single" w:sz="4" w:space="0" w:color="000000"/>
+            </w:tcBorders>
             <w:shd w:val="clear" w:color="auto" w:fill="D9D9D9"/>
             <w:tcMar>
               <w:top w:w="0" w:type="dxa"/>
-              <w:left w:w="100" w:type="dxa"/>
+              <w:left w:w="108" w:type="dxa"/>
               <w:bottom w:w="0" w:type="dxa"/>
-              <w:right w:w="100" w:type="dxa"/>
+              <w:right w:w="108" w:type="dxa"/>
+            </w:tcMar>
+            <w:vAlign w:val="center"/>
+            <w:hideMark/>
+          </w:tcPr>
+          <w:p>
+            <w:pPr>
+              <w:rPr>
+                <w:rFonts w:asciiTheme="majorHAnsi" w:eastAsia="Calibri" w:hAnsiTheme="majorHAnsi" w:cstheme="majorHAnsi"/>
+                <w:lang w:val="pt-BR"/>
+              </w:rPr>
+            </w:pPr>
+            <w:r>
+              <w:rPr>
+                <w:rFonts w:asciiTheme="majorHAnsi" w:eastAsia="Calibri" w:hAnsiTheme="majorHAnsi" w:cstheme="majorHAnsi"/>
+                <w:lang w:val="pt-BR"/>
+              </w:rPr>
+              <w:t>Incompatível – potencial alergênico, inflamatório ou intoxicante.</w:t>
+            </w:r>
+          </w:p>
+        </w:tc>
+      </w:tr>
+      <w:tr>
+        <w:tc>
+          <w:tcPr>
+            <w:tcW w:w="0" w:type="auto"/>
+            <w:vMerge w:val="restart"/>
+            <w:tcBorders>
+              <w:top w:val="single" w:sz="4" w:space="0" w:color="000000"/>
+              <w:left w:val="single" w:sz="4" w:space="0" w:color="000000"/>
+              <w:bottom w:val="single" w:sz="4" w:space="0" w:color="000000"/>
+              <w:right w:val="single" w:sz="4" w:space="0" w:color="000000"/>
+            </w:tcBorders>
+            <w:tcMar>
+              <w:top w:w="0" w:type="dxa"/>
+              <w:left w:w="115" w:type="dxa"/>
+              <w:bottom w:w="0" w:type="dxa"/>
+              <w:right w:w="115" w:type="dxa"/>
+            </w:tcMar>
+            <w:vAlign w:val="center"/>
+            <w:hideMark/>
+          </w:tcPr>
+          <w:p>
+            <w:pPr>
+              <w:rPr>
+                <w:rFonts w:asciiTheme="majorHAnsi" w:eastAsia="Calibri" w:hAnsiTheme="majorHAnsi" w:cstheme="majorHAnsi"/>
+                <w:lang w:val="pt-BR"/>
+              </w:rPr>
+            </w:pPr>
+            <w:r>
+              <w:rPr>
+                <w:rFonts w:asciiTheme="majorHAnsi" w:eastAsia="Calibri" w:hAnsiTheme="majorHAnsi" w:cstheme="majorHAnsi"/>
+                <w:lang w:val="pt-BR"/>
+              </w:rPr>
+              <w:t>Padrões energéticos alterados</w:t>
+            </w:r>
+          </w:p>
+        </w:tc>
+        <w:tc>
+          <w:tcPr>
+            <w:tcW w:w="0" w:type="auto"/>
+            <w:tcBorders>
+              <w:top w:val="single" w:sz="4" w:space="0" w:color="000000"/>
+              <w:left w:val="single" w:sz="4" w:space="0" w:color="000000"/>
+              <w:bottom w:val="single" w:sz="4" w:space="0" w:color="000000"/>
+              <w:right w:val="single" w:sz="4" w:space="0" w:color="000000"/>
+            </w:tcBorders>
+            <w:tcMar>
+              <w:top w:w="0" w:type="dxa"/>
+              <w:left w:w="108" w:type="dxa"/>
+              <w:bottom w:w="0" w:type="dxa"/>
+              <w:right w:w="108" w:type="dxa"/>
             </w:tcMar>
             <w:hideMark/>
           </w:tcPr>
@@ -1106,19 +1938,55 @@
                 <w:rFonts w:asciiTheme="majorHAnsi" w:eastAsia="Calibri" w:hAnsiTheme="majorHAnsi" w:cstheme="majorHAnsi"/>
                 <w:lang w:val="pt-BR"/>
               </w:rPr>
-              <w:t>Baixa ressonância – possível exposição passada, mas pouco ativa.</w:t>
+              <w:t>0 – 0,450</w:t>
+            </w:r>
+          </w:p>
+        </w:tc>
+        <w:tc>
+          <w:tcPr>
+            <w:tcW w:w="0" w:type="auto"/>
+            <w:tcBorders>
+              <w:top w:val="single" w:sz="4" w:space="0" w:color="000000"/>
+              <w:left w:val="single" w:sz="4" w:space="0" w:color="000000"/>
+              <w:bottom w:val="single" w:sz="4" w:space="0" w:color="000000"/>
+              <w:right w:val="single" w:sz="4" w:space="0" w:color="000000"/>
+            </w:tcBorders>
+            <w:tcMar>
+              <w:top w:w="0" w:type="dxa"/>
+              <w:left w:w="108" w:type="dxa"/>
+              <w:bottom w:w="0" w:type="dxa"/>
+              <w:right w:w="108" w:type="dxa"/>
+            </w:tcMar>
+            <w:hideMark/>
+          </w:tcPr>
+          <w:p>
+            <w:pPr>
+              <w:rPr>
+                <w:rFonts w:asciiTheme="majorHAnsi" w:eastAsia="Calibri" w:hAnsiTheme="majorHAnsi" w:cstheme="majorHAnsi"/>
+                <w:lang w:val="pt-BR"/>
+              </w:rPr>
+            </w:pPr>
+            <w:r>
+              <w:rPr>
+                <w:rFonts w:asciiTheme="majorHAnsi" w:eastAsia="Calibri" w:hAnsiTheme="majorHAnsi" w:cstheme="majorHAnsi"/>
+                <w:lang w:val="pt-BR"/>
+              </w:rPr>
+              <w:t>Processo altamente provável. Pode haver sintomas visíveis.</w:t>
             </w:r>
           </w:p>
         </w:tc>
       </w:tr>
       <w:tr>
-        <w:trPr>
-          <w:trHeight w:val="132"/>
-        </w:trPr>
         <w:tc>
           <w:tcPr>
             <w:tcW w:w="0" w:type="auto"/>
             <w:vMerge/>
+            <w:tcBorders>
+              <w:top w:val="single" w:sz="4" w:space="0" w:color="000000"/>
+              <w:left w:val="single" w:sz="4" w:space="0" w:color="000000"/>
+              <w:bottom w:val="single" w:sz="4" w:space="0" w:color="000000"/>
+              <w:right w:val="single" w:sz="4" w:space="0" w:color="000000"/>
+            </w:tcBorders>
             <w:vAlign w:val="center"/>
             <w:hideMark/>
           </w:tcPr>
@@ -1133,13 +2001,18 @@
         </w:tc>
         <w:tc>
           <w:tcPr>
-            <w:tcW w:w="1524" w:type="dxa"/>
-            <w:shd w:val="clear" w:color="auto" w:fill="D9D9D9"/>
+            <w:tcW w:w="0" w:type="auto"/>
+            <w:tcBorders>
+              <w:top w:val="single" w:sz="4" w:space="0" w:color="000000"/>
+              <w:left w:val="single" w:sz="4" w:space="0" w:color="000000"/>
+              <w:bottom w:val="single" w:sz="4" w:space="0" w:color="000000"/>
+              <w:right w:val="single" w:sz="4" w:space="0" w:color="000000"/>
+            </w:tcBorders>
             <w:tcMar>
               <w:top w:w="0" w:type="dxa"/>
-              <w:left w:w="100" w:type="dxa"/>
+              <w:left w:w="108" w:type="dxa"/>
               <w:bottom w:w="0" w:type="dxa"/>
-              <w:right w:w="100" w:type="dxa"/>
+              <w:right w:w="108" w:type="dxa"/>
             </w:tcMar>
             <w:hideMark/>
           </w:tcPr>
@@ -1155,19 +2028,24 @@
                 <w:rFonts w:asciiTheme="majorHAnsi" w:eastAsia="Calibri" w:hAnsiTheme="majorHAnsi" w:cstheme="majorHAnsi"/>
                 <w:lang w:val="pt-BR"/>
               </w:rPr>
-              <w:t>&gt;1,000</w:t>
+              <w:t>0,450 – 0,700</w:t>
             </w:r>
           </w:p>
         </w:tc>
         <w:tc>
           <w:tcPr>
-            <w:tcW w:w="6967" w:type="dxa"/>
-            <w:shd w:val="clear" w:color="auto" w:fill="D9D9D9"/>
+            <w:tcW w:w="0" w:type="auto"/>
+            <w:tcBorders>
+              <w:top w:val="single" w:sz="4" w:space="0" w:color="000000"/>
+              <w:left w:val="single" w:sz="4" w:space="0" w:color="000000"/>
+              <w:bottom w:val="single" w:sz="4" w:space="0" w:color="000000"/>
+              <w:right w:val="single" w:sz="4" w:space="0" w:color="000000"/>
+            </w:tcBorders>
             <w:tcMar>
               <w:top w:w="0" w:type="dxa"/>
-              <w:left w:w="100" w:type="dxa"/>
+              <w:left w:w="108" w:type="dxa"/>
               <w:bottom w:w="0" w:type="dxa"/>
-              <w:right w:w="100" w:type="dxa"/>
+              <w:right w:w="108" w:type="dxa"/>
             </w:tcMar>
             <w:hideMark/>
           </w:tcPr>
@@ -1183,24 +2061,48 @@
                 <w:rFonts w:asciiTheme="majorHAnsi" w:eastAsia="Calibri" w:hAnsiTheme="majorHAnsi" w:cstheme="majorHAnsi"/>
                 <w:lang w:val="pt-BR"/>
               </w:rPr>
-              <w:t>Não ressoa com o organismo. Ausência de carga tóxica.</w:t>
+              <w:t>Fase de desenvolvimento inicial, subclínica.</w:t>
             </w:r>
           </w:p>
         </w:tc>
       </w:tr>
       <w:tr>
-        <w:trPr>
-          <w:trHeight w:val="495"/>
-        </w:trPr>
         <w:tc>
           <w:tcPr>
             <w:tcW w:w="0" w:type="auto"/>
-            <w:vMerge w:val="restart"/>
+            <w:vMerge/>
+            <w:tcBorders>
+              <w:top w:val="single" w:sz="4" w:space="0" w:color="000000"/>
+              <w:left w:val="single" w:sz="4" w:space="0" w:color="000000"/>
+              <w:bottom w:val="single" w:sz="4" w:space="0" w:color="000000"/>
+              <w:right w:val="single" w:sz="4" w:space="0" w:color="000000"/>
+            </w:tcBorders>
+            <w:vAlign w:val="center"/>
+            <w:hideMark/>
+          </w:tcPr>
+          <w:p>
+            <w:pPr>
+              <w:rPr>
+                <w:rFonts w:asciiTheme="majorHAnsi" w:eastAsia="Calibri" w:hAnsiTheme="majorHAnsi" w:cstheme="majorHAnsi"/>
+                <w:lang w:val="pt-BR"/>
+              </w:rPr>
+            </w:pPr>
+          </w:p>
+        </w:tc>
+        <w:tc>
+          <w:tcPr>
+            <w:tcW w:w="0" w:type="auto"/>
+            <w:tcBorders>
+              <w:top w:val="single" w:sz="4" w:space="0" w:color="000000"/>
+              <w:left w:val="single" w:sz="4" w:space="0" w:color="000000"/>
+              <w:bottom w:val="single" w:sz="4" w:space="0" w:color="000000"/>
+              <w:right w:val="single" w:sz="4" w:space="0" w:color="000000"/>
+            </w:tcBorders>
             <w:tcMar>
               <w:top w:w="0" w:type="dxa"/>
-              <w:left w:w="100" w:type="dxa"/>
+              <w:left w:w="108" w:type="dxa"/>
               <w:bottom w:w="0" w:type="dxa"/>
-              <w:right w:w="100" w:type="dxa"/>
+              <w:right w:w="108" w:type="dxa"/>
             </w:tcMar>
             <w:hideMark/>
           </w:tcPr>
@@ -1216,27 +2118,32 @@
                 <w:rFonts w:asciiTheme="majorHAnsi" w:eastAsia="Calibri" w:hAnsiTheme="majorHAnsi" w:cstheme="majorHAnsi"/>
                 <w:lang w:val="pt-BR"/>
               </w:rPr>
-              <w:t xml:space="preserve">Campo </w:t>
-            </w:r>
-            <w:proofErr w:type="spellStart"/>
-            <w:r>
+              <w:t>&gt;0,750</w:t>
+            </w:r>
+          </w:p>
+          <w:p>
+            <w:pPr>
               <w:rPr>
                 <w:rFonts w:asciiTheme="majorHAnsi" w:eastAsia="Calibri" w:hAnsiTheme="majorHAnsi" w:cstheme="majorHAnsi"/>
                 <w:lang w:val="pt-BR"/>
               </w:rPr>
-              <w:t>morfogenético</w:t>
-            </w:r>
-            <w:proofErr w:type="spellEnd"/>
+            </w:pPr>
           </w:p>
         </w:tc>
         <w:tc>
           <w:tcPr>
-            <w:tcW w:w="1524" w:type="dxa"/>
+            <w:tcW w:w="0" w:type="auto"/>
+            <w:tcBorders>
+              <w:top w:val="single" w:sz="4" w:space="0" w:color="000000"/>
+              <w:left w:val="single" w:sz="4" w:space="0" w:color="000000"/>
+              <w:bottom w:val="single" w:sz="4" w:space="0" w:color="000000"/>
+              <w:right w:val="single" w:sz="4" w:space="0" w:color="000000"/>
+            </w:tcBorders>
             <w:tcMar>
               <w:top w:w="0" w:type="dxa"/>
-              <w:left w:w="100" w:type="dxa"/>
+              <w:left w:w="108" w:type="dxa"/>
               <w:bottom w:w="0" w:type="dxa"/>
-              <w:right w:w="100" w:type="dxa"/>
+              <w:right w:w="108" w:type="dxa"/>
             </w:tcMar>
             <w:hideMark/>
           </w:tcPr>
@@ -1252,906 +2159,7 @@
                 <w:rFonts w:asciiTheme="majorHAnsi" w:eastAsia="Calibri" w:hAnsiTheme="majorHAnsi" w:cstheme="majorHAnsi"/>
                 <w:lang w:val="pt-BR"/>
               </w:rPr>
-              <w:t>0 – 0,300</w:t>
-            </w:r>
-          </w:p>
-        </w:tc>
-        <w:tc>
-          <w:tcPr>
-            <w:tcW w:w="6967" w:type="dxa"/>
-            <w:tcMar>
-              <w:top w:w="0" w:type="dxa"/>
-              <w:left w:w="100" w:type="dxa"/>
-              <w:bottom w:w="0" w:type="dxa"/>
-              <w:right w:w="100" w:type="dxa"/>
-            </w:tcMar>
-            <w:hideMark/>
-          </w:tcPr>
-          <w:p>
-            <w:pPr>
-              <w:rPr>
-                <w:rFonts w:asciiTheme="majorHAnsi" w:eastAsia="Calibri" w:hAnsiTheme="majorHAnsi" w:cstheme="majorHAnsi"/>
-                <w:lang w:val="pt-BR"/>
-              </w:rPr>
-            </w:pPr>
-            <w:r>
-              <w:rPr>
-                <w:rFonts w:asciiTheme="majorHAnsi" w:eastAsia="Calibri" w:hAnsiTheme="majorHAnsi" w:cstheme="majorHAnsi"/>
-                <w:lang w:val="pt-BR"/>
-              </w:rPr>
-              <w:t>Emoção ativa e ressoante que está afetando os campos emocional/mental no momento.</w:t>
-            </w:r>
-          </w:p>
-        </w:tc>
-      </w:tr>
-      <w:tr>
-        <w:trPr>
-          <w:trHeight w:val="495"/>
-        </w:trPr>
-        <w:tc>
-          <w:tcPr>
-            <w:tcW w:w="0" w:type="auto"/>
-            <w:vMerge/>
-            <w:vAlign w:val="center"/>
-            <w:hideMark/>
-          </w:tcPr>
-          <w:p>
-            <w:pPr>
-              <w:rPr>
-                <w:rFonts w:asciiTheme="majorHAnsi" w:eastAsia="Calibri" w:hAnsiTheme="majorHAnsi" w:cstheme="majorHAnsi"/>
-                <w:lang w:val="pt-BR"/>
-              </w:rPr>
-            </w:pPr>
-          </w:p>
-        </w:tc>
-        <w:tc>
-          <w:tcPr>
-            <w:tcW w:w="1524" w:type="dxa"/>
-            <w:tcMar>
-              <w:top w:w="0" w:type="dxa"/>
-              <w:left w:w="100" w:type="dxa"/>
-              <w:bottom w:w="0" w:type="dxa"/>
-              <w:right w:w="100" w:type="dxa"/>
-            </w:tcMar>
-            <w:hideMark/>
-          </w:tcPr>
-          <w:p>
-            <w:pPr>
-              <w:rPr>
-                <w:rFonts w:asciiTheme="majorHAnsi" w:eastAsia="Calibri" w:hAnsiTheme="majorHAnsi" w:cstheme="majorHAnsi"/>
-                <w:lang w:val="pt-BR"/>
-              </w:rPr>
-            </w:pPr>
-            <w:r>
-              <w:rPr>
-                <w:rFonts w:asciiTheme="majorHAnsi" w:eastAsia="Calibri" w:hAnsiTheme="majorHAnsi" w:cstheme="majorHAnsi"/>
-                <w:lang w:val="pt-BR"/>
-              </w:rPr>
-              <w:t>0,300 – 0,700</w:t>
-            </w:r>
-          </w:p>
-        </w:tc>
-        <w:tc>
-          <w:tcPr>
-            <w:tcW w:w="6967" w:type="dxa"/>
-            <w:tcMar>
-              <w:top w:w="0" w:type="dxa"/>
-              <w:left w:w="100" w:type="dxa"/>
-              <w:bottom w:w="0" w:type="dxa"/>
-              <w:right w:w="100" w:type="dxa"/>
-            </w:tcMar>
-            <w:hideMark/>
-          </w:tcPr>
-          <w:p>
-            <w:pPr>
-              <w:rPr>
-                <w:rFonts w:asciiTheme="majorHAnsi" w:eastAsia="Calibri" w:hAnsiTheme="majorHAnsi" w:cstheme="majorHAnsi"/>
-                <w:lang w:val="pt-BR"/>
-              </w:rPr>
-            </w:pPr>
-            <w:r>
-              <w:rPr>
-                <w:rFonts w:asciiTheme="majorHAnsi" w:eastAsia="Calibri" w:hAnsiTheme="majorHAnsi" w:cstheme="majorHAnsi"/>
-                <w:lang w:val="pt-BR"/>
-              </w:rPr>
-              <w:t>Emoção latente. Ainda exerce influência, embora com menor intensidade. Pode estar ligada a memórias ou padrões recorrentes.</w:t>
-            </w:r>
-          </w:p>
-        </w:tc>
-      </w:tr>
-      <w:tr>
-        <w:trPr>
-          <w:trHeight w:val="300"/>
-        </w:trPr>
-        <w:tc>
-          <w:tcPr>
-            <w:tcW w:w="0" w:type="auto"/>
-            <w:vMerge/>
-            <w:vAlign w:val="center"/>
-            <w:hideMark/>
-          </w:tcPr>
-          <w:p>
-            <w:pPr>
-              <w:rPr>
-                <w:rFonts w:asciiTheme="majorHAnsi" w:eastAsia="Calibri" w:hAnsiTheme="majorHAnsi" w:cstheme="majorHAnsi"/>
-                <w:lang w:val="pt-BR"/>
-              </w:rPr>
-            </w:pPr>
-          </w:p>
-        </w:tc>
-        <w:tc>
-          <w:tcPr>
-            <w:tcW w:w="1524" w:type="dxa"/>
-            <w:tcMar>
-              <w:top w:w="0" w:type="dxa"/>
-              <w:left w:w="100" w:type="dxa"/>
-              <w:bottom w:w="0" w:type="dxa"/>
-              <w:right w:w="100" w:type="dxa"/>
-            </w:tcMar>
-            <w:hideMark/>
-          </w:tcPr>
-          <w:p>
-            <w:pPr>
-              <w:rPr>
-                <w:rFonts w:asciiTheme="majorHAnsi" w:eastAsia="Calibri" w:hAnsiTheme="majorHAnsi" w:cstheme="majorHAnsi"/>
-                <w:lang w:val="pt-BR"/>
-              </w:rPr>
-            </w:pPr>
-            <w:r>
-              <w:rPr>
-                <w:rFonts w:asciiTheme="majorHAnsi" w:eastAsia="Calibri" w:hAnsiTheme="majorHAnsi" w:cstheme="majorHAnsi"/>
-                <w:lang w:val="pt-BR"/>
-              </w:rPr>
-              <w:t>0,710 -1,000</w:t>
-            </w:r>
-          </w:p>
-        </w:tc>
-        <w:tc>
-          <w:tcPr>
-            <w:tcW w:w="6967" w:type="dxa"/>
-            <w:tcMar>
-              <w:top w:w="0" w:type="dxa"/>
-              <w:left w:w="100" w:type="dxa"/>
-              <w:bottom w:w="0" w:type="dxa"/>
-              <w:right w:w="100" w:type="dxa"/>
-            </w:tcMar>
-            <w:hideMark/>
-          </w:tcPr>
-          <w:p>
-            <w:pPr>
-              <w:rPr>
-                <w:rFonts w:asciiTheme="majorHAnsi" w:eastAsia="Calibri" w:hAnsiTheme="majorHAnsi" w:cstheme="majorHAnsi"/>
-                <w:lang w:val="pt-BR"/>
-              </w:rPr>
-            </w:pPr>
-            <w:r>
-              <w:rPr>
-                <w:rFonts w:asciiTheme="majorHAnsi" w:eastAsia="Calibri" w:hAnsiTheme="majorHAnsi" w:cstheme="majorHAnsi"/>
-                <w:lang w:val="pt-BR"/>
-              </w:rPr>
-              <w:t>Emoção em transição ou enfraquecida. Pode estar sendo processada ou superada.</w:t>
-            </w:r>
-          </w:p>
-        </w:tc>
-      </w:tr>
-      <w:tr>
-        <w:trPr>
-          <w:trHeight w:val="300"/>
-        </w:trPr>
-        <w:tc>
-          <w:tcPr>
-            <w:tcW w:w="0" w:type="auto"/>
-            <w:vMerge/>
-            <w:vAlign w:val="center"/>
-            <w:hideMark/>
-          </w:tcPr>
-          <w:p>
-            <w:pPr>
-              <w:rPr>
-                <w:rFonts w:asciiTheme="majorHAnsi" w:eastAsia="Calibri" w:hAnsiTheme="majorHAnsi" w:cstheme="majorHAnsi"/>
-                <w:lang w:val="pt-BR"/>
-              </w:rPr>
-            </w:pPr>
-          </w:p>
-        </w:tc>
-        <w:tc>
-          <w:tcPr>
-            <w:tcW w:w="1524" w:type="dxa"/>
-            <w:tcMar>
-              <w:top w:w="0" w:type="dxa"/>
-              <w:left w:w="100" w:type="dxa"/>
-              <w:bottom w:w="0" w:type="dxa"/>
-              <w:right w:w="100" w:type="dxa"/>
-            </w:tcMar>
-            <w:hideMark/>
-          </w:tcPr>
-          <w:p>
-            <w:pPr>
-              <w:rPr>
-                <w:rFonts w:asciiTheme="majorHAnsi" w:eastAsia="Calibri" w:hAnsiTheme="majorHAnsi" w:cstheme="majorHAnsi"/>
-                <w:lang w:val="pt-BR"/>
-              </w:rPr>
-            </w:pPr>
-            <w:r>
-              <w:rPr>
-                <w:rFonts w:asciiTheme="majorHAnsi" w:eastAsia="Calibri" w:hAnsiTheme="majorHAnsi" w:cstheme="majorHAnsi"/>
-                <w:lang w:val="pt-BR"/>
-              </w:rPr>
-              <w:t>&gt;1,000</w:t>
-            </w:r>
-          </w:p>
-        </w:tc>
-        <w:tc>
-          <w:tcPr>
-            <w:tcW w:w="6967" w:type="dxa"/>
-            <w:tcMar>
-              <w:top w:w="0" w:type="dxa"/>
-              <w:left w:w="100" w:type="dxa"/>
-              <w:bottom w:w="0" w:type="dxa"/>
-              <w:right w:w="100" w:type="dxa"/>
-            </w:tcMar>
-            <w:hideMark/>
-          </w:tcPr>
-          <w:p>
-            <w:pPr>
-              <w:rPr>
-                <w:rFonts w:asciiTheme="majorHAnsi" w:eastAsia="Calibri" w:hAnsiTheme="majorHAnsi" w:cstheme="majorHAnsi"/>
-                <w:lang w:val="pt-BR"/>
-              </w:rPr>
-            </w:pPr>
-            <w:r>
-              <w:rPr>
-                <w:rFonts w:asciiTheme="majorHAnsi" w:eastAsia="Calibri" w:hAnsiTheme="majorHAnsi" w:cstheme="majorHAnsi"/>
-                <w:lang w:val="pt-BR"/>
-              </w:rPr>
-              <w:t>Geralmente não ressoa mais com o campo atual. Foi ressignificada e/ou superada.</w:t>
-            </w:r>
-          </w:p>
-        </w:tc>
-      </w:tr>
-      <w:tr>
-        <w:trPr>
-          <w:trHeight w:val="255"/>
-        </w:trPr>
-        <w:tc>
-          <w:tcPr>
-            <w:tcW w:w="0" w:type="auto"/>
-            <w:vMerge w:val="restart"/>
-            <w:shd w:val="clear" w:color="auto" w:fill="D9D9D9"/>
-            <w:tcMar>
-              <w:top w:w="0" w:type="dxa"/>
-              <w:left w:w="100" w:type="dxa"/>
-              <w:bottom w:w="0" w:type="dxa"/>
-              <w:right w:w="100" w:type="dxa"/>
-            </w:tcMar>
-            <w:hideMark/>
-          </w:tcPr>
-          <w:p>
-            <w:pPr>
-              <w:rPr>
-                <w:rFonts w:asciiTheme="majorHAnsi" w:eastAsia="Calibri" w:hAnsiTheme="majorHAnsi" w:cstheme="majorHAnsi"/>
-                <w:lang w:val="pt-BR"/>
-              </w:rPr>
-            </w:pPr>
-            <w:r>
-              <w:rPr>
-                <w:rFonts w:asciiTheme="majorHAnsi" w:eastAsia="Calibri" w:hAnsiTheme="majorHAnsi" w:cstheme="majorHAnsi"/>
-                <w:lang w:val="pt-BR"/>
-              </w:rPr>
-              <w:t>Alimentos</w:t>
-            </w:r>
-          </w:p>
-        </w:tc>
-        <w:tc>
-          <w:tcPr>
-            <w:tcW w:w="1524" w:type="dxa"/>
-            <w:shd w:val="clear" w:color="auto" w:fill="D9D9D9"/>
-            <w:tcMar>
-              <w:top w:w="0" w:type="dxa"/>
-              <w:left w:w="100" w:type="dxa"/>
-              <w:bottom w:w="0" w:type="dxa"/>
-              <w:right w:w="100" w:type="dxa"/>
-            </w:tcMar>
-            <w:hideMark/>
-          </w:tcPr>
-          <w:p>
-            <w:pPr>
-              <w:rPr>
-                <w:rFonts w:asciiTheme="majorHAnsi" w:eastAsia="Calibri" w:hAnsiTheme="majorHAnsi" w:cstheme="majorHAnsi"/>
-                <w:lang w:val="pt-BR"/>
-              </w:rPr>
-            </w:pPr>
-            <w:r>
-              <w:rPr>
-                <w:rFonts w:asciiTheme="majorHAnsi" w:eastAsia="Calibri" w:hAnsiTheme="majorHAnsi" w:cstheme="majorHAnsi"/>
-                <w:lang w:val="pt-BR"/>
-              </w:rPr>
-              <w:t>0 – 0,300</w:t>
-            </w:r>
-          </w:p>
-        </w:tc>
-        <w:tc>
-          <w:tcPr>
-            <w:tcW w:w="6967" w:type="dxa"/>
-            <w:shd w:val="clear" w:color="auto" w:fill="D9D9D9"/>
-            <w:tcMar>
-              <w:top w:w="0" w:type="dxa"/>
-              <w:left w:w="100" w:type="dxa"/>
-              <w:bottom w:w="0" w:type="dxa"/>
-              <w:right w:w="100" w:type="dxa"/>
-            </w:tcMar>
-            <w:hideMark/>
-          </w:tcPr>
-          <w:p>
-            <w:pPr>
-              <w:rPr>
-                <w:rFonts w:asciiTheme="majorHAnsi" w:eastAsia="Calibri" w:hAnsiTheme="majorHAnsi" w:cstheme="majorHAnsi"/>
-                <w:lang w:val="pt-BR"/>
-              </w:rPr>
-            </w:pPr>
-            <w:r>
-              <w:rPr>
-                <w:rFonts w:asciiTheme="majorHAnsi" w:eastAsia="Calibri" w:hAnsiTheme="majorHAnsi" w:cstheme="majorHAnsi"/>
-                <w:lang w:val="pt-BR"/>
-              </w:rPr>
-              <w:t>Altamente compatível – alimento benéfico, harmonizador.</w:t>
-            </w:r>
-          </w:p>
-        </w:tc>
-      </w:tr>
-      <w:tr>
-        <w:trPr>
-          <w:trHeight w:val="255"/>
-        </w:trPr>
-        <w:tc>
-          <w:tcPr>
-            <w:tcW w:w="0" w:type="auto"/>
-            <w:vMerge/>
-            <w:vAlign w:val="center"/>
-            <w:hideMark/>
-          </w:tcPr>
-          <w:p>
-            <w:pPr>
-              <w:rPr>
-                <w:rFonts w:asciiTheme="majorHAnsi" w:eastAsia="Calibri" w:hAnsiTheme="majorHAnsi" w:cstheme="majorHAnsi"/>
-                <w:lang w:val="pt-BR"/>
-              </w:rPr>
-            </w:pPr>
-          </w:p>
-        </w:tc>
-        <w:tc>
-          <w:tcPr>
-            <w:tcW w:w="1524" w:type="dxa"/>
-            <w:shd w:val="clear" w:color="auto" w:fill="D9D9D9"/>
-            <w:tcMar>
-              <w:top w:w="0" w:type="dxa"/>
-              <w:left w:w="100" w:type="dxa"/>
-              <w:bottom w:w="0" w:type="dxa"/>
-              <w:right w:w="100" w:type="dxa"/>
-            </w:tcMar>
-            <w:hideMark/>
-          </w:tcPr>
-          <w:p>
-            <w:pPr>
-              <w:rPr>
-                <w:rFonts w:asciiTheme="majorHAnsi" w:eastAsia="Calibri" w:hAnsiTheme="majorHAnsi" w:cstheme="majorHAnsi"/>
-                <w:lang w:val="pt-BR"/>
-              </w:rPr>
-            </w:pPr>
-            <w:r>
-              <w:rPr>
-                <w:rFonts w:asciiTheme="majorHAnsi" w:eastAsia="Calibri" w:hAnsiTheme="majorHAnsi" w:cstheme="majorHAnsi"/>
-                <w:lang w:val="pt-BR"/>
-              </w:rPr>
-              <w:t>0,300 – 0,700</w:t>
-            </w:r>
-          </w:p>
-        </w:tc>
-        <w:tc>
-          <w:tcPr>
-            <w:tcW w:w="6967" w:type="dxa"/>
-            <w:shd w:val="clear" w:color="auto" w:fill="D9D9D9"/>
-            <w:tcMar>
-              <w:top w:w="0" w:type="dxa"/>
-              <w:left w:w="100" w:type="dxa"/>
-              <w:bottom w:w="0" w:type="dxa"/>
-              <w:right w:w="100" w:type="dxa"/>
-            </w:tcMar>
-            <w:hideMark/>
-          </w:tcPr>
-          <w:p>
-            <w:pPr>
-              <w:rPr>
-                <w:rFonts w:asciiTheme="majorHAnsi" w:eastAsia="Calibri" w:hAnsiTheme="majorHAnsi" w:cstheme="majorHAnsi"/>
-                <w:lang w:val="pt-BR"/>
-              </w:rPr>
-            </w:pPr>
-            <w:r>
-              <w:rPr>
-                <w:rFonts w:asciiTheme="majorHAnsi" w:eastAsia="Calibri" w:hAnsiTheme="majorHAnsi" w:cstheme="majorHAnsi"/>
-                <w:lang w:val="pt-BR"/>
-              </w:rPr>
-              <w:t>Compatível – pode ser consumido com moderação.</w:t>
-            </w:r>
-          </w:p>
-        </w:tc>
-      </w:tr>
-      <w:tr>
-        <w:trPr>
-          <w:trHeight w:val="270"/>
-        </w:trPr>
-        <w:tc>
-          <w:tcPr>
-            <w:tcW w:w="0" w:type="auto"/>
-            <w:vMerge/>
-            <w:vAlign w:val="center"/>
-            <w:hideMark/>
-          </w:tcPr>
-          <w:p>
-            <w:pPr>
-              <w:rPr>
-                <w:rFonts w:asciiTheme="majorHAnsi" w:eastAsia="Calibri" w:hAnsiTheme="majorHAnsi" w:cstheme="majorHAnsi"/>
-                <w:lang w:val="pt-BR"/>
-              </w:rPr>
-            </w:pPr>
-          </w:p>
-        </w:tc>
-        <w:tc>
-          <w:tcPr>
-            <w:tcW w:w="1524" w:type="dxa"/>
-            <w:shd w:val="clear" w:color="auto" w:fill="D9D9D9"/>
-            <w:tcMar>
-              <w:top w:w="0" w:type="dxa"/>
-              <w:left w:w="100" w:type="dxa"/>
-              <w:bottom w:w="0" w:type="dxa"/>
-              <w:right w:w="100" w:type="dxa"/>
-            </w:tcMar>
-            <w:hideMark/>
-          </w:tcPr>
-          <w:p>
-            <w:pPr>
-              <w:rPr>
-                <w:rFonts w:asciiTheme="majorHAnsi" w:eastAsia="Calibri" w:hAnsiTheme="majorHAnsi" w:cstheme="majorHAnsi"/>
-                <w:lang w:val="pt-BR"/>
-              </w:rPr>
-            </w:pPr>
-            <w:r>
-              <w:rPr>
-                <w:rFonts w:asciiTheme="majorHAnsi" w:eastAsia="Calibri" w:hAnsiTheme="majorHAnsi" w:cstheme="majorHAnsi"/>
-                <w:lang w:val="pt-BR"/>
-              </w:rPr>
-              <w:t>0,710 -1,000</w:t>
-            </w:r>
-          </w:p>
-        </w:tc>
-        <w:tc>
-          <w:tcPr>
-            <w:tcW w:w="6967" w:type="dxa"/>
-            <w:shd w:val="clear" w:color="auto" w:fill="D9D9D9"/>
-            <w:tcMar>
-              <w:top w:w="0" w:type="dxa"/>
-              <w:left w:w="100" w:type="dxa"/>
-              <w:bottom w:w="0" w:type="dxa"/>
-              <w:right w:w="100" w:type="dxa"/>
-            </w:tcMar>
-            <w:hideMark/>
-          </w:tcPr>
-          <w:p>
-            <w:pPr>
-              <w:rPr>
-                <w:rFonts w:asciiTheme="majorHAnsi" w:eastAsia="Calibri" w:hAnsiTheme="majorHAnsi" w:cstheme="majorHAnsi"/>
-                <w:lang w:val="pt-BR"/>
-              </w:rPr>
-            </w:pPr>
-            <w:r>
-              <w:rPr>
-                <w:rFonts w:asciiTheme="majorHAnsi" w:eastAsia="Calibri" w:hAnsiTheme="majorHAnsi" w:cstheme="majorHAnsi"/>
-                <w:lang w:val="pt-BR"/>
-              </w:rPr>
-              <w:t>Pouco compatível – pode gerar leve estresse biológico.</w:t>
-            </w:r>
-          </w:p>
-        </w:tc>
-      </w:tr>
-      <w:tr>
-        <w:trPr>
-          <w:trHeight w:val="255"/>
-        </w:trPr>
-        <w:tc>
-          <w:tcPr>
-            <w:tcW w:w="0" w:type="auto"/>
-            <w:vMerge/>
-            <w:vAlign w:val="center"/>
-            <w:hideMark/>
-          </w:tcPr>
-          <w:p>
-            <w:pPr>
-              <w:rPr>
-                <w:rFonts w:asciiTheme="majorHAnsi" w:eastAsia="Calibri" w:hAnsiTheme="majorHAnsi" w:cstheme="majorHAnsi"/>
-                <w:lang w:val="pt-BR"/>
-              </w:rPr>
-            </w:pPr>
-          </w:p>
-        </w:tc>
-        <w:tc>
-          <w:tcPr>
-            <w:tcW w:w="1524" w:type="dxa"/>
-            <w:shd w:val="clear" w:color="auto" w:fill="D9D9D9"/>
-            <w:tcMar>
-              <w:top w:w="0" w:type="dxa"/>
-              <w:left w:w="100" w:type="dxa"/>
-              <w:bottom w:w="0" w:type="dxa"/>
-              <w:right w:w="100" w:type="dxa"/>
-            </w:tcMar>
-            <w:hideMark/>
-          </w:tcPr>
-          <w:p>
-            <w:pPr>
-              <w:rPr>
-                <w:rFonts w:asciiTheme="majorHAnsi" w:eastAsia="Calibri" w:hAnsiTheme="majorHAnsi" w:cstheme="majorHAnsi"/>
-                <w:lang w:val="pt-BR"/>
-              </w:rPr>
-            </w:pPr>
-            <w:r>
-              <w:rPr>
-                <w:rFonts w:asciiTheme="majorHAnsi" w:eastAsia="Calibri" w:hAnsiTheme="majorHAnsi" w:cstheme="majorHAnsi"/>
-                <w:lang w:val="pt-BR"/>
-              </w:rPr>
-              <w:t>&gt;1,000</w:t>
-            </w:r>
-          </w:p>
-        </w:tc>
-        <w:tc>
-          <w:tcPr>
-            <w:tcW w:w="6967" w:type="dxa"/>
-            <w:shd w:val="clear" w:color="auto" w:fill="D9D9D9"/>
-            <w:tcMar>
-              <w:top w:w="0" w:type="dxa"/>
-              <w:left w:w="100" w:type="dxa"/>
-              <w:bottom w:w="0" w:type="dxa"/>
-              <w:right w:w="100" w:type="dxa"/>
-            </w:tcMar>
-            <w:hideMark/>
-          </w:tcPr>
-          <w:p>
-            <w:pPr>
-              <w:rPr>
-                <w:rFonts w:asciiTheme="majorHAnsi" w:eastAsia="Calibri" w:hAnsiTheme="majorHAnsi" w:cstheme="majorHAnsi"/>
-                <w:lang w:val="pt-BR"/>
-              </w:rPr>
-            </w:pPr>
-            <w:r>
-              <w:rPr>
-                <w:rFonts w:asciiTheme="majorHAnsi" w:eastAsia="Calibri" w:hAnsiTheme="majorHAnsi" w:cstheme="majorHAnsi"/>
-                <w:lang w:val="pt-BR"/>
-              </w:rPr>
-              <w:t>Incompatível – potencial alergênico, inflamatório ou intoxicante.</w:t>
-            </w:r>
-          </w:p>
-        </w:tc>
-      </w:tr>
-      <w:tr>
-        <w:trPr>
-          <w:trHeight w:val="255"/>
-        </w:trPr>
-        <w:tc>
-          <w:tcPr>
-            <w:tcW w:w="0" w:type="auto"/>
-            <w:vMerge w:val="restart"/>
-            <w:tcMar>
-              <w:top w:w="0" w:type="dxa"/>
-              <w:left w:w="100" w:type="dxa"/>
-              <w:bottom w:w="0" w:type="dxa"/>
-              <w:right w:w="100" w:type="dxa"/>
-            </w:tcMar>
-            <w:hideMark/>
-          </w:tcPr>
-          <w:p>
-            <w:pPr>
-              <w:rPr>
-                <w:rFonts w:asciiTheme="majorHAnsi" w:eastAsia="Calibri" w:hAnsiTheme="majorHAnsi" w:cstheme="majorHAnsi"/>
-                <w:lang w:val="pt-BR"/>
-              </w:rPr>
-            </w:pPr>
-            <w:r>
-              <w:rPr>
-                <w:rFonts w:asciiTheme="majorHAnsi" w:eastAsia="Calibri" w:hAnsiTheme="majorHAnsi" w:cstheme="majorHAnsi"/>
-                <w:lang w:val="pt-BR"/>
-              </w:rPr>
-              <w:t>Padrões energéticos alterados</w:t>
-            </w:r>
-          </w:p>
-        </w:tc>
-        <w:tc>
-          <w:tcPr>
-            <w:tcW w:w="1524" w:type="dxa"/>
-            <w:tcMar>
-              <w:top w:w="0" w:type="dxa"/>
-              <w:left w:w="100" w:type="dxa"/>
-              <w:bottom w:w="0" w:type="dxa"/>
-              <w:right w:w="100" w:type="dxa"/>
-            </w:tcMar>
-            <w:hideMark/>
-          </w:tcPr>
-          <w:p>
-            <w:pPr>
-              <w:rPr>
-                <w:rFonts w:asciiTheme="majorHAnsi" w:eastAsia="Calibri" w:hAnsiTheme="majorHAnsi" w:cstheme="majorHAnsi"/>
-                <w:lang w:val="pt-BR"/>
-              </w:rPr>
-            </w:pPr>
-            <w:r>
-              <w:rPr>
-                <w:rFonts w:asciiTheme="majorHAnsi" w:eastAsia="Calibri" w:hAnsiTheme="majorHAnsi" w:cstheme="majorHAnsi"/>
-                <w:lang w:val="pt-BR"/>
-              </w:rPr>
-              <w:t>0 – 0,300</w:t>
-            </w:r>
-          </w:p>
-        </w:tc>
-        <w:tc>
-          <w:tcPr>
-            <w:tcW w:w="6967" w:type="dxa"/>
-            <w:tcMar>
-              <w:top w:w="0" w:type="dxa"/>
-              <w:left w:w="100" w:type="dxa"/>
-              <w:bottom w:w="0" w:type="dxa"/>
-              <w:right w:w="100" w:type="dxa"/>
-            </w:tcMar>
-            <w:hideMark/>
-          </w:tcPr>
-          <w:p>
-            <w:pPr>
-              <w:rPr>
-                <w:rFonts w:asciiTheme="majorHAnsi" w:eastAsia="Calibri" w:hAnsiTheme="majorHAnsi" w:cstheme="majorHAnsi"/>
-                <w:lang w:val="pt-BR"/>
-              </w:rPr>
-            </w:pPr>
-            <w:r>
-              <w:rPr>
-                <w:rFonts w:asciiTheme="majorHAnsi" w:eastAsia="Calibri" w:hAnsiTheme="majorHAnsi" w:cstheme="majorHAnsi"/>
-                <w:lang w:val="pt-BR"/>
-              </w:rPr>
-              <w:t>Processo altamente provável. Pode haver sintomas visíveis.</w:t>
-            </w:r>
-          </w:p>
-        </w:tc>
-      </w:tr>
-      <w:tr>
-        <w:trPr>
-          <w:trHeight w:val="255"/>
-        </w:trPr>
-        <w:tc>
-          <w:tcPr>
-            <w:tcW w:w="0" w:type="auto"/>
-            <w:vMerge/>
-            <w:vAlign w:val="center"/>
-            <w:hideMark/>
-          </w:tcPr>
-          <w:p>
-            <w:pPr>
-              <w:rPr>
-                <w:rFonts w:asciiTheme="majorHAnsi" w:eastAsia="Calibri" w:hAnsiTheme="majorHAnsi" w:cstheme="majorHAnsi"/>
-                <w:lang w:val="pt-BR"/>
-              </w:rPr>
-            </w:pPr>
-          </w:p>
-        </w:tc>
-        <w:tc>
-          <w:tcPr>
-            <w:tcW w:w="1524" w:type="dxa"/>
-            <w:tcMar>
-              <w:top w:w="0" w:type="dxa"/>
-              <w:left w:w="100" w:type="dxa"/>
-              <w:bottom w:w="0" w:type="dxa"/>
-              <w:right w:w="100" w:type="dxa"/>
-            </w:tcMar>
-            <w:hideMark/>
-          </w:tcPr>
-          <w:p>
-            <w:pPr>
-              <w:rPr>
-                <w:rFonts w:asciiTheme="majorHAnsi" w:eastAsia="Calibri" w:hAnsiTheme="majorHAnsi" w:cstheme="majorHAnsi"/>
-                <w:lang w:val="pt-BR"/>
-              </w:rPr>
-            </w:pPr>
-            <w:r>
-              <w:rPr>
-                <w:rFonts w:asciiTheme="majorHAnsi" w:eastAsia="Calibri" w:hAnsiTheme="majorHAnsi" w:cstheme="majorHAnsi"/>
-                <w:lang w:val="pt-BR"/>
-              </w:rPr>
-              <w:t>0,300 – 0,700</w:t>
-            </w:r>
-          </w:p>
-        </w:tc>
-        <w:tc>
-          <w:tcPr>
-            <w:tcW w:w="6967" w:type="dxa"/>
-            <w:tcMar>
-              <w:top w:w="0" w:type="dxa"/>
-              <w:left w:w="100" w:type="dxa"/>
-              <w:bottom w:w="0" w:type="dxa"/>
-              <w:right w:w="100" w:type="dxa"/>
-            </w:tcMar>
-            <w:hideMark/>
-          </w:tcPr>
-          <w:p>
-            <w:pPr>
-              <w:rPr>
-                <w:rFonts w:asciiTheme="majorHAnsi" w:eastAsia="Calibri" w:hAnsiTheme="majorHAnsi" w:cstheme="majorHAnsi"/>
-                <w:lang w:val="pt-BR"/>
-              </w:rPr>
-            </w:pPr>
-            <w:r>
-              <w:rPr>
-                <w:rFonts w:asciiTheme="majorHAnsi" w:eastAsia="Calibri" w:hAnsiTheme="majorHAnsi" w:cstheme="majorHAnsi"/>
-                <w:lang w:val="pt-BR"/>
-              </w:rPr>
-              <w:t>Fase de desenvolvimento inicial, subclínica.</w:t>
-            </w:r>
-          </w:p>
-        </w:tc>
-      </w:tr>
-      <w:tr>
-        <w:trPr>
-          <w:trHeight w:val="255"/>
-        </w:trPr>
-        <w:tc>
-          <w:tcPr>
-            <w:tcW w:w="0" w:type="auto"/>
-            <w:vMerge/>
-            <w:vAlign w:val="center"/>
-            <w:hideMark/>
-          </w:tcPr>
-          <w:p>
-            <w:pPr>
-              <w:rPr>
-                <w:rFonts w:asciiTheme="majorHAnsi" w:eastAsia="Calibri" w:hAnsiTheme="majorHAnsi" w:cstheme="majorHAnsi"/>
-                <w:lang w:val="pt-BR"/>
-              </w:rPr>
-            </w:pPr>
-          </w:p>
-        </w:tc>
-        <w:tc>
-          <w:tcPr>
-            <w:tcW w:w="1524" w:type="dxa"/>
-            <w:tcMar>
-              <w:top w:w="0" w:type="dxa"/>
-              <w:left w:w="100" w:type="dxa"/>
-              <w:bottom w:w="0" w:type="dxa"/>
-              <w:right w:w="100" w:type="dxa"/>
-            </w:tcMar>
-            <w:hideMark/>
-          </w:tcPr>
-          <w:p>
-            <w:pPr>
-              <w:rPr>
-                <w:rFonts w:asciiTheme="majorHAnsi" w:eastAsia="Calibri" w:hAnsiTheme="majorHAnsi" w:cstheme="majorHAnsi"/>
-                <w:lang w:val="pt-BR"/>
-              </w:rPr>
-            </w:pPr>
-            <w:r>
-              <w:rPr>
-                <w:rFonts w:asciiTheme="majorHAnsi" w:eastAsia="Calibri" w:hAnsiTheme="majorHAnsi" w:cstheme="majorHAnsi"/>
-                <w:lang w:val="pt-BR"/>
-              </w:rPr>
-              <w:t>0,710 -1,000</w:t>
-            </w:r>
-          </w:p>
-        </w:tc>
-        <w:tc>
-          <w:tcPr>
-            <w:tcW w:w="6967" w:type="dxa"/>
-            <w:tcMar>
-              <w:top w:w="0" w:type="dxa"/>
-              <w:left w:w="100" w:type="dxa"/>
-              <w:bottom w:w="0" w:type="dxa"/>
-              <w:right w:w="100" w:type="dxa"/>
-            </w:tcMar>
-            <w:hideMark/>
-          </w:tcPr>
-          <w:p>
-            <w:pPr>
-              <w:rPr>
-                <w:rFonts w:asciiTheme="majorHAnsi" w:eastAsia="Calibri" w:hAnsiTheme="majorHAnsi" w:cstheme="majorHAnsi"/>
-                <w:lang w:val="pt-BR"/>
-              </w:rPr>
-            </w:pPr>
-            <w:r>
-              <w:rPr>
-                <w:rFonts w:asciiTheme="majorHAnsi" w:eastAsia="Calibri" w:hAnsiTheme="majorHAnsi" w:cstheme="majorHAnsi"/>
-                <w:lang w:val="pt-BR"/>
-              </w:rPr>
-              <w:t>Sem expressão ativa, mas pode ser um traço genético.</w:t>
-            </w:r>
-          </w:p>
-        </w:tc>
-      </w:tr>
-      <w:tr>
-        <w:trPr>
-          <w:trHeight w:val="255"/>
-        </w:trPr>
-        <w:tc>
-          <w:tcPr>
-            <w:tcW w:w="0" w:type="auto"/>
-            <w:shd w:val="clear" w:color="auto" w:fill="D9D9D9"/>
-            <w:tcMar>
-              <w:top w:w="0" w:type="dxa"/>
-              <w:left w:w="100" w:type="dxa"/>
-              <w:bottom w:w="0" w:type="dxa"/>
-              <w:right w:w="100" w:type="dxa"/>
-            </w:tcMar>
-            <w:hideMark/>
-          </w:tcPr>
-          <w:p>
-            <w:pPr>
-              <w:rPr>
-                <w:rFonts w:asciiTheme="majorHAnsi" w:eastAsia="Calibri" w:hAnsiTheme="majorHAnsi" w:cstheme="majorHAnsi"/>
-                <w:lang w:val="pt-BR"/>
-              </w:rPr>
-            </w:pPr>
-            <w:r>
-              <w:rPr>
-                <w:rFonts w:asciiTheme="majorHAnsi" w:eastAsia="Calibri" w:hAnsiTheme="majorHAnsi" w:cstheme="majorHAnsi"/>
-                <w:lang w:val="pt-BR"/>
-              </w:rPr>
-              <w:t>Pedras/Cristais</w:t>
-            </w:r>
-          </w:p>
-        </w:tc>
-        <w:tc>
-          <w:tcPr>
-            <w:tcW w:w="1524" w:type="dxa"/>
-            <w:shd w:val="clear" w:color="auto" w:fill="D9D9D9"/>
-            <w:tcMar>
-              <w:top w:w="0" w:type="dxa"/>
-              <w:left w:w="100" w:type="dxa"/>
-              <w:bottom w:w="0" w:type="dxa"/>
-              <w:right w:w="100" w:type="dxa"/>
-            </w:tcMar>
-            <w:hideMark/>
-          </w:tcPr>
-          <w:p>
-            <w:pPr>
-              <w:rPr>
-                <w:rFonts w:asciiTheme="majorHAnsi" w:eastAsia="Calibri" w:hAnsiTheme="majorHAnsi" w:cstheme="majorHAnsi"/>
-                <w:lang w:val="pt-BR"/>
-              </w:rPr>
-            </w:pPr>
-            <w:r>
-              <w:rPr>
-                <w:rFonts w:asciiTheme="majorHAnsi" w:eastAsia="Calibri" w:hAnsiTheme="majorHAnsi" w:cstheme="majorHAnsi"/>
-                <w:lang w:val="pt-BR"/>
-              </w:rPr>
-              <w:t>&lt;0,300</w:t>
-            </w:r>
-          </w:p>
-        </w:tc>
-        <w:tc>
-          <w:tcPr>
-            <w:tcW w:w="6967" w:type="dxa"/>
-            <w:shd w:val="clear" w:color="auto" w:fill="D9D9D9"/>
-            <w:tcMar>
-              <w:top w:w="0" w:type="dxa"/>
-              <w:left w:w="100" w:type="dxa"/>
-              <w:bottom w:w="0" w:type="dxa"/>
-              <w:right w:w="100" w:type="dxa"/>
-            </w:tcMar>
-            <w:hideMark/>
-          </w:tcPr>
-          <w:p>
-            <w:pPr>
-              <w:rPr>
-                <w:rFonts w:asciiTheme="majorHAnsi" w:eastAsia="Calibri" w:hAnsiTheme="majorHAnsi" w:cstheme="majorHAnsi"/>
-                <w:lang w:val="pt-BR"/>
-              </w:rPr>
-            </w:pPr>
-            <w:r>
-              <w:rPr>
-                <w:rFonts w:asciiTheme="majorHAnsi" w:eastAsia="Calibri" w:hAnsiTheme="majorHAnsi" w:cstheme="majorHAnsi"/>
-                <w:lang w:val="pt-BR"/>
-              </w:rPr>
-              <w:t>Altamente benéfica, tanto no aspecto físico como no emocional.</w:t>
+              <w:t>Sem expressão ativa, mas pode estar em latência ou ser um traço genético.</w:t>
             </w:r>
           </w:p>
         </w:tc>
@@ -2163,24 +2171,7 @@
           <w:rFonts w:ascii="Calibri" w:eastAsia="Calibri" w:hAnsi="Calibri" w:cs="Calibri"/>
           <w:b/>
           <w:bCs/>
-        </w:rPr>
-      </w:pPr>
-    </w:p>
-    <w:p>
-      <w:pPr>
-        <w:rPr>
-          <w:rFonts w:ascii="Calibri" w:eastAsia="Calibri" w:hAnsi="Calibri" w:cs="Calibri"/>
-          <w:b/>
-          <w:bCs/>
-        </w:rPr>
-      </w:pPr>
-    </w:p>
-    <w:p>
-      <w:pPr>
-        <w:rPr>
-          <w:rFonts w:ascii="Calibri" w:eastAsia="Calibri" w:hAnsi="Calibri" w:cs="Calibri"/>
-          <w:b/>
-          <w:bCs/>
+          <w:lang w:val="pt-BR"/>
         </w:rPr>
       </w:pPr>
     </w:p>
@@ -2198,7 +2189,6 @@
           <w:b/>
           <w:bCs/>
         </w:rPr>
-        <w:lastRenderedPageBreak/>
         <w:t>4. RESULTADOS DAS ANÁLISES</w:t>
       </w:r>
     </w:p>
@@ -2253,7 +2243,23 @@
                 <w:b/>
                 <w:bCs/>
               </w:rPr>
-              <w:t> PADRÕES ENERGÉTICOS ALTERADO</w:t>
+              <w:t> </w:t>
+            </w:r>
+            <w:r>
+              <w:rPr>
+                <w:rFonts w:ascii="Calibri" w:eastAsia="Calibri" w:hAnsi="Calibri" w:cs="Calibri"/>
+                <w:b/>
+                <w:bCs/>
+              </w:rPr>
+              <w:t xml:space="preserve">POSSÍVEIS </w:t>
+            </w:r>
+            <w:r>
+              <w:rPr>
+                <w:rFonts w:ascii="Calibri" w:eastAsia="Calibri" w:hAnsi="Calibri" w:cs="Calibri"/>
+                <w:b/>
+                <w:bCs/>
+              </w:rPr>
+              <w:t>PADRÕES ENERGÉTICOS ALTERADO</w:t>
             </w:r>
             <w:r>
               <w:rPr>
@@ -2446,6 +2452,7 @@
               <w:rPr>
                 <w:rFonts w:ascii="Calibri" w:eastAsia="Calibri" w:hAnsi="Calibri" w:cs="Calibri"/>
               </w:rPr>
+              <w:lastRenderedPageBreak/>
               <w:t xml:space="preserve">{%tr </w:t>
             </w:r>
             <w:proofErr w:type="spellStart"/>
@@ -4222,7 +4229,6 @@
                 <w:b/>
                 <w:bCs/>
               </w:rPr>
-              <w:lastRenderedPageBreak/>
               <w:t xml:space="preserve">CAMPO </w:t>
             </w:r>
             <w:r>
@@ -4471,6 +4477,7 @@
                 <w:b/>
                 <w:bCs/>
               </w:rPr>
+              <w:lastRenderedPageBreak/>
               <w:t>PEDRA/CRISTAL</w:t>
             </w:r>
           </w:p>
@@ -4889,49 +4896,17 @@
           <w:bCs/>
           <w:sz w:val="28"/>
           <w:szCs w:val="28"/>
-        </w:rPr>
-      </w:pPr>
-    </w:p>
-    <w:p>
-      <w:pPr>
-        <w:spacing w:after="0" w:line="240" w:lineRule="auto"/>
-        <w:rPr>
-          <w:rFonts w:ascii="Calibri" w:eastAsia="Calibri" w:hAnsi="Calibri" w:cs="Calibri"/>
-          <w:b/>
-          <w:bCs/>
-          <w:lang w:val="pt-BR"/>
-        </w:rPr>
-      </w:pPr>
-      <w:r>
-        <w:rPr>
-          <w:rFonts w:ascii="Calibri" w:eastAsia="Calibri" w:hAnsi="Calibri" w:cs="Calibri"/>
-          <w:b/>
-          <w:bCs/>
-          <w:lang w:val="pt-BR"/>
-        </w:rPr>
-        <w:t>ANÁLISE DE CORRELAÇÃO MENTE-CORPO: BASES DA METAMEDICINA</w:t>
-      </w:r>
-    </w:p>
-    <w:p>
-      <w:pPr>
-        <w:spacing w:after="0" w:line="240" w:lineRule="auto"/>
-        <w:rPr>
-          <w:rFonts w:ascii="Calibri" w:eastAsia="Calibri" w:hAnsi="Calibri" w:cs="Calibri"/>
-          <w:b/>
-          <w:bCs/>
-          <w:sz w:val="28"/>
-          <w:szCs w:val="28"/>
           <w:lang w:val="pt-BR"/>
         </w:rPr>
       </w:pPr>
     </w:p>
     <w:p>
       <w:pPr>
-        <w:spacing w:after="0" w:line="240" w:lineRule="auto"/>
+        <w:spacing w:line="240" w:lineRule="auto"/>
         <w:rPr>
-          <w:color w:val="000000"/>
-          <w:sz w:val="24"/>
-          <w:szCs w:val="24"/>
+          <w:rFonts w:ascii="Calibri" w:eastAsia="Calibri" w:hAnsi="Calibri" w:cs="Calibri"/>
+          <w:b/>
+          <w:bCs/>
           <w:lang w:val="pt-BR"/>
         </w:rPr>
       </w:pPr>
@@ -4992,7 +4967,6 @@
         </w:rPr>
         <w:br/>
       </w:r>
-      <w:proofErr w:type="spellStart"/>
       <w:r>
         <w:rPr>
           <w:rFonts w:ascii="Calibri" w:eastAsia="Calibri" w:hAnsi="Calibri" w:cs="Calibri"/>
@@ -5000,33 +4974,25 @@
           <w:bCs/>
           <w:lang w:val="pt-BR"/>
         </w:rPr>
-        <w:t>Bienestar</w:t>
+        <w:t>Vitae Flux - Terapias Biofísicas</w:t>
       </w:r>
-      <w:proofErr w:type="spellEnd"/>
-      <w:r>
+    </w:p>
+    <w:p>
+      <w:pPr>
+        <w:spacing w:after="0" w:line="240" w:lineRule="auto"/>
         <w:rPr>
-          <w:rFonts w:ascii="Calibri" w:eastAsia="Calibri" w:hAnsi="Calibri" w:cs="Calibri"/>
-          <w:b/>
-          <w:bCs/>
+          <w:color w:val="000000"/>
+          <w:sz w:val="24"/>
+          <w:szCs w:val="24"/>
           <w:lang w:val="pt-BR"/>
         </w:rPr>
-        <w:t xml:space="preserve"> - Terapias Biofísicas</w:t>
-      </w:r>
-      <w:r>
-        <w:rPr>
-          <w:rFonts w:ascii="Calibri" w:eastAsia="Calibri" w:hAnsi="Calibri" w:cs="Calibri"/>
-          <w:b/>
-          <w:bCs/>
-          <w:lang w:val="pt-BR"/>
-        </w:rPr>
-        <w:br/>
-      </w:r>
+      </w:pPr>
       <w:r>
         <w:rPr>
           <w:rFonts w:ascii="Calibri" w:eastAsia="Calibri" w:hAnsi="Calibri" w:cs="Calibri"/>
           <w:lang w:val="pt-BR"/>
         </w:rPr>
-        <w:t>Rua Nabuco de Araújo, 28 - Boqueirão, Santos/SP</w:t>
+        <w:t>Avenida Andrômeda 885 - sala 904 BCC - Green Valley Alphaville, Barueri/SP</w:t>
       </w:r>
       <w:r>
         <w:rPr>
@@ -5034,23 +5000,7 @@
           <w:lang w:val="pt-BR"/>
         </w:rPr>
         <w:br/>
-        <w:t>Email: bienestarsantos@gmail.com | Instagram: @</w:t>
-      </w:r>
-      <w:proofErr w:type="gramStart"/>
-      <w:r>
-        <w:rPr>
-          <w:rFonts w:ascii="Calibri" w:eastAsia="Calibri" w:hAnsi="Calibri" w:cs="Calibri"/>
-          <w:lang w:val="pt-BR"/>
-        </w:rPr>
-        <w:t>bienestarsantos  -</w:t>
-      </w:r>
-      <w:proofErr w:type="gramEnd"/>
-      <w:r>
-        <w:rPr>
-          <w:rFonts w:ascii="Calibri" w:eastAsia="Calibri" w:hAnsi="Calibri" w:cs="Calibri"/>
-          <w:lang w:val="pt-BR"/>
-        </w:rPr>
-        <w:t xml:space="preserve">    WhatsApp: (13) 99147-4404</w:t>
+        <w:t>Email: vitaefluxalpha@gmail.com | Instagram: @vitaeFlux | WhatsApp: (11) 91593-7577</w:t>
       </w:r>
     </w:p>
     <w:sectPr>
@@ -6452,7 +6402,6 @@
   <w:style w:type="character" w:default="1" w:styleId="Fontepargpadro">
     <w:name w:val="Default Paragraph Font"/>
     <w:uiPriority w:val="1"/>
-    <w:semiHidden/>
     <w:unhideWhenUsed/>
   </w:style>
   <w:style w:type="table" w:default="1" w:styleId="Tabelanormal">

--- a/src/assets/report/relatorio_vitaeflux.docx
+++ b/src/assets/report/relatorio_vitaeflux.docx
@@ -77,6 +77,7 @@
     </w:p>
     <w:p>
       <w:pPr>
+        <w:spacing w:after="0"/>
         <w:jc w:val="center"/>
         <w:rPr>
           <w:rFonts w:ascii="Calibri" w:eastAsia="Calibri" w:hAnsi="Calibri" w:cs="Calibri"/>
@@ -96,11 +97,49 @@
           <w:szCs w:val="32"/>
           <w:lang w:val="pt-BR"/>
         </w:rPr>
-        <w:t>RELATÓRIO DA ANÁLISE DE BIORRESSONÂNCIA</w:t>
+        <w:t xml:space="preserve">RELATÓRIO </w:t>
+      </w:r>
+      <w:r>
+        <w:rPr>
+          <w:rFonts w:ascii="Calibri" w:eastAsia="Calibri" w:hAnsi="Calibri" w:cs="Calibri"/>
+          <w:b/>
+          <w:bCs/>
+          <w:sz w:val="32"/>
+          <w:szCs w:val="32"/>
+          <w:lang w:val="pt-BR"/>
+        </w:rPr>
+        <w:t xml:space="preserve">DE AVALIAÇÃO DE PADRÕES </w:t>
       </w:r>
     </w:p>
     <w:p>
       <w:pPr>
+        <w:spacing w:after="0"/>
+        <w:jc w:val="center"/>
+        <w:rPr>
+          <w:rFonts w:ascii="Calibri" w:eastAsia="Calibri" w:hAnsi="Calibri" w:cs="Calibri"/>
+          <w:b/>
+          <w:bCs/>
+          <w:sz w:val="32"/>
+          <w:szCs w:val="32"/>
+          <w:lang w:val="pt-BR"/>
+        </w:rPr>
+      </w:pPr>
+      <w:r>
+        <w:rPr>
+          <w:rFonts w:ascii="Calibri" w:eastAsia="Calibri" w:hAnsi="Calibri" w:cs="Calibri"/>
+          <w:b/>
+          <w:bCs/>
+          <w:sz w:val="32"/>
+          <w:szCs w:val="32"/>
+          <w:lang w:val="pt-BR"/>
+        </w:rPr>
+        <w:t>ENERGÉTICOS E FUNCIONAIS</w:t>
+      </w:r>
+    </w:p>
+    <w:p>
+      <w:pPr>
+        <w:spacing w:after="0"/>
+        <w:ind w:left="2160" w:firstLine="720"/>
         <w:jc w:val="center"/>
         <w:rPr>
           <w:rFonts w:ascii="Calibri" w:eastAsia="Calibri" w:hAnsi="Calibri" w:cs="Calibri"/>
@@ -157,43 +196,56 @@
         </w:rPr>
         <w:t>}}</w:t>
       </w:r>
-    </w:p>
-    <w:p>
-      <w:pPr>
-        <w:rPr>
-          <w:rFonts w:asciiTheme="majorHAnsi" w:eastAsia="Calibri" w:hAnsiTheme="majorHAnsi" w:cstheme="majorHAnsi"/>
-          <w:lang w:val="pt-BR"/>
-        </w:rPr>
-      </w:pPr>
       <w:bookmarkStart w:id="0" w:name="_heading=h.1c1ocwgpu34w" w:colFirst="0" w:colLast="0"/>
       <w:bookmarkEnd w:id="0"/>
     </w:p>
     <w:p>
       <w:pPr>
+        <w:spacing w:after="0"/>
+        <w:ind w:left="2160" w:firstLine="720"/>
+        <w:jc w:val="center"/>
         <w:rPr>
-          <w:rFonts w:asciiTheme="majorHAnsi" w:eastAsia="Calibri" w:hAnsiTheme="majorHAnsi" w:cstheme="majorHAnsi"/>
+          <w:rFonts w:ascii="Calibri" w:eastAsia="Calibri" w:hAnsi="Calibri" w:cs="Calibri"/>
+          <w:b/>
+          <w:bCs/>
+          <w:sz w:val="32"/>
+          <w:szCs w:val="32"/>
+          <w:lang w:val="pt-BR"/>
+        </w:rPr>
+      </w:pPr>
+    </w:p>
+    <w:p>
+      <w:pPr>
+        <w:spacing w:line="240" w:lineRule="auto"/>
+        <w:rPr>
+          <w:rFonts w:ascii="Times New Roman" w:eastAsia="Times New Roman" w:hAnsi="Times New Roman" w:cs="Times New Roman"/>
+          <w:sz w:val="24"/>
+          <w:szCs w:val="24"/>
           <w:lang w:val="pt-BR"/>
         </w:rPr>
       </w:pPr>
       <w:r>
         <w:rPr>
-          <w:rFonts w:asciiTheme="majorHAnsi" w:eastAsia="Calibri" w:hAnsiTheme="majorHAnsi" w:cstheme="majorHAnsi"/>
+          <w:rFonts w:ascii="Calibri" w:eastAsia="Calibri" w:hAnsi="Calibri" w:cs="Calibri"/>
+          <w:color w:val="000000"/>
           <w:lang w:val="pt-BR"/>
         </w:rPr>
         <w:t>A análise de padrões energéticos e funcionais observa a resposta do organismo a diferentes estímulos</w:t>
       </w:r>
       <w:r>
         <w:rPr>
-          <w:rFonts w:asciiTheme="majorHAnsi" w:eastAsia="Calibri" w:hAnsiTheme="majorHAnsi" w:cstheme="majorHAnsi"/>
+          <w:rFonts w:ascii="Calibri" w:eastAsia="Calibri" w:hAnsi="Calibri" w:cs="Calibri"/>
           <w:b/>
           <w:bCs/>
+          <w:color w:val="000000"/>
           <w:lang w:val="pt-BR"/>
         </w:rPr>
         <w:t>. Não substitui diagnósticos médicos,</w:t>
       </w:r>
       <w:r>
         <w:rPr>
-          <w:rFonts w:asciiTheme="majorHAnsi" w:eastAsia="Calibri" w:hAnsiTheme="majorHAnsi" w:cstheme="majorHAnsi"/>
+          <w:rFonts w:ascii="Calibri" w:eastAsia="Calibri" w:hAnsi="Calibri" w:cs="Calibri"/>
+          <w:color w:val="000000"/>
           <w:lang w:val="pt-BR"/>
         </w:rPr>
         <w:t xml:space="preserve"> mas auxilia na identificação de tendências de sobrecarga ou equilíbrio no seu sistema.</w:t>
@@ -201,16 +253,20 @@
     </w:p>
     <w:p>
       <w:pPr>
+        <w:spacing w:before="240" w:after="240" w:line="240" w:lineRule="auto"/>
         <w:rPr>
-          <w:rFonts w:asciiTheme="majorHAnsi" w:eastAsia="Calibri" w:hAnsiTheme="majorHAnsi" w:cstheme="majorHAnsi"/>
+          <w:rFonts w:ascii="Times New Roman" w:eastAsia="Times New Roman" w:hAnsi="Times New Roman" w:cs="Times New Roman"/>
+          <w:sz w:val="24"/>
+          <w:szCs w:val="24"/>
           <w:lang w:val="pt-BR"/>
         </w:rPr>
       </w:pPr>
       <w:r>
         <w:rPr>
-          <w:rFonts w:asciiTheme="majorHAnsi" w:eastAsia="Calibri" w:hAnsiTheme="majorHAnsi" w:cstheme="majorHAnsi"/>
+          <w:rFonts w:ascii="Calibri" w:eastAsia="Calibri" w:hAnsi="Calibri" w:cs="Calibri"/>
           <w:b/>
           <w:bCs/>
+          <w:color w:val="000000"/>
           <w:lang w:val="pt-BR"/>
         </w:rPr>
         <w:t>1.CATEGORIAS DA ANÁLISE</w:t>
@@ -218,23 +274,28 @@
     </w:p>
     <w:p>
       <w:pPr>
+        <w:spacing w:before="240" w:after="240" w:line="240" w:lineRule="auto"/>
         <w:rPr>
-          <w:rFonts w:asciiTheme="majorHAnsi" w:eastAsia="Calibri" w:hAnsiTheme="majorHAnsi" w:cstheme="majorHAnsi"/>
+          <w:rFonts w:ascii="Times New Roman" w:eastAsia="Times New Roman" w:hAnsi="Times New Roman" w:cs="Times New Roman"/>
+          <w:sz w:val="24"/>
+          <w:szCs w:val="24"/>
           <w:lang w:val="pt-BR"/>
         </w:rPr>
       </w:pPr>
       <w:r>
         <w:rPr>
-          <w:rFonts w:asciiTheme="majorHAnsi" w:eastAsia="Calibri" w:hAnsiTheme="majorHAnsi" w:cstheme="majorHAnsi"/>
+          <w:rFonts w:ascii="Calibri" w:eastAsia="Calibri" w:hAnsi="Calibri" w:cs="Calibri"/>
           <w:b/>
           <w:bCs/>
+          <w:color w:val="000000"/>
           <w:lang w:val="pt-BR"/>
         </w:rPr>
         <w:t xml:space="preserve">1.1. Padrões energéticos alterados </w:t>
       </w:r>
       <w:r>
         <w:rPr>
-          <w:rFonts w:asciiTheme="majorHAnsi" w:eastAsia="Calibri" w:hAnsiTheme="majorHAnsi" w:cstheme="majorHAnsi"/>
+          <w:rFonts w:ascii="Calibri" w:eastAsia="Calibri" w:hAnsi="Calibri" w:cs="Calibri"/>
+          <w:color w:val="000000"/>
           <w:lang w:val="pt-BR"/>
         </w:rPr>
         <w:t>– identifica as possíveis áreas de sobrecarga ou desequilíbrio do organismo.</w:t>
@@ -242,23 +303,28 @@
     </w:p>
     <w:p>
       <w:pPr>
+        <w:spacing w:before="240" w:after="240" w:line="240" w:lineRule="auto"/>
         <w:rPr>
-          <w:rFonts w:asciiTheme="majorHAnsi" w:eastAsia="Calibri" w:hAnsiTheme="majorHAnsi" w:cstheme="majorHAnsi"/>
+          <w:rFonts w:ascii="Times New Roman" w:eastAsia="Times New Roman" w:hAnsi="Times New Roman" w:cs="Times New Roman"/>
+          <w:sz w:val="24"/>
+          <w:szCs w:val="24"/>
           <w:lang w:val="pt-BR"/>
         </w:rPr>
       </w:pPr>
       <w:r>
         <w:rPr>
-          <w:rFonts w:asciiTheme="majorHAnsi" w:eastAsia="Calibri" w:hAnsiTheme="majorHAnsi" w:cstheme="majorHAnsi"/>
+          <w:rFonts w:ascii="Calibri" w:eastAsia="Calibri" w:hAnsi="Calibri" w:cs="Calibri"/>
           <w:b/>
           <w:bCs/>
+          <w:color w:val="000000"/>
           <w:lang w:val="pt-BR"/>
         </w:rPr>
         <w:t xml:space="preserve">1.2. Microrganismos </w:t>
       </w:r>
       <w:r>
         <w:rPr>
-          <w:rFonts w:asciiTheme="majorHAnsi" w:eastAsia="Calibri" w:hAnsiTheme="majorHAnsi" w:cstheme="majorHAnsi"/>
+          <w:rFonts w:ascii="Calibri" w:eastAsia="Calibri" w:hAnsi="Calibri" w:cs="Calibri"/>
+          <w:color w:val="000000"/>
           <w:lang w:val="pt-BR"/>
         </w:rPr>
         <w:t>- identifica vírus, bactérias, helmintos e protozoários que podem estar afetando o organismo, mas a manifestação varia conforme as particularidades fisiológicas, pois podem resultar da combinação sinérgica de cada microrganismo com toxinas e até mesmo com fatores psicoemocionais.</w:t>
@@ -266,23 +332,28 @@
     </w:p>
     <w:p>
       <w:pPr>
+        <w:spacing w:before="240" w:after="240" w:line="240" w:lineRule="auto"/>
         <w:rPr>
-          <w:rFonts w:asciiTheme="majorHAnsi" w:eastAsia="Calibri" w:hAnsiTheme="majorHAnsi" w:cstheme="majorHAnsi"/>
+          <w:rFonts w:ascii="Times New Roman" w:eastAsia="Times New Roman" w:hAnsi="Times New Roman" w:cs="Times New Roman"/>
+          <w:sz w:val="24"/>
+          <w:szCs w:val="24"/>
           <w:lang w:val="pt-BR"/>
         </w:rPr>
       </w:pPr>
       <w:r>
         <w:rPr>
-          <w:rFonts w:asciiTheme="majorHAnsi" w:eastAsia="Calibri" w:hAnsiTheme="majorHAnsi" w:cstheme="majorHAnsi"/>
+          <w:rFonts w:ascii="Calibri" w:eastAsia="Calibri" w:hAnsi="Calibri" w:cs="Calibri"/>
           <w:b/>
           <w:bCs/>
+          <w:color w:val="000000"/>
           <w:lang w:val="pt-BR"/>
         </w:rPr>
         <w:t xml:space="preserve">1.3. Toxinas - </w:t>
       </w:r>
       <w:r>
         <w:rPr>
-          <w:rFonts w:asciiTheme="majorHAnsi" w:eastAsia="Calibri" w:hAnsiTheme="majorHAnsi" w:cstheme="majorHAnsi"/>
+          <w:rFonts w:ascii="Calibri" w:eastAsia="Calibri" w:hAnsi="Calibri" w:cs="Calibri"/>
+          <w:color w:val="000000"/>
           <w:lang w:val="pt-BR"/>
         </w:rPr>
         <w:t xml:space="preserve">identifica a presença de metais pesados, solventes, agrotóxicos, </w:t>
@@ -290,7 +361,8 @@
       <w:proofErr w:type="spellStart"/>
       <w:r>
         <w:rPr>
-          <w:rFonts w:asciiTheme="majorHAnsi" w:eastAsia="Calibri" w:hAnsiTheme="majorHAnsi" w:cstheme="majorHAnsi"/>
+          <w:rFonts w:ascii="Calibri" w:eastAsia="Calibri" w:hAnsi="Calibri" w:cs="Calibri"/>
+          <w:color w:val="000000"/>
           <w:lang w:val="pt-BR"/>
         </w:rPr>
         <w:t>xenoestrógenos</w:t>
@@ -298,7 +370,8 @@
       <w:proofErr w:type="spellEnd"/>
       <w:r>
         <w:rPr>
-          <w:rFonts w:asciiTheme="majorHAnsi" w:eastAsia="Calibri" w:hAnsiTheme="majorHAnsi" w:cstheme="majorHAnsi"/>
+          <w:rFonts w:ascii="Calibri" w:eastAsia="Calibri" w:hAnsi="Calibri" w:cs="Calibri"/>
+          <w:color w:val="000000"/>
           <w:lang w:val="pt-BR"/>
         </w:rPr>
         <w:t>, radiação, além de toxinas ambientais, alimentares, intestinais, nervosas e farmacológicas no organismo. Tais substâncias contribuem para o aumento do estresse oxidativo, desestabilização metabólica e redução da eficiência imunológica, bem como alteram o pH dos tecidos e favorecem a disbiose, facilitando a proliferação de microrganismos oportunistas.</w:t>
@@ -306,16 +379,20 @@
     </w:p>
     <w:p>
       <w:pPr>
+        <w:spacing w:before="240" w:after="240" w:line="240" w:lineRule="auto"/>
         <w:rPr>
-          <w:rFonts w:asciiTheme="majorHAnsi" w:eastAsia="Calibri" w:hAnsiTheme="majorHAnsi" w:cstheme="majorHAnsi"/>
+          <w:rFonts w:ascii="Times New Roman" w:eastAsia="Times New Roman" w:hAnsi="Times New Roman" w:cs="Times New Roman"/>
+          <w:sz w:val="24"/>
+          <w:szCs w:val="24"/>
           <w:lang w:val="pt-BR"/>
         </w:rPr>
       </w:pPr>
       <w:r>
         <w:rPr>
-          <w:rFonts w:asciiTheme="majorHAnsi" w:eastAsia="Calibri" w:hAnsiTheme="majorHAnsi" w:cstheme="majorHAnsi"/>
+          <w:rFonts w:ascii="Calibri" w:eastAsia="Calibri" w:hAnsi="Calibri" w:cs="Calibri"/>
           <w:b/>
           <w:bCs/>
+          <w:color w:val="000000"/>
           <w:lang w:val="pt-BR"/>
         </w:rPr>
         <w:t xml:space="preserve">1.4. Campo </w:t>
@@ -323,9 +400,10 @@
       <w:proofErr w:type="spellStart"/>
       <w:r>
         <w:rPr>
-          <w:rFonts w:asciiTheme="majorHAnsi" w:eastAsia="Calibri" w:hAnsiTheme="majorHAnsi" w:cstheme="majorHAnsi"/>
+          <w:rFonts w:ascii="Calibri" w:eastAsia="Calibri" w:hAnsi="Calibri" w:cs="Calibri"/>
           <w:b/>
           <w:bCs/>
+          <w:color w:val="000000"/>
           <w:lang w:val="pt-BR"/>
         </w:rPr>
         <w:t>morfogenético</w:t>
@@ -333,16 +411,18 @@
       <w:proofErr w:type="spellEnd"/>
       <w:r>
         <w:rPr>
-          <w:rFonts w:asciiTheme="majorHAnsi" w:eastAsia="Calibri" w:hAnsiTheme="majorHAnsi" w:cstheme="majorHAnsi"/>
+          <w:rFonts w:ascii="Calibri" w:eastAsia="Calibri" w:hAnsi="Calibri" w:cs="Calibri"/>
           <w:b/>
           <w:bCs/>
+          <w:color w:val="000000"/>
           <w:lang w:val="pt-BR"/>
         </w:rPr>
         <w:t xml:space="preserve"> - </w:t>
       </w:r>
       <w:r>
         <w:rPr>
-          <w:rFonts w:asciiTheme="majorHAnsi" w:eastAsia="Calibri" w:hAnsiTheme="majorHAnsi" w:cstheme="majorHAnsi"/>
+          <w:rFonts w:ascii="Calibri" w:eastAsia="Calibri" w:hAnsi="Calibri" w:cs="Calibri"/>
+          <w:color w:val="000000"/>
           <w:lang w:val="pt-BR"/>
         </w:rPr>
         <w:t>identifica padrões associados a conteúdos emocionais recorrentes, compreendidos como experiências internas vividas de forma repetida ou prolongada. Esses podem gerar estresse adaptativo no organismo, que se expressa por meio de respostas neurofisiológicas mensuráveis, como alterações na atividade elétrica cerebral, na coerência cardíaca, na função imunológica e na regulação neuroendócrina.</w:t>
@@ -350,23 +430,28 @@
     </w:p>
     <w:p>
       <w:pPr>
+        <w:spacing w:before="240" w:after="240" w:line="240" w:lineRule="auto"/>
         <w:rPr>
-          <w:rFonts w:asciiTheme="majorHAnsi" w:eastAsia="Calibri" w:hAnsiTheme="majorHAnsi" w:cstheme="majorHAnsi"/>
+          <w:rFonts w:ascii="Times New Roman" w:eastAsia="Times New Roman" w:hAnsi="Times New Roman" w:cs="Times New Roman"/>
+          <w:sz w:val="24"/>
+          <w:szCs w:val="24"/>
           <w:lang w:val="pt-BR"/>
         </w:rPr>
       </w:pPr>
       <w:r>
         <w:rPr>
-          <w:rFonts w:asciiTheme="majorHAnsi" w:eastAsia="Calibri" w:hAnsiTheme="majorHAnsi" w:cstheme="majorHAnsi"/>
+          <w:rFonts w:ascii="Calibri" w:eastAsia="Calibri" w:hAnsi="Calibri" w:cs="Calibri"/>
           <w:b/>
           <w:bCs/>
+          <w:color w:val="000000"/>
           <w:lang w:val="pt-BR"/>
         </w:rPr>
         <w:t xml:space="preserve">1.5. Pedras e cristais - </w:t>
       </w:r>
       <w:r>
         <w:rPr>
-          <w:rFonts w:asciiTheme="majorHAnsi" w:eastAsia="Calibri" w:hAnsiTheme="majorHAnsi" w:cstheme="majorHAnsi"/>
+          <w:rFonts w:ascii="Calibri" w:eastAsia="Calibri" w:hAnsi="Calibri" w:cs="Calibri"/>
+          <w:color w:val="000000"/>
           <w:lang w:val="pt-BR"/>
         </w:rPr>
         <w:t>possuem padrões vibracionais estáveis que, no contexto integrativo, podem atuar como suportes externos ao equilíbrio funcional do organismo.</w:t>
@@ -374,23 +459,28 @@
     </w:p>
     <w:p>
       <w:pPr>
+        <w:spacing w:before="240" w:after="240" w:line="240" w:lineRule="auto"/>
         <w:rPr>
-          <w:rFonts w:asciiTheme="majorHAnsi" w:eastAsia="Calibri" w:hAnsiTheme="majorHAnsi" w:cstheme="majorHAnsi"/>
+          <w:rFonts w:ascii="Times New Roman" w:eastAsia="Times New Roman" w:hAnsi="Times New Roman" w:cs="Times New Roman"/>
+          <w:sz w:val="24"/>
+          <w:szCs w:val="24"/>
           <w:lang w:val="pt-BR"/>
         </w:rPr>
       </w:pPr>
       <w:r>
         <w:rPr>
-          <w:rFonts w:asciiTheme="majorHAnsi" w:eastAsia="Calibri" w:hAnsiTheme="majorHAnsi" w:cstheme="majorHAnsi"/>
+          <w:rFonts w:ascii="Calibri" w:eastAsia="Calibri" w:hAnsi="Calibri" w:cs="Calibri"/>
           <w:b/>
           <w:bCs/>
+          <w:color w:val="000000"/>
           <w:lang w:val="pt-BR"/>
         </w:rPr>
         <w:t xml:space="preserve">1.6. Alimentos - </w:t>
       </w:r>
       <w:r>
         <w:rPr>
-          <w:rFonts w:asciiTheme="majorHAnsi" w:eastAsia="Calibri" w:hAnsiTheme="majorHAnsi" w:cstheme="majorHAnsi"/>
+          <w:rFonts w:ascii="Calibri" w:eastAsia="Calibri" w:hAnsi="Calibri" w:cs="Calibri"/>
+          <w:color w:val="000000"/>
           <w:lang w:val="pt-BR"/>
         </w:rPr>
         <w:t>essa análise não substitui orientações nutricionais convencionais, mas indica como o organismo responde aos alimentos testados, os que melhor se adaptam e os que podem causar sobrecarga metabólica.</w:t>
@@ -398,16 +488,20 @@
     </w:p>
     <w:p>
       <w:pPr>
+        <w:spacing w:before="240" w:after="120" w:line="240" w:lineRule="auto"/>
         <w:rPr>
-          <w:rFonts w:asciiTheme="majorHAnsi" w:eastAsia="Calibri" w:hAnsiTheme="majorHAnsi" w:cstheme="majorHAnsi"/>
+          <w:rFonts w:ascii="Times New Roman" w:eastAsia="Times New Roman" w:hAnsi="Times New Roman" w:cs="Times New Roman"/>
+          <w:sz w:val="24"/>
+          <w:szCs w:val="24"/>
           <w:lang w:val="pt-BR"/>
         </w:rPr>
       </w:pPr>
       <w:r>
         <w:rPr>
-          <w:rFonts w:asciiTheme="majorHAnsi" w:eastAsia="Calibri" w:hAnsiTheme="majorHAnsi" w:cstheme="majorHAnsi"/>
+          <w:rFonts w:ascii="Calibri" w:eastAsia="Calibri" w:hAnsi="Calibri" w:cs="Calibri"/>
           <w:b/>
           <w:bCs/>
+          <w:color w:val="000000"/>
           <w:lang w:val="pt-BR"/>
         </w:rPr>
         <w:t>2. INTERPRETAÇÃO DOS RESULTADOS DAS ANÁLISES</w:t>
@@ -415,14 +509,18 @@
     </w:p>
     <w:p>
       <w:pPr>
+        <w:spacing w:before="240" w:after="120" w:line="240" w:lineRule="auto"/>
         <w:rPr>
-          <w:rFonts w:asciiTheme="majorHAnsi" w:eastAsia="Calibri" w:hAnsiTheme="majorHAnsi" w:cstheme="majorHAnsi"/>
+          <w:rFonts w:ascii="Times New Roman" w:eastAsia="Times New Roman" w:hAnsi="Times New Roman" w:cs="Times New Roman"/>
+          <w:sz w:val="24"/>
+          <w:szCs w:val="24"/>
           <w:lang w:val="pt-BR"/>
         </w:rPr>
       </w:pPr>
       <w:r>
         <w:rPr>
-          <w:rFonts w:asciiTheme="majorHAnsi" w:eastAsia="Calibri" w:hAnsiTheme="majorHAnsi" w:cstheme="majorHAnsi"/>
+          <w:rFonts w:ascii="Calibri" w:eastAsia="Calibri" w:hAnsi="Calibri" w:cs="Calibri"/>
+          <w:color w:val="000000"/>
           <w:u w:val="single"/>
           <w:lang w:val="pt-BR"/>
         </w:rPr>
@@ -430,7 +528,8 @@
       </w:r>
       <w:r>
         <w:rPr>
-          <w:rFonts w:asciiTheme="majorHAnsi" w:eastAsia="Calibri" w:hAnsiTheme="majorHAnsi" w:cstheme="majorHAnsi"/>
+          <w:rFonts w:ascii="Calibri" w:eastAsia="Calibri" w:hAnsi="Calibri" w:cs="Calibri"/>
+          <w:color w:val="000000"/>
           <w:lang w:val="pt-BR"/>
         </w:rPr>
         <w:t xml:space="preserve"> entre o padrão de frequência ideal de um órgão, tecido, microrganismo ou substância e a frequência detectada no paciente.</w:t>
@@ -438,16 +537,20 @@
     </w:p>
     <w:p>
       <w:pPr>
+        <w:spacing w:before="240" w:after="120" w:line="240" w:lineRule="auto"/>
         <w:rPr>
-          <w:rFonts w:asciiTheme="majorHAnsi" w:eastAsia="Calibri" w:hAnsiTheme="majorHAnsi" w:cstheme="majorHAnsi"/>
+          <w:rFonts w:ascii="Times New Roman" w:eastAsia="Times New Roman" w:hAnsi="Times New Roman" w:cs="Times New Roman"/>
+          <w:sz w:val="24"/>
+          <w:szCs w:val="24"/>
           <w:lang w:val="pt-BR"/>
         </w:rPr>
       </w:pPr>
       <w:r>
         <w:rPr>
-          <w:rFonts w:asciiTheme="majorHAnsi" w:eastAsia="Calibri" w:hAnsiTheme="majorHAnsi" w:cstheme="majorHAnsi"/>
+          <w:rFonts w:ascii="Calibri" w:eastAsia="Calibri" w:hAnsi="Calibri" w:cs="Calibri"/>
           <w:b/>
           <w:bCs/>
+          <w:color w:val="000000"/>
           <w:lang w:val="pt-BR"/>
         </w:rPr>
         <w:t xml:space="preserve">No sistema </w:t>
@@ -455,9 +558,10 @@
       <w:proofErr w:type="spellStart"/>
       <w:r>
         <w:rPr>
-          <w:rFonts w:asciiTheme="majorHAnsi" w:eastAsia="Calibri" w:hAnsiTheme="majorHAnsi" w:cstheme="majorHAnsi"/>
+          <w:rFonts w:ascii="Calibri" w:eastAsia="Calibri" w:hAnsi="Calibri" w:cs="Calibri"/>
           <w:b/>
           <w:bCs/>
+          <w:color w:val="000000"/>
           <w:lang w:val="pt-BR"/>
         </w:rPr>
         <w:t>ProSync</w:t>
@@ -465,7 +569,8 @@
       <w:proofErr w:type="spellEnd"/>
       <w:r>
         <w:rPr>
-          <w:rFonts w:asciiTheme="majorHAnsi" w:eastAsia="Calibri" w:hAnsiTheme="majorHAnsi" w:cstheme="majorHAnsi"/>
+          <w:rFonts w:ascii="Calibri" w:eastAsia="Calibri" w:hAnsi="Calibri" w:cs="Calibri"/>
+          <w:color w:val="000000"/>
           <w:lang w:val="pt-BR"/>
         </w:rPr>
         <w:t>, os resultados da análise são apresentados no formato D = X/Y, em que X representa a frequência do microrganismo ou substância analisada e Y a frequência do paciente. É considerada normal uma faixa de variação de ±10%, dentro da qual pequenas diferenças não indicam desequilíbrio. Quando essa diferença ultrapassa essa faixa, o resultado sugere maior reatividade ou desequilíbrio funcional.</w:t>
@@ -473,23 +578,27 @@
     </w:p>
     <w:p>
       <w:pPr>
+        <w:spacing w:before="240" w:after="120" w:line="240" w:lineRule="auto"/>
         <w:rPr>
-          <w:rFonts w:asciiTheme="majorHAnsi" w:eastAsia="Calibri" w:hAnsiTheme="majorHAnsi" w:cstheme="majorHAnsi"/>
+          <w:rFonts w:ascii="Calibri" w:eastAsia="Calibri" w:hAnsi="Calibri" w:cs="Calibri"/>
+          <w:color w:val="000000"/>
           <w:lang w:val="pt-BR"/>
         </w:rPr>
       </w:pPr>
       <w:r>
         <w:rPr>
-          <w:rFonts w:asciiTheme="majorHAnsi" w:eastAsia="Calibri" w:hAnsiTheme="majorHAnsi" w:cstheme="majorHAnsi"/>
+          <w:rFonts w:ascii="Calibri" w:eastAsia="Calibri" w:hAnsi="Calibri" w:cs="Calibri"/>
           <w:b/>
           <w:bCs/>
+          <w:color w:val="000000"/>
           <w:lang w:val="pt-BR"/>
         </w:rPr>
         <w:t>No sistema NLS</w:t>
       </w:r>
       <w:r>
         <w:rPr>
-          <w:rFonts w:asciiTheme="majorHAnsi" w:eastAsia="Calibri" w:hAnsiTheme="majorHAnsi" w:cstheme="majorHAnsi"/>
+          <w:rFonts w:ascii="Calibri" w:eastAsia="Calibri" w:hAnsi="Calibri" w:cs="Calibri"/>
+          <w:color w:val="000000"/>
           <w:lang w:val="pt-BR"/>
         </w:rPr>
         <w:t>, os resultados da análise seguem as indicações a seguir:</w:t>
@@ -497,35 +606,52 @@
     </w:p>
     <w:p>
       <w:pPr>
+        <w:spacing w:before="240" w:after="120" w:line="240" w:lineRule="auto"/>
         <w:rPr>
-          <w:rFonts w:asciiTheme="majorHAnsi" w:eastAsia="Calibri" w:hAnsiTheme="majorHAnsi" w:cstheme="majorHAnsi"/>
+          <w:rFonts w:ascii="Calibri" w:eastAsia="Calibri" w:hAnsi="Calibri" w:cs="Calibri"/>
+          <w:color w:val="000000"/>
+          <w:lang w:val="pt-BR"/>
+        </w:rPr>
+      </w:pPr>
+    </w:p>
+    <w:p>
+      <w:pPr>
+        <w:spacing w:before="240" w:after="120" w:line="240" w:lineRule="auto"/>
+        <w:rPr>
+          <w:rFonts w:ascii="Calibri" w:eastAsia="Calibri" w:hAnsi="Calibri" w:cs="Calibri"/>
+          <w:color w:val="000000"/>
+          <w:lang w:val="pt-BR"/>
+        </w:rPr>
+      </w:pPr>
+    </w:p>
+    <w:p>
+      <w:pPr>
+        <w:spacing w:after="0" w:line="240" w:lineRule="auto"/>
+        <w:rPr>
+          <w:rFonts w:ascii="Calibri" w:eastAsia="Calibri" w:hAnsi="Calibri" w:cs="Calibri"/>
+          <w:color w:val="000000"/>
           <w:lang w:val="pt-BR"/>
         </w:rPr>
       </w:pPr>
     </w:p>
     <w:tbl>
       <w:tblPr>
-        <w:tblW w:w="0" w:type="auto"/>
-        <w:tblCellMar>
-          <w:top w:w="15" w:type="dxa"/>
-          <w:left w:w="15" w:type="dxa"/>
-          <w:bottom w:w="15" w:type="dxa"/>
-          <w:right w:w="15" w:type="dxa"/>
-        </w:tblCellMar>
-        <w:tblLook w:val="04A0" w:firstRow="1" w:lastRow="0" w:firstColumn="1" w:lastColumn="0" w:noHBand="0" w:noVBand="1"/>
+        <w:tblW w:w="10790" w:type="dxa"/>
+        <w:tblLayout w:type="fixed"/>
+        <w:tblLook w:val="0400" w:firstRow="0" w:lastRow="0" w:firstColumn="0" w:lastColumn="0" w:noHBand="0" w:noVBand="1"/>
       </w:tblPr>
       <w:tblGrid>
-        <w:gridCol w:w="2588"/>
-        <w:gridCol w:w="1263"/>
-        <w:gridCol w:w="6939"/>
+        <w:gridCol w:w="2122"/>
+        <w:gridCol w:w="1559"/>
+        <w:gridCol w:w="7109"/>
       </w:tblGrid>
       <w:tr>
         <w:trPr>
-          <w:tblHeader/>
+          <w:trHeight w:val="300"/>
         </w:trPr>
         <w:tc>
           <w:tcPr>
-            <w:tcW w:w="0" w:type="auto"/>
+            <w:tcW w:w="2122" w:type="dxa"/>
             <w:tcBorders>
               <w:top w:val="single" w:sz="4" w:space="0" w:color="000000"/>
               <w:left w:val="single" w:sz="4" w:space="0" w:color="000000"/>
@@ -535,34 +661,35 @@
             <w:shd w:val="clear" w:color="auto" w:fill="D9D9D9"/>
             <w:tcMar>
               <w:top w:w="0" w:type="dxa"/>
-              <w:left w:w="115" w:type="dxa"/>
+              <w:left w:w="100" w:type="dxa"/>
               <w:bottom w:w="0" w:type="dxa"/>
-              <w:right w:w="115" w:type="dxa"/>
+              <w:right w:w="100" w:type="dxa"/>
             </w:tcMar>
-            <w:hideMark/>
           </w:tcPr>
           <w:p>
             <w:pPr>
-              <w:rPr>
-                <w:rFonts w:asciiTheme="majorHAnsi" w:eastAsia="Calibri" w:hAnsiTheme="majorHAnsi" w:cstheme="majorHAnsi"/>
+              <w:spacing w:after="0" w:line="240" w:lineRule="auto"/>
+              <w:jc w:val="center"/>
+              <w:rPr>
+                <w:rFonts w:ascii="Calibri" w:eastAsia="Calibri" w:hAnsi="Calibri" w:cs="Calibri"/>
+              </w:rPr>
+            </w:pPr>
+            <w:proofErr w:type="spellStart"/>
+            <w:r>
+              <w:rPr>
+                <w:rFonts w:ascii="Calibri" w:eastAsia="Calibri" w:hAnsi="Calibri" w:cs="Calibri"/>
                 <w:b/>
                 <w:bCs/>
-                <w:lang w:val="pt-BR"/>
-              </w:rPr>
-            </w:pPr>
-            <w:r>
-              <w:rPr>
-                <w:rFonts w:asciiTheme="majorHAnsi" w:eastAsia="Calibri" w:hAnsiTheme="majorHAnsi" w:cstheme="majorHAnsi"/>
-                <w:lang w:val="pt-BR"/>
               </w:rPr>
               <w:lastRenderedPageBreak/>
               <w:t>Aspectos</w:t>
             </w:r>
+            <w:proofErr w:type="spellEnd"/>
           </w:p>
         </w:tc>
         <w:tc>
           <w:tcPr>
-            <w:tcW w:w="0" w:type="auto"/>
+            <w:tcW w:w="1559" w:type="dxa"/>
             <w:tcBorders>
               <w:top w:val="single" w:sz="4" w:space="0" w:color="000000"/>
               <w:left w:val="single" w:sz="4" w:space="0" w:color="000000"/>
@@ -572,25 +699,24 @@
             <w:shd w:val="clear" w:color="auto" w:fill="D9D9D9"/>
             <w:tcMar>
               <w:top w:w="0" w:type="dxa"/>
-              <w:left w:w="108" w:type="dxa"/>
+              <w:left w:w="100" w:type="dxa"/>
               <w:bottom w:w="0" w:type="dxa"/>
-              <w:right w:w="108" w:type="dxa"/>
+              <w:right w:w="100" w:type="dxa"/>
             </w:tcMar>
-            <w:hideMark/>
           </w:tcPr>
           <w:p>
             <w:pPr>
-              <w:rPr>
-                <w:rFonts w:asciiTheme="majorHAnsi" w:eastAsia="Calibri" w:hAnsiTheme="majorHAnsi" w:cstheme="majorHAnsi"/>
+              <w:spacing w:after="0" w:line="240" w:lineRule="auto"/>
+              <w:jc w:val="center"/>
+              <w:rPr>
+                <w:rFonts w:ascii="Calibri" w:eastAsia="Calibri" w:hAnsi="Calibri" w:cs="Calibri"/>
+              </w:rPr>
+            </w:pPr>
+            <w:r>
+              <w:rPr>
+                <w:rFonts w:ascii="Calibri" w:eastAsia="Calibri" w:hAnsi="Calibri" w:cs="Calibri"/>
                 <w:b/>
                 <w:bCs/>
-                <w:lang w:val="pt-BR"/>
-              </w:rPr>
-            </w:pPr>
-            <w:r>
-              <w:rPr>
-                <w:rFonts w:asciiTheme="majorHAnsi" w:eastAsia="Calibri" w:hAnsiTheme="majorHAnsi" w:cstheme="majorHAnsi"/>
-                <w:lang w:val="pt-BR"/>
               </w:rPr>
               <w:t>D</w:t>
             </w:r>
@@ -598,7 +724,7 @@
         </w:tc>
         <w:tc>
           <w:tcPr>
-            <w:tcW w:w="0" w:type="auto"/>
+            <w:tcW w:w="7109" w:type="dxa"/>
             <w:tcBorders>
               <w:top w:val="single" w:sz="4" w:space="0" w:color="000000"/>
               <w:left w:val="single" w:sz="4" w:space="0" w:color="000000"/>
@@ -608,38 +734,39 @@
             <w:shd w:val="clear" w:color="auto" w:fill="D9D9D9"/>
             <w:tcMar>
               <w:top w:w="0" w:type="dxa"/>
-              <w:left w:w="108" w:type="dxa"/>
+              <w:left w:w="100" w:type="dxa"/>
               <w:bottom w:w="0" w:type="dxa"/>
-              <w:right w:w="108" w:type="dxa"/>
+              <w:right w:w="100" w:type="dxa"/>
             </w:tcMar>
-            <w:hideMark/>
           </w:tcPr>
           <w:p>
             <w:pPr>
-              <w:rPr>
-                <w:rFonts w:asciiTheme="majorHAnsi" w:eastAsia="Calibri" w:hAnsiTheme="majorHAnsi" w:cstheme="majorHAnsi"/>
+              <w:spacing w:after="0" w:line="240" w:lineRule="auto"/>
+              <w:jc w:val="center"/>
+              <w:rPr>
+                <w:rFonts w:ascii="Calibri" w:eastAsia="Calibri" w:hAnsi="Calibri" w:cs="Calibri"/>
+              </w:rPr>
+            </w:pPr>
+            <w:proofErr w:type="spellStart"/>
+            <w:r>
+              <w:rPr>
+                <w:rFonts w:ascii="Calibri" w:eastAsia="Calibri" w:hAnsi="Calibri" w:cs="Calibri"/>
                 <w:b/>
                 <w:bCs/>
-                <w:lang w:val="pt-BR"/>
-              </w:rPr>
-            </w:pPr>
-            <w:r>
-              <w:rPr>
-                <w:rFonts w:asciiTheme="majorHAnsi" w:eastAsia="Calibri" w:hAnsiTheme="majorHAnsi" w:cstheme="majorHAnsi"/>
-                <w:lang w:val="pt-BR"/>
               </w:rPr>
               <w:t>Interpretação</w:t>
             </w:r>
+            <w:proofErr w:type="spellEnd"/>
           </w:p>
         </w:tc>
       </w:tr>
       <w:tr>
         <w:trPr>
-          <w:tblHeader/>
+          <w:trHeight w:val="255"/>
         </w:trPr>
         <w:tc>
           <w:tcPr>
-            <w:tcW w:w="0" w:type="auto"/>
+            <w:tcW w:w="2122" w:type="dxa"/>
             <w:vMerge w:val="restart"/>
             <w:tcBorders>
               <w:top w:val="single" w:sz="4" w:space="0" w:color="000000"/>
@@ -649,34 +776,31 @@
             </w:tcBorders>
             <w:tcMar>
               <w:top w:w="0" w:type="dxa"/>
-              <w:left w:w="115" w:type="dxa"/>
+              <w:left w:w="100" w:type="dxa"/>
               <w:bottom w:w="0" w:type="dxa"/>
-              <w:right w:w="115" w:type="dxa"/>
+              <w:right w:w="100" w:type="dxa"/>
             </w:tcMar>
-            <w:vAlign w:val="center"/>
-            <w:hideMark/>
           </w:tcPr>
           <w:p>
             <w:pPr>
-              <w:rPr>
-                <w:rFonts w:asciiTheme="majorHAnsi" w:eastAsia="Calibri" w:hAnsiTheme="majorHAnsi" w:cstheme="majorHAnsi"/>
-                <w:b/>
-                <w:bCs/>
-                <w:lang w:val="pt-BR"/>
+              <w:spacing w:after="0" w:line="240" w:lineRule="auto"/>
+              <w:rPr>
+                <w:rFonts w:ascii="Calibri" w:eastAsia="Calibri" w:hAnsi="Calibri" w:cs="Calibri"/>
               </w:rPr>
             </w:pPr>
-            <w:r>
-              <w:rPr>
-                <w:rFonts w:asciiTheme="majorHAnsi" w:eastAsia="Calibri" w:hAnsiTheme="majorHAnsi" w:cstheme="majorHAnsi"/>
-                <w:lang w:val="pt-BR"/>
+            <w:proofErr w:type="spellStart"/>
+            <w:r>
+              <w:rPr>
+                <w:rFonts w:ascii="Calibri" w:eastAsia="Calibri" w:hAnsi="Calibri" w:cs="Calibri"/>
               </w:rPr>
               <w:t>Microrganismos</w:t>
             </w:r>
+            <w:proofErr w:type="spellEnd"/>
           </w:p>
         </w:tc>
         <w:tc>
           <w:tcPr>
-            <w:tcW w:w="0" w:type="auto"/>
+            <w:tcW w:w="1559" w:type="dxa"/>
             <w:tcBorders>
               <w:top w:val="single" w:sz="4" w:space="0" w:color="000000"/>
               <w:left w:val="single" w:sz="4" w:space="0" w:color="000000"/>
@@ -685,33 +809,30 @@
             </w:tcBorders>
             <w:tcMar>
               <w:top w:w="0" w:type="dxa"/>
-              <w:left w:w="108" w:type="dxa"/>
+              <w:left w:w="100" w:type="dxa"/>
               <w:bottom w:w="0" w:type="dxa"/>
-              <w:right w:w="108" w:type="dxa"/>
+              <w:right w:w="100" w:type="dxa"/>
             </w:tcMar>
-            <w:hideMark/>
           </w:tcPr>
           <w:p>
             <w:pPr>
-              <w:rPr>
-                <w:rFonts w:asciiTheme="majorHAnsi" w:eastAsia="Calibri" w:hAnsiTheme="majorHAnsi" w:cstheme="majorHAnsi"/>
-                <w:b/>
-                <w:bCs/>
-                <w:lang w:val="pt-BR"/>
+              <w:spacing w:after="0" w:line="240" w:lineRule="auto"/>
+              <w:jc w:val="center"/>
+              <w:rPr>
+                <w:rFonts w:ascii="Calibri" w:eastAsia="Calibri" w:hAnsi="Calibri" w:cs="Calibri"/>
               </w:rPr>
             </w:pPr>
             <w:r>
               <w:rPr>
-                <w:rFonts w:asciiTheme="majorHAnsi" w:eastAsia="Calibri" w:hAnsiTheme="majorHAnsi" w:cstheme="majorHAnsi"/>
-                <w:lang w:val="pt-BR"/>
-              </w:rPr>
-              <w:t>0 – 0,425</w:t>
+                <w:rFonts w:ascii="Calibri" w:eastAsia="Calibri" w:hAnsi="Calibri" w:cs="Calibri"/>
+              </w:rPr>
+              <w:t>0 – 0,450</w:t>
             </w:r>
           </w:p>
         </w:tc>
         <w:tc>
           <w:tcPr>
-            <w:tcW w:w="0" w:type="auto"/>
+            <w:tcW w:w="7109" w:type="dxa"/>
             <w:tcBorders>
               <w:top w:val="single" w:sz="4" w:space="0" w:color="000000"/>
               <w:left w:val="single" w:sz="4" w:space="0" w:color="000000"/>
@@ -720,62 +841,71 @@
             </w:tcBorders>
             <w:tcMar>
               <w:top w:w="0" w:type="dxa"/>
-              <w:left w:w="108" w:type="dxa"/>
+              <w:left w:w="100" w:type="dxa"/>
               <w:bottom w:w="0" w:type="dxa"/>
-              <w:right w:w="108" w:type="dxa"/>
+              <w:right w:w="100" w:type="dxa"/>
             </w:tcMar>
-            <w:hideMark/>
           </w:tcPr>
           <w:p>
             <w:pPr>
-              <w:rPr>
-                <w:rFonts w:asciiTheme="majorHAnsi" w:eastAsia="Calibri" w:hAnsiTheme="majorHAnsi" w:cstheme="majorHAnsi"/>
-                <w:b/>
-                <w:bCs/>
-                <w:lang w:val="pt-BR"/>
+              <w:spacing w:after="0" w:line="240" w:lineRule="auto"/>
+              <w:rPr>
+                <w:rFonts w:ascii="Calibri" w:eastAsia="Calibri" w:hAnsi="Calibri" w:cs="Calibri"/>
               </w:rPr>
             </w:pPr>
-            <w:r>
-              <w:rPr>
-                <w:rFonts w:asciiTheme="majorHAnsi" w:eastAsia="Calibri" w:hAnsiTheme="majorHAnsi" w:cstheme="majorHAnsi"/>
-                <w:lang w:val="pt-BR"/>
-              </w:rPr>
-              <w:t>Provável presença ativa do microrganismo</w:t>
+            <w:proofErr w:type="spellStart"/>
+            <w:r>
+              <w:rPr>
+                <w:rFonts w:ascii="Calibri" w:eastAsia="Calibri" w:hAnsi="Calibri" w:cs="Calibri"/>
+              </w:rPr>
+              <w:t>Provável</w:t>
+            </w:r>
+            <w:proofErr w:type="spellEnd"/>
+            <w:r>
+              <w:rPr>
+                <w:rFonts w:ascii="Calibri" w:eastAsia="Calibri" w:hAnsi="Calibri" w:cs="Calibri"/>
+              </w:rPr>
+              <w:t xml:space="preserve"> </w:t>
+            </w:r>
+            <w:proofErr w:type="spellStart"/>
+            <w:r>
+              <w:rPr>
+                <w:rFonts w:ascii="Calibri" w:eastAsia="Calibri" w:hAnsi="Calibri" w:cs="Calibri"/>
+              </w:rPr>
+              <w:t>presença</w:t>
+            </w:r>
+            <w:proofErr w:type="spellEnd"/>
+            <w:r>
+              <w:rPr>
+                <w:rFonts w:ascii="Calibri" w:eastAsia="Calibri" w:hAnsi="Calibri" w:cs="Calibri"/>
+              </w:rPr>
+              <w:t xml:space="preserve"> </w:t>
+            </w:r>
+            <w:proofErr w:type="spellStart"/>
+            <w:r>
+              <w:rPr>
+                <w:rFonts w:ascii="Calibri" w:eastAsia="Calibri" w:hAnsi="Calibri" w:cs="Calibri"/>
+              </w:rPr>
+              <w:t>ativa</w:t>
+            </w:r>
+            <w:proofErr w:type="spellEnd"/>
+            <w:r>
+              <w:rPr>
+                <w:rFonts w:ascii="Calibri" w:eastAsia="Calibri" w:hAnsi="Calibri" w:cs="Calibri"/>
+              </w:rPr>
+              <w:t>.</w:t>
             </w:r>
           </w:p>
         </w:tc>
       </w:tr>
       <w:tr>
         <w:trPr>
-          <w:tblHeader/>
+          <w:trHeight w:val="255"/>
         </w:trPr>
         <w:tc>
           <w:tcPr>
-            <w:tcW w:w="0" w:type="auto"/>
+            <w:tcW w:w="2122" w:type="dxa"/>
             <w:vMerge/>
-            <w:tcBorders>
-              <w:top w:val="single" w:sz="4" w:space="0" w:color="000000"/>
-              <w:left w:val="single" w:sz="4" w:space="0" w:color="000000"/>
-              <w:bottom w:val="single" w:sz="4" w:space="0" w:color="000000"/>
-              <w:right w:val="single" w:sz="4" w:space="0" w:color="000000"/>
-            </w:tcBorders>
-            <w:vAlign w:val="center"/>
-            <w:hideMark/>
-          </w:tcPr>
-          <w:p>
-            <w:pPr>
-              <w:rPr>
-                <w:rFonts w:asciiTheme="majorHAnsi" w:eastAsia="Calibri" w:hAnsiTheme="majorHAnsi" w:cstheme="majorHAnsi"/>
-                <w:b/>
-                <w:bCs/>
-                <w:lang w:val="pt-BR"/>
-              </w:rPr>
-            </w:pPr>
-          </w:p>
-        </w:tc>
-        <w:tc>
-          <w:tcPr>
-            <w:tcW w:w="0" w:type="auto"/>
             <w:tcBorders>
               <w:top w:val="single" w:sz="4" w:space="0" w:color="000000"/>
               <w:left w:val="single" w:sz="4" w:space="0" w:color="000000"/>
@@ -784,33 +914,31 @@
             </w:tcBorders>
             <w:tcMar>
               <w:top w:w="0" w:type="dxa"/>
-              <w:left w:w="108" w:type="dxa"/>
+              <w:left w:w="100" w:type="dxa"/>
               <w:bottom w:w="0" w:type="dxa"/>
-              <w:right w:w="108" w:type="dxa"/>
+              <w:right w:w="100" w:type="dxa"/>
             </w:tcMar>
-            <w:hideMark/>
           </w:tcPr>
           <w:p>
             <w:pPr>
-              <w:rPr>
-                <w:rFonts w:asciiTheme="majorHAnsi" w:eastAsia="Calibri" w:hAnsiTheme="majorHAnsi" w:cstheme="majorHAnsi"/>
-                <w:b/>
-                <w:bCs/>
-                <w:lang w:val="pt-BR"/>
+              <w:widowControl w:val="0"/>
+              <w:pBdr>
+                <w:top w:val="nil"/>
+                <w:left w:val="nil"/>
+                <w:bottom w:val="nil"/>
+                <w:right w:val="nil"/>
+                <w:between w:val="nil"/>
+              </w:pBdr>
+              <w:spacing w:after="0"/>
+              <w:rPr>
+                <w:rFonts w:ascii="Calibri" w:eastAsia="Calibri" w:hAnsi="Calibri" w:cs="Calibri"/>
               </w:rPr>
             </w:pPr>
-            <w:r>
-              <w:rPr>
-                <w:rFonts w:asciiTheme="majorHAnsi" w:eastAsia="Calibri" w:hAnsiTheme="majorHAnsi" w:cstheme="majorHAnsi"/>
-                <w:lang w:val="pt-BR"/>
-              </w:rPr>
-              <w:t>0,426 – 0,750</w:t>
-            </w:r>
           </w:p>
         </w:tc>
         <w:tc>
           <w:tcPr>
-            <w:tcW w:w="0" w:type="auto"/>
+            <w:tcW w:w="1559" w:type="dxa"/>
             <w:tcBorders>
               <w:top w:val="single" w:sz="4" w:space="0" w:color="000000"/>
               <w:left w:val="single" w:sz="4" w:space="0" w:color="000000"/>
@@ -819,62 +947,30 @@
             </w:tcBorders>
             <w:tcMar>
               <w:top w:w="0" w:type="dxa"/>
-              <w:left w:w="108" w:type="dxa"/>
+              <w:left w:w="100" w:type="dxa"/>
               <w:bottom w:w="0" w:type="dxa"/>
-              <w:right w:w="108" w:type="dxa"/>
+              <w:right w:w="100" w:type="dxa"/>
             </w:tcMar>
-            <w:hideMark/>
           </w:tcPr>
           <w:p>
             <w:pPr>
-              <w:rPr>
-                <w:rFonts w:asciiTheme="majorHAnsi" w:eastAsia="Calibri" w:hAnsiTheme="majorHAnsi" w:cstheme="majorHAnsi"/>
-                <w:b/>
-                <w:bCs/>
-                <w:lang w:val="pt-BR"/>
+              <w:spacing w:after="0" w:line="240" w:lineRule="auto"/>
+              <w:jc w:val="center"/>
+              <w:rPr>
+                <w:rFonts w:ascii="Calibri" w:eastAsia="Calibri" w:hAnsi="Calibri" w:cs="Calibri"/>
               </w:rPr>
             </w:pPr>
             <w:r>
               <w:rPr>
-                <w:rFonts w:asciiTheme="majorHAnsi" w:eastAsia="Calibri" w:hAnsiTheme="majorHAnsi" w:cstheme="majorHAnsi"/>
-                <w:lang w:val="pt-BR"/>
-              </w:rPr>
-              <w:t>Possível presença, podendo estar inativo ou em baixa atividade.</w:t>
-            </w:r>
-          </w:p>
-        </w:tc>
-      </w:tr>
-      <w:tr>
-        <w:trPr>
-          <w:tblHeader/>
-        </w:trPr>
-        <w:tc>
-          <w:tcPr>
-            <w:tcW w:w="0" w:type="auto"/>
-            <w:vMerge/>
-            <w:tcBorders>
-              <w:top w:val="single" w:sz="4" w:space="0" w:color="000000"/>
-              <w:left w:val="single" w:sz="4" w:space="0" w:color="000000"/>
-              <w:bottom w:val="single" w:sz="4" w:space="0" w:color="000000"/>
-              <w:right w:val="single" w:sz="4" w:space="0" w:color="000000"/>
-            </w:tcBorders>
-            <w:vAlign w:val="center"/>
-            <w:hideMark/>
-          </w:tcPr>
-          <w:p>
-            <w:pPr>
-              <w:rPr>
-                <w:rFonts w:asciiTheme="majorHAnsi" w:eastAsia="Calibri" w:hAnsiTheme="majorHAnsi" w:cstheme="majorHAnsi"/>
-                <w:b/>
-                <w:bCs/>
-                <w:lang w:val="pt-BR"/>
-              </w:rPr>
-            </w:pPr>
+                <w:rFonts w:ascii="Calibri" w:eastAsia="Calibri" w:hAnsi="Calibri" w:cs="Calibri"/>
+              </w:rPr>
+              <w:t>0,451 – 1,000</w:t>
+            </w:r>
           </w:p>
         </w:tc>
         <w:tc>
           <w:tcPr>
-            <w:tcW w:w="0" w:type="auto"/>
+            <w:tcW w:w="7109" w:type="dxa"/>
             <w:tcBorders>
               <w:top w:val="single" w:sz="4" w:space="0" w:color="000000"/>
               <w:left w:val="single" w:sz="4" w:space="0" w:color="000000"/>
@@ -883,33 +979,37 @@
             </w:tcBorders>
             <w:tcMar>
               <w:top w:w="0" w:type="dxa"/>
-              <w:left w:w="108" w:type="dxa"/>
+              <w:left w:w="100" w:type="dxa"/>
               <w:bottom w:w="0" w:type="dxa"/>
-              <w:right w:w="108" w:type="dxa"/>
+              <w:right w:w="100" w:type="dxa"/>
             </w:tcMar>
-            <w:hideMark/>
           </w:tcPr>
           <w:p>
             <w:pPr>
-              <w:rPr>
-                <w:rFonts w:asciiTheme="majorHAnsi" w:eastAsia="Calibri" w:hAnsiTheme="majorHAnsi" w:cstheme="majorHAnsi"/>
-                <w:b/>
-                <w:bCs/>
+              <w:spacing w:after="0" w:line="240" w:lineRule="auto"/>
+              <w:rPr>
+                <w:rFonts w:ascii="Calibri" w:eastAsia="Calibri" w:hAnsi="Calibri" w:cs="Calibri"/>
                 <w:lang w:val="pt-BR"/>
               </w:rPr>
             </w:pPr>
             <w:r>
               <w:rPr>
-                <w:rFonts w:asciiTheme="majorHAnsi" w:eastAsia="Calibri" w:hAnsiTheme="majorHAnsi" w:cstheme="majorHAnsi"/>
+                <w:rFonts w:ascii="Calibri" w:eastAsia="Calibri" w:hAnsi="Calibri" w:cs="Calibri"/>
                 <w:lang w:val="pt-BR"/>
               </w:rPr>
-              <w:t>&gt; 0,750</w:t>
+              <w:t xml:space="preserve">Provável presença, podendo estar em baixa atividade ou inativo. </w:t>
             </w:r>
           </w:p>
         </w:tc>
+      </w:tr>
+      <w:tr>
+        <w:trPr>
+          <w:trHeight w:val="244"/>
+        </w:trPr>
         <w:tc>
           <w:tcPr>
-            <w:tcW w:w="0" w:type="auto"/>
+            <w:tcW w:w="2122" w:type="dxa"/>
+            <w:vMerge/>
             <w:tcBorders>
               <w:top w:val="single" w:sz="4" w:space="0" w:color="000000"/>
               <w:left w:val="single" w:sz="4" w:space="0" w:color="000000"/>
@@ -918,39 +1018,241 @@
             </w:tcBorders>
             <w:tcMar>
               <w:top w:w="0" w:type="dxa"/>
-              <w:left w:w="108" w:type="dxa"/>
+              <w:left w:w="100" w:type="dxa"/>
               <w:bottom w:w="0" w:type="dxa"/>
-              <w:right w:w="108" w:type="dxa"/>
+              <w:right w:w="100" w:type="dxa"/>
             </w:tcMar>
-            <w:hideMark/>
           </w:tcPr>
           <w:p>
             <w:pPr>
-              <w:rPr>
-                <w:rFonts w:asciiTheme="majorHAnsi" w:eastAsia="Calibri" w:hAnsiTheme="majorHAnsi" w:cstheme="majorHAnsi"/>
-                <w:b/>
-                <w:bCs/>
+              <w:widowControl w:val="0"/>
+              <w:pBdr>
+                <w:top w:val="nil"/>
+                <w:left w:val="nil"/>
+                <w:bottom w:val="nil"/>
+                <w:right w:val="nil"/>
+                <w:between w:val="nil"/>
+              </w:pBdr>
+              <w:spacing w:after="0"/>
+              <w:rPr>
+                <w:rFonts w:ascii="Calibri" w:eastAsia="Calibri" w:hAnsi="Calibri" w:cs="Calibri"/>
                 <w:lang w:val="pt-BR"/>
               </w:rPr>
             </w:pPr>
-            <w:r>
-              <w:rPr>
-                <w:rFonts w:asciiTheme="majorHAnsi" w:eastAsia="Calibri" w:hAnsiTheme="majorHAnsi" w:cstheme="majorHAnsi"/>
+          </w:p>
+        </w:tc>
+        <w:tc>
+          <w:tcPr>
+            <w:tcW w:w="1559" w:type="dxa"/>
+            <w:tcBorders>
+              <w:top w:val="single" w:sz="4" w:space="0" w:color="000000"/>
+              <w:left w:val="single" w:sz="4" w:space="0" w:color="000000"/>
+              <w:bottom w:val="single" w:sz="4" w:space="0" w:color="000000"/>
+              <w:right w:val="single" w:sz="4" w:space="0" w:color="000000"/>
+            </w:tcBorders>
+            <w:tcMar>
+              <w:top w:w="0" w:type="dxa"/>
+              <w:left w:w="100" w:type="dxa"/>
+              <w:bottom w:w="0" w:type="dxa"/>
+              <w:right w:w="100" w:type="dxa"/>
+            </w:tcMar>
+          </w:tcPr>
+          <w:p>
+            <w:pPr>
+              <w:spacing w:after="0" w:line="240" w:lineRule="auto"/>
+              <w:jc w:val="center"/>
+              <w:rPr>
+                <w:rFonts w:ascii="Calibri" w:eastAsia="Calibri" w:hAnsi="Calibri" w:cs="Calibri"/>
+              </w:rPr>
+            </w:pPr>
+            <w:r>
+              <w:rPr>
+                <w:rFonts w:ascii="Calibri" w:eastAsia="Calibri" w:hAnsi="Calibri" w:cs="Calibri"/>
+              </w:rPr>
+              <w:t>1,001 – 2,000</w:t>
+            </w:r>
+          </w:p>
+        </w:tc>
+        <w:tc>
+          <w:tcPr>
+            <w:tcW w:w="7109" w:type="dxa"/>
+            <w:tcBorders>
+              <w:top w:val="single" w:sz="4" w:space="0" w:color="000000"/>
+              <w:left w:val="single" w:sz="4" w:space="0" w:color="000000"/>
+              <w:bottom w:val="single" w:sz="4" w:space="0" w:color="000000"/>
+              <w:right w:val="single" w:sz="4" w:space="0" w:color="000000"/>
+            </w:tcBorders>
+            <w:tcMar>
+              <w:top w:w="0" w:type="dxa"/>
+              <w:left w:w="100" w:type="dxa"/>
+              <w:bottom w:w="0" w:type="dxa"/>
+              <w:right w:w="100" w:type="dxa"/>
+            </w:tcMar>
+          </w:tcPr>
+          <w:p>
+            <w:pPr>
+              <w:spacing w:after="0" w:line="240" w:lineRule="auto"/>
+              <w:rPr>
+                <w:rFonts w:ascii="Calibri" w:eastAsia="Calibri" w:hAnsi="Calibri" w:cs="Calibri"/>
                 <w:lang w:val="pt-BR"/>
               </w:rPr>
-              <w:t>Compatibilidade fraca, indicando memória energética ou irrelevante.</w:t>
+            </w:pPr>
+            <w:r>
+              <w:rPr>
+                <w:rFonts w:ascii="Calibri" w:eastAsia="Calibri" w:hAnsi="Calibri" w:cs="Calibri"/>
+                <w:lang w:val="pt-BR"/>
+              </w:rPr>
+              <w:t>Provável presença, mas pouco relevante.</w:t>
             </w:r>
           </w:p>
         </w:tc>
       </w:tr>
       <w:tr>
         <w:trPr>
-          <w:trHeight w:val="314"/>
-          <w:tblHeader/>
+          <w:trHeight w:val="244"/>
         </w:trPr>
         <w:tc>
           <w:tcPr>
-            <w:tcW w:w="0" w:type="auto"/>
+            <w:tcW w:w="2122" w:type="dxa"/>
+            <w:vMerge/>
+            <w:tcBorders>
+              <w:top w:val="single" w:sz="4" w:space="0" w:color="000000"/>
+              <w:left w:val="single" w:sz="4" w:space="0" w:color="000000"/>
+              <w:bottom w:val="single" w:sz="4" w:space="0" w:color="000000"/>
+              <w:right w:val="single" w:sz="4" w:space="0" w:color="000000"/>
+            </w:tcBorders>
+            <w:tcMar>
+              <w:top w:w="0" w:type="dxa"/>
+              <w:left w:w="100" w:type="dxa"/>
+              <w:bottom w:w="0" w:type="dxa"/>
+              <w:right w:w="100" w:type="dxa"/>
+            </w:tcMar>
+          </w:tcPr>
+          <w:p>
+            <w:pPr>
+              <w:widowControl w:val="0"/>
+              <w:pBdr>
+                <w:top w:val="nil"/>
+                <w:left w:val="nil"/>
+                <w:bottom w:val="nil"/>
+                <w:right w:val="nil"/>
+                <w:between w:val="nil"/>
+              </w:pBdr>
+              <w:spacing w:after="0"/>
+              <w:rPr>
+                <w:rFonts w:ascii="Calibri" w:eastAsia="Calibri" w:hAnsi="Calibri" w:cs="Calibri"/>
+                <w:lang w:val="pt-BR"/>
+              </w:rPr>
+            </w:pPr>
+          </w:p>
+        </w:tc>
+        <w:tc>
+          <w:tcPr>
+            <w:tcW w:w="1559" w:type="dxa"/>
+            <w:tcBorders>
+              <w:top w:val="single" w:sz="4" w:space="0" w:color="000000"/>
+              <w:left w:val="single" w:sz="4" w:space="0" w:color="000000"/>
+              <w:bottom w:val="single" w:sz="4" w:space="0" w:color="000000"/>
+              <w:right w:val="single" w:sz="4" w:space="0" w:color="000000"/>
+            </w:tcBorders>
+            <w:tcMar>
+              <w:top w:w="0" w:type="dxa"/>
+              <w:left w:w="100" w:type="dxa"/>
+              <w:bottom w:w="0" w:type="dxa"/>
+              <w:right w:w="100" w:type="dxa"/>
+            </w:tcMar>
+          </w:tcPr>
+          <w:p>
+            <w:pPr>
+              <w:spacing w:after="0" w:line="240" w:lineRule="auto"/>
+              <w:jc w:val="center"/>
+              <w:rPr>
+                <w:rFonts w:ascii="Calibri" w:eastAsia="Calibri" w:hAnsi="Calibri" w:cs="Calibri"/>
+              </w:rPr>
+            </w:pPr>
+            <w:r>
+              <w:rPr>
+                <w:rFonts w:ascii="Calibri" w:eastAsia="Calibri" w:hAnsi="Calibri" w:cs="Calibri"/>
+              </w:rPr>
+              <w:t>&gt; 2,000</w:t>
+            </w:r>
+          </w:p>
+        </w:tc>
+        <w:tc>
+          <w:tcPr>
+            <w:tcW w:w="7109" w:type="dxa"/>
+            <w:tcBorders>
+              <w:top w:val="single" w:sz="4" w:space="0" w:color="000000"/>
+              <w:left w:val="single" w:sz="4" w:space="0" w:color="000000"/>
+              <w:bottom w:val="single" w:sz="4" w:space="0" w:color="000000"/>
+              <w:right w:val="single" w:sz="4" w:space="0" w:color="000000"/>
+            </w:tcBorders>
+            <w:tcMar>
+              <w:top w:w="0" w:type="dxa"/>
+              <w:left w:w="100" w:type="dxa"/>
+              <w:bottom w:w="0" w:type="dxa"/>
+              <w:right w:w="100" w:type="dxa"/>
+            </w:tcMar>
+          </w:tcPr>
+          <w:p>
+            <w:pPr>
+              <w:spacing w:after="0" w:line="240" w:lineRule="auto"/>
+              <w:rPr>
+                <w:rFonts w:ascii="Calibri" w:eastAsia="Calibri" w:hAnsi="Calibri" w:cs="Calibri"/>
+              </w:rPr>
+            </w:pPr>
+            <w:proofErr w:type="spellStart"/>
+            <w:r>
+              <w:rPr>
+                <w:rFonts w:ascii="Calibri" w:eastAsia="Calibri" w:hAnsi="Calibri" w:cs="Calibri"/>
+              </w:rPr>
+              <w:t>Provável</w:t>
+            </w:r>
+            <w:proofErr w:type="spellEnd"/>
+            <w:r>
+              <w:rPr>
+                <w:rFonts w:ascii="Calibri" w:eastAsia="Calibri" w:hAnsi="Calibri" w:cs="Calibri"/>
+              </w:rPr>
+              <w:t xml:space="preserve"> </w:t>
+            </w:r>
+            <w:proofErr w:type="spellStart"/>
+            <w:r>
+              <w:rPr>
+                <w:rFonts w:ascii="Calibri" w:eastAsia="Calibri" w:hAnsi="Calibri" w:cs="Calibri"/>
+              </w:rPr>
+              <w:t>memória</w:t>
+            </w:r>
+            <w:proofErr w:type="spellEnd"/>
+            <w:r>
+              <w:rPr>
+                <w:rFonts w:ascii="Calibri" w:eastAsia="Calibri" w:hAnsi="Calibri" w:cs="Calibri"/>
+              </w:rPr>
+              <w:t xml:space="preserve"> </w:t>
+            </w:r>
+            <w:proofErr w:type="spellStart"/>
+            <w:r>
+              <w:rPr>
+                <w:rFonts w:ascii="Calibri" w:eastAsia="Calibri" w:hAnsi="Calibri" w:cs="Calibri"/>
+              </w:rPr>
+              <w:t>energética</w:t>
+            </w:r>
+            <w:proofErr w:type="spellEnd"/>
+            <w:r>
+              <w:rPr>
+                <w:rFonts w:ascii="Calibri" w:eastAsia="Calibri" w:hAnsi="Calibri" w:cs="Calibri"/>
+              </w:rPr>
+              <w:t xml:space="preserve">. </w:t>
+            </w:r>
+          </w:p>
+        </w:tc>
+      </w:tr>
+      <w:tr>
+        <w:trPr>
+          <w:trHeight w:val="278"/>
+        </w:trPr>
+        <w:tc>
+          <w:tcPr>
+            <w:tcW w:w="2122" w:type="dxa"/>
             <w:vMerge w:val="restart"/>
             <w:tcBorders>
               <w:top w:val="single" w:sz="4" w:space="0" w:color="000000"/>
@@ -958,115 +1260,106 @@
               <w:bottom w:val="single" w:sz="4" w:space="0" w:color="000000"/>
               <w:right w:val="single" w:sz="4" w:space="0" w:color="000000"/>
             </w:tcBorders>
-            <w:shd w:val="clear" w:color="auto" w:fill="D9D9D9"/>
+            <w:shd w:val="clear" w:color="auto" w:fill="F2F2F2" w:themeFill="background1" w:themeFillShade="F2"/>
             <w:tcMar>
               <w:top w:w="0" w:type="dxa"/>
-              <w:left w:w="115" w:type="dxa"/>
+              <w:left w:w="100" w:type="dxa"/>
               <w:bottom w:w="0" w:type="dxa"/>
-              <w:right w:w="115" w:type="dxa"/>
+              <w:right w:w="100" w:type="dxa"/>
             </w:tcMar>
-            <w:vAlign w:val="center"/>
-            <w:hideMark/>
           </w:tcPr>
           <w:p>
             <w:pPr>
-              <w:rPr>
-                <w:rFonts w:asciiTheme="majorHAnsi" w:eastAsia="Calibri" w:hAnsiTheme="majorHAnsi" w:cstheme="majorHAnsi"/>
-                <w:b/>
-                <w:bCs/>
-                <w:lang w:val="pt-BR"/>
+              <w:spacing w:after="0" w:line="240" w:lineRule="auto"/>
+              <w:rPr>
+                <w:rFonts w:ascii="Calibri" w:eastAsia="Calibri" w:hAnsi="Calibri" w:cs="Calibri"/>
               </w:rPr>
             </w:pPr>
-            <w:r>
-              <w:rPr>
-                <w:rFonts w:asciiTheme="majorHAnsi" w:eastAsia="Calibri" w:hAnsiTheme="majorHAnsi" w:cstheme="majorHAnsi"/>
-                <w:lang w:val="pt-BR"/>
+            <w:proofErr w:type="spellStart"/>
+            <w:r>
+              <w:rPr>
+                <w:rFonts w:ascii="Calibri" w:eastAsia="Calibri" w:hAnsi="Calibri" w:cs="Calibri"/>
               </w:rPr>
               <w:t>Toxinas</w:t>
             </w:r>
+            <w:proofErr w:type="spellEnd"/>
           </w:p>
         </w:tc>
         <w:tc>
           <w:tcPr>
-            <w:tcW w:w="0" w:type="auto"/>
+            <w:tcW w:w="1559" w:type="dxa"/>
             <w:tcBorders>
               <w:top w:val="single" w:sz="4" w:space="0" w:color="000000"/>
               <w:left w:val="single" w:sz="4" w:space="0" w:color="000000"/>
               <w:bottom w:val="single" w:sz="4" w:space="0" w:color="000000"/>
               <w:right w:val="single" w:sz="4" w:space="0" w:color="000000"/>
             </w:tcBorders>
-            <w:shd w:val="clear" w:color="auto" w:fill="D9D9D9"/>
+            <w:shd w:val="clear" w:color="auto" w:fill="F2F2F2" w:themeFill="background1" w:themeFillShade="F2"/>
             <w:tcMar>
               <w:top w:w="0" w:type="dxa"/>
-              <w:left w:w="108" w:type="dxa"/>
+              <w:left w:w="100" w:type="dxa"/>
               <w:bottom w:w="0" w:type="dxa"/>
-              <w:right w:w="108" w:type="dxa"/>
+              <w:right w:w="100" w:type="dxa"/>
             </w:tcMar>
-            <w:hideMark/>
           </w:tcPr>
           <w:p>
             <w:pPr>
-              <w:rPr>
-                <w:rFonts w:asciiTheme="majorHAnsi" w:eastAsia="Calibri" w:hAnsiTheme="majorHAnsi" w:cstheme="majorHAnsi"/>
-                <w:b/>
-                <w:bCs/>
-                <w:lang w:val="pt-BR"/>
+              <w:spacing w:after="0" w:line="240" w:lineRule="auto"/>
+              <w:jc w:val="center"/>
+              <w:rPr>
+                <w:rFonts w:ascii="Calibri" w:eastAsia="Calibri" w:hAnsi="Calibri" w:cs="Calibri"/>
               </w:rPr>
             </w:pPr>
             <w:r>
               <w:rPr>
-                <w:rFonts w:asciiTheme="majorHAnsi" w:eastAsia="Calibri" w:hAnsiTheme="majorHAnsi" w:cstheme="majorHAnsi"/>
-                <w:lang w:val="pt-BR"/>
-              </w:rPr>
-              <w:t>0 – 0,425</w:t>
+                <w:rFonts w:ascii="Calibri" w:eastAsia="Calibri" w:hAnsi="Calibri" w:cs="Calibri"/>
+              </w:rPr>
+              <w:t>0 – 0,450</w:t>
             </w:r>
           </w:p>
         </w:tc>
         <w:tc>
           <w:tcPr>
-            <w:tcW w:w="0" w:type="auto"/>
+            <w:tcW w:w="7109" w:type="dxa"/>
             <w:tcBorders>
               <w:top w:val="single" w:sz="4" w:space="0" w:color="000000"/>
               <w:left w:val="single" w:sz="4" w:space="0" w:color="000000"/>
               <w:bottom w:val="single" w:sz="4" w:space="0" w:color="000000"/>
               <w:right w:val="single" w:sz="4" w:space="0" w:color="000000"/>
             </w:tcBorders>
-            <w:shd w:val="clear" w:color="auto" w:fill="D9D9D9"/>
+            <w:shd w:val="clear" w:color="auto" w:fill="F2F2F2" w:themeFill="background1" w:themeFillShade="F2"/>
             <w:tcMar>
               <w:top w:w="0" w:type="dxa"/>
-              <w:left w:w="115" w:type="dxa"/>
+              <w:left w:w="100" w:type="dxa"/>
               <w:bottom w:w="0" w:type="dxa"/>
-              <w:right w:w="115" w:type="dxa"/>
+              <w:right w:w="100" w:type="dxa"/>
             </w:tcMar>
-            <w:hideMark/>
           </w:tcPr>
           <w:p>
             <w:pPr>
-              <w:rPr>
-                <w:rFonts w:asciiTheme="majorHAnsi" w:eastAsia="Calibri" w:hAnsiTheme="majorHAnsi" w:cstheme="majorHAnsi"/>
-                <w:b/>
-                <w:bCs/>
+              <w:spacing w:after="0" w:line="240" w:lineRule="auto"/>
+              <w:rPr>
+                <w:rFonts w:ascii="Calibri" w:eastAsia="Calibri" w:hAnsi="Calibri" w:cs="Calibri"/>
                 <w:lang w:val="pt-BR"/>
               </w:rPr>
             </w:pPr>
             <w:r>
               <w:rPr>
-                <w:rFonts w:asciiTheme="majorHAnsi" w:eastAsia="Calibri" w:hAnsiTheme="majorHAnsi" w:cstheme="majorHAnsi"/>
+                <w:rFonts w:ascii="Calibri" w:eastAsia="Calibri" w:hAnsi="Calibri" w:cs="Calibri"/>
                 <w:lang w:val="pt-BR"/>
               </w:rPr>
-              <w:t>Alta ressonância – forte impacto no organismo. Indica sobrecarga tóxica ou intoxicação ativa.</w:t>
+              <w:t>Sinais de sobrecarga tóxica ou intoxicação ativa.</w:t>
             </w:r>
           </w:p>
         </w:tc>
       </w:tr>
       <w:tr>
         <w:trPr>
-          <w:trHeight w:val="293"/>
-          <w:tblHeader/>
+          <w:trHeight w:val="300"/>
         </w:trPr>
         <w:tc>
           <w:tcPr>
-            <w:tcW w:w="0" w:type="auto"/>
+            <w:tcW w:w="2122" w:type="dxa"/>
             <w:vMerge/>
             <w:tcBorders>
               <w:top w:val="single" w:sz="4" w:space="0" w:color="000000"/>
@@ -1074,15 +1367,27 @@
               <w:bottom w:val="single" w:sz="4" w:space="0" w:color="000000"/>
               <w:right w:val="single" w:sz="4" w:space="0" w:color="000000"/>
             </w:tcBorders>
-            <w:vAlign w:val="center"/>
-            <w:hideMark/>
+            <w:shd w:val="clear" w:color="auto" w:fill="F2F2F2" w:themeFill="background1" w:themeFillShade="F2"/>
+            <w:tcMar>
+              <w:top w:w="0" w:type="dxa"/>
+              <w:left w:w="100" w:type="dxa"/>
+              <w:bottom w:w="0" w:type="dxa"/>
+              <w:right w:w="100" w:type="dxa"/>
+            </w:tcMar>
           </w:tcPr>
           <w:p>
             <w:pPr>
-              <w:rPr>
-                <w:rFonts w:asciiTheme="majorHAnsi" w:eastAsia="Calibri" w:hAnsiTheme="majorHAnsi" w:cstheme="majorHAnsi"/>
-                <w:b/>
-                <w:bCs/>
+              <w:widowControl w:val="0"/>
+              <w:pBdr>
+                <w:top w:val="nil"/>
+                <w:left w:val="nil"/>
+                <w:bottom w:val="nil"/>
+                <w:right w:val="nil"/>
+                <w:between w:val="nil"/>
+              </w:pBdr>
+              <w:spacing w:after="0"/>
+              <w:rPr>
+                <w:rFonts w:ascii="Calibri" w:eastAsia="Calibri" w:hAnsi="Calibri" w:cs="Calibri"/>
                 <w:lang w:val="pt-BR"/>
               </w:rPr>
             </w:pPr>
@@ -1090,85 +1395,113 @@
         </w:tc>
         <w:tc>
           <w:tcPr>
-            <w:tcW w:w="0" w:type="auto"/>
+            <w:tcW w:w="1559" w:type="dxa"/>
             <w:tcBorders>
               <w:top w:val="single" w:sz="4" w:space="0" w:color="000000"/>
               <w:left w:val="single" w:sz="4" w:space="0" w:color="000000"/>
               <w:bottom w:val="single" w:sz="4" w:space="0" w:color="000000"/>
               <w:right w:val="single" w:sz="4" w:space="0" w:color="000000"/>
             </w:tcBorders>
-            <w:shd w:val="clear" w:color="auto" w:fill="D9D9D9"/>
+            <w:shd w:val="clear" w:color="auto" w:fill="F2F2F2" w:themeFill="background1" w:themeFillShade="F2"/>
             <w:tcMar>
               <w:top w:w="0" w:type="dxa"/>
-              <w:left w:w="108" w:type="dxa"/>
+              <w:left w:w="100" w:type="dxa"/>
               <w:bottom w:w="0" w:type="dxa"/>
-              <w:right w:w="108" w:type="dxa"/>
+              <w:right w:w="100" w:type="dxa"/>
             </w:tcMar>
-            <w:hideMark/>
           </w:tcPr>
           <w:p>
             <w:pPr>
-              <w:rPr>
-                <w:rFonts w:asciiTheme="majorHAnsi" w:eastAsia="Calibri" w:hAnsiTheme="majorHAnsi" w:cstheme="majorHAnsi"/>
-                <w:b/>
-                <w:bCs/>
-                <w:lang w:val="pt-BR"/>
+              <w:spacing w:after="0" w:line="240" w:lineRule="auto"/>
+              <w:jc w:val="center"/>
+              <w:rPr>
+                <w:rFonts w:ascii="Calibri" w:eastAsia="Calibri" w:hAnsi="Calibri" w:cs="Calibri"/>
               </w:rPr>
             </w:pPr>
             <w:r>
               <w:rPr>
-                <w:rFonts w:asciiTheme="majorHAnsi" w:eastAsia="Calibri" w:hAnsiTheme="majorHAnsi" w:cstheme="majorHAnsi"/>
-                <w:lang w:val="pt-BR"/>
-              </w:rPr>
-              <w:t>0,426 – 0,750</w:t>
+                <w:rFonts w:ascii="Calibri" w:eastAsia="Calibri" w:hAnsi="Calibri" w:cs="Calibri"/>
+              </w:rPr>
+              <w:t>0,451 – 1,000</w:t>
             </w:r>
           </w:p>
         </w:tc>
         <w:tc>
           <w:tcPr>
-            <w:tcW w:w="0" w:type="auto"/>
+            <w:tcW w:w="7109" w:type="dxa"/>
             <w:tcBorders>
               <w:top w:val="single" w:sz="4" w:space="0" w:color="000000"/>
               <w:left w:val="single" w:sz="4" w:space="0" w:color="000000"/>
               <w:bottom w:val="single" w:sz="4" w:space="0" w:color="000000"/>
               <w:right w:val="single" w:sz="4" w:space="0" w:color="000000"/>
             </w:tcBorders>
-            <w:shd w:val="clear" w:color="auto" w:fill="D9D9D9"/>
+            <w:shd w:val="clear" w:color="auto" w:fill="F2F2F2" w:themeFill="background1" w:themeFillShade="F2"/>
             <w:tcMar>
               <w:top w:w="0" w:type="dxa"/>
-              <w:left w:w="115" w:type="dxa"/>
+              <w:left w:w="100" w:type="dxa"/>
               <w:bottom w:w="0" w:type="dxa"/>
-              <w:right w:w="115" w:type="dxa"/>
+              <w:right w:w="100" w:type="dxa"/>
             </w:tcMar>
-            <w:hideMark/>
           </w:tcPr>
           <w:p>
             <w:pPr>
-              <w:rPr>
-                <w:rFonts w:asciiTheme="majorHAnsi" w:eastAsia="Calibri" w:hAnsiTheme="majorHAnsi" w:cstheme="majorHAnsi"/>
-                <w:b/>
-                <w:bCs/>
-                <w:lang w:val="pt-BR"/>
+              <w:spacing w:after="0" w:line="240" w:lineRule="auto"/>
+              <w:rPr>
+                <w:rFonts w:ascii="Calibri" w:eastAsia="Calibri" w:hAnsi="Calibri" w:cs="Calibri"/>
               </w:rPr>
             </w:pPr>
-            <w:r>
-              <w:rPr>
-                <w:rFonts w:asciiTheme="majorHAnsi" w:eastAsia="Calibri" w:hAnsiTheme="majorHAnsi" w:cstheme="majorHAnsi"/>
-                <w:lang w:val="pt-BR"/>
-              </w:rPr>
-              <w:t>Ressonância moderada – há sinais de influência ativa no campo biológico. </w:t>
+            <w:proofErr w:type="spellStart"/>
+            <w:r>
+              <w:rPr>
+                <w:rFonts w:ascii="Calibri" w:eastAsia="Calibri" w:hAnsi="Calibri" w:cs="Calibri"/>
+              </w:rPr>
+              <w:t>Sinais</w:t>
+            </w:r>
+            <w:proofErr w:type="spellEnd"/>
+            <w:r>
+              <w:rPr>
+                <w:rFonts w:ascii="Calibri" w:eastAsia="Calibri" w:hAnsi="Calibri" w:cs="Calibri"/>
+              </w:rPr>
+              <w:t xml:space="preserve"> de </w:t>
+            </w:r>
+            <w:proofErr w:type="spellStart"/>
+            <w:r>
+              <w:rPr>
+                <w:rFonts w:ascii="Calibri" w:eastAsia="Calibri" w:hAnsi="Calibri" w:cs="Calibri"/>
+              </w:rPr>
+              <w:t>influência</w:t>
+            </w:r>
+            <w:proofErr w:type="spellEnd"/>
+            <w:r>
+              <w:rPr>
+                <w:rFonts w:ascii="Calibri" w:eastAsia="Calibri" w:hAnsi="Calibri" w:cs="Calibri"/>
+              </w:rPr>
+              <w:t xml:space="preserve"> </w:t>
+            </w:r>
+            <w:proofErr w:type="spellStart"/>
+            <w:r>
+              <w:rPr>
+                <w:rFonts w:ascii="Calibri" w:eastAsia="Calibri" w:hAnsi="Calibri" w:cs="Calibri"/>
+              </w:rPr>
+              <w:t>ativa</w:t>
+            </w:r>
+            <w:proofErr w:type="spellEnd"/>
+            <w:r>
+              <w:rPr>
+                <w:rFonts w:ascii="Calibri" w:eastAsia="Calibri" w:hAnsi="Calibri" w:cs="Calibri"/>
+              </w:rPr>
+              <w:t>.</w:t>
             </w:r>
           </w:p>
         </w:tc>
       </w:tr>
       <w:tr>
         <w:trPr>
-          <w:trHeight w:val="293"/>
-          <w:tblHeader/>
+          <w:trHeight w:val="300"/>
         </w:trPr>
         <w:tc>
           <w:tcPr>
-            <w:tcW w:w="0" w:type="auto"/>
+            <w:tcW w:w="2122" w:type="dxa"/>
             <w:vMerge/>
             <w:tcBorders>
               <w:top w:val="single" w:sz="4" w:space="0" w:color="000000"/>
@@ -1176,100 +1509,214 @@
               <w:bottom w:val="single" w:sz="4" w:space="0" w:color="000000"/>
               <w:right w:val="single" w:sz="4" w:space="0" w:color="000000"/>
             </w:tcBorders>
-            <w:vAlign w:val="center"/>
-            <w:hideMark/>
+            <w:shd w:val="clear" w:color="auto" w:fill="F2F2F2" w:themeFill="background1" w:themeFillShade="F2"/>
+            <w:tcMar>
+              <w:top w:w="0" w:type="dxa"/>
+              <w:left w:w="100" w:type="dxa"/>
+              <w:bottom w:w="0" w:type="dxa"/>
+              <w:right w:w="100" w:type="dxa"/>
+            </w:tcMar>
           </w:tcPr>
           <w:p>
             <w:pPr>
-              <w:rPr>
-                <w:rFonts w:asciiTheme="majorHAnsi" w:eastAsia="Calibri" w:hAnsiTheme="majorHAnsi" w:cstheme="majorHAnsi"/>
-                <w:b/>
-                <w:bCs/>
-                <w:lang w:val="pt-BR"/>
+              <w:widowControl w:val="0"/>
+              <w:pBdr>
+                <w:top w:val="nil"/>
+                <w:left w:val="nil"/>
+                <w:bottom w:val="nil"/>
+                <w:right w:val="nil"/>
+                <w:between w:val="nil"/>
+              </w:pBdr>
+              <w:spacing w:after="0"/>
+              <w:rPr>
+                <w:rFonts w:ascii="Calibri" w:eastAsia="Calibri" w:hAnsi="Calibri" w:cs="Calibri"/>
               </w:rPr>
             </w:pPr>
           </w:p>
         </w:tc>
         <w:tc>
           <w:tcPr>
-            <w:tcW w:w="0" w:type="auto"/>
+            <w:tcW w:w="1559" w:type="dxa"/>
             <w:tcBorders>
               <w:top w:val="single" w:sz="4" w:space="0" w:color="000000"/>
               <w:left w:val="single" w:sz="4" w:space="0" w:color="000000"/>
               <w:bottom w:val="single" w:sz="4" w:space="0" w:color="000000"/>
               <w:right w:val="single" w:sz="4" w:space="0" w:color="000000"/>
             </w:tcBorders>
-            <w:shd w:val="clear" w:color="auto" w:fill="D9D9D9"/>
+            <w:shd w:val="clear" w:color="auto" w:fill="F2F2F2" w:themeFill="background1" w:themeFillShade="F2"/>
             <w:tcMar>
               <w:top w:w="0" w:type="dxa"/>
-              <w:left w:w="108" w:type="dxa"/>
+              <w:left w:w="100" w:type="dxa"/>
               <w:bottom w:w="0" w:type="dxa"/>
-              <w:right w:w="108" w:type="dxa"/>
+              <w:right w:w="100" w:type="dxa"/>
             </w:tcMar>
-            <w:hideMark/>
           </w:tcPr>
           <w:p>
             <w:pPr>
-              <w:rPr>
-                <w:rFonts w:asciiTheme="majorHAnsi" w:eastAsia="Calibri" w:hAnsiTheme="majorHAnsi" w:cstheme="majorHAnsi"/>
-                <w:b/>
-                <w:bCs/>
-                <w:lang w:val="pt-BR"/>
+              <w:spacing w:after="0" w:line="240" w:lineRule="auto"/>
+              <w:jc w:val="center"/>
+              <w:rPr>
+                <w:rFonts w:ascii="Calibri" w:eastAsia="Calibri" w:hAnsi="Calibri" w:cs="Calibri"/>
               </w:rPr>
             </w:pPr>
             <w:r>
               <w:rPr>
-                <w:rFonts w:asciiTheme="majorHAnsi" w:eastAsia="Calibri" w:hAnsiTheme="majorHAnsi" w:cstheme="majorHAnsi"/>
-                <w:lang w:val="pt-BR"/>
-              </w:rPr>
-              <w:t>&gt; 0,750</w:t>
+                <w:rFonts w:ascii="Calibri" w:eastAsia="Calibri" w:hAnsi="Calibri" w:cs="Calibri"/>
+              </w:rPr>
+              <w:t>1,001 – 2,000</w:t>
             </w:r>
           </w:p>
         </w:tc>
         <w:tc>
           <w:tcPr>
-            <w:tcW w:w="0" w:type="auto"/>
+            <w:tcW w:w="7109" w:type="dxa"/>
             <w:tcBorders>
               <w:top w:val="single" w:sz="4" w:space="0" w:color="000000"/>
               <w:left w:val="single" w:sz="4" w:space="0" w:color="000000"/>
               <w:bottom w:val="single" w:sz="4" w:space="0" w:color="000000"/>
               <w:right w:val="single" w:sz="4" w:space="0" w:color="000000"/>
             </w:tcBorders>
-            <w:shd w:val="clear" w:color="auto" w:fill="D9D9D9"/>
+            <w:shd w:val="clear" w:color="auto" w:fill="F2F2F2" w:themeFill="background1" w:themeFillShade="F2"/>
             <w:tcMar>
               <w:top w:w="0" w:type="dxa"/>
-              <w:left w:w="115" w:type="dxa"/>
+              <w:left w:w="100" w:type="dxa"/>
               <w:bottom w:w="0" w:type="dxa"/>
-              <w:right w:w="115" w:type="dxa"/>
+              <w:right w:w="100" w:type="dxa"/>
             </w:tcMar>
-            <w:hideMark/>
           </w:tcPr>
           <w:p>
             <w:pPr>
-              <w:rPr>
-                <w:rFonts w:asciiTheme="majorHAnsi" w:eastAsia="Calibri" w:hAnsiTheme="majorHAnsi" w:cstheme="majorHAnsi"/>
-                <w:b/>
-                <w:bCs/>
+              <w:spacing w:after="0" w:line="240" w:lineRule="auto"/>
+              <w:rPr>
+                <w:rFonts w:ascii="Calibri" w:eastAsia="Calibri" w:hAnsi="Calibri" w:cs="Calibri"/>
                 <w:lang w:val="pt-BR"/>
               </w:rPr>
             </w:pPr>
             <w:r>
               <w:rPr>
-                <w:rFonts w:asciiTheme="majorHAnsi" w:eastAsia="Calibri" w:hAnsiTheme="majorHAnsi" w:cstheme="majorHAnsi"/>
+                <w:rFonts w:ascii="Calibri" w:eastAsia="Calibri" w:hAnsi="Calibri" w:cs="Calibri"/>
                 <w:lang w:val="pt-BR"/>
               </w:rPr>
-              <w:t>Baixa ressonância – possível exposição passada, mas pouco ativa.</w:t>
+              <w:t>Sinas de influência pouco ativa.</w:t>
             </w:r>
           </w:p>
         </w:tc>
       </w:tr>
       <w:tr>
         <w:trPr>
-          <w:trHeight w:val="293"/>
+          <w:trHeight w:val="132"/>
         </w:trPr>
         <w:tc>
           <w:tcPr>
-            <w:tcW w:w="0" w:type="auto"/>
+            <w:tcW w:w="2122" w:type="dxa"/>
+            <w:vMerge/>
+            <w:tcBorders>
+              <w:top w:val="single" w:sz="4" w:space="0" w:color="000000"/>
+              <w:left w:val="single" w:sz="4" w:space="0" w:color="000000"/>
+              <w:bottom w:val="single" w:sz="4" w:space="0" w:color="000000"/>
+              <w:right w:val="single" w:sz="4" w:space="0" w:color="000000"/>
+            </w:tcBorders>
+            <w:shd w:val="clear" w:color="auto" w:fill="F2F2F2" w:themeFill="background1" w:themeFillShade="F2"/>
+            <w:tcMar>
+              <w:top w:w="0" w:type="dxa"/>
+              <w:left w:w="100" w:type="dxa"/>
+              <w:bottom w:w="0" w:type="dxa"/>
+              <w:right w:w="100" w:type="dxa"/>
+            </w:tcMar>
+          </w:tcPr>
+          <w:p>
+            <w:pPr>
+              <w:widowControl w:val="0"/>
+              <w:pBdr>
+                <w:top w:val="nil"/>
+                <w:left w:val="nil"/>
+                <w:bottom w:val="nil"/>
+                <w:right w:val="nil"/>
+                <w:between w:val="nil"/>
+              </w:pBdr>
+              <w:spacing w:after="0"/>
+              <w:rPr>
+                <w:rFonts w:ascii="Calibri" w:eastAsia="Calibri" w:hAnsi="Calibri" w:cs="Calibri"/>
+                <w:lang w:val="pt-BR"/>
+              </w:rPr>
+            </w:pPr>
+          </w:p>
+        </w:tc>
+        <w:tc>
+          <w:tcPr>
+            <w:tcW w:w="1559" w:type="dxa"/>
+            <w:tcBorders>
+              <w:top w:val="single" w:sz="4" w:space="0" w:color="000000"/>
+              <w:left w:val="single" w:sz="4" w:space="0" w:color="000000"/>
+              <w:bottom w:val="single" w:sz="4" w:space="0" w:color="000000"/>
+              <w:right w:val="single" w:sz="4" w:space="0" w:color="000000"/>
+            </w:tcBorders>
+            <w:shd w:val="clear" w:color="auto" w:fill="F2F2F2" w:themeFill="background1" w:themeFillShade="F2"/>
+            <w:tcMar>
+              <w:top w:w="0" w:type="dxa"/>
+              <w:left w:w="100" w:type="dxa"/>
+              <w:bottom w:w="0" w:type="dxa"/>
+              <w:right w:w="100" w:type="dxa"/>
+            </w:tcMar>
+          </w:tcPr>
+          <w:p>
+            <w:pPr>
+              <w:spacing w:after="0" w:line="240" w:lineRule="auto"/>
+              <w:jc w:val="center"/>
+              <w:rPr>
+                <w:rFonts w:ascii="Calibri" w:eastAsia="Calibri" w:hAnsi="Calibri" w:cs="Calibri"/>
+              </w:rPr>
+            </w:pPr>
+            <w:r>
+              <w:rPr>
+                <w:rFonts w:ascii="Calibri" w:eastAsia="Calibri" w:hAnsi="Calibri" w:cs="Calibri"/>
+              </w:rPr>
+              <w:t>&gt; 2,000</w:t>
+            </w:r>
+          </w:p>
+        </w:tc>
+        <w:tc>
+          <w:tcPr>
+            <w:tcW w:w="7109" w:type="dxa"/>
+            <w:tcBorders>
+              <w:top w:val="single" w:sz="4" w:space="0" w:color="000000"/>
+              <w:left w:val="single" w:sz="4" w:space="0" w:color="000000"/>
+              <w:bottom w:val="single" w:sz="4" w:space="0" w:color="000000"/>
+              <w:right w:val="single" w:sz="4" w:space="0" w:color="000000"/>
+            </w:tcBorders>
+            <w:shd w:val="clear" w:color="auto" w:fill="F2F2F2" w:themeFill="background1" w:themeFillShade="F2"/>
+            <w:tcMar>
+              <w:top w:w="0" w:type="dxa"/>
+              <w:left w:w="100" w:type="dxa"/>
+              <w:bottom w:w="0" w:type="dxa"/>
+              <w:right w:w="100" w:type="dxa"/>
+            </w:tcMar>
+          </w:tcPr>
+          <w:p>
+            <w:pPr>
+              <w:spacing w:after="0" w:line="240" w:lineRule="auto"/>
+              <w:rPr>
+                <w:rFonts w:ascii="Calibri" w:eastAsia="Calibri" w:hAnsi="Calibri" w:cs="Calibri"/>
+                <w:lang w:val="pt-BR"/>
+              </w:rPr>
+            </w:pPr>
+            <w:r>
+              <w:rPr>
+                <w:rFonts w:ascii="Calibri" w:eastAsia="Calibri" w:hAnsi="Calibri" w:cs="Calibri"/>
+                <w:lang w:val="pt-BR"/>
+              </w:rPr>
+              <w:t>Não ressoa com o organismo.</w:t>
+            </w:r>
+          </w:p>
+        </w:tc>
+      </w:tr>
+      <w:tr>
+        <w:trPr>
+          <w:trHeight w:val="282"/>
+        </w:trPr>
+        <w:tc>
+          <w:tcPr>
+            <w:tcW w:w="2122" w:type="dxa"/>
             <w:vMerge w:val="restart"/>
             <w:tcBorders>
               <w:top w:val="single" w:sz="4" w:space="0" w:color="000000"/>
@@ -1279,32 +1726,28 @@
             </w:tcBorders>
             <w:tcMar>
               <w:top w:w="0" w:type="dxa"/>
-              <w:left w:w="115" w:type="dxa"/>
+              <w:left w:w="100" w:type="dxa"/>
               <w:bottom w:w="0" w:type="dxa"/>
-              <w:right w:w="115" w:type="dxa"/>
+              <w:right w:w="100" w:type="dxa"/>
             </w:tcMar>
-            <w:vAlign w:val="center"/>
-            <w:hideMark/>
           </w:tcPr>
           <w:p>
             <w:pPr>
-              <w:rPr>
-                <w:rFonts w:asciiTheme="majorHAnsi" w:eastAsia="Calibri" w:hAnsiTheme="majorHAnsi" w:cstheme="majorHAnsi"/>
-                <w:lang w:val="pt-BR"/>
+              <w:spacing w:after="0" w:line="240" w:lineRule="auto"/>
+              <w:rPr>
+                <w:rFonts w:ascii="Calibri" w:eastAsia="Calibri" w:hAnsi="Calibri" w:cs="Calibri"/>
               </w:rPr>
             </w:pPr>
             <w:r>
               <w:rPr>
-                <w:rFonts w:asciiTheme="majorHAnsi" w:eastAsia="Calibri" w:hAnsiTheme="majorHAnsi" w:cstheme="majorHAnsi"/>
-                <w:lang w:val="pt-BR"/>
+                <w:rFonts w:ascii="Calibri" w:eastAsia="Calibri" w:hAnsi="Calibri" w:cs="Calibri"/>
               </w:rPr>
               <w:t xml:space="preserve">Campo </w:t>
             </w:r>
             <w:proofErr w:type="spellStart"/>
             <w:r>
               <w:rPr>
-                <w:rFonts w:asciiTheme="majorHAnsi" w:eastAsia="Calibri" w:hAnsiTheme="majorHAnsi" w:cstheme="majorHAnsi"/>
-                <w:lang w:val="pt-BR"/>
+                <w:rFonts w:ascii="Calibri" w:eastAsia="Calibri" w:hAnsi="Calibri" w:cs="Calibri"/>
               </w:rPr>
               <w:t>morfogenético</w:t>
             </w:r>
@@ -1313,7 +1756,7 @@
         </w:tc>
         <w:tc>
           <w:tcPr>
-            <w:tcW w:w="0" w:type="auto"/>
+            <w:tcW w:w="1559" w:type="dxa"/>
             <w:tcBorders>
               <w:top w:val="single" w:sz="4" w:space="0" w:color="000000"/>
               <w:left w:val="single" w:sz="4" w:space="0" w:color="000000"/>
@@ -1322,31 +1765,30 @@
             </w:tcBorders>
             <w:tcMar>
               <w:top w:w="0" w:type="dxa"/>
-              <w:left w:w="108" w:type="dxa"/>
+              <w:left w:w="100" w:type="dxa"/>
               <w:bottom w:w="0" w:type="dxa"/>
-              <w:right w:w="108" w:type="dxa"/>
+              <w:right w:w="100" w:type="dxa"/>
             </w:tcMar>
-            <w:hideMark/>
           </w:tcPr>
           <w:p>
             <w:pPr>
-              <w:rPr>
-                <w:rFonts w:asciiTheme="majorHAnsi" w:eastAsia="Calibri" w:hAnsiTheme="majorHAnsi" w:cstheme="majorHAnsi"/>
-                <w:lang w:val="pt-BR"/>
+              <w:spacing w:after="0" w:line="240" w:lineRule="auto"/>
+              <w:jc w:val="center"/>
+              <w:rPr>
+                <w:rFonts w:ascii="Calibri" w:eastAsia="Calibri" w:hAnsi="Calibri" w:cs="Calibri"/>
               </w:rPr>
             </w:pPr>
             <w:r>
               <w:rPr>
-                <w:rFonts w:asciiTheme="majorHAnsi" w:eastAsia="Calibri" w:hAnsiTheme="majorHAnsi" w:cstheme="majorHAnsi"/>
-                <w:lang w:val="pt-BR"/>
-              </w:rPr>
-              <w:t>0 – 0,425</w:t>
+                <w:rFonts w:ascii="Calibri" w:eastAsia="Calibri" w:hAnsi="Calibri" w:cs="Calibri"/>
+              </w:rPr>
+              <w:t>0 – 0,450</w:t>
             </w:r>
           </w:p>
         </w:tc>
         <w:tc>
           <w:tcPr>
-            <w:tcW w:w="0" w:type="auto"/>
+            <w:tcW w:w="7109" w:type="dxa"/>
             <w:tcBorders>
               <w:top w:val="single" w:sz="4" w:space="0" w:color="000000"/>
               <w:left w:val="single" w:sz="4" w:space="0" w:color="000000"/>
@@ -1355,75 +1797,53 @@
             </w:tcBorders>
             <w:tcMar>
               <w:top w:w="0" w:type="dxa"/>
-              <w:left w:w="115" w:type="dxa"/>
+              <w:left w:w="100" w:type="dxa"/>
               <w:bottom w:w="0" w:type="dxa"/>
-              <w:right w:w="115" w:type="dxa"/>
+              <w:right w:w="100" w:type="dxa"/>
             </w:tcMar>
-            <w:vAlign w:val="center"/>
-            <w:hideMark/>
           </w:tcPr>
           <w:p>
             <w:pPr>
-              <w:rPr>
-                <w:rFonts w:asciiTheme="majorHAnsi" w:eastAsia="Calibri" w:hAnsiTheme="majorHAnsi" w:cstheme="majorHAnsi"/>
+              <w:spacing w:after="0" w:line="240" w:lineRule="auto"/>
+              <w:rPr>
+                <w:rFonts w:ascii="Calibri" w:eastAsia="Calibri" w:hAnsi="Calibri" w:cs="Calibri"/>
                 <w:lang w:val="pt-BR"/>
               </w:rPr>
             </w:pPr>
             <w:r>
               <w:rPr>
-                <w:rFonts w:asciiTheme="majorHAnsi" w:eastAsia="Calibri" w:hAnsiTheme="majorHAnsi" w:cstheme="majorHAnsi"/>
+                <w:rFonts w:ascii="Calibri" w:eastAsia="Calibri" w:hAnsi="Calibri" w:cs="Calibri"/>
                 <w:lang w:val="pt-BR"/>
               </w:rPr>
-              <w:t xml:space="preserve">Emoção ativa e ressoante que está afetando os </w:t>
+              <w:t xml:space="preserve">Ressonância emocional aguda </w:t>
             </w:r>
             <w:proofErr w:type="gramStart"/>
             <w:r>
               <w:rPr>
-                <w:rFonts w:asciiTheme="majorHAnsi" w:eastAsia="Calibri" w:hAnsiTheme="majorHAnsi" w:cstheme="majorHAnsi"/>
+                <w:rFonts w:ascii="Calibri" w:eastAsia="Calibri" w:hAnsi="Calibri" w:cs="Calibri"/>
                 <w:lang w:val="pt-BR"/>
               </w:rPr>
-              <w:t>campos  emocional</w:t>
+              <w:t>no momento atual</w:t>
             </w:r>
             <w:proofErr w:type="gramEnd"/>
             <w:r>
               <w:rPr>
-                <w:rFonts w:asciiTheme="majorHAnsi" w:eastAsia="Calibri" w:hAnsiTheme="majorHAnsi" w:cstheme="majorHAnsi"/>
+                <w:rFonts w:ascii="Calibri" w:eastAsia="Calibri" w:hAnsi="Calibri" w:cs="Calibri"/>
                 <w:lang w:val="pt-BR"/>
               </w:rPr>
-              <w:t>/mental no momento.</w:t>
+              <w:t>.</w:t>
             </w:r>
           </w:p>
         </w:tc>
       </w:tr>
       <w:tr>
         <w:trPr>
-          <w:trHeight w:val="293"/>
+          <w:trHeight w:val="261"/>
         </w:trPr>
         <w:tc>
           <w:tcPr>
-            <w:tcW w:w="0" w:type="auto"/>
+            <w:tcW w:w="2122" w:type="dxa"/>
             <w:vMerge/>
-            <w:tcBorders>
-              <w:top w:val="single" w:sz="4" w:space="0" w:color="000000"/>
-              <w:left w:val="single" w:sz="4" w:space="0" w:color="000000"/>
-              <w:bottom w:val="single" w:sz="4" w:space="0" w:color="000000"/>
-              <w:right w:val="single" w:sz="4" w:space="0" w:color="000000"/>
-            </w:tcBorders>
-            <w:vAlign w:val="center"/>
-            <w:hideMark/>
-          </w:tcPr>
-          <w:p>
-            <w:pPr>
-              <w:rPr>
-                <w:rFonts w:asciiTheme="majorHAnsi" w:eastAsia="Calibri" w:hAnsiTheme="majorHAnsi" w:cstheme="majorHAnsi"/>
-                <w:lang w:val="pt-BR"/>
-              </w:rPr>
-            </w:pPr>
-          </w:p>
-        </w:tc>
-        <w:tc>
-          <w:tcPr>
-            <w:tcW w:w="0" w:type="auto"/>
             <w:tcBorders>
               <w:top w:val="single" w:sz="4" w:space="0" w:color="000000"/>
               <w:left w:val="single" w:sz="4" w:space="0" w:color="000000"/>
@@ -1432,31 +1852,32 @@
             </w:tcBorders>
             <w:tcMar>
               <w:top w:w="0" w:type="dxa"/>
-              <w:left w:w="108" w:type="dxa"/>
+              <w:left w:w="100" w:type="dxa"/>
               <w:bottom w:w="0" w:type="dxa"/>
-              <w:right w:w="108" w:type="dxa"/>
+              <w:right w:w="100" w:type="dxa"/>
             </w:tcMar>
-            <w:hideMark/>
           </w:tcPr>
           <w:p>
             <w:pPr>
-              <w:rPr>
-                <w:rFonts w:asciiTheme="majorHAnsi" w:eastAsia="Calibri" w:hAnsiTheme="majorHAnsi" w:cstheme="majorHAnsi"/>
+              <w:widowControl w:val="0"/>
+              <w:pBdr>
+                <w:top w:val="nil"/>
+                <w:left w:val="nil"/>
+                <w:bottom w:val="nil"/>
+                <w:right w:val="nil"/>
+                <w:between w:val="nil"/>
+              </w:pBdr>
+              <w:spacing w:after="0"/>
+              <w:rPr>
+                <w:rFonts w:ascii="Calibri" w:eastAsia="Calibri" w:hAnsi="Calibri" w:cs="Calibri"/>
                 <w:lang w:val="pt-BR"/>
               </w:rPr>
             </w:pPr>
-            <w:r>
-              <w:rPr>
-                <w:rFonts w:asciiTheme="majorHAnsi" w:eastAsia="Calibri" w:hAnsiTheme="majorHAnsi" w:cstheme="majorHAnsi"/>
-                <w:lang w:val="pt-BR"/>
-              </w:rPr>
-              <w:t>0,426 -0,750</w:t>
-            </w:r>
           </w:p>
         </w:tc>
         <w:tc>
           <w:tcPr>
-            <w:tcW w:w="0" w:type="auto"/>
+            <w:tcW w:w="1559" w:type="dxa"/>
             <w:tcBorders>
               <w:top w:val="single" w:sz="4" w:space="0" w:color="000000"/>
               <w:left w:val="single" w:sz="4" w:space="0" w:color="000000"/>
@@ -1465,59 +1886,30 @@
             </w:tcBorders>
             <w:tcMar>
               <w:top w:w="0" w:type="dxa"/>
-              <w:left w:w="115" w:type="dxa"/>
+              <w:left w:w="100" w:type="dxa"/>
               <w:bottom w:w="0" w:type="dxa"/>
-              <w:right w:w="115" w:type="dxa"/>
+              <w:right w:w="100" w:type="dxa"/>
             </w:tcMar>
-            <w:vAlign w:val="center"/>
-            <w:hideMark/>
           </w:tcPr>
           <w:p>
             <w:pPr>
-              <w:rPr>
-                <w:rFonts w:asciiTheme="majorHAnsi" w:eastAsia="Calibri" w:hAnsiTheme="majorHAnsi" w:cstheme="majorHAnsi"/>
-                <w:lang w:val="pt-BR"/>
+              <w:spacing w:after="0" w:line="240" w:lineRule="auto"/>
+              <w:jc w:val="center"/>
+              <w:rPr>
+                <w:rFonts w:ascii="Calibri" w:eastAsia="Calibri" w:hAnsi="Calibri" w:cs="Calibri"/>
               </w:rPr>
             </w:pPr>
             <w:r>
               <w:rPr>
-                <w:rFonts w:asciiTheme="majorHAnsi" w:eastAsia="Calibri" w:hAnsiTheme="majorHAnsi" w:cstheme="majorHAnsi"/>
-                <w:lang w:val="pt-BR"/>
-              </w:rPr>
-              <w:t>Emoção em transição ou enfraquecida. Pode estar sendo processada ou superada.</w:t>
-            </w:r>
-          </w:p>
-        </w:tc>
-      </w:tr>
-      <w:tr>
-        <w:trPr>
-          <w:trHeight w:val="293"/>
-        </w:trPr>
-        <w:tc>
-          <w:tcPr>
-            <w:tcW w:w="0" w:type="auto"/>
-            <w:vMerge/>
-            <w:tcBorders>
-              <w:top w:val="single" w:sz="4" w:space="0" w:color="000000"/>
-              <w:left w:val="single" w:sz="4" w:space="0" w:color="000000"/>
-              <w:bottom w:val="single" w:sz="4" w:space="0" w:color="000000"/>
-              <w:right w:val="single" w:sz="4" w:space="0" w:color="000000"/>
-            </w:tcBorders>
-            <w:vAlign w:val="center"/>
-            <w:hideMark/>
-          </w:tcPr>
-          <w:p>
-            <w:pPr>
-              <w:rPr>
-                <w:rFonts w:asciiTheme="majorHAnsi" w:eastAsia="Calibri" w:hAnsiTheme="majorHAnsi" w:cstheme="majorHAnsi"/>
-                <w:lang w:val="pt-BR"/>
-              </w:rPr>
-            </w:pPr>
+                <w:rFonts w:ascii="Calibri" w:eastAsia="Calibri" w:hAnsi="Calibri" w:cs="Calibri"/>
+              </w:rPr>
+              <w:t>0,451 – 1,000</w:t>
+            </w:r>
           </w:p>
         </w:tc>
         <w:tc>
           <w:tcPr>
-            <w:tcW w:w="0" w:type="auto"/>
+            <w:tcW w:w="7109" w:type="dxa"/>
             <w:tcBorders>
               <w:top w:val="single" w:sz="4" w:space="0" w:color="000000"/>
               <w:left w:val="single" w:sz="4" w:space="0" w:color="000000"/>
@@ -1526,31 +1918,37 @@
             </w:tcBorders>
             <w:tcMar>
               <w:top w:w="0" w:type="dxa"/>
-              <w:left w:w="108" w:type="dxa"/>
+              <w:left w:w="100" w:type="dxa"/>
               <w:bottom w:w="0" w:type="dxa"/>
-              <w:right w:w="108" w:type="dxa"/>
+              <w:right w:w="100" w:type="dxa"/>
             </w:tcMar>
-            <w:hideMark/>
           </w:tcPr>
           <w:p>
             <w:pPr>
-              <w:rPr>
-                <w:rFonts w:asciiTheme="majorHAnsi" w:eastAsia="Calibri" w:hAnsiTheme="majorHAnsi" w:cstheme="majorHAnsi"/>
+              <w:spacing w:after="0" w:line="240" w:lineRule="auto"/>
+              <w:rPr>
+                <w:rFonts w:ascii="Calibri" w:eastAsia="Calibri" w:hAnsi="Calibri" w:cs="Calibri"/>
                 <w:lang w:val="pt-BR"/>
               </w:rPr>
             </w:pPr>
             <w:r>
               <w:rPr>
-                <w:rFonts w:asciiTheme="majorHAnsi" w:eastAsia="Calibri" w:hAnsiTheme="majorHAnsi" w:cstheme="majorHAnsi"/>
+                <w:rFonts w:ascii="Calibri" w:eastAsia="Calibri" w:hAnsi="Calibri" w:cs="Calibri"/>
                 <w:lang w:val="pt-BR"/>
               </w:rPr>
-              <w:t>&gt;0,750</w:t>
+              <w:t xml:space="preserve">Emoção que exerce influência, embora com menor intensidade. </w:t>
             </w:r>
           </w:p>
         </w:tc>
+      </w:tr>
+      <w:tr>
+        <w:trPr>
+          <w:trHeight w:val="300"/>
+        </w:trPr>
         <w:tc>
           <w:tcPr>
-            <w:tcW w:w="0" w:type="auto"/>
+            <w:tcW w:w="2122" w:type="dxa"/>
+            <w:vMerge/>
             <w:tcBorders>
               <w:top w:val="single" w:sz="4" w:space="0" w:color="000000"/>
               <w:left w:val="single" w:sz="4" w:space="0" w:color="000000"/>
@@ -1559,70 +1957,32 @@
             </w:tcBorders>
             <w:tcMar>
               <w:top w:w="0" w:type="dxa"/>
-              <w:left w:w="115" w:type="dxa"/>
+              <w:left w:w="100" w:type="dxa"/>
               <w:bottom w:w="0" w:type="dxa"/>
-              <w:right w:w="115" w:type="dxa"/>
+              <w:right w:w="100" w:type="dxa"/>
             </w:tcMar>
-            <w:vAlign w:val="center"/>
-            <w:hideMark/>
           </w:tcPr>
           <w:p>
             <w:pPr>
-              <w:rPr>
-                <w:rFonts w:asciiTheme="majorHAnsi" w:eastAsia="Calibri" w:hAnsiTheme="majorHAnsi" w:cstheme="majorHAnsi"/>
+              <w:widowControl w:val="0"/>
+              <w:pBdr>
+                <w:top w:val="nil"/>
+                <w:left w:val="nil"/>
+                <w:bottom w:val="nil"/>
+                <w:right w:val="nil"/>
+                <w:between w:val="nil"/>
+              </w:pBdr>
+              <w:spacing w:after="0"/>
+              <w:rPr>
+                <w:rFonts w:ascii="Calibri" w:eastAsia="Calibri" w:hAnsi="Calibri" w:cs="Calibri"/>
                 <w:lang w:val="pt-BR"/>
               </w:rPr>
             </w:pPr>
-            <w:r>
-              <w:rPr>
-                <w:rFonts w:asciiTheme="majorHAnsi" w:eastAsia="Calibri" w:hAnsiTheme="majorHAnsi" w:cstheme="majorHAnsi"/>
-                <w:lang w:val="pt-BR"/>
-              </w:rPr>
-              <w:t>Geralmente não ressoa mais com o campo atual. Foi ressignificada e/ou superada.</w:t>
-            </w:r>
-          </w:p>
-        </w:tc>
-      </w:tr>
-      <w:tr>
-        <w:tc>
-          <w:tcPr>
-            <w:tcW w:w="0" w:type="auto"/>
-            <w:vMerge w:val="restart"/>
-            <w:tcBorders>
-              <w:top w:val="single" w:sz="4" w:space="0" w:color="000000"/>
-              <w:left w:val="single" w:sz="4" w:space="0" w:color="000000"/>
-              <w:bottom w:val="single" w:sz="4" w:space="0" w:color="000000"/>
-              <w:right w:val="single" w:sz="4" w:space="0" w:color="000000"/>
-            </w:tcBorders>
-            <w:shd w:val="clear" w:color="auto" w:fill="D9D9D9"/>
-            <w:tcMar>
-              <w:top w:w="0" w:type="dxa"/>
-              <w:left w:w="115" w:type="dxa"/>
-              <w:bottom w:w="0" w:type="dxa"/>
-              <w:right w:w="115" w:type="dxa"/>
-            </w:tcMar>
-            <w:vAlign w:val="center"/>
-            <w:hideMark/>
-          </w:tcPr>
-          <w:p>
-            <w:pPr>
-              <w:rPr>
-                <w:rFonts w:asciiTheme="majorHAnsi" w:eastAsia="Calibri" w:hAnsiTheme="majorHAnsi" w:cstheme="majorHAnsi"/>
-                <w:lang w:val="pt-BR"/>
-              </w:rPr>
-            </w:pPr>
-            <w:r>
-              <w:rPr>
-                <w:rFonts w:asciiTheme="majorHAnsi" w:eastAsia="Calibri" w:hAnsiTheme="majorHAnsi" w:cstheme="majorHAnsi"/>
-                <w:lang w:val="pt-BR"/>
-              </w:rPr>
-              <w:t>Alimentos</w:t>
-            </w:r>
           </w:p>
         </w:tc>
         <w:tc>
           <w:tcPr>
-            <w:tcW w:w="0" w:type="auto"/>
+            <w:tcW w:w="1559" w:type="dxa"/>
             <w:tcBorders>
               <w:top w:val="single" w:sz="4" w:space="0" w:color="000000"/>
               <w:left w:val="single" w:sz="4" w:space="0" w:color="000000"/>
@@ -1631,90 +1991,30 @@
             </w:tcBorders>
             <w:tcMar>
               <w:top w:w="0" w:type="dxa"/>
-              <w:left w:w="108" w:type="dxa"/>
+              <w:left w:w="100" w:type="dxa"/>
               <w:bottom w:w="0" w:type="dxa"/>
-              <w:right w:w="108" w:type="dxa"/>
+              <w:right w:w="100" w:type="dxa"/>
             </w:tcMar>
-            <w:hideMark/>
           </w:tcPr>
           <w:p>
             <w:pPr>
-              <w:rPr>
-                <w:rFonts w:asciiTheme="majorHAnsi" w:eastAsia="Calibri" w:hAnsiTheme="majorHAnsi" w:cstheme="majorHAnsi"/>
-                <w:lang w:val="pt-BR"/>
+              <w:spacing w:after="0" w:line="240" w:lineRule="auto"/>
+              <w:jc w:val="center"/>
+              <w:rPr>
+                <w:rFonts w:ascii="Calibri" w:eastAsia="Calibri" w:hAnsi="Calibri" w:cs="Calibri"/>
               </w:rPr>
             </w:pPr>
             <w:r>
               <w:rPr>
-                <w:rFonts w:asciiTheme="majorHAnsi" w:eastAsia="Calibri" w:hAnsiTheme="majorHAnsi" w:cstheme="majorHAnsi"/>
-                <w:lang w:val="pt-BR"/>
-              </w:rPr>
-              <w:t>0 – 0,425</w:t>
+                <w:rFonts w:ascii="Calibri" w:eastAsia="Calibri" w:hAnsi="Calibri" w:cs="Calibri"/>
+              </w:rPr>
+              <w:t>1,001 – 2,000</w:t>
             </w:r>
           </w:p>
         </w:tc>
         <w:tc>
           <w:tcPr>
-            <w:tcW w:w="0" w:type="auto"/>
-            <w:tcBorders>
-              <w:top w:val="single" w:sz="4" w:space="0" w:color="000000"/>
-              <w:left w:val="single" w:sz="4" w:space="0" w:color="000000"/>
-              <w:bottom w:val="single" w:sz="4" w:space="0" w:color="000000"/>
-              <w:right w:val="single" w:sz="4" w:space="0" w:color="000000"/>
-            </w:tcBorders>
-            <w:shd w:val="clear" w:color="auto" w:fill="D9D9D9"/>
-            <w:tcMar>
-              <w:top w:w="0" w:type="dxa"/>
-              <w:left w:w="108" w:type="dxa"/>
-              <w:bottom w:w="0" w:type="dxa"/>
-              <w:right w:w="108" w:type="dxa"/>
-            </w:tcMar>
-            <w:vAlign w:val="center"/>
-            <w:hideMark/>
-          </w:tcPr>
-          <w:p>
-            <w:pPr>
-              <w:rPr>
-                <w:rFonts w:asciiTheme="majorHAnsi" w:eastAsia="Calibri" w:hAnsiTheme="majorHAnsi" w:cstheme="majorHAnsi"/>
-                <w:lang w:val="pt-BR"/>
-              </w:rPr>
-            </w:pPr>
-            <w:r>
-              <w:rPr>
-                <w:rFonts w:asciiTheme="majorHAnsi" w:eastAsia="Calibri" w:hAnsiTheme="majorHAnsi" w:cstheme="majorHAnsi"/>
-                <w:lang w:val="pt-BR"/>
-              </w:rPr>
-              <w:t>Altamente compatível – alimento benéfico, harmonizador.</w:t>
-            </w:r>
-          </w:p>
-        </w:tc>
-      </w:tr>
-      <w:tr>
-        <w:tc>
-          <w:tcPr>
-            <w:tcW w:w="0" w:type="auto"/>
-            <w:vMerge/>
-            <w:tcBorders>
-              <w:top w:val="single" w:sz="4" w:space="0" w:color="000000"/>
-              <w:left w:val="single" w:sz="4" w:space="0" w:color="000000"/>
-              <w:bottom w:val="single" w:sz="4" w:space="0" w:color="000000"/>
-              <w:right w:val="single" w:sz="4" w:space="0" w:color="000000"/>
-            </w:tcBorders>
-            <w:vAlign w:val="center"/>
-            <w:hideMark/>
-          </w:tcPr>
-          <w:p>
-            <w:pPr>
-              <w:rPr>
-                <w:rFonts w:asciiTheme="majorHAnsi" w:eastAsia="Calibri" w:hAnsiTheme="majorHAnsi" w:cstheme="majorHAnsi"/>
-                <w:lang w:val="pt-BR"/>
-              </w:rPr>
-            </w:pPr>
-          </w:p>
-        </w:tc>
-        <w:tc>
-          <w:tcPr>
-            <w:tcW w:w="0" w:type="auto"/>
+            <w:tcW w:w="7109" w:type="dxa"/>
             <w:tcBorders>
               <w:top w:val="single" w:sz="4" w:space="0" w:color="000000"/>
               <w:left w:val="single" w:sz="4" w:space="0" w:color="000000"/>
@@ -1723,90 +2023,37 @@
             </w:tcBorders>
             <w:tcMar>
               <w:top w:w="0" w:type="dxa"/>
-              <w:left w:w="108" w:type="dxa"/>
+              <w:left w:w="100" w:type="dxa"/>
               <w:bottom w:w="0" w:type="dxa"/>
-              <w:right w:w="108" w:type="dxa"/>
+              <w:right w:w="100" w:type="dxa"/>
             </w:tcMar>
-            <w:hideMark/>
           </w:tcPr>
           <w:p>
             <w:pPr>
-              <w:rPr>
-                <w:rFonts w:asciiTheme="majorHAnsi" w:eastAsia="Calibri" w:hAnsiTheme="majorHAnsi" w:cstheme="majorHAnsi"/>
+              <w:spacing w:after="0" w:line="240" w:lineRule="auto"/>
+              <w:rPr>
+                <w:rFonts w:ascii="Calibri" w:eastAsia="Calibri" w:hAnsi="Calibri" w:cs="Calibri"/>
                 <w:lang w:val="pt-BR"/>
               </w:rPr>
             </w:pPr>
             <w:r>
               <w:rPr>
-                <w:rFonts w:asciiTheme="majorHAnsi" w:eastAsia="Calibri" w:hAnsiTheme="majorHAnsi" w:cstheme="majorHAnsi"/>
+                <w:rFonts w:ascii="Calibri" w:eastAsia="Calibri" w:hAnsi="Calibri" w:cs="Calibri"/>
                 <w:lang w:val="pt-BR"/>
               </w:rPr>
-              <w:t>0,426 -0,750</w:t>
-            </w:r>
-          </w:p>
-        </w:tc>
-        <w:tc>
-          <w:tcPr>
-            <w:tcW w:w="0" w:type="auto"/>
-            <w:tcBorders>
-              <w:top w:val="single" w:sz="4" w:space="0" w:color="000000"/>
-              <w:left w:val="single" w:sz="4" w:space="0" w:color="000000"/>
-              <w:bottom w:val="single" w:sz="4" w:space="0" w:color="000000"/>
-              <w:right w:val="single" w:sz="4" w:space="0" w:color="000000"/>
-            </w:tcBorders>
-            <w:shd w:val="clear" w:color="auto" w:fill="D9D9D9"/>
-            <w:tcMar>
-              <w:top w:w="0" w:type="dxa"/>
-              <w:left w:w="108" w:type="dxa"/>
-              <w:bottom w:w="0" w:type="dxa"/>
-              <w:right w:w="108" w:type="dxa"/>
-            </w:tcMar>
-            <w:vAlign w:val="center"/>
-            <w:hideMark/>
-          </w:tcPr>
-          <w:p>
-            <w:pPr>
-              <w:rPr>
-                <w:rFonts w:asciiTheme="majorHAnsi" w:eastAsia="Calibri" w:hAnsiTheme="majorHAnsi" w:cstheme="majorHAnsi"/>
-                <w:lang w:val="pt-BR"/>
-              </w:rPr>
-            </w:pPr>
-            <w:r>
-              <w:rPr>
-                <w:rFonts w:asciiTheme="majorHAnsi" w:eastAsia="Calibri" w:hAnsiTheme="majorHAnsi" w:cstheme="majorHAnsi"/>
-                <w:lang w:val="pt-BR"/>
-              </w:rPr>
-              <w:t>Compatível – pode ser consumido com moderação.</w:t>
+              <w:t xml:space="preserve">Emoção em transição ou enfraquecida. </w:t>
             </w:r>
           </w:p>
         </w:tc>
       </w:tr>
       <w:tr>
+        <w:trPr>
+          <w:trHeight w:val="300"/>
+        </w:trPr>
         <w:tc>
           <w:tcPr>
-            <w:tcW w:w="0" w:type="auto"/>
+            <w:tcW w:w="2122" w:type="dxa"/>
             <w:vMerge/>
-            <w:tcBorders>
-              <w:top w:val="single" w:sz="4" w:space="0" w:color="000000"/>
-              <w:left w:val="single" w:sz="4" w:space="0" w:color="000000"/>
-              <w:bottom w:val="single" w:sz="4" w:space="0" w:color="000000"/>
-              <w:right w:val="single" w:sz="4" w:space="0" w:color="000000"/>
-            </w:tcBorders>
-            <w:vAlign w:val="center"/>
-            <w:hideMark/>
-          </w:tcPr>
-          <w:p>
-            <w:pPr>
-              <w:rPr>
-                <w:rFonts w:asciiTheme="majorHAnsi" w:eastAsia="Calibri" w:hAnsiTheme="majorHAnsi" w:cstheme="majorHAnsi"/>
-                <w:lang w:val="pt-BR"/>
-              </w:rPr>
-            </w:pPr>
-          </w:p>
-        </w:tc>
-        <w:tc>
-          <w:tcPr>
-            <w:tcW w:w="0" w:type="auto"/>
             <w:tcBorders>
               <w:top w:val="single" w:sz="4" w:space="0" w:color="000000"/>
               <w:left w:val="single" w:sz="4" w:space="0" w:color="000000"/>
@@ -1815,68 +2062,531 @@
             </w:tcBorders>
             <w:tcMar>
               <w:top w:w="0" w:type="dxa"/>
-              <w:left w:w="108" w:type="dxa"/>
+              <w:left w:w="100" w:type="dxa"/>
               <w:bottom w:w="0" w:type="dxa"/>
-              <w:right w:w="108" w:type="dxa"/>
+              <w:right w:w="100" w:type="dxa"/>
             </w:tcMar>
-            <w:hideMark/>
           </w:tcPr>
           <w:p>
             <w:pPr>
-              <w:rPr>
-                <w:rFonts w:asciiTheme="majorHAnsi" w:eastAsia="Calibri" w:hAnsiTheme="majorHAnsi" w:cstheme="majorHAnsi"/>
+              <w:widowControl w:val="0"/>
+              <w:pBdr>
+                <w:top w:val="nil"/>
+                <w:left w:val="nil"/>
+                <w:bottom w:val="nil"/>
+                <w:right w:val="nil"/>
+                <w:between w:val="nil"/>
+              </w:pBdr>
+              <w:spacing w:after="0"/>
+              <w:rPr>
+                <w:rFonts w:ascii="Calibri" w:eastAsia="Calibri" w:hAnsi="Calibri" w:cs="Calibri"/>
                 <w:lang w:val="pt-BR"/>
               </w:rPr>
             </w:pPr>
-            <w:r>
-              <w:rPr>
-                <w:rFonts w:asciiTheme="majorHAnsi" w:eastAsia="Calibri" w:hAnsiTheme="majorHAnsi" w:cstheme="majorHAnsi"/>
-                <w:lang w:val="pt-BR"/>
-              </w:rPr>
-              <w:t>&gt;0,750</w:t>
-            </w:r>
           </w:p>
         </w:tc>
         <w:tc>
           <w:tcPr>
-            <w:tcW w:w="0" w:type="auto"/>
+            <w:tcW w:w="1559" w:type="dxa"/>
             <w:tcBorders>
               <w:top w:val="single" w:sz="4" w:space="0" w:color="000000"/>
               <w:left w:val="single" w:sz="4" w:space="0" w:color="000000"/>
               <w:bottom w:val="single" w:sz="4" w:space="0" w:color="000000"/>
               <w:right w:val="single" w:sz="4" w:space="0" w:color="000000"/>
             </w:tcBorders>
-            <w:shd w:val="clear" w:color="auto" w:fill="D9D9D9"/>
             <w:tcMar>
               <w:top w:w="0" w:type="dxa"/>
-              <w:left w:w="108" w:type="dxa"/>
+              <w:left w:w="100" w:type="dxa"/>
               <w:bottom w:w="0" w:type="dxa"/>
-              <w:right w:w="108" w:type="dxa"/>
+              <w:right w:w="100" w:type="dxa"/>
             </w:tcMar>
-            <w:vAlign w:val="center"/>
-            <w:hideMark/>
           </w:tcPr>
           <w:p>
             <w:pPr>
-              <w:rPr>
-                <w:rFonts w:asciiTheme="majorHAnsi" w:eastAsia="Calibri" w:hAnsiTheme="majorHAnsi" w:cstheme="majorHAnsi"/>
+              <w:spacing w:after="0" w:line="240" w:lineRule="auto"/>
+              <w:jc w:val="center"/>
+              <w:rPr>
+                <w:rFonts w:ascii="Calibri" w:eastAsia="Calibri" w:hAnsi="Calibri" w:cs="Calibri"/>
+              </w:rPr>
+            </w:pPr>
+            <w:r>
+              <w:rPr>
+                <w:rFonts w:ascii="Calibri" w:eastAsia="Calibri" w:hAnsi="Calibri" w:cs="Calibri"/>
+              </w:rPr>
+              <w:t>&gt; 2,000</w:t>
+            </w:r>
+          </w:p>
+        </w:tc>
+        <w:tc>
+          <w:tcPr>
+            <w:tcW w:w="7109" w:type="dxa"/>
+            <w:tcBorders>
+              <w:top w:val="single" w:sz="4" w:space="0" w:color="000000"/>
+              <w:left w:val="single" w:sz="4" w:space="0" w:color="000000"/>
+              <w:bottom w:val="single" w:sz="4" w:space="0" w:color="000000"/>
+              <w:right w:val="single" w:sz="4" w:space="0" w:color="000000"/>
+            </w:tcBorders>
+            <w:tcMar>
+              <w:top w:w="0" w:type="dxa"/>
+              <w:left w:w="100" w:type="dxa"/>
+              <w:bottom w:w="0" w:type="dxa"/>
+              <w:right w:w="100" w:type="dxa"/>
+            </w:tcMar>
+          </w:tcPr>
+          <w:p>
+            <w:pPr>
+              <w:spacing w:after="0" w:line="240" w:lineRule="auto"/>
+              <w:rPr>
+                <w:rFonts w:ascii="Calibri" w:eastAsia="Calibri" w:hAnsi="Calibri" w:cs="Calibri"/>
                 <w:lang w:val="pt-BR"/>
               </w:rPr>
             </w:pPr>
             <w:r>
               <w:rPr>
-                <w:rFonts w:asciiTheme="majorHAnsi" w:eastAsia="Calibri" w:hAnsiTheme="majorHAnsi" w:cstheme="majorHAnsi"/>
+                <w:rFonts w:ascii="Calibri" w:eastAsia="Calibri" w:hAnsi="Calibri" w:cs="Calibri"/>
                 <w:lang w:val="pt-BR"/>
               </w:rPr>
-              <w:t>Incompatível – potencial alergênico, inflamatório ou intoxicante.</w:t>
+              <w:t>Emoção ressignificada e/ou superada.</w:t>
             </w:r>
           </w:p>
         </w:tc>
       </w:tr>
       <w:tr>
+        <w:trPr>
+          <w:trHeight w:val="255"/>
+        </w:trPr>
         <w:tc>
           <w:tcPr>
-            <w:tcW w:w="0" w:type="auto"/>
+            <w:tcW w:w="2122" w:type="dxa"/>
+            <w:vMerge w:val="restart"/>
+            <w:tcBorders>
+              <w:top w:val="single" w:sz="4" w:space="0" w:color="000000"/>
+              <w:left w:val="single" w:sz="4" w:space="0" w:color="000000"/>
+              <w:bottom w:val="single" w:sz="4" w:space="0" w:color="000000"/>
+              <w:right w:val="single" w:sz="4" w:space="0" w:color="000000"/>
+            </w:tcBorders>
+            <w:shd w:val="clear" w:color="auto" w:fill="F2F2F2" w:themeFill="background1" w:themeFillShade="F2"/>
+            <w:tcMar>
+              <w:top w:w="0" w:type="dxa"/>
+              <w:left w:w="100" w:type="dxa"/>
+              <w:bottom w:w="0" w:type="dxa"/>
+              <w:right w:w="100" w:type="dxa"/>
+            </w:tcMar>
+          </w:tcPr>
+          <w:p>
+            <w:pPr>
+              <w:spacing w:after="0" w:line="240" w:lineRule="auto"/>
+              <w:rPr>
+                <w:rFonts w:ascii="Calibri" w:eastAsia="Calibri" w:hAnsi="Calibri" w:cs="Calibri"/>
+              </w:rPr>
+            </w:pPr>
+            <w:r>
+              <w:rPr>
+                <w:rFonts w:ascii="Calibri" w:eastAsia="Calibri" w:hAnsi="Calibri" w:cs="Calibri"/>
+              </w:rPr>
+              <w:t>Alimentos</w:t>
+            </w:r>
+          </w:p>
+        </w:tc>
+        <w:tc>
+          <w:tcPr>
+            <w:tcW w:w="1559" w:type="dxa"/>
+            <w:tcBorders>
+              <w:top w:val="single" w:sz="4" w:space="0" w:color="000000"/>
+              <w:left w:val="single" w:sz="4" w:space="0" w:color="000000"/>
+              <w:bottom w:val="single" w:sz="4" w:space="0" w:color="000000"/>
+              <w:right w:val="single" w:sz="4" w:space="0" w:color="000000"/>
+            </w:tcBorders>
+            <w:shd w:val="clear" w:color="auto" w:fill="F2F2F2" w:themeFill="background1" w:themeFillShade="F2"/>
+            <w:tcMar>
+              <w:top w:w="0" w:type="dxa"/>
+              <w:left w:w="100" w:type="dxa"/>
+              <w:bottom w:w="0" w:type="dxa"/>
+              <w:right w:w="100" w:type="dxa"/>
+            </w:tcMar>
+          </w:tcPr>
+          <w:p>
+            <w:pPr>
+              <w:spacing w:after="0" w:line="240" w:lineRule="auto"/>
+              <w:jc w:val="center"/>
+              <w:rPr>
+                <w:rFonts w:ascii="Calibri" w:eastAsia="Calibri" w:hAnsi="Calibri" w:cs="Calibri"/>
+              </w:rPr>
+            </w:pPr>
+            <w:r>
+              <w:rPr>
+                <w:rFonts w:ascii="Calibri" w:eastAsia="Calibri" w:hAnsi="Calibri" w:cs="Calibri"/>
+              </w:rPr>
+              <w:t>0 – 0,450</w:t>
+            </w:r>
+          </w:p>
+        </w:tc>
+        <w:tc>
+          <w:tcPr>
+            <w:tcW w:w="7109" w:type="dxa"/>
+            <w:tcBorders>
+              <w:top w:val="single" w:sz="4" w:space="0" w:color="000000"/>
+              <w:left w:val="single" w:sz="4" w:space="0" w:color="000000"/>
+              <w:bottom w:val="single" w:sz="4" w:space="0" w:color="000000"/>
+              <w:right w:val="single" w:sz="4" w:space="0" w:color="000000"/>
+            </w:tcBorders>
+            <w:shd w:val="clear" w:color="auto" w:fill="F2F2F2" w:themeFill="background1" w:themeFillShade="F2"/>
+            <w:tcMar>
+              <w:top w:w="0" w:type="dxa"/>
+              <w:left w:w="100" w:type="dxa"/>
+              <w:bottom w:w="0" w:type="dxa"/>
+              <w:right w:w="100" w:type="dxa"/>
+            </w:tcMar>
+          </w:tcPr>
+          <w:p>
+            <w:pPr>
+              <w:spacing w:after="0" w:line="240" w:lineRule="auto"/>
+              <w:rPr>
+                <w:rFonts w:ascii="Calibri" w:eastAsia="Calibri" w:hAnsi="Calibri" w:cs="Calibri"/>
+                <w:lang w:val="pt-BR"/>
+              </w:rPr>
+            </w:pPr>
+            <w:r>
+              <w:rPr>
+                <w:rFonts w:ascii="Calibri" w:eastAsia="Calibri" w:hAnsi="Calibri" w:cs="Calibri"/>
+                <w:lang w:val="pt-BR"/>
+              </w:rPr>
+              <w:t>Altamente compatível – alimento benéfico, harmonizador.</w:t>
+            </w:r>
+          </w:p>
+        </w:tc>
+      </w:tr>
+      <w:tr>
+        <w:trPr>
+          <w:trHeight w:val="255"/>
+        </w:trPr>
+        <w:tc>
+          <w:tcPr>
+            <w:tcW w:w="2122" w:type="dxa"/>
+            <w:vMerge/>
+            <w:tcBorders>
+              <w:top w:val="single" w:sz="4" w:space="0" w:color="000000"/>
+              <w:left w:val="single" w:sz="4" w:space="0" w:color="000000"/>
+              <w:bottom w:val="single" w:sz="4" w:space="0" w:color="000000"/>
+              <w:right w:val="single" w:sz="4" w:space="0" w:color="000000"/>
+            </w:tcBorders>
+            <w:shd w:val="clear" w:color="auto" w:fill="F2F2F2" w:themeFill="background1" w:themeFillShade="F2"/>
+            <w:tcMar>
+              <w:top w:w="0" w:type="dxa"/>
+              <w:left w:w="100" w:type="dxa"/>
+              <w:bottom w:w="0" w:type="dxa"/>
+              <w:right w:w="100" w:type="dxa"/>
+            </w:tcMar>
+          </w:tcPr>
+          <w:p>
+            <w:pPr>
+              <w:widowControl w:val="0"/>
+              <w:pBdr>
+                <w:top w:val="nil"/>
+                <w:left w:val="nil"/>
+                <w:bottom w:val="nil"/>
+                <w:right w:val="nil"/>
+                <w:between w:val="nil"/>
+              </w:pBdr>
+              <w:spacing w:after="0"/>
+              <w:rPr>
+                <w:rFonts w:ascii="Calibri" w:eastAsia="Calibri" w:hAnsi="Calibri" w:cs="Calibri"/>
+                <w:lang w:val="pt-BR"/>
+              </w:rPr>
+            </w:pPr>
+          </w:p>
+        </w:tc>
+        <w:tc>
+          <w:tcPr>
+            <w:tcW w:w="1559" w:type="dxa"/>
+            <w:tcBorders>
+              <w:top w:val="single" w:sz="4" w:space="0" w:color="000000"/>
+              <w:left w:val="single" w:sz="4" w:space="0" w:color="000000"/>
+              <w:bottom w:val="single" w:sz="4" w:space="0" w:color="000000"/>
+              <w:right w:val="single" w:sz="4" w:space="0" w:color="000000"/>
+            </w:tcBorders>
+            <w:shd w:val="clear" w:color="auto" w:fill="F2F2F2" w:themeFill="background1" w:themeFillShade="F2"/>
+            <w:tcMar>
+              <w:top w:w="0" w:type="dxa"/>
+              <w:left w:w="100" w:type="dxa"/>
+              <w:bottom w:w="0" w:type="dxa"/>
+              <w:right w:w="100" w:type="dxa"/>
+            </w:tcMar>
+          </w:tcPr>
+          <w:p>
+            <w:pPr>
+              <w:spacing w:after="0" w:line="240" w:lineRule="auto"/>
+              <w:jc w:val="center"/>
+              <w:rPr>
+                <w:rFonts w:ascii="Calibri" w:eastAsia="Calibri" w:hAnsi="Calibri" w:cs="Calibri"/>
+              </w:rPr>
+            </w:pPr>
+            <w:r>
+              <w:rPr>
+                <w:rFonts w:ascii="Calibri" w:eastAsia="Calibri" w:hAnsi="Calibri" w:cs="Calibri"/>
+              </w:rPr>
+              <w:t>0,451 – 1,000</w:t>
+            </w:r>
+          </w:p>
+        </w:tc>
+        <w:tc>
+          <w:tcPr>
+            <w:tcW w:w="7109" w:type="dxa"/>
+            <w:tcBorders>
+              <w:top w:val="single" w:sz="4" w:space="0" w:color="000000"/>
+              <w:left w:val="single" w:sz="4" w:space="0" w:color="000000"/>
+              <w:bottom w:val="single" w:sz="4" w:space="0" w:color="000000"/>
+              <w:right w:val="single" w:sz="4" w:space="0" w:color="000000"/>
+            </w:tcBorders>
+            <w:shd w:val="clear" w:color="auto" w:fill="F2F2F2" w:themeFill="background1" w:themeFillShade="F2"/>
+            <w:tcMar>
+              <w:top w:w="0" w:type="dxa"/>
+              <w:left w:w="100" w:type="dxa"/>
+              <w:bottom w:w="0" w:type="dxa"/>
+              <w:right w:w="100" w:type="dxa"/>
+            </w:tcMar>
+          </w:tcPr>
+          <w:p>
+            <w:pPr>
+              <w:spacing w:after="0" w:line="240" w:lineRule="auto"/>
+              <w:rPr>
+                <w:rFonts w:ascii="Calibri" w:eastAsia="Calibri" w:hAnsi="Calibri" w:cs="Calibri"/>
+                <w:lang w:val="pt-BR"/>
+              </w:rPr>
+            </w:pPr>
+            <w:r>
+              <w:rPr>
+                <w:rFonts w:ascii="Calibri" w:eastAsia="Calibri" w:hAnsi="Calibri" w:cs="Calibri"/>
+                <w:lang w:val="pt-BR"/>
+              </w:rPr>
+              <w:t>Compatível – pode ser consumido com moderação.</w:t>
+            </w:r>
+          </w:p>
+        </w:tc>
+      </w:tr>
+      <w:tr>
+        <w:trPr>
+          <w:trHeight w:val="270"/>
+        </w:trPr>
+        <w:tc>
+          <w:tcPr>
+            <w:tcW w:w="2122" w:type="dxa"/>
+            <w:vMerge/>
+            <w:tcBorders>
+              <w:top w:val="single" w:sz="4" w:space="0" w:color="000000"/>
+              <w:left w:val="single" w:sz="4" w:space="0" w:color="000000"/>
+              <w:bottom w:val="single" w:sz="4" w:space="0" w:color="000000"/>
+              <w:right w:val="single" w:sz="4" w:space="0" w:color="000000"/>
+            </w:tcBorders>
+            <w:shd w:val="clear" w:color="auto" w:fill="F2F2F2" w:themeFill="background1" w:themeFillShade="F2"/>
+            <w:tcMar>
+              <w:top w:w="0" w:type="dxa"/>
+              <w:left w:w="100" w:type="dxa"/>
+              <w:bottom w:w="0" w:type="dxa"/>
+              <w:right w:w="100" w:type="dxa"/>
+            </w:tcMar>
+          </w:tcPr>
+          <w:p>
+            <w:pPr>
+              <w:widowControl w:val="0"/>
+              <w:pBdr>
+                <w:top w:val="nil"/>
+                <w:left w:val="nil"/>
+                <w:bottom w:val="nil"/>
+                <w:right w:val="nil"/>
+                <w:between w:val="nil"/>
+              </w:pBdr>
+              <w:spacing w:after="0"/>
+              <w:rPr>
+                <w:rFonts w:ascii="Calibri" w:eastAsia="Calibri" w:hAnsi="Calibri" w:cs="Calibri"/>
+                <w:lang w:val="pt-BR"/>
+              </w:rPr>
+            </w:pPr>
+          </w:p>
+        </w:tc>
+        <w:tc>
+          <w:tcPr>
+            <w:tcW w:w="1559" w:type="dxa"/>
+            <w:tcBorders>
+              <w:top w:val="single" w:sz="4" w:space="0" w:color="000000"/>
+              <w:left w:val="single" w:sz="4" w:space="0" w:color="000000"/>
+              <w:bottom w:val="single" w:sz="4" w:space="0" w:color="000000"/>
+              <w:right w:val="single" w:sz="4" w:space="0" w:color="000000"/>
+            </w:tcBorders>
+            <w:shd w:val="clear" w:color="auto" w:fill="F2F2F2" w:themeFill="background1" w:themeFillShade="F2"/>
+            <w:tcMar>
+              <w:top w:w="0" w:type="dxa"/>
+              <w:left w:w="100" w:type="dxa"/>
+              <w:bottom w:w="0" w:type="dxa"/>
+              <w:right w:w="100" w:type="dxa"/>
+            </w:tcMar>
+          </w:tcPr>
+          <w:p>
+            <w:pPr>
+              <w:spacing w:after="0" w:line="240" w:lineRule="auto"/>
+              <w:jc w:val="center"/>
+              <w:rPr>
+                <w:rFonts w:ascii="Calibri" w:eastAsia="Calibri" w:hAnsi="Calibri" w:cs="Calibri"/>
+              </w:rPr>
+            </w:pPr>
+            <w:r>
+              <w:rPr>
+                <w:rFonts w:ascii="Calibri" w:eastAsia="Calibri" w:hAnsi="Calibri" w:cs="Calibri"/>
+              </w:rPr>
+              <w:t>1,001 – 2,000</w:t>
+            </w:r>
+          </w:p>
+        </w:tc>
+        <w:tc>
+          <w:tcPr>
+            <w:tcW w:w="7109" w:type="dxa"/>
+            <w:tcBorders>
+              <w:top w:val="single" w:sz="4" w:space="0" w:color="000000"/>
+              <w:left w:val="single" w:sz="4" w:space="0" w:color="000000"/>
+              <w:bottom w:val="single" w:sz="4" w:space="0" w:color="000000"/>
+              <w:right w:val="single" w:sz="4" w:space="0" w:color="000000"/>
+            </w:tcBorders>
+            <w:shd w:val="clear" w:color="auto" w:fill="F2F2F2" w:themeFill="background1" w:themeFillShade="F2"/>
+            <w:tcMar>
+              <w:top w:w="0" w:type="dxa"/>
+              <w:left w:w="100" w:type="dxa"/>
+              <w:bottom w:w="0" w:type="dxa"/>
+              <w:right w:w="100" w:type="dxa"/>
+            </w:tcMar>
+          </w:tcPr>
+          <w:p>
+            <w:pPr>
+              <w:spacing w:after="0" w:line="240" w:lineRule="auto"/>
+              <w:rPr>
+                <w:rFonts w:ascii="Calibri" w:eastAsia="Calibri" w:hAnsi="Calibri" w:cs="Calibri"/>
+                <w:lang w:val="pt-BR"/>
+              </w:rPr>
+            </w:pPr>
+            <w:r>
+              <w:rPr>
+                <w:rFonts w:ascii="Calibri" w:eastAsia="Calibri" w:hAnsi="Calibri" w:cs="Calibri"/>
+                <w:lang w:val="pt-BR"/>
+              </w:rPr>
+              <w:t>Pouco compatível – pode gerar leve estresse biológico.</w:t>
+            </w:r>
+          </w:p>
+        </w:tc>
+      </w:tr>
+      <w:tr>
+        <w:trPr>
+          <w:trHeight w:val="255"/>
+        </w:trPr>
+        <w:tc>
+          <w:tcPr>
+            <w:tcW w:w="2122" w:type="dxa"/>
+            <w:vMerge/>
+            <w:tcBorders>
+              <w:top w:val="single" w:sz="4" w:space="0" w:color="000000"/>
+              <w:left w:val="single" w:sz="4" w:space="0" w:color="000000"/>
+              <w:bottom w:val="single" w:sz="4" w:space="0" w:color="000000"/>
+              <w:right w:val="single" w:sz="4" w:space="0" w:color="000000"/>
+            </w:tcBorders>
+            <w:shd w:val="clear" w:color="auto" w:fill="F2F2F2" w:themeFill="background1" w:themeFillShade="F2"/>
+            <w:tcMar>
+              <w:top w:w="0" w:type="dxa"/>
+              <w:left w:w="100" w:type="dxa"/>
+              <w:bottom w:w="0" w:type="dxa"/>
+              <w:right w:w="100" w:type="dxa"/>
+            </w:tcMar>
+          </w:tcPr>
+          <w:p>
+            <w:pPr>
+              <w:widowControl w:val="0"/>
+              <w:pBdr>
+                <w:top w:val="nil"/>
+                <w:left w:val="nil"/>
+                <w:bottom w:val="nil"/>
+                <w:right w:val="nil"/>
+                <w:between w:val="nil"/>
+              </w:pBdr>
+              <w:spacing w:after="0"/>
+              <w:rPr>
+                <w:rFonts w:ascii="Calibri" w:eastAsia="Calibri" w:hAnsi="Calibri" w:cs="Calibri"/>
+                <w:lang w:val="pt-BR"/>
+              </w:rPr>
+            </w:pPr>
+          </w:p>
+        </w:tc>
+        <w:tc>
+          <w:tcPr>
+            <w:tcW w:w="1559" w:type="dxa"/>
+            <w:tcBorders>
+              <w:top w:val="single" w:sz="4" w:space="0" w:color="000000"/>
+              <w:left w:val="single" w:sz="4" w:space="0" w:color="000000"/>
+              <w:bottom w:val="single" w:sz="4" w:space="0" w:color="000000"/>
+              <w:right w:val="single" w:sz="4" w:space="0" w:color="000000"/>
+            </w:tcBorders>
+            <w:shd w:val="clear" w:color="auto" w:fill="F2F2F2" w:themeFill="background1" w:themeFillShade="F2"/>
+            <w:tcMar>
+              <w:top w:w="0" w:type="dxa"/>
+              <w:left w:w="100" w:type="dxa"/>
+              <w:bottom w:w="0" w:type="dxa"/>
+              <w:right w:w="100" w:type="dxa"/>
+            </w:tcMar>
+          </w:tcPr>
+          <w:p>
+            <w:pPr>
+              <w:spacing w:after="0" w:line="240" w:lineRule="auto"/>
+              <w:jc w:val="center"/>
+              <w:rPr>
+                <w:rFonts w:ascii="Calibri" w:eastAsia="Calibri" w:hAnsi="Calibri" w:cs="Calibri"/>
+              </w:rPr>
+            </w:pPr>
+            <w:r>
+              <w:rPr>
+                <w:rFonts w:ascii="Calibri" w:eastAsia="Calibri" w:hAnsi="Calibri" w:cs="Calibri"/>
+              </w:rPr>
+              <w:t>&gt; 2,000</w:t>
+            </w:r>
+          </w:p>
+        </w:tc>
+        <w:tc>
+          <w:tcPr>
+            <w:tcW w:w="7109" w:type="dxa"/>
+            <w:tcBorders>
+              <w:top w:val="single" w:sz="4" w:space="0" w:color="000000"/>
+              <w:left w:val="single" w:sz="4" w:space="0" w:color="000000"/>
+              <w:bottom w:val="single" w:sz="4" w:space="0" w:color="000000"/>
+              <w:right w:val="single" w:sz="4" w:space="0" w:color="000000"/>
+            </w:tcBorders>
+            <w:shd w:val="clear" w:color="auto" w:fill="F2F2F2" w:themeFill="background1" w:themeFillShade="F2"/>
+            <w:tcMar>
+              <w:top w:w="0" w:type="dxa"/>
+              <w:left w:w="100" w:type="dxa"/>
+              <w:bottom w:w="0" w:type="dxa"/>
+              <w:right w:w="100" w:type="dxa"/>
+            </w:tcMar>
+          </w:tcPr>
+          <w:p>
+            <w:pPr>
+              <w:spacing w:after="0" w:line="240" w:lineRule="auto"/>
+              <w:rPr>
+                <w:rFonts w:ascii="Calibri" w:eastAsia="Calibri" w:hAnsi="Calibri" w:cs="Calibri"/>
+                <w:lang w:val="pt-BR"/>
+              </w:rPr>
+            </w:pPr>
+            <w:r>
+              <w:rPr>
+                <w:rFonts w:ascii="Calibri" w:eastAsia="Calibri" w:hAnsi="Calibri" w:cs="Calibri"/>
+                <w:lang w:val="pt-BR"/>
+              </w:rPr>
+              <w:t>Incompatível – potencial alergênico, inflamatório ou intoxicante.</w:t>
+            </w:r>
+          </w:p>
+        </w:tc>
+      </w:tr>
+      <w:tr>
+        <w:trPr>
+          <w:trHeight w:val="255"/>
+        </w:trPr>
+        <w:tc>
+          <w:tcPr>
+            <w:tcW w:w="2122" w:type="dxa"/>
             <w:vMerge w:val="restart"/>
             <w:tcBorders>
               <w:top w:val="single" w:sz="4" w:space="0" w:color="000000"/>
@@ -1886,32 +2596,31 @@
             </w:tcBorders>
             <w:tcMar>
               <w:top w:w="0" w:type="dxa"/>
-              <w:left w:w="115" w:type="dxa"/>
+              <w:left w:w="100" w:type="dxa"/>
               <w:bottom w:w="0" w:type="dxa"/>
-              <w:right w:w="115" w:type="dxa"/>
+              <w:right w:w="100" w:type="dxa"/>
             </w:tcMar>
-            <w:vAlign w:val="center"/>
-            <w:hideMark/>
           </w:tcPr>
           <w:p>
             <w:pPr>
-              <w:rPr>
-                <w:rFonts w:asciiTheme="majorHAnsi" w:eastAsia="Calibri" w:hAnsiTheme="majorHAnsi" w:cstheme="majorHAnsi"/>
+              <w:spacing w:after="0" w:line="240" w:lineRule="auto"/>
+              <w:rPr>
+                <w:rFonts w:ascii="Calibri" w:eastAsia="Calibri" w:hAnsi="Calibri" w:cs="Calibri"/>
                 <w:lang w:val="pt-BR"/>
               </w:rPr>
             </w:pPr>
             <w:r>
               <w:rPr>
-                <w:rFonts w:asciiTheme="majorHAnsi" w:eastAsia="Calibri" w:hAnsiTheme="majorHAnsi" w:cstheme="majorHAnsi"/>
+                <w:rFonts w:ascii="Calibri" w:eastAsia="Calibri" w:hAnsi="Calibri" w:cs="Calibri"/>
                 <w:lang w:val="pt-BR"/>
               </w:rPr>
-              <w:t>Padrões energéticos alterados</w:t>
+              <w:t>Padrões energéticos alterados no organismo</w:t>
             </w:r>
           </w:p>
         </w:tc>
         <w:tc>
           <w:tcPr>
-            <w:tcW w:w="0" w:type="auto"/>
+            <w:tcW w:w="1559" w:type="dxa"/>
             <w:tcBorders>
               <w:top w:val="single" w:sz="4" w:space="0" w:color="000000"/>
               <w:left w:val="single" w:sz="4" w:space="0" w:color="000000"/>
@@ -1920,23 +2629,22 @@
             </w:tcBorders>
             <w:tcMar>
               <w:top w:w="0" w:type="dxa"/>
-              <w:left w:w="108" w:type="dxa"/>
+              <w:left w:w="100" w:type="dxa"/>
               <w:bottom w:w="0" w:type="dxa"/>
-              <w:right w:w="108" w:type="dxa"/>
+              <w:right w:w="100" w:type="dxa"/>
             </w:tcMar>
-            <w:hideMark/>
           </w:tcPr>
           <w:p>
             <w:pPr>
-              <w:rPr>
-                <w:rFonts w:asciiTheme="majorHAnsi" w:eastAsia="Calibri" w:hAnsiTheme="majorHAnsi" w:cstheme="majorHAnsi"/>
-                <w:lang w:val="pt-BR"/>
+              <w:spacing w:after="0" w:line="240" w:lineRule="auto"/>
+              <w:jc w:val="center"/>
+              <w:rPr>
+                <w:rFonts w:ascii="Calibri" w:eastAsia="Calibri" w:hAnsi="Calibri" w:cs="Calibri"/>
               </w:rPr>
             </w:pPr>
             <w:r>
               <w:rPr>
-                <w:rFonts w:asciiTheme="majorHAnsi" w:eastAsia="Calibri" w:hAnsiTheme="majorHAnsi" w:cstheme="majorHAnsi"/>
-                <w:lang w:val="pt-BR"/>
+                <w:rFonts w:ascii="Calibri" w:eastAsia="Calibri" w:hAnsi="Calibri" w:cs="Calibri"/>
               </w:rPr>
               <w:t>0 – 0,450</w:t>
             </w:r>
@@ -1944,7 +2652,7 @@
         </w:tc>
         <w:tc>
           <w:tcPr>
-            <w:tcW w:w="0" w:type="auto"/>
+            <w:tcW w:w="7109" w:type="dxa"/>
             <w:tcBorders>
               <w:top w:val="single" w:sz="4" w:space="0" w:color="000000"/>
               <w:left w:val="single" w:sz="4" w:space="0" w:color="000000"/>
@@ -1953,55 +2661,37 @@
             </w:tcBorders>
             <w:tcMar>
               <w:top w:w="0" w:type="dxa"/>
-              <w:left w:w="108" w:type="dxa"/>
+              <w:left w:w="100" w:type="dxa"/>
               <w:bottom w:w="0" w:type="dxa"/>
-              <w:right w:w="108" w:type="dxa"/>
+              <w:right w:w="100" w:type="dxa"/>
             </w:tcMar>
-            <w:hideMark/>
           </w:tcPr>
           <w:p>
             <w:pPr>
-              <w:rPr>
-                <w:rFonts w:asciiTheme="majorHAnsi" w:eastAsia="Calibri" w:hAnsiTheme="majorHAnsi" w:cstheme="majorHAnsi"/>
+              <w:spacing w:after="0" w:line="240" w:lineRule="auto"/>
+              <w:rPr>
+                <w:rFonts w:ascii="Calibri" w:eastAsia="Calibri" w:hAnsi="Calibri" w:cs="Calibri"/>
                 <w:lang w:val="pt-BR"/>
               </w:rPr>
             </w:pPr>
             <w:r>
               <w:rPr>
-                <w:rFonts w:asciiTheme="majorHAnsi" w:eastAsia="Calibri" w:hAnsiTheme="majorHAnsi" w:cstheme="majorHAnsi"/>
+                <w:rFonts w:ascii="Calibri" w:eastAsia="Calibri" w:hAnsi="Calibri" w:cs="Calibri"/>
                 <w:lang w:val="pt-BR"/>
               </w:rPr>
-              <w:t>Processo altamente provável. Pode haver sintomas visíveis.</w:t>
+              <w:t>Desordem funcional altamente provável. Pode apresentar sintomas.</w:t>
             </w:r>
           </w:p>
         </w:tc>
       </w:tr>
       <w:tr>
+        <w:trPr>
+          <w:trHeight w:val="255"/>
+        </w:trPr>
         <w:tc>
           <w:tcPr>
-            <w:tcW w:w="0" w:type="auto"/>
+            <w:tcW w:w="2122" w:type="dxa"/>
             <w:vMerge/>
-            <w:tcBorders>
-              <w:top w:val="single" w:sz="4" w:space="0" w:color="000000"/>
-              <w:left w:val="single" w:sz="4" w:space="0" w:color="000000"/>
-              <w:bottom w:val="single" w:sz="4" w:space="0" w:color="000000"/>
-              <w:right w:val="single" w:sz="4" w:space="0" w:color="000000"/>
-            </w:tcBorders>
-            <w:vAlign w:val="center"/>
-            <w:hideMark/>
-          </w:tcPr>
-          <w:p>
-            <w:pPr>
-              <w:rPr>
-                <w:rFonts w:asciiTheme="majorHAnsi" w:eastAsia="Calibri" w:hAnsiTheme="majorHAnsi" w:cstheme="majorHAnsi"/>
-                <w:lang w:val="pt-BR"/>
-              </w:rPr>
-            </w:pPr>
-          </w:p>
-        </w:tc>
-        <w:tc>
-          <w:tcPr>
-            <w:tcW w:w="0" w:type="auto"/>
             <w:tcBorders>
               <w:top w:val="single" w:sz="4" w:space="0" w:color="000000"/>
               <w:left w:val="single" w:sz="4" w:space="0" w:color="000000"/>
@@ -2010,31 +2700,32 @@
             </w:tcBorders>
             <w:tcMar>
               <w:top w:w="0" w:type="dxa"/>
-              <w:left w:w="108" w:type="dxa"/>
+              <w:left w:w="100" w:type="dxa"/>
               <w:bottom w:w="0" w:type="dxa"/>
-              <w:right w:w="108" w:type="dxa"/>
+              <w:right w:w="100" w:type="dxa"/>
             </w:tcMar>
-            <w:hideMark/>
           </w:tcPr>
           <w:p>
             <w:pPr>
-              <w:rPr>
-                <w:rFonts w:asciiTheme="majorHAnsi" w:eastAsia="Calibri" w:hAnsiTheme="majorHAnsi" w:cstheme="majorHAnsi"/>
+              <w:widowControl w:val="0"/>
+              <w:pBdr>
+                <w:top w:val="nil"/>
+                <w:left w:val="nil"/>
+                <w:bottom w:val="nil"/>
+                <w:right w:val="nil"/>
+                <w:between w:val="nil"/>
+              </w:pBdr>
+              <w:spacing w:after="0"/>
+              <w:rPr>
+                <w:rFonts w:ascii="Calibri" w:eastAsia="Calibri" w:hAnsi="Calibri" w:cs="Calibri"/>
                 <w:lang w:val="pt-BR"/>
               </w:rPr>
             </w:pPr>
-            <w:r>
-              <w:rPr>
-                <w:rFonts w:asciiTheme="majorHAnsi" w:eastAsia="Calibri" w:hAnsiTheme="majorHAnsi" w:cstheme="majorHAnsi"/>
-                <w:lang w:val="pt-BR"/>
-              </w:rPr>
-              <w:t>0,450 – 0,700</w:t>
-            </w:r>
           </w:p>
         </w:tc>
         <w:tc>
           <w:tcPr>
-            <w:tcW w:w="0" w:type="auto"/>
+            <w:tcW w:w="1559" w:type="dxa"/>
             <w:tcBorders>
               <w:top w:val="single" w:sz="4" w:space="0" w:color="000000"/>
               <w:left w:val="single" w:sz="4" w:space="0" w:color="000000"/>
@@ -2043,55 +2734,30 @@
             </w:tcBorders>
             <w:tcMar>
               <w:top w:w="0" w:type="dxa"/>
-              <w:left w:w="108" w:type="dxa"/>
+              <w:left w:w="100" w:type="dxa"/>
               <w:bottom w:w="0" w:type="dxa"/>
-              <w:right w:w="108" w:type="dxa"/>
+              <w:right w:w="100" w:type="dxa"/>
             </w:tcMar>
-            <w:hideMark/>
           </w:tcPr>
           <w:p>
             <w:pPr>
-              <w:rPr>
-                <w:rFonts w:asciiTheme="majorHAnsi" w:eastAsia="Calibri" w:hAnsiTheme="majorHAnsi" w:cstheme="majorHAnsi"/>
-                <w:lang w:val="pt-BR"/>
+              <w:spacing w:after="0" w:line="240" w:lineRule="auto"/>
+              <w:jc w:val="center"/>
+              <w:rPr>
+                <w:rFonts w:ascii="Calibri" w:eastAsia="Calibri" w:hAnsi="Calibri" w:cs="Calibri"/>
               </w:rPr>
             </w:pPr>
             <w:r>
               <w:rPr>
-                <w:rFonts w:asciiTheme="majorHAnsi" w:eastAsia="Calibri" w:hAnsiTheme="majorHAnsi" w:cstheme="majorHAnsi"/>
-                <w:lang w:val="pt-BR"/>
-              </w:rPr>
-              <w:t>Fase de desenvolvimento inicial, subclínica.</w:t>
-            </w:r>
-          </w:p>
-        </w:tc>
-      </w:tr>
-      <w:tr>
-        <w:tc>
-          <w:tcPr>
-            <w:tcW w:w="0" w:type="auto"/>
-            <w:vMerge/>
-            <w:tcBorders>
-              <w:top w:val="single" w:sz="4" w:space="0" w:color="000000"/>
-              <w:left w:val="single" w:sz="4" w:space="0" w:color="000000"/>
-              <w:bottom w:val="single" w:sz="4" w:space="0" w:color="000000"/>
-              <w:right w:val="single" w:sz="4" w:space="0" w:color="000000"/>
-            </w:tcBorders>
-            <w:vAlign w:val="center"/>
-            <w:hideMark/>
-          </w:tcPr>
-          <w:p>
-            <w:pPr>
-              <w:rPr>
-                <w:rFonts w:asciiTheme="majorHAnsi" w:eastAsia="Calibri" w:hAnsiTheme="majorHAnsi" w:cstheme="majorHAnsi"/>
-                <w:lang w:val="pt-BR"/>
-              </w:rPr>
-            </w:pPr>
+                <w:rFonts w:ascii="Calibri" w:eastAsia="Calibri" w:hAnsi="Calibri" w:cs="Calibri"/>
+              </w:rPr>
+              <w:t>0,451 – 1,000</w:t>
+            </w:r>
           </w:p>
         </w:tc>
         <w:tc>
           <w:tcPr>
-            <w:tcW w:w="0" w:type="auto"/>
+            <w:tcW w:w="7109" w:type="dxa"/>
             <w:tcBorders>
               <w:top w:val="single" w:sz="4" w:space="0" w:color="000000"/>
               <w:left w:val="single" w:sz="4" w:space="0" w:color="000000"/>
@@ -2100,39 +2766,84 @@
             </w:tcBorders>
             <w:tcMar>
               <w:top w:w="0" w:type="dxa"/>
-              <w:left w:w="108" w:type="dxa"/>
+              <w:left w:w="100" w:type="dxa"/>
               <w:bottom w:w="0" w:type="dxa"/>
-              <w:right w:w="108" w:type="dxa"/>
+              <w:right w:w="100" w:type="dxa"/>
             </w:tcMar>
-            <w:hideMark/>
           </w:tcPr>
           <w:p>
             <w:pPr>
-              <w:rPr>
-                <w:rFonts w:asciiTheme="majorHAnsi" w:eastAsia="Calibri" w:hAnsiTheme="majorHAnsi" w:cstheme="majorHAnsi"/>
+              <w:spacing w:after="0" w:line="240" w:lineRule="auto"/>
+              <w:rPr>
+                <w:rFonts w:ascii="Calibri" w:eastAsia="Calibri" w:hAnsi="Calibri" w:cs="Calibri"/>
+              </w:rPr>
+            </w:pPr>
+            <w:r>
+              <w:rPr>
+                <w:rFonts w:ascii="Calibri" w:eastAsia="Calibri" w:hAnsi="Calibri" w:cs="Calibri"/>
                 <w:lang w:val="pt-BR"/>
               </w:rPr>
-            </w:pPr>
-            <w:r>
-              <w:rPr>
-                <w:rFonts w:asciiTheme="majorHAnsi" w:eastAsia="Calibri" w:hAnsiTheme="majorHAnsi" w:cstheme="majorHAnsi"/>
-                <w:lang w:val="pt-BR"/>
-              </w:rPr>
-              <w:t>&gt;0,750</w:t>
-            </w:r>
-          </w:p>
-          <w:p>
-            <w:pPr>
-              <w:rPr>
-                <w:rFonts w:asciiTheme="majorHAnsi" w:eastAsia="Calibri" w:hAnsiTheme="majorHAnsi" w:cstheme="majorHAnsi"/>
-                <w:lang w:val="pt-BR"/>
-              </w:rPr>
-            </w:pPr>
+              <w:t xml:space="preserve">Possível início de desordem funcional. </w:t>
+            </w:r>
+            <w:r>
+              <w:rPr>
+                <w:rFonts w:ascii="Calibri" w:eastAsia="Calibri" w:hAnsi="Calibri" w:cs="Calibri"/>
+              </w:rPr>
+              <w:t xml:space="preserve">Pode </w:t>
+            </w:r>
+            <w:proofErr w:type="spellStart"/>
+            <w:r>
+              <w:rPr>
+                <w:rFonts w:ascii="Calibri" w:eastAsia="Calibri" w:hAnsi="Calibri" w:cs="Calibri"/>
+              </w:rPr>
+              <w:t>apresentar</w:t>
+            </w:r>
+            <w:proofErr w:type="spellEnd"/>
+            <w:r>
+              <w:rPr>
+                <w:rFonts w:ascii="Calibri" w:eastAsia="Calibri" w:hAnsi="Calibri" w:cs="Calibri"/>
+              </w:rPr>
+              <w:t xml:space="preserve"> </w:t>
+            </w:r>
+            <w:proofErr w:type="spellStart"/>
+            <w:r>
+              <w:rPr>
+                <w:rFonts w:ascii="Calibri" w:eastAsia="Calibri" w:hAnsi="Calibri" w:cs="Calibri"/>
+              </w:rPr>
+              <w:t>sintomas</w:t>
+            </w:r>
+            <w:proofErr w:type="spellEnd"/>
+            <w:r>
+              <w:rPr>
+                <w:rFonts w:ascii="Calibri" w:eastAsia="Calibri" w:hAnsi="Calibri" w:cs="Calibri"/>
+              </w:rPr>
+              <w:t xml:space="preserve"> </w:t>
+            </w:r>
+            <w:proofErr w:type="spellStart"/>
+            <w:r>
+              <w:rPr>
+                <w:rFonts w:ascii="Calibri" w:eastAsia="Calibri" w:hAnsi="Calibri" w:cs="Calibri"/>
+              </w:rPr>
+              <w:t>leves</w:t>
+            </w:r>
+            <w:proofErr w:type="spellEnd"/>
+            <w:r>
+              <w:rPr>
+                <w:rFonts w:ascii="Calibri" w:eastAsia="Calibri" w:hAnsi="Calibri" w:cs="Calibri"/>
+              </w:rPr>
+              <w:t>.</w:t>
+            </w:r>
           </w:p>
         </w:tc>
+      </w:tr>
+      <w:tr>
+        <w:trPr>
+          <w:trHeight w:val="255"/>
+        </w:trPr>
         <w:tc>
           <w:tcPr>
-            <w:tcW w:w="0" w:type="auto"/>
+            <w:tcW w:w="2122" w:type="dxa"/>
+            <w:vMerge/>
             <w:tcBorders>
               <w:top w:val="single" w:sz="4" w:space="0" w:color="000000"/>
               <w:left w:val="single" w:sz="4" w:space="0" w:color="000000"/>
@@ -2141,25 +2852,391 @@
             </w:tcBorders>
             <w:tcMar>
               <w:top w:w="0" w:type="dxa"/>
-              <w:left w:w="108" w:type="dxa"/>
+              <w:left w:w="100" w:type="dxa"/>
               <w:bottom w:w="0" w:type="dxa"/>
-              <w:right w:w="108" w:type="dxa"/>
+              <w:right w:w="100" w:type="dxa"/>
             </w:tcMar>
-            <w:hideMark/>
           </w:tcPr>
           <w:p>
             <w:pPr>
-              <w:rPr>
-                <w:rFonts w:asciiTheme="majorHAnsi" w:eastAsia="Calibri" w:hAnsiTheme="majorHAnsi" w:cstheme="majorHAnsi"/>
+              <w:widowControl w:val="0"/>
+              <w:pBdr>
+                <w:top w:val="nil"/>
+                <w:left w:val="nil"/>
+                <w:bottom w:val="nil"/>
+                <w:right w:val="nil"/>
+                <w:between w:val="nil"/>
+              </w:pBdr>
+              <w:spacing w:after="0"/>
+              <w:rPr>
+                <w:rFonts w:ascii="Calibri" w:eastAsia="Calibri" w:hAnsi="Calibri" w:cs="Calibri"/>
+              </w:rPr>
+            </w:pPr>
+          </w:p>
+        </w:tc>
+        <w:tc>
+          <w:tcPr>
+            <w:tcW w:w="1559" w:type="dxa"/>
+            <w:tcBorders>
+              <w:top w:val="single" w:sz="4" w:space="0" w:color="000000"/>
+              <w:left w:val="single" w:sz="4" w:space="0" w:color="000000"/>
+              <w:bottom w:val="single" w:sz="4" w:space="0" w:color="000000"/>
+              <w:right w:val="single" w:sz="4" w:space="0" w:color="000000"/>
+            </w:tcBorders>
+            <w:tcMar>
+              <w:top w:w="0" w:type="dxa"/>
+              <w:left w:w="100" w:type="dxa"/>
+              <w:bottom w:w="0" w:type="dxa"/>
+              <w:right w:w="100" w:type="dxa"/>
+            </w:tcMar>
+          </w:tcPr>
+          <w:p>
+            <w:pPr>
+              <w:spacing w:after="0" w:line="240" w:lineRule="auto"/>
+              <w:jc w:val="center"/>
+              <w:rPr>
+                <w:rFonts w:ascii="Calibri" w:eastAsia="Calibri" w:hAnsi="Calibri" w:cs="Calibri"/>
+              </w:rPr>
+            </w:pPr>
+            <w:r>
+              <w:rPr>
+                <w:rFonts w:ascii="Calibri" w:eastAsia="Calibri" w:hAnsi="Calibri" w:cs="Calibri"/>
+              </w:rPr>
+              <w:t>1,001 – 2,000</w:t>
+            </w:r>
+          </w:p>
+        </w:tc>
+        <w:tc>
+          <w:tcPr>
+            <w:tcW w:w="7109" w:type="dxa"/>
+            <w:tcBorders>
+              <w:top w:val="single" w:sz="4" w:space="0" w:color="000000"/>
+              <w:left w:val="single" w:sz="4" w:space="0" w:color="000000"/>
+              <w:bottom w:val="single" w:sz="4" w:space="0" w:color="000000"/>
+              <w:right w:val="single" w:sz="4" w:space="0" w:color="000000"/>
+            </w:tcBorders>
+            <w:tcMar>
+              <w:top w:w="0" w:type="dxa"/>
+              <w:left w:w="100" w:type="dxa"/>
+              <w:bottom w:w="0" w:type="dxa"/>
+              <w:right w:w="100" w:type="dxa"/>
+            </w:tcMar>
+          </w:tcPr>
+          <w:p>
+            <w:pPr>
+              <w:spacing w:after="0" w:line="240" w:lineRule="auto"/>
+              <w:rPr>
+                <w:rFonts w:ascii="Calibri" w:eastAsia="Calibri" w:hAnsi="Calibri" w:cs="Calibri"/>
                 <w:lang w:val="pt-BR"/>
               </w:rPr>
             </w:pPr>
             <w:r>
               <w:rPr>
-                <w:rFonts w:asciiTheme="majorHAnsi" w:eastAsia="Calibri" w:hAnsiTheme="majorHAnsi" w:cstheme="majorHAnsi"/>
+                <w:rFonts w:ascii="Calibri" w:eastAsia="Calibri" w:hAnsi="Calibri" w:cs="Calibri"/>
                 <w:lang w:val="pt-BR"/>
               </w:rPr>
-              <w:t>Sem expressão ativa, mas pode estar em latência ou ser um traço genético.</w:t>
+              <w:t>Alterações mínimas no estado funcional do organismo.</w:t>
+            </w:r>
+          </w:p>
+        </w:tc>
+      </w:tr>
+      <w:tr>
+        <w:trPr>
+          <w:trHeight w:val="255"/>
+        </w:trPr>
+        <w:tc>
+          <w:tcPr>
+            <w:tcW w:w="2122" w:type="dxa"/>
+            <w:vMerge/>
+            <w:tcBorders>
+              <w:top w:val="single" w:sz="4" w:space="0" w:color="000000"/>
+              <w:left w:val="single" w:sz="4" w:space="0" w:color="000000"/>
+              <w:bottom w:val="single" w:sz="4" w:space="0" w:color="000000"/>
+              <w:right w:val="single" w:sz="4" w:space="0" w:color="000000"/>
+            </w:tcBorders>
+            <w:tcMar>
+              <w:top w:w="0" w:type="dxa"/>
+              <w:left w:w="100" w:type="dxa"/>
+              <w:bottom w:w="0" w:type="dxa"/>
+              <w:right w:w="100" w:type="dxa"/>
+            </w:tcMar>
+          </w:tcPr>
+          <w:p>
+            <w:pPr>
+              <w:widowControl w:val="0"/>
+              <w:pBdr>
+                <w:top w:val="nil"/>
+                <w:left w:val="nil"/>
+                <w:bottom w:val="nil"/>
+                <w:right w:val="nil"/>
+                <w:between w:val="nil"/>
+              </w:pBdr>
+              <w:spacing w:after="0"/>
+              <w:rPr>
+                <w:rFonts w:ascii="Calibri" w:eastAsia="Calibri" w:hAnsi="Calibri" w:cs="Calibri"/>
+                <w:lang w:val="pt-BR"/>
+              </w:rPr>
+            </w:pPr>
+          </w:p>
+        </w:tc>
+        <w:tc>
+          <w:tcPr>
+            <w:tcW w:w="1559" w:type="dxa"/>
+            <w:tcBorders>
+              <w:top w:val="single" w:sz="4" w:space="0" w:color="000000"/>
+              <w:left w:val="single" w:sz="4" w:space="0" w:color="000000"/>
+              <w:bottom w:val="single" w:sz="4" w:space="0" w:color="000000"/>
+              <w:right w:val="single" w:sz="4" w:space="0" w:color="000000"/>
+            </w:tcBorders>
+            <w:tcMar>
+              <w:top w:w="0" w:type="dxa"/>
+              <w:left w:w="100" w:type="dxa"/>
+              <w:bottom w:w="0" w:type="dxa"/>
+              <w:right w:w="100" w:type="dxa"/>
+            </w:tcMar>
+          </w:tcPr>
+          <w:p>
+            <w:pPr>
+              <w:spacing w:after="0" w:line="240" w:lineRule="auto"/>
+              <w:jc w:val="center"/>
+              <w:rPr>
+                <w:rFonts w:ascii="Calibri" w:eastAsia="Calibri" w:hAnsi="Calibri" w:cs="Calibri"/>
+              </w:rPr>
+            </w:pPr>
+            <w:r>
+              <w:rPr>
+                <w:rFonts w:ascii="Calibri" w:eastAsia="Calibri" w:hAnsi="Calibri" w:cs="Calibri"/>
+              </w:rPr>
+              <w:t>&gt; 2,000</w:t>
+            </w:r>
+          </w:p>
+        </w:tc>
+        <w:tc>
+          <w:tcPr>
+            <w:tcW w:w="7109" w:type="dxa"/>
+            <w:tcBorders>
+              <w:top w:val="single" w:sz="4" w:space="0" w:color="000000"/>
+              <w:left w:val="single" w:sz="4" w:space="0" w:color="000000"/>
+              <w:bottom w:val="single" w:sz="4" w:space="0" w:color="000000"/>
+              <w:right w:val="single" w:sz="4" w:space="0" w:color="000000"/>
+            </w:tcBorders>
+            <w:tcMar>
+              <w:top w:w="0" w:type="dxa"/>
+              <w:left w:w="100" w:type="dxa"/>
+              <w:bottom w:w="0" w:type="dxa"/>
+              <w:right w:w="100" w:type="dxa"/>
+            </w:tcMar>
+          </w:tcPr>
+          <w:p>
+            <w:pPr>
+              <w:spacing w:after="0" w:line="240" w:lineRule="auto"/>
+              <w:rPr>
+                <w:rFonts w:ascii="Calibri" w:eastAsia="Calibri" w:hAnsi="Calibri" w:cs="Calibri"/>
+                <w:lang w:val="pt-BR"/>
+              </w:rPr>
+            </w:pPr>
+            <w:r>
+              <w:rPr>
+                <w:rFonts w:ascii="Calibri" w:eastAsia="Calibri" w:hAnsi="Calibri" w:cs="Calibri"/>
+                <w:lang w:val="pt-BR"/>
+              </w:rPr>
+              <w:t>Sem expressão ativa, mas pode ser um traço genético.</w:t>
+            </w:r>
+          </w:p>
+        </w:tc>
+      </w:tr>
+      <w:tr>
+        <w:trPr>
+          <w:trHeight w:val="255"/>
+        </w:trPr>
+        <w:tc>
+          <w:tcPr>
+            <w:tcW w:w="2122" w:type="dxa"/>
+            <w:tcBorders>
+              <w:top w:val="single" w:sz="4" w:space="0" w:color="000000"/>
+              <w:left w:val="single" w:sz="4" w:space="0" w:color="000000"/>
+              <w:bottom w:val="single" w:sz="4" w:space="0" w:color="000000"/>
+              <w:right w:val="single" w:sz="4" w:space="0" w:color="000000"/>
+            </w:tcBorders>
+            <w:shd w:val="clear" w:color="auto" w:fill="F2F2F2" w:themeFill="background1" w:themeFillShade="F2"/>
+            <w:tcMar>
+              <w:top w:w="0" w:type="dxa"/>
+              <w:left w:w="100" w:type="dxa"/>
+              <w:bottom w:w="0" w:type="dxa"/>
+              <w:right w:w="100" w:type="dxa"/>
+            </w:tcMar>
+          </w:tcPr>
+          <w:p>
+            <w:pPr>
+              <w:spacing w:after="0" w:line="240" w:lineRule="auto"/>
+              <w:rPr>
+                <w:rFonts w:ascii="Calibri" w:eastAsia="Calibri" w:hAnsi="Calibri" w:cs="Calibri"/>
+              </w:rPr>
+            </w:pPr>
+            <w:proofErr w:type="spellStart"/>
+            <w:r>
+              <w:rPr>
+                <w:rFonts w:ascii="Calibri" w:eastAsia="Calibri" w:hAnsi="Calibri" w:cs="Calibri"/>
+              </w:rPr>
+              <w:t>Pedras</w:t>
+            </w:r>
+            <w:proofErr w:type="spellEnd"/>
+            <w:r>
+              <w:rPr>
+                <w:rFonts w:ascii="Calibri" w:eastAsia="Calibri" w:hAnsi="Calibri" w:cs="Calibri"/>
+              </w:rPr>
+              <w:t>/</w:t>
+            </w:r>
+            <w:proofErr w:type="spellStart"/>
+            <w:r>
+              <w:rPr>
+                <w:rFonts w:ascii="Calibri" w:eastAsia="Calibri" w:hAnsi="Calibri" w:cs="Calibri"/>
+              </w:rPr>
+              <w:t>Cristais</w:t>
+            </w:r>
+            <w:proofErr w:type="spellEnd"/>
+          </w:p>
+        </w:tc>
+        <w:tc>
+          <w:tcPr>
+            <w:tcW w:w="1559" w:type="dxa"/>
+            <w:tcBorders>
+              <w:top w:val="single" w:sz="4" w:space="0" w:color="000000"/>
+              <w:left w:val="single" w:sz="4" w:space="0" w:color="000000"/>
+              <w:bottom w:val="single" w:sz="4" w:space="0" w:color="000000"/>
+              <w:right w:val="single" w:sz="4" w:space="0" w:color="000000"/>
+            </w:tcBorders>
+            <w:shd w:val="clear" w:color="auto" w:fill="F2F2F2" w:themeFill="background1" w:themeFillShade="F2"/>
+            <w:tcMar>
+              <w:top w:w="0" w:type="dxa"/>
+              <w:left w:w="100" w:type="dxa"/>
+              <w:bottom w:w="0" w:type="dxa"/>
+              <w:right w:w="100" w:type="dxa"/>
+            </w:tcMar>
+          </w:tcPr>
+          <w:p>
+            <w:pPr>
+              <w:spacing w:after="0" w:line="240" w:lineRule="auto"/>
+              <w:jc w:val="center"/>
+              <w:rPr>
+                <w:rFonts w:ascii="Calibri" w:eastAsia="Calibri" w:hAnsi="Calibri" w:cs="Calibri"/>
+              </w:rPr>
+            </w:pPr>
+            <w:r>
+              <w:rPr>
+                <w:rFonts w:ascii="Calibri" w:eastAsia="Calibri" w:hAnsi="Calibri" w:cs="Calibri"/>
+              </w:rPr>
+              <w:t>0 – 0,450</w:t>
+            </w:r>
+          </w:p>
+        </w:tc>
+        <w:tc>
+          <w:tcPr>
+            <w:tcW w:w="7109" w:type="dxa"/>
+            <w:tcBorders>
+              <w:top w:val="single" w:sz="4" w:space="0" w:color="000000"/>
+              <w:left w:val="single" w:sz="4" w:space="0" w:color="000000"/>
+              <w:bottom w:val="single" w:sz="4" w:space="0" w:color="000000"/>
+              <w:right w:val="single" w:sz="4" w:space="0" w:color="000000"/>
+            </w:tcBorders>
+            <w:shd w:val="clear" w:color="auto" w:fill="F2F2F2" w:themeFill="background1" w:themeFillShade="F2"/>
+            <w:tcMar>
+              <w:top w:w="0" w:type="dxa"/>
+              <w:left w:w="100" w:type="dxa"/>
+              <w:bottom w:w="0" w:type="dxa"/>
+              <w:right w:w="100" w:type="dxa"/>
+            </w:tcMar>
+          </w:tcPr>
+          <w:p>
+            <w:pPr>
+              <w:spacing w:after="0" w:line="240" w:lineRule="auto"/>
+              <w:rPr>
+                <w:rFonts w:ascii="Calibri" w:eastAsia="Calibri" w:hAnsi="Calibri" w:cs="Calibri"/>
+              </w:rPr>
+            </w:pPr>
+            <w:proofErr w:type="spellStart"/>
+            <w:r>
+              <w:rPr>
+                <w:rFonts w:ascii="Calibri" w:eastAsia="Calibri" w:hAnsi="Calibri" w:cs="Calibri"/>
+              </w:rPr>
+              <w:t>Altamente</w:t>
+            </w:r>
+            <w:proofErr w:type="spellEnd"/>
+            <w:r>
+              <w:rPr>
+                <w:rFonts w:ascii="Calibri" w:eastAsia="Calibri" w:hAnsi="Calibri" w:cs="Calibri"/>
+              </w:rPr>
+              <w:t xml:space="preserve"> </w:t>
+            </w:r>
+            <w:proofErr w:type="spellStart"/>
+            <w:r>
+              <w:rPr>
+                <w:rFonts w:ascii="Calibri" w:eastAsia="Calibri" w:hAnsi="Calibri" w:cs="Calibri"/>
+              </w:rPr>
+              <w:t>benéfica</w:t>
+            </w:r>
+            <w:proofErr w:type="spellEnd"/>
+            <w:r>
+              <w:rPr>
+                <w:rFonts w:ascii="Calibri" w:eastAsia="Calibri" w:hAnsi="Calibri" w:cs="Calibri"/>
+              </w:rPr>
+              <w:t xml:space="preserve">, tanto no </w:t>
+            </w:r>
+            <w:proofErr w:type="spellStart"/>
+            <w:r>
+              <w:rPr>
+                <w:rFonts w:ascii="Calibri" w:eastAsia="Calibri" w:hAnsi="Calibri" w:cs="Calibri"/>
+              </w:rPr>
+              <w:t>aspecto</w:t>
+            </w:r>
+            <w:proofErr w:type="spellEnd"/>
+            <w:r>
+              <w:rPr>
+                <w:rFonts w:ascii="Calibri" w:eastAsia="Calibri" w:hAnsi="Calibri" w:cs="Calibri"/>
+              </w:rPr>
+              <w:t xml:space="preserve"> </w:t>
+            </w:r>
+            <w:proofErr w:type="spellStart"/>
+            <w:r>
+              <w:rPr>
+                <w:rFonts w:ascii="Calibri" w:eastAsia="Calibri" w:hAnsi="Calibri" w:cs="Calibri"/>
+              </w:rPr>
+              <w:t>físico</w:t>
+            </w:r>
+            <w:proofErr w:type="spellEnd"/>
+            <w:r>
+              <w:rPr>
+                <w:rFonts w:ascii="Calibri" w:eastAsia="Calibri" w:hAnsi="Calibri" w:cs="Calibri"/>
+              </w:rPr>
+              <w:t xml:space="preserve"> </w:t>
+            </w:r>
+            <w:proofErr w:type="spellStart"/>
+            <w:r>
+              <w:rPr>
+                <w:rFonts w:ascii="Calibri" w:eastAsia="Calibri" w:hAnsi="Calibri" w:cs="Calibri"/>
+              </w:rPr>
+              <w:t>como</w:t>
+            </w:r>
+            <w:proofErr w:type="spellEnd"/>
+            <w:r>
+              <w:rPr>
+                <w:rFonts w:ascii="Calibri" w:eastAsia="Calibri" w:hAnsi="Calibri" w:cs="Calibri"/>
+              </w:rPr>
+              <w:t xml:space="preserve"> no </w:t>
+            </w:r>
+            <w:proofErr w:type="spellStart"/>
+            <w:r>
+              <w:rPr>
+                <w:rFonts w:ascii="Calibri" w:eastAsia="Calibri" w:hAnsi="Calibri" w:cs="Calibri"/>
+              </w:rPr>
+              <w:t>emocional</w:t>
+            </w:r>
+            <w:proofErr w:type="spellEnd"/>
+            <w:r>
+              <w:rPr>
+                <w:rFonts w:ascii="Calibri" w:eastAsia="Calibri" w:hAnsi="Calibri" w:cs="Calibri"/>
+              </w:rPr>
+              <w:t>.</w:t>
             </w:r>
           </w:p>
         </w:tc>
@@ -2452,7 +3529,6 @@
               <w:rPr>
                 <w:rFonts w:ascii="Calibri" w:eastAsia="Calibri" w:hAnsi="Calibri" w:cs="Calibri"/>
               </w:rPr>
-              <w:lastRenderedPageBreak/>
               <w:t xml:space="preserve">{%tr </w:t>
             </w:r>
             <w:proofErr w:type="spellStart"/>
@@ -3167,6 +4243,7 @@
                 <w:bCs/>
                 <w:lang w:val="pt-BR"/>
               </w:rPr>
+              <w:lastRenderedPageBreak/>
               <w:t>TOXINAS E POSSÍVEIS SINTOMAS NO ORGANISMO</w:t>
             </w:r>
           </w:p>
@@ -4477,7 +5554,6 @@
                 <w:b/>
                 <w:bCs/>
               </w:rPr>
-              <w:lastRenderedPageBreak/>
               <w:t>PEDRA/CRISTAL</w:t>
             </w:r>
           </w:p>
@@ -6402,6 +7478,7 @@
   <w:style w:type="character" w:default="1" w:styleId="Fontepargpadro">
     <w:name w:val="Default Paragraph Font"/>
     <w:uiPriority w:val="1"/>
+    <w:semiHidden/>
     <w:unhideWhenUsed/>
   </w:style>
   <w:style w:type="table" w:default="1" w:styleId="Tabelanormal">

--- a/src/assets/report/relatorio_vitaeflux.docx
+++ b/src/assets/report/relatorio_vitaeflux.docx
@@ -1815,23 +1815,7 @@
                 <w:rFonts w:ascii="Calibri" w:eastAsia="Calibri" w:hAnsi="Calibri" w:cs="Calibri"/>
                 <w:lang w:val="pt-BR"/>
               </w:rPr>
-              <w:t xml:space="preserve">Ressonância emocional aguda </w:t>
-            </w:r>
-            <w:proofErr w:type="gramStart"/>
-            <w:r>
-              <w:rPr>
-                <w:rFonts w:ascii="Calibri" w:eastAsia="Calibri" w:hAnsi="Calibri" w:cs="Calibri"/>
-                <w:lang w:val="pt-BR"/>
-              </w:rPr>
-              <w:t>no momento atual</w:t>
-            </w:r>
-            <w:proofErr w:type="gramEnd"/>
-            <w:r>
-              <w:rPr>
-                <w:rFonts w:ascii="Calibri" w:eastAsia="Calibri" w:hAnsi="Calibri" w:cs="Calibri"/>
-                <w:lang w:val="pt-BR"/>
-              </w:rPr>
-              <w:t>.</w:t>
+              <w:t>Ressonância emocional aguda no momento atual.</w:t>
             </w:r>
           </w:p>
         </w:tc>
@@ -3328,7 +3312,15 @@
                 <w:b/>
                 <w:bCs/>
               </w:rPr>
-              <w:t xml:space="preserve">POSSÍVEIS </w:t>
+              <w:t>SINAIS DE</w:t>
+            </w:r>
+            <w:r>
+              <w:rPr>
+                <w:rFonts w:ascii="Calibri" w:eastAsia="Calibri" w:hAnsi="Calibri" w:cs="Calibri"/>
+                <w:b/>
+                <w:bCs/>
+              </w:rPr>
+              <w:t xml:space="preserve"> </w:t>
             </w:r>
             <w:r>
               <w:rPr>
@@ -3426,29 +3418,14 @@
                 <w:rFonts w:ascii="Calibri" w:eastAsia="Calibri" w:hAnsi="Calibri" w:cs="Calibri"/>
                 <w:lang w:val="en-US"/>
               </w:rPr>
-              <w:t>_</w:t>
-            </w:r>
-            <w:proofErr w:type="gramStart"/>
-            <w:r>
-              <w:rPr>
-                <w:rFonts w:ascii="Calibri" w:eastAsia="Calibri" w:hAnsi="Calibri" w:cs="Calibri"/>
-                <w:lang w:val="en-US"/>
-              </w:rPr>
-              <w:t>patologies</w:t>
+              <w:t>_patologies</w:t>
             </w:r>
             <w:proofErr w:type="spellEnd"/>
             <w:r>
               <w:rPr>
                 <w:rFonts w:ascii="Calibri" w:eastAsia="Calibri" w:hAnsi="Calibri" w:cs="Calibri"/>
               </w:rPr>
-              <w:t>.items()%</w:t>
-            </w:r>
-            <w:proofErr w:type="gramEnd"/>
-            <w:r>
-              <w:rPr>
-                <w:rFonts w:ascii="Calibri" w:eastAsia="Calibri" w:hAnsi="Calibri" w:cs="Calibri"/>
-              </w:rPr>
-              <w:t>}</w:t>
+              <w:t>.items()%}</w:t>
             </w:r>
           </w:p>
         </w:tc>
@@ -3699,7 +3676,6 @@
               <w:t>{{</w:t>
             </w:r>
             <w:proofErr w:type="spellStart"/>
-            <w:proofErr w:type="gramStart"/>
             <w:r>
               <w:rPr>
                 <w:rFonts w:ascii="Calibri" w:eastAsia="Calibri" w:hAnsi="Calibri" w:cs="Calibri"/>
@@ -3709,7 +3685,6 @@
               <w:t>item.nome</w:t>
             </w:r>
             <w:proofErr w:type="spellEnd"/>
-            <w:proofErr w:type="gramEnd"/>
             <w:r>
               <w:rPr>
                 <w:rFonts w:ascii="Calibri" w:eastAsia="Calibri" w:hAnsi="Calibri" w:cs="Calibri"/>
@@ -3725,7 +3700,6 @@
               <w:t xml:space="preserve"> – {{</w:t>
             </w:r>
             <w:proofErr w:type="spellStart"/>
-            <w:proofErr w:type="gramStart"/>
             <w:r>
               <w:rPr>
                 <w:rFonts w:ascii="Calibri" w:eastAsia="Calibri" w:hAnsi="Calibri" w:cs="Calibri"/>
@@ -3733,7 +3707,6 @@
               <w:t>item.tipo</w:t>
             </w:r>
             <w:proofErr w:type="spellEnd"/>
-            <w:proofErr w:type="gramEnd"/>
             <w:r>
               <w:rPr>
                 <w:rFonts w:ascii="Calibri" w:eastAsia="Calibri" w:hAnsi="Calibri" w:cs="Calibri"/>
@@ -3753,7 +3726,6 @@
               <w:t xml:space="preserve"> {{</w:t>
             </w:r>
             <w:proofErr w:type="spellStart"/>
-            <w:proofErr w:type="gramStart"/>
             <w:r>
               <w:rPr>
                 <w:rFonts w:ascii="Calibri" w:eastAsia="Calibri" w:hAnsi="Calibri" w:cs="Calibri"/>
@@ -3761,7 +3733,6 @@
               <w:t>item.sintomas</w:t>
             </w:r>
             <w:proofErr w:type="spellEnd"/>
-            <w:proofErr w:type="gramEnd"/>
             <w:r>
               <w:rPr>
                 <w:rFonts w:ascii="Calibri" w:eastAsia="Calibri" w:hAnsi="Calibri" w:cs="Calibri"/>
@@ -3789,7 +3760,6 @@
               <w:t>{{</w:t>
             </w:r>
             <w:proofErr w:type="spellStart"/>
-            <w:proofErr w:type="gramStart"/>
             <w:r>
               <w:rPr>
                 <w:rFonts w:ascii="Calibri" w:eastAsia="Calibri" w:hAnsi="Calibri" w:cs="Calibri"/>
@@ -3797,7 +3767,6 @@
               <w:t>item.D</w:t>
             </w:r>
             <w:proofErr w:type="spellEnd"/>
-            <w:proofErr w:type="gramEnd"/>
             <w:r>
               <w:rPr>
                 <w:rFonts w:ascii="Calibri" w:eastAsia="Calibri" w:hAnsi="Calibri" w:cs="Calibri"/>
@@ -4026,7 +3995,6 @@
               <w:t>{{</w:t>
             </w:r>
             <w:proofErr w:type="spellStart"/>
-            <w:proofErr w:type="gramStart"/>
             <w:r>
               <w:rPr>
                 <w:rFonts w:ascii="Calibri" w:eastAsia="Calibri" w:hAnsi="Calibri" w:cs="Calibri"/>
@@ -4036,7 +4004,6 @@
               <w:t>item.nome</w:t>
             </w:r>
             <w:proofErr w:type="spellEnd"/>
-            <w:proofErr w:type="gramEnd"/>
             <w:r>
               <w:rPr>
                 <w:rFonts w:ascii="Calibri" w:eastAsia="Calibri" w:hAnsi="Calibri" w:cs="Calibri"/>
@@ -4052,7 +4019,6 @@
               <w:t xml:space="preserve"> – {{</w:t>
             </w:r>
             <w:proofErr w:type="spellStart"/>
-            <w:proofErr w:type="gramStart"/>
             <w:r>
               <w:rPr>
                 <w:rFonts w:ascii="Calibri" w:eastAsia="Calibri" w:hAnsi="Calibri" w:cs="Calibri"/>
@@ -4060,7 +4026,6 @@
               <w:t>item.tipo</w:t>
             </w:r>
             <w:proofErr w:type="spellEnd"/>
-            <w:proofErr w:type="gramEnd"/>
             <w:r>
               <w:rPr>
                 <w:rFonts w:ascii="Calibri" w:eastAsia="Calibri" w:hAnsi="Calibri" w:cs="Calibri"/>
@@ -4080,7 +4045,6 @@
               <w:t xml:space="preserve"> {{</w:t>
             </w:r>
             <w:proofErr w:type="spellStart"/>
-            <w:proofErr w:type="gramStart"/>
             <w:r>
               <w:rPr>
                 <w:rFonts w:ascii="Calibri" w:eastAsia="Calibri" w:hAnsi="Calibri" w:cs="Calibri"/>
@@ -4088,7 +4052,6 @@
               <w:t>item.sintomas</w:t>
             </w:r>
             <w:proofErr w:type="spellEnd"/>
-            <w:proofErr w:type="gramEnd"/>
             <w:r>
               <w:rPr>
                 <w:rFonts w:ascii="Calibri" w:eastAsia="Calibri" w:hAnsi="Calibri" w:cs="Calibri"/>
@@ -4116,7 +4079,6 @@
               <w:t>{{</w:t>
             </w:r>
             <w:proofErr w:type="spellStart"/>
-            <w:proofErr w:type="gramStart"/>
             <w:r>
               <w:rPr>
                 <w:rFonts w:ascii="Calibri" w:eastAsia="Calibri" w:hAnsi="Calibri" w:cs="Calibri"/>
@@ -4124,7 +4086,6 @@
               <w:t>item.D</w:t>
             </w:r>
             <w:proofErr w:type="spellEnd"/>
-            <w:proofErr w:type="gramEnd"/>
             <w:r>
               <w:rPr>
                 <w:rFonts w:ascii="Calibri" w:eastAsia="Calibri" w:hAnsi="Calibri" w:cs="Calibri"/>
@@ -4334,7 +4295,6 @@
               <w:t>{{</w:t>
             </w:r>
             <w:proofErr w:type="spellStart"/>
-            <w:proofErr w:type="gramStart"/>
             <w:r>
               <w:rPr>
                 <w:rFonts w:ascii="Calibri" w:eastAsia="Calibri" w:hAnsi="Calibri" w:cs="Calibri"/>
@@ -4344,7 +4304,6 @@
               <w:t>item.nome</w:t>
             </w:r>
             <w:proofErr w:type="spellEnd"/>
-            <w:proofErr w:type="gramEnd"/>
             <w:r>
               <w:rPr>
                 <w:rFonts w:ascii="Calibri" w:eastAsia="Calibri" w:hAnsi="Calibri" w:cs="Calibri"/>
@@ -4382,7 +4341,6 @@
               <w:t>{{</w:t>
             </w:r>
             <w:proofErr w:type="spellStart"/>
-            <w:proofErr w:type="gramStart"/>
             <w:r>
               <w:rPr>
                 <w:rFonts w:ascii="Calibri" w:eastAsia="Calibri" w:hAnsi="Calibri" w:cs="Calibri"/>
@@ -4390,7 +4348,6 @@
               <w:t>item.efeitos</w:t>
             </w:r>
             <w:proofErr w:type="spellEnd"/>
-            <w:proofErr w:type="gramEnd"/>
             <w:r>
               <w:rPr>
                 <w:rFonts w:ascii="Calibri" w:eastAsia="Calibri" w:hAnsi="Calibri" w:cs="Calibri"/>
@@ -4418,7 +4375,6 @@
               <w:t>{{</w:t>
             </w:r>
             <w:proofErr w:type="spellStart"/>
-            <w:proofErr w:type="gramStart"/>
             <w:r>
               <w:rPr>
                 <w:rFonts w:ascii="Calibri" w:eastAsia="Calibri" w:hAnsi="Calibri" w:cs="Calibri"/>
@@ -4426,7 +4382,6 @@
               <w:t>item.D</w:t>
             </w:r>
             <w:proofErr w:type="spellEnd"/>
-            <w:proofErr w:type="gramEnd"/>
             <w:r>
               <w:rPr>
                 <w:rFonts w:ascii="Calibri" w:eastAsia="Calibri" w:hAnsi="Calibri" w:cs="Calibri"/>
@@ -4705,23 +4660,13 @@
                 <w:bCs/>
               </w:rPr>
             </w:pPr>
-            <w:proofErr w:type="gramStart"/>
             <w:r>
               <w:rPr>
                 <w:rFonts w:ascii="Calibri" w:eastAsia="Calibri" w:hAnsi="Calibri" w:cs="Calibri"/>
                 <w:b/>
                 <w:bCs/>
               </w:rPr>
-              <w:t>A</w:t>
-            </w:r>
-            <w:proofErr w:type="gramEnd"/>
-            <w:r>
-              <w:rPr>
-                <w:rFonts w:ascii="Calibri" w:eastAsia="Calibri" w:hAnsi="Calibri" w:cs="Calibri"/>
-                <w:b/>
-                <w:bCs/>
-              </w:rPr>
-              <w:t xml:space="preserve"> EVITAR</w:t>
+              <w:t>A EVITAR</w:t>
             </w:r>
           </w:p>
         </w:tc>
@@ -4851,19 +4796,11 @@
               </w:rPr>
               <w:t>{{</w:t>
             </w:r>
-            <w:proofErr w:type="gramStart"/>
-            <w:r>
-              <w:rPr>
-                <w:rFonts w:ascii="Calibri" w:eastAsia="Calibri" w:hAnsi="Calibri" w:cs="Calibri"/>
-              </w:rPr>
-              <w:t>row[</w:t>
-            </w:r>
-            <w:proofErr w:type="gramEnd"/>
-            <w:r>
-              <w:rPr>
-                <w:rFonts w:ascii="Calibri" w:eastAsia="Calibri" w:hAnsi="Calibri" w:cs="Calibri"/>
-              </w:rPr>
-              <w:t>0]</w:t>
+            <w:r>
+              <w:rPr>
+                <w:rFonts w:ascii="Calibri" w:eastAsia="Calibri" w:hAnsi="Calibri" w:cs="Calibri"/>
+              </w:rPr>
+              <w:t>row[0]</w:t>
             </w:r>
             <w:r>
               <w:rPr>
@@ -4891,7 +4828,6 @@
                 <w:rFonts w:ascii="Calibri" w:eastAsia="Calibri" w:hAnsi="Calibri" w:cs="Calibri"/>
               </w:rPr>
             </w:pPr>
-            <w:proofErr w:type="gramStart"/>
             <w:r>
               <w:rPr>
                 <w:rFonts w:ascii="Calibri" w:eastAsia="Calibri" w:hAnsi="Calibri" w:cs="Calibri"/>
@@ -4902,14 +4838,7 @@
               <w:rPr>
                 <w:rFonts w:ascii="Calibri" w:eastAsia="Calibri" w:hAnsi="Calibri" w:cs="Calibri"/>
               </w:rPr>
-              <w:t xml:space="preserve"> row</w:t>
-            </w:r>
-            <w:proofErr w:type="gramEnd"/>
-            <w:r>
-              <w:rPr>
-                <w:rFonts w:ascii="Calibri" w:eastAsia="Calibri" w:hAnsi="Calibri" w:cs="Calibri"/>
-              </w:rPr>
-              <w:t>[1]</w:t>
+              <w:t xml:space="preserve"> row[1]</w:t>
             </w:r>
             <w:r>
               <w:rPr>
@@ -4943,19 +4872,11 @@
               </w:rPr>
               <w:t>{{</w:t>
             </w:r>
-            <w:proofErr w:type="gramStart"/>
-            <w:r>
-              <w:rPr>
-                <w:rFonts w:ascii="Calibri" w:eastAsia="Calibri" w:hAnsi="Calibri" w:cs="Calibri"/>
-              </w:rPr>
-              <w:t>row[</w:t>
-            </w:r>
-            <w:proofErr w:type="gramEnd"/>
-            <w:r>
-              <w:rPr>
-                <w:rFonts w:ascii="Calibri" w:eastAsia="Calibri" w:hAnsi="Calibri" w:cs="Calibri"/>
-              </w:rPr>
-              <w:t>2]}}</w:t>
+            <w:r>
+              <w:rPr>
+                <w:rFonts w:ascii="Calibri" w:eastAsia="Calibri" w:hAnsi="Calibri" w:cs="Calibri"/>
+              </w:rPr>
+              <w:t>row[2]}}</w:t>
             </w:r>
           </w:p>
         </w:tc>
@@ -4977,7 +4898,6 @@
                 <w:rFonts w:ascii="Calibri" w:eastAsia="Calibri" w:hAnsi="Calibri" w:cs="Calibri"/>
               </w:rPr>
             </w:pPr>
-            <w:proofErr w:type="gramStart"/>
             <w:r>
               <w:rPr>
                 <w:rFonts w:ascii="Calibri" w:eastAsia="Calibri" w:hAnsi="Calibri" w:cs="Calibri"/>
@@ -4988,14 +4908,7 @@
               <w:rPr>
                 <w:rFonts w:ascii="Calibri" w:eastAsia="Calibri" w:hAnsi="Calibri" w:cs="Calibri"/>
               </w:rPr>
-              <w:t xml:space="preserve"> row</w:t>
-            </w:r>
-            <w:proofErr w:type="gramEnd"/>
-            <w:r>
-              <w:rPr>
-                <w:rFonts w:ascii="Calibri" w:eastAsia="Calibri" w:hAnsi="Calibri" w:cs="Calibri"/>
-              </w:rPr>
-              <w:t>[3]</w:t>
+              <w:t xml:space="preserve"> row[3]</w:t>
             </w:r>
             <w:r>
               <w:rPr>
@@ -5023,7 +4936,6 @@
                 <w:rFonts w:ascii="Calibri" w:eastAsia="Calibri" w:hAnsi="Calibri" w:cs="Calibri"/>
               </w:rPr>
             </w:pPr>
-            <w:proofErr w:type="gramStart"/>
             <w:r>
               <w:rPr>
                 <w:rFonts w:ascii="Calibri" w:eastAsia="Calibri" w:hAnsi="Calibri" w:cs="Calibri"/>
@@ -5034,14 +4946,7 @@
               <w:rPr>
                 <w:rFonts w:ascii="Calibri" w:eastAsia="Calibri" w:hAnsi="Calibri" w:cs="Calibri"/>
               </w:rPr>
-              <w:t xml:space="preserve"> row</w:t>
-            </w:r>
-            <w:proofErr w:type="gramEnd"/>
-            <w:r>
-              <w:rPr>
-                <w:rFonts w:ascii="Calibri" w:eastAsia="Calibri" w:hAnsi="Calibri" w:cs="Calibri"/>
-              </w:rPr>
-              <w:t>[4]</w:t>
+              <w:t xml:space="preserve"> row[4]</w:t>
             </w:r>
             <w:r>
               <w:rPr>
@@ -5069,7 +4974,6 @@
                 <w:rFonts w:ascii="Calibri" w:eastAsia="Calibri" w:hAnsi="Calibri" w:cs="Calibri"/>
               </w:rPr>
             </w:pPr>
-            <w:proofErr w:type="gramStart"/>
             <w:r>
               <w:rPr>
                 <w:rFonts w:ascii="Calibri" w:eastAsia="Calibri" w:hAnsi="Calibri" w:cs="Calibri"/>
@@ -5080,14 +4984,7 @@
               <w:rPr>
                 <w:rFonts w:ascii="Calibri" w:eastAsia="Calibri" w:hAnsi="Calibri" w:cs="Calibri"/>
               </w:rPr>
-              <w:t xml:space="preserve"> row</w:t>
-            </w:r>
-            <w:proofErr w:type="gramEnd"/>
-            <w:r>
-              <w:rPr>
-                <w:rFonts w:ascii="Calibri" w:eastAsia="Calibri" w:hAnsi="Calibri" w:cs="Calibri"/>
-              </w:rPr>
-              <w:t>[5]</w:t>
+              <w:t xml:space="preserve"> row[5]</w:t>
             </w:r>
             <w:r>
               <w:rPr>
@@ -5380,28 +5277,14 @@
               <w:rPr>
                 <w:rFonts w:ascii="Calibri" w:eastAsia="Calibri" w:hAnsi="Calibri" w:cs="Calibri"/>
               </w:rPr>
-              <w:t>table_</w:t>
-            </w:r>
-            <w:proofErr w:type="gramStart"/>
-            <w:r>
-              <w:rPr>
-                <w:rFonts w:ascii="Calibri" w:eastAsia="Calibri" w:hAnsi="Calibri" w:cs="Calibri"/>
-              </w:rPr>
-              <w:t>emotions.items</w:t>
+              <w:t>table_emotions.items</w:t>
             </w:r>
             <w:proofErr w:type="spellEnd"/>
             <w:r>
               <w:rPr>
                 <w:rFonts w:ascii="Calibri" w:eastAsia="Calibri" w:hAnsi="Calibri" w:cs="Calibri"/>
               </w:rPr>
-              <w:t>()%</w:t>
-            </w:r>
-            <w:proofErr w:type="gramEnd"/>
-            <w:r>
-              <w:rPr>
-                <w:rFonts w:ascii="Calibri" w:eastAsia="Calibri" w:hAnsi="Calibri" w:cs="Calibri"/>
-              </w:rPr>
-              <w:t>}</w:t>
+              <w:t>()%}</w:t>
             </w:r>
           </w:p>
         </w:tc>
@@ -5720,7 +5603,6 @@
               <w:t>{{</w:t>
             </w:r>
             <w:proofErr w:type="spellStart"/>
-            <w:proofErr w:type="gramStart"/>
             <w:r>
               <w:rPr>
                 <w:rFonts w:ascii="Calibri" w:eastAsia="Calibri" w:hAnsi="Calibri" w:cs="Calibri"/>
@@ -5728,7 +5610,6 @@
               <w:t>item.cristal</w:t>
             </w:r>
             <w:proofErr w:type="spellEnd"/>
-            <w:proofErr w:type="gramEnd"/>
             <w:r>
               <w:rPr>
                 <w:rFonts w:ascii="Calibri" w:eastAsia="Calibri" w:hAnsi="Calibri" w:cs="Calibri"/>
@@ -5762,21 +5643,12 @@
               <w:t>{{</w:t>
             </w:r>
             <w:proofErr w:type="spellStart"/>
-            <w:proofErr w:type="gramStart"/>
             <w:r>
               <w:rPr>
                 <w:rFonts w:ascii="Calibri" w:eastAsia="Calibri" w:hAnsi="Calibri" w:cs="Calibri"/>
                 <w:lang w:val="pt-BR"/>
               </w:rPr>
-              <w:t>item.beneficios</w:t>
-            </w:r>
-            <w:proofErr w:type="gramEnd"/>
-            <w:r>
-              <w:rPr>
-                <w:rFonts w:ascii="Calibri" w:eastAsia="Calibri" w:hAnsi="Calibri" w:cs="Calibri"/>
-                <w:lang w:val="pt-BR"/>
-              </w:rPr>
-              <w:t>_fisicos</w:t>
+              <w:t>item.beneficios_fisicos</w:t>
             </w:r>
             <w:proofErr w:type="spellEnd"/>
             <w:r>
@@ -5813,21 +5685,12 @@
               <w:t>{{</w:t>
             </w:r>
             <w:proofErr w:type="spellStart"/>
-            <w:proofErr w:type="gramStart"/>
             <w:r>
               <w:rPr>
                 <w:rFonts w:ascii="Calibri" w:eastAsia="Calibri" w:hAnsi="Calibri" w:cs="Calibri"/>
                 <w:lang w:val="pt-BR"/>
               </w:rPr>
-              <w:t>item.beneficios</w:t>
-            </w:r>
-            <w:proofErr w:type="gramEnd"/>
-            <w:r>
-              <w:rPr>
-                <w:rFonts w:ascii="Calibri" w:eastAsia="Calibri" w:hAnsi="Calibri" w:cs="Calibri"/>
-                <w:lang w:val="pt-BR"/>
-              </w:rPr>
-              <w:t>_emocionais</w:t>
+              <w:t>item.beneficios_emocionais</w:t>
             </w:r>
             <w:proofErr w:type="spellEnd"/>
             <w:r>
@@ -5863,7 +5726,6 @@
               <w:t>{{</w:t>
             </w:r>
             <w:proofErr w:type="spellStart"/>
-            <w:proofErr w:type="gramStart"/>
             <w:r>
               <w:rPr>
                 <w:rFonts w:ascii="Calibri" w:eastAsia="Calibri" w:hAnsi="Calibri" w:cs="Calibri"/>
@@ -5871,7 +5733,6 @@
               <w:t>item.D</w:t>
             </w:r>
             <w:proofErr w:type="spellEnd"/>
-            <w:proofErr w:type="gramEnd"/>
             <w:r>
               <w:rPr>
                 <w:rFonts w:ascii="Calibri" w:eastAsia="Calibri" w:hAnsi="Calibri" w:cs="Calibri"/>

--- a/src/assets/report/relatorio_vitaeflux.docx
+++ b/src/assets/report/relatorio_vitaeflux.docx
@@ -2158,16 +2158,7 @@
             </w:tcMar>
           </w:tcPr>
           <w:p>
-            <w:pPr>
-              <w:spacing w:after="0" w:line="240" w:lineRule="auto"/>
-              <w:rPr>
-                <w:rFonts w:ascii="Calibri" w:eastAsia="Calibri" w:hAnsi="Calibri" w:cs="Calibri"/>
-              </w:rPr>
-            </w:pPr>
-            <w:r>
-              <w:rPr>
-                <w:rFonts w:ascii="Calibri" w:eastAsia="Calibri" w:hAnsi="Calibri" w:cs="Calibri"/>
-              </w:rPr>
+            <w:r>
               <w:t>Alimentos</w:t>
             </w:r>
           </w:p>
@@ -2190,18 +2181,8 @@
             </w:tcMar>
           </w:tcPr>
           <w:p>
-            <w:pPr>
-              <w:spacing w:after="0" w:line="240" w:lineRule="auto"/>
-              <w:jc w:val="center"/>
-              <w:rPr>
-                <w:rFonts w:ascii="Calibri" w:eastAsia="Calibri" w:hAnsi="Calibri" w:cs="Calibri"/>
-              </w:rPr>
-            </w:pPr>
-            <w:r>
-              <w:rPr>
-                <w:rFonts w:ascii="Calibri" w:eastAsia="Calibri" w:hAnsi="Calibri" w:cs="Calibri"/>
-              </w:rPr>
-              <w:t>0 – 0,450</w:t>
+            <w:r>
+              <w:t>0 – 0,300</w:t>
             </w:r>
           </w:p>
         </w:tc>
@@ -2223,18 +2204,7 @@
             </w:tcMar>
           </w:tcPr>
           <w:p>
-            <w:pPr>
-              <w:spacing w:after="0" w:line="240" w:lineRule="auto"/>
-              <w:rPr>
-                <w:rFonts w:ascii="Calibri" w:eastAsia="Calibri" w:hAnsi="Calibri" w:cs="Calibri"/>
-                <w:lang w:val="pt-BR"/>
-              </w:rPr>
-            </w:pPr>
-            <w:r>
-              <w:rPr>
-                <w:rFonts w:ascii="Calibri" w:eastAsia="Calibri" w:hAnsi="Calibri" w:cs="Calibri"/>
-                <w:lang w:val="pt-BR"/>
-              </w:rPr>
+            <w:r>
               <w:t>Altamente compatível – alimento benéfico, harmonizador.</w:t>
             </w:r>
           </w:p>
@@ -2298,18 +2268,8 @@
             </w:tcMar>
           </w:tcPr>
           <w:p>
-            <w:pPr>
-              <w:spacing w:after="0" w:line="240" w:lineRule="auto"/>
-              <w:jc w:val="center"/>
-              <w:rPr>
-                <w:rFonts w:ascii="Calibri" w:eastAsia="Calibri" w:hAnsi="Calibri" w:cs="Calibri"/>
-              </w:rPr>
-            </w:pPr>
-            <w:r>
-              <w:rPr>
-                <w:rFonts w:ascii="Calibri" w:eastAsia="Calibri" w:hAnsi="Calibri" w:cs="Calibri"/>
-              </w:rPr>
-              <w:t>0,451 – 1,000</w:t>
+            <w:r>
+              <w:t>0,300 – 0,700</w:t>
             </w:r>
           </w:p>
         </w:tc>
@@ -2331,18 +2291,7 @@
             </w:tcMar>
           </w:tcPr>
           <w:p>
-            <w:pPr>
-              <w:spacing w:after="0" w:line="240" w:lineRule="auto"/>
-              <w:rPr>
-                <w:rFonts w:ascii="Calibri" w:eastAsia="Calibri" w:hAnsi="Calibri" w:cs="Calibri"/>
-                <w:lang w:val="pt-BR"/>
-              </w:rPr>
-            </w:pPr>
-            <w:r>
-              <w:rPr>
-                <w:rFonts w:ascii="Calibri" w:eastAsia="Calibri" w:hAnsi="Calibri" w:cs="Calibri"/>
-                <w:lang w:val="pt-BR"/>
-              </w:rPr>
+            <w:r>
               <w:t>Compatível – pode ser consumido com moderação.</w:t>
             </w:r>
           </w:p>
@@ -2406,18 +2355,8 @@
             </w:tcMar>
           </w:tcPr>
           <w:p>
-            <w:pPr>
-              <w:spacing w:after="0" w:line="240" w:lineRule="auto"/>
-              <w:jc w:val="center"/>
-              <w:rPr>
-                <w:rFonts w:ascii="Calibri" w:eastAsia="Calibri" w:hAnsi="Calibri" w:cs="Calibri"/>
-              </w:rPr>
-            </w:pPr>
-            <w:r>
-              <w:rPr>
-                <w:rFonts w:ascii="Calibri" w:eastAsia="Calibri" w:hAnsi="Calibri" w:cs="Calibri"/>
-              </w:rPr>
-              <w:t>1,001 – 2,000</w:t>
+            <w:r>
+              <w:t>0,710 -1,000</w:t>
             </w:r>
           </w:p>
         </w:tc>
@@ -2439,18 +2378,7 @@
             </w:tcMar>
           </w:tcPr>
           <w:p>
-            <w:pPr>
-              <w:spacing w:after="0" w:line="240" w:lineRule="auto"/>
-              <w:rPr>
-                <w:rFonts w:ascii="Calibri" w:eastAsia="Calibri" w:hAnsi="Calibri" w:cs="Calibri"/>
-                <w:lang w:val="pt-BR"/>
-              </w:rPr>
-            </w:pPr>
-            <w:r>
-              <w:rPr>
-                <w:rFonts w:ascii="Calibri" w:eastAsia="Calibri" w:hAnsi="Calibri" w:cs="Calibri"/>
-                <w:lang w:val="pt-BR"/>
-              </w:rPr>
+            <w:r>
               <w:t>Pouco compatível – pode gerar leve estresse biológico.</w:t>
             </w:r>
           </w:p>
@@ -2514,18 +2442,8 @@
             </w:tcMar>
           </w:tcPr>
           <w:p>
-            <w:pPr>
-              <w:spacing w:after="0" w:line="240" w:lineRule="auto"/>
-              <w:jc w:val="center"/>
-              <w:rPr>
-                <w:rFonts w:ascii="Calibri" w:eastAsia="Calibri" w:hAnsi="Calibri" w:cs="Calibri"/>
-              </w:rPr>
-            </w:pPr>
-            <w:r>
-              <w:rPr>
-                <w:rFonts w:ascii="Calibri" w:eastAsia="Calibri" w:hAnsi="Calibri" w:cs="Calibri"/>
-              </w:rPr>
-              <w:t>&gt; 2,000</w:t>
+            <w:r>
+              <w:t>&gt;1,000</w:t>
             </w:r>
           </w:p>
         </w:tc>
@@ -2547,18 +2465,7 @@
             </w:tcMar>
           </w:tcPr>
           <w:p>
-            <w:pPr>
-              <w:spacing w:after="0" w:line="240" w:lineRule="auto"/>
-              <w:rPr>
-                <w:rFonts w:ascii="Calibri" w:eastAsia="Calibri" w:hAnsi="Calibri" w:cs="Calibri"/>
-                <w:lang w:val="pt-BR"/>
-              </w:rPr>
-            </w:pPr>
-            <w:r>
-              <w:rPr>
-                <w:rFonts w:ascii="Calibri" w:eastAsia="Calibri" w:hAnsi="Calibri" w:cs="Calibri"/>
-                <w:lang w:val="pt-BR"/>
-              </w:rPr>
+            <w:r>
               <w:t>Incompatível – potencial alergênico, inflamatório ou intoxicante.</w:t>
             </w:r>
           </w:p>
@@ -4461,6 +4368,8 @@
         <w:gridCol w:w="709"/>
         <w:gridCol w:w="2835"/>
         <w:gridCol w:w="992"/>
+        <w:gridCol w:w="936"/>
+        <w:gridCol w:w="936"/>
       </w:tblGrid>
       <w:tr>
         <w:trPr>
@@ -4468,8 +4377,8 @@
         </w:trPr>
         <w:tc>
           <w:tcPr>
-            <w:tcW w:w="10915" w:type="dxa"/>
-            <w:gridSpan w:val="6"/>
+            <w:tcW w:w="12787" w:type="dxa"/>
+            <w:gridSpan w:val="8"/>
             <w:tcBorders>
               <w:top w:val="single" w:sz="4" w:space="0" w:color="000000"/>
               <w:left w:val="single" w:sz="4" w:space="0" w:color="000000"/>
@@ -4480,22 +4389,7 @@
             <w:hideMark/>
           </w:tcPr>
           <w:p>
-            <w:pPr>
-              <w:widowControl w:val="0"/>
-              <w:spacing w:after="0"/>
-              <w:jc w:val="center"/>
-              <w:rPr>
-                <w:rFonts w:ascii="Calibri" w:eastAsia="Calibri" w:hAnsi="Calibri" w:cs="Calibri"/>
-                <w:b/>
-                <w:bCs/>
-              </w:rPr>
-            </w:pPr>
-            <w:r>
-              <w:rPr>
-                <w:rFonts w:ascii="Calibri" w:eastAsia="Calibri" w:hAnsi="Calibri" w:cs="Calibri"/>
-                <w:b/>
-                <w:bCs/>
-              </w:rPr>
+            <w:r>
               <w:t>ALIMENTOS</w:t>
             </w:r>
           </w:p>
@@ -4518,23 +4412,8 @@
             <w:hideMark/>
           </w:tcPr>
           <w:p>
-            <w:pPr>
-              <w:widowControl w:val="0"/>
-              <w:spacing w:after="0"/>
-              <w:jc w:val="center"/>
-              <w:rPr>
-                <w:rFonts w:ascii="Calibri" w:eastAsia="Calibri" w:hAnsi="Calibri" w:cs="Calibri"/>
-                <w:b/>
-                <w:bCs/>
-              </w:rPr>
-            </w:pPr>
-            <w:r>
-              <w:rPr>
-                <w:rFonts w:ascii="Calibri" w:eastAsia="Calibri" w:hAnsi="Calibri" w:cs="Calibri"/>
-                <w:b/>
-                <w:bCs/>
-              </w:rPr>
-              <w:t>ALTAMENTE COMPATÍVEIS</w:t>
+            <w:r>
+              <w:t>ALTAMENTE COMPATÍVEL</w:t>
             </w:r>
           </w:p>
         </w:tc>
@@ -4551,22 +4430,7 @@
             <w:hideMark/>
           </w:tcPr>
           <w:p>
-            <w:pPr>
-              <w:widowControl w:val="0"/>
-              <w:spacing w:after="0"/>
-              <w:jc w:val="center"/>
-              <w:rPr>
-                <w:rFonts w:ascii="Calibri" w:eastAsia="Calibri" w:hAnsi="Calibri" w:cs="Calibri"/>
-                <w:b/>
-                <w:bCs/>
-              </w:rPr>
-            </w:pPr>
-            <w:r>
-              <w:rPr>
-                <w:rFonts w:ascii="Calibri" w:eastAsia="Calibri" w:hAnsi="Calibri" w:cs="Calibri"/>
-                <w:b/>
-                <w:bCs/>
-              </w:rPr>
+            <w:r>
               <w:t>D</w:t>
             </w:r>
           </w:p>
@@ -4584,23 +4448,8 @@
             <w:hideMark/>
           </w:tcPr>
           <w:p>
-            <w:pPr>
-              <w:widowControl w:val="0"/>
-              <w:spacing w:after="0"/>
-              <w:jc w:val="center"/>
-              <w:rPr>
-                <w:rFonts w:ascii="Calibri" w:eastAsia="Calibri" w:hAnsi="Calibri" w:cs="Calibri"/>
-                <w:b/>
-                <w:bCs/>
-              </w:rPr>
-            </w:pPr>
-            <w:r>
-              <w:rPr>
-                <w:rFonts w:ascii="Calibri" w:eastAsia="Calibri" w:hAnsi="Calibri" w:cs="Calibri"/>
-                <w:b/>
-                <w:bCs/>
-              </w:rPr>
-              <w:t>COMPATÍVEIS</w:t>
+            <w:r>
+              <w:t>COMPATÍVEL</w:t>
             </w:r>
           </w:p>
         </w:tc>
@@ -4617,22 +4466,7 @@
             <w:hideMark/>
           </w:tcPr>
           <w:p>
-            <w:pPr>
-              <w:widowControl w:val="0"/>
-              <w:spacing w:after="0"/>
-              <w:jc w:val="center"/>
-              <w:rPr>
-                <w:rFonts w:ascii="Calibri" w:eastAsia="Calibri" w:hAnsi="Calibri" w:cs="Calibri"/>
-                <w:b/>
-                <w:bCs/>
-              </w:rPr>
-            </w:pPr>
-            <w:r>
-              <w:rPr>
-                <w:rFonts w:ascii="Calibri" w:eastAsia="Calibri" w:hAnsi="Calibri" w:cs="Calibri"/>
-                <w:b/>
-                <w:bCs/>
-              </w:rPr>
+            <w:r>
               <w:t>D</w:t>
             </w:r>
           </w:p>
@@ -4650,23 +4484,8 @@
             <w:hideMark/>
           </w:tcPr>
           <w:p>
-            <w:pPr>
-              <w:widowControl w:val="0"/>
-              <w:spacing w:after="0"/>
-              <w:jc w:val="center"/>
-              <w:rPr>
-                <w:rFonts w:ascii="Calibri" w:eastAsia="Calibri" w:hAnsi="Calibri" w:cs="Calibri"/>
-                <w:b/>
-                <w:bCs/>
-              </w:rPr>
-            </w:pPr>
-            <w:r>
-              <w:rPr>
-                <w:rFonts w:ascii="Calibri" w:eastAsia="Calibri" w:hAnsi="Calibri" w:cs="Calibri"/>
-                <w:b/>
-                <w:bCs/>
-              </w:rPr>
-              <w:t>A EVITAR</w:t>
+            <w:r>
+              <w:t>POUCO COMPATÍVEL</w:t>
             </w:r>
           </w:p>
         </w:tc>
@@ -4683,22 +4502,27 @@
             <w:hideMark/>
           </w:tcPr>
           <w:p>
-            <w:pPr>
-              <w:widowControl w:val="0"/>
-              <w:spacing w:after="0"/>
-              <w:jc w:val="center"/>
-              <w:rPr>
-                <w:rFonts w:ascii="Calibri" w:eastAsia="Calibri" w:hAnsi="Calibri" w:cs="Calibri"/>
-                <w:b/>
-                <w:bCs/>
-              </w:rPr>
-            </w:pPr>
-            <w:r>
-              <w:rPr>
-                <w:rFonts w:ascii="Calibri" w:eastAsia="Calibri" w:hAnsi="Calibri" w:cs="Calibri"/>
-                <w:b/>
-                <w:bCs/>
-              </w:rPr>
+            <w:r>
+              <w:t>D</w:t>
+            </w:r>
+          </w:p>
+        </w:tc>
+        <w:tc>
+          <w:tcPr>
+            <w:tcW w:type="dxa" w:w="936"/>
+          </w:tcPr>
+          <w:p>
+            <w:r>
+              <w:t>INCOMPATÍVEL</w:t>
+            </w:r>
+          </w:p>
+        </w:tc>
+        <w:tc>
+          <w:tcPr>
+            <w:tcW w:type="dxa" w:w="936"/>
+          </w:tcPr>
+          <w:p>
+            <w:r>
               <w:t>D</w:t>
             </w:r>
           </w:p>
@@ -4710,8 +4534,8 @@
         </w:trPr>
         <w:tc>
           <w:tcPr>
-            <w:tcW w:w="10915" w:type="dxa"/>
-            <w:gridSpan w:val="6"/>
+            <w:tcW w:w="12787" w:type="dxa"/>
+            <w:gridSpan w:val="8"/>
             <w:tcBorders>
               <w:top w:val="single" w:sz="4" w:space="0" w:color="000000"/>
               <w:left w:val="single" w:sz="4" w:space="0" w:color="000000"/>
@@ -4721,52 +4545,8 @@
             <w:shd w:val="clear" w:color="auto" w:fill="F2F2F2" w:themeFill="background1" w:themeFillShade="F2"/>
           </w:tcPr>
           <w:p>
-            <w:pPr>
-              <w:widowControl w:val="0"/>
-              <w:spacing w:after="0"/>
-              <w:rPr>
-                <w:rFonts w:ascii="Calibri" w:eastAsia="Calibri" w:hAnsi="Calibri" w:cs="Calibri"/>
-                <w:b/>
-                <w:bCs/>
-              </w:rPr>
-            </w:pPr>
-            <w:r>
-              <w:rPr>
-                <w:rFonts w:ascii="Calibri" w:eastAsia="Calibri" w:hAnsi="Calibri" w:cs="Calibri"/>
-              </w:rPr>
-              <w:t xml:space="preserve">{%tr for </w:t>
-            </w:r>
-            <w:r>
-              <w:rPr>
-                <w:rFonts w:ascii="Calibri" w:eastAsia="Calibri" w:hAnsi="Calibri" w:cs="Calibri"/>
-              </w:rPr>
-              <w:t xml:space="preserve">row </w:t>
-            </w:r>
-            <w:r>
-              <w:rPr>
-                <w:rFonts w:ascii="Calibri" w:eastAsia="Calibri" w:hAnsi="Calibri" w:cs="Calibri"/>
-              </w:rPr>
-              <w:t xml:space="preserve">in </w:t>
-            </w:r>
-            <w:proofErr w:type="spellStart"/>
-            <w:r>
-              <w:rPr>
-                <w:rFonts w:ascii="Calibri" w:eastAsia="Calibri" w:hAnsi="Calibri" w:cs="Calibri"/>
-              </w:rPr>
-              <w:t>table_</w:t>
-            </w:r>
-            <w:r>
-              <w:rPr>
-                <w:rFonts w:ascii="Calibri" w:eastAsia="Calibri" w:hAnsi="Calibri" w:cs="Calibri"/>
-              </w:rPr>
-              <w:t>food</w:t>
-            </w:r>
-            <w:proofErr w:type="spellEnd"/>
-            <w:r>
-              <w:rPr>
-                <w:rFonts w:ascii="Calibri" w:eastAsia="Calibri" w:hAnsi="Calibri" w:cs="Calibri"/>
-              </w:rPr>
-              <w:t>%}</w:t>
+            <w:r>
+              <w:t>{%tr for row in table_food%}</w:t>
             </w:r>
           </w:p>
         </w:tc>
@@ -4783,30 +4563,8 @@
             </w:tcBorders>
           </w:tcPr>
           <w:p>
-            <w:pPr>
-              <w:widowControl w:val="0"/>
-              <w:spacing w:after="0"/>
-              <w:rPr>
-                <w:rFonts w:ascii="Calibri" w:eastAsia="Calibri" w:hAnsi="Calibri" w:cs="Calibri"/>
-              </w:rPr>
-            </w:pPr>
-            <w:r>
-              <w:rPr>
-                <w:rFonts w:ascii="Calibri" w:eastAsia="Calibri" w:hAnsi="Calibri" w:cs="Calibri"/>
-              </w:rPr>
-              <w:t>{{</w:t>
-            </w:r>
-            <w:r>
-              <w:rPr>
-                <w:rFonts w:ascii="Calibri" w:eastAsia="Calibri" w:hAnsi="Calibri" w:cs="Calibri"/>
-              </w:rPr>
-              <w:t>row[0]</w:t>
-            </w:r>
-            <w:r>
-              <w:rPr>
-                <w:rFonts w:ascii="Calibri" w:eastAsia="Calibri" w:hAnsi="Calibri" w:cs="Calibri"/>
-              </w:rPr>
-              <w:t>}}</w:t>
+            <w:r>
+              <w:t>{{row[0]}}</w:t>
             </w:r>
           </w:p>
         </w:tc>
@@ -4821,30 +4579,8 @@
             </w:tcBorders>
           </w:tcPr>
           <w:p>
-            <w:pPr>
-              <w:widowControl w:val="0"/>
-              <w:spacing w:after="0"/>
-              <w:rPr>
-                <w:rFonts w:ascii="Calibri" w:eastAsia="Calibri" w:hAnsi="Calibri" w:cs="Calibri"/>
-              </w:rPr>
-            </w:pPr>
-            <w:r>
-              <w:rPr>
-                <w:rFonts w:ascii="Calibri" w:eastAsia="Calibri" w:hAnsi="Calibri" w:cs="Calibri"/>
-              </w:rPr>
-              <w:t>{{</w:t>
-            </w:r>
-            <w:r>
-              <w:rPr>
-                <w:rFonts w:ascii="Calibri" w:eastAsia="Calibri" w:hAnsi="Calibri" w:cs="Calibri"/>
-              </w:rPr>
-              <w:t xml:space="preserve"> row[1]</w:t>
-            </w:r>
-            <w:r>
-              <w:rPr>
-                <w:rFonts w:ascii="Calibri" w:eastAsia="Calibri" w:hAnsi="Calibri" w:cs="Calibri"/>
-              </w:rPr>
-              <w:t>}}</w:t>
+            <w:r>
+              <w:t>{{ row[1]}}</w:t>
             </w:r>
           </w:p>
         </w:tc>
@@ -4859,24 +4595,8 @@
             </w:tcBorders>
           </w:tcPr>
           <w:p>
-            <w:pPr>
-              <w:widowControl w:val="0"/>
-              <w:spacing w:after="0"/>
-              <w:rPr>
-                <w:rFonts w:ascii="Calibri" w:eastAsia="Calibri" w:hAnsi="Calibri" w:cs="Calibri"/>
-              </w:rPr>
-            </w:pPr>
-            <w:r>
-              <w:rPr>
-                <w:rFonts w:ascii="Calibri" w:eastAsia="Calibri" w:hAnsi="Calibri" w:cs="Calibri"/>
-              </w:rPr>
-              <w:t>{{</w:t>
-            </w:r>
-            <w:r>
-              <w:rPr>
-                <w:rFonts w:ascii="Calibri" w:eastAsia="Calibri" w:hAnsi="Calibri" w:cs="Calibri"/>
-              </w:rPr>
-              <w:t>row[2]}}</w:t>
+            <w:r>
+              <w:t>{{row[2]}}</w:t>
             </w:r>
           </w:p>
         </w:tc>
@@ -4891,30 +4611,8 @@
             </w:tcBorders>
           </w:tcPr>
           <w:p>
-            <w:pPr>
-              <w:widowControl w:val="0"/>
-              <w:spacing w:after="0"/>
-              <w:rPr>
-                <w:rFonts w:ascii="Calibri" w:eastAsia="Calibri" w:hAnsi="Calibri" w:cs="Calibri"/>
-              </w:rPr>
-            </w:pPr>
-            <w:r>
-              <w:rPr>
-                <w:rFonts w:ascii="Calibri" w:eastAsia="Calibri" w:hAnsi="Calibri" w:cs="Calibri"/>
-              </w:rPr>
-              <w:t>{{</w:t>
-            </w:r>
-            <w:r>
-              <w:rPr>
-                <w:rFonts w:ascii="Calibri" w:eastAsia="Calibri" w:hAnsi="Calibri" w:cs="Calibri"/>
-              </w:rPr>
-              <w:t xml:space="preserve"> row[3]</w:t>
-            </w:r>
-            <w:r>
-              <w:rPr>
-                <w:rFonts w:ascii="Calibri" w:eastAsia="Calibri" w:hAnsi="Calibri" w:cs="Calibri"/>
-              </w:rPr>
-              <w:t>}}</w:t>
+            <w:r>
+              <w:t>{{ row[3]}}</w:t>
             </w:r>
           </w:p>
         </w:tc>
@@ -4929,30 +4627,8 @@
             </w:tcBorders>
           </w:tcPr>
           <w:p>
-            <w:pPr>
-              <w:widowControl w:val="0"/>
-              <w:spacing w:after="0"/>
-              <w:rPr>
-                <w:rFonts w:ascii="Calibri" w:eastAsia="Calibri" w:hAnsi="Calibri" w:cs="Calibri"/>
-              </w:rPr>
-            </w:pPr>
-            <w:r>
-              <w:rPr>
-                <w:rFonts w:ascii="Calibri" w:eastAsia="Calibri" w:hAnsi="Calibri" w:cs="Calibri"/>
-              </w:rPr>
-              <w:t>{{</w:t>
-            </w:r>
-            <w:r>
-              <w:rPr>
-                <w:rFonts w:ascii="Calibri" w:eastAsia="Calibri" w:hAnsi="Calibri" w:cs="Calibri"/>
-              </w:rPr>
-              <w:t xml:space="preserve"> row[4]</w:t>
-            </w:r>
-            <w:r>
-              <w:rPr>
-                <w:rFonts w:ascii="Calibri" w:eastAsia="Calibri" w:hAnsi="Calibri" w:cs="Calibri"/>
-              </w:rPr>
-              <w:t>}}</w:t>
+            <w:r>
+              <w:t>{{row[4]}}</w:t>
             </w:r>
           </w:p>
         </w:tc>
@@ -4967,30 +4643,28 @@
             </w:tcBorders>
           </w:tcPr>
           <w:p>
-            <w:pPr>
-              <w:widowControl w:val="0"/>
-              <w:spacing w:after="0"/>
-              <w:rPr>
-                <w:rFonts w:ascii="Calibri" w:eastAsia="Calibri" w:hAnsi="Calibri" w:cs="Calibri"/>
-              </w:rPr>
-            </w:pPr>
-            <w:r>
-              <w:rPr>
-                <w:rFonts w:ascii="Calibri" w:eastAsia="Calibri" w:hAnsi="Calibri" w:cs="Calibri"/>
-              </w:rPr>
-              <w:t>{{</w:t>
-            </w:r>
-            <w:r>
-              <w:rPr>
-                <w:rFonts w:ascii="Calibri" w:eastAsia="Calibri" w:hAnsi="Calibri" w:cs="Calibri"/>
-              </w:rPr>
-              <w:t xml:space="preserve"> row[5]</w:t>
-            </w:r>
-            <w:r>
-              <w:rPr>
-                <w:rFonts w:ascii="Calibri" w:eastAsia="Calibri" w:hAnsi="Calibri" w:cs="Calibri"/>
-              </w:rPr>
-              <w:t>}}</w:t>
+            <w:r>
+              <w:t>{{ row[5]}}</w:t>
+            </w:r>
+          </w:p>
+        </w:tc>
+        <w:tc>
+          <w:tcPr>
+            <w:tcW w:type="dxa" w:w="936"/>
+          </w:tcPr>
+          <w:p>
+            <w:r>
+              <w:t>{{row[6]}}</w:t>
+            </w:r>
+          </w:p>
+        </w:tc>
+        <w:tc>
+          <w:tcPr>
+            <w:tcW w:type="dxa" w:w="936"/>
+          </w:tcPr>
+          <w:p>
+            <w:r>
+              <w:t>{{ row[7]}}</w:t>
             </w:r>
           </w:p>
         </w:tc>
@@ -4998,8 +4672,8 @@
       <w:tr>
         <w:tc>
           <w:tcPr>
-            <w:tcW w:w="10915" w:type="dxa"/>
-            <w:gridSpan w:val="6"/>
+            <w:tcW w:w="12787" w:type="dxa"/>
+            <w:gridSpan w:val="8"/>
             <w:tcBorders>
               <w:top w:val="single" w:sz="4" w:space="0" w:color="000000"/>
               <w:left w:val="single" w:sz="4" w:space="0" w:color="000000"/>
@@ -5008,34 +4682,8 @@
             </w:tcBorders>
           </w:tcPr>
           <w:p>
-            <w:pPr>
-              <w:widowControl w:val="0"/>
-              <w:spacing w:after="0"/>
-              <w:rPr>
-                <w:rFonts w:ascii="Calibri" w:eastAsia="Calibri" w:hAnsi="Calibri" w:cs="Calibri"/>
-                <w:b/>
-                <w:bCs/>
-              </w:rPr>
-            </w:pPr>
-            <w:r>
-              <w:rPr>
-                <w:rFonts w:ascii="Calibri" w:eastAsia="Calibri" w:hAnsi="Calibri" w:cs="Calibri"/>
-              </w:rPr>
-              <w:t xml:space="preserve">{%tr </w:t>
-            </w:r>
-            <w:proofErr w:type="spellStart"/>
-            <w:r>
-              <w:rPr>
-                <w:rFonts w:ascii="Calibri" w:eastAsia="Calibri" w:hAnsi="Calibri" w:cs="Calibri"/>
-              </w:rPr>
-              <w:t>endfor</w:t>
-            </w:r>
-            <w:proofErr w:type="spellEnd"/>
-            <w:r>
-              <w:rPr>
-                <w:rFonts w:ascii="Calibri" w:eastAsia="Calibri" w:hAnsi="Calibri" w:cs="Calibri"/>
-              </w:rPr>
-              <w:t xml:space="preserve"> %}</w:t>
+            <w:r>
+              <w:t>{%tr endfor %}</w:t>
             </w:r>
           </w:p>
         </w:tc>
